--- a/Lesson_04_Personalizing_Text.docx
+++ b/Lesson_04_Personalizing_Text.docx
@@ -2,24 +2,7 @@
 <file path=word/document.xml><?xml version="1.0" encoding="utf-8"?>
 <w:document xmlns:w="http://schemas.openxmlformats.org/wordprocessingml/2006/main" xmlns:m="http://schemas.openxmlformats.org/officeDocument/2006/math" xmlns:r="http://schemas.openxmlformats.org/officeDocument/2006/relationships" xmlns:o="urn:schemas-microsoft-com:office:office" xmlns:v="urn:schemas-microsoft-com:vml" xmlns:w10="urn:schemas-microsoft-com:office:word" xmlns:a="http://schemas.openxmlformats.org/drawingml/2006/main" xmlns:pic="http://schemas.openxmlformats.org/drawingml/2006/picture" xmlns:wp="http://schemas.openxmlformats.org/drawingml/2006/wordprocessingDrawing">
   <w:body>
-    <w:bookmarkStart w:id="23" w:name="the-acts-of-mar-yukhannan"/>
-    <w:p>
-      <w:pPr>
-        <w:pStyle w:val="Heading1"/>
-      </w:pPr>
-      <w:r>
-        <w:t xml:space="preserve">The Acts of Mar Yukhannan</w:t>
-      </w:r>
-    </w:p>
-    <w:p>
-      <w:pPr>
-        <w:pStyle w:val="FirstParagraph"/>
-      </w:pPr>
-      <w:r>
-        <w:t xml:space="preserve">An Immersive Syriac Language Course</w:t>
-      </w:r>
-    </w:p>
-    <w:bookmarkStart w:id="22" w:name="lesson-4"/>
+    <w:bookmarkStart w:id="32" w:name="lesson-4"/>
     <w:p>
       <w:pPr>
         <w:pStyle w:val="Heading2"/>
@@ -28,35 +11,13 @@
         <w:t xml:space="preserve">LESSON 4</w:t>
       </w:r>
     </w:p>
-    <w:bookmarkStart w:id="21" w:name="X800cf01632d9989dd7fc3c6cb10c8041ae1b769"/>
+    <w:bookmarkStart w:id="31" w:name="X800cf01632d9989dd7fc3c6cb10c8041ae1b769"/>
     <w:p>
       <w:pPr>
         <w:pStyle w:val="Heading3"/>
       </w:pPr>
       <w:r>
         <w:t xml:space="preserve">Personalizing the Text: Suffixes and Possession</w:t>
-      </w:r>
-    </w:p>
-    <w:p>
-      <w:pPr>
-        <w:pStyle w:val="FirstParagraph"/>
-      </w:pPr>
-      <w:r>
-        <w:rPr>
-          <w:i/>
-          <w:iCs/>
-        </w:rPr>
-        <w:t xml:space="preserve">Estrangela script · Transliteration · English translation</w:t>
-      </w:r>
-      <w:r>
-        <w:t xml:space="preserve"> </w:t>
-      </w:r>
-      <w:r>
-        <w:rPr>
-          <w:i/>
-          <w:iCs/>
-        </w:rPr>
-        <w:t xml:space="preserve">Greek · Latin · Arabic · Hebrew cross-references throughout</w:t>
       </w:r>
     </w:p>
     <w:p>
@@ -66,7 +27,7 @@
         </w:pict>
       </w:r>
     </w:p>
-    <w:bookmarkStart w:id="9" w:name="section-1-review-of-lesson-3"/>
+    <w:bookmarkStart w:id="20" w:name="section-1-review-of-lesson-3"/>
     <w:p>
       <w:pPr>
         <w:pStyle w:val="Heading4"/>
@@ -86,9 +47,11 @@
         </w:rPr>
         <w:t xml:space="preserve">Quick Summary</w:t>
       </w:r>
-      <w:r>
-        <w:t xml:space="preserve"> </w:t>
-      </w:r>
+    </w:p>
+    <w:p>
+      <w:pPr>
+        <w:pStyle w:val="BodyText"/>
+      </w:pPr>
       <w:r>
         <w:t xml:space="preserve">In Lesson 3, we examined the Peal Perfect tense (the suffix conjugation), learning how Syriac describes completed, past actions. The sentence structure shifted from fluidly subject-led (in the present participle) to stringently Verb-Subject-Object (VSO) led narrative chains using the conjunction</w:t>
       </w:r>
@@ -119,9 +82,11 @@
         </w:rPr>
         <w:t xml:space="preserve">5-Question Warm-Up Drill</w:t>
       </w:r>
-      <w:r>
-        <w:t xml:space="preserve"> </w:t>
-      </w:r>
+    </w:p>
+    <w:p>
+      <w:pPr>
+        <w:pStyle w:val="BodyText"/>
+      </w:pPr>
       <w:r>
         <w:rPr>
           <w:i/>
@@ -129,11 +94,17 @@
         </w:rPr>
         <w:t xml:space="preserve">(Answers in Section 9)</w:t>
       </w:r>
-      <w:r>
-        <w:t xml:space="preserve"> </w:t>
-      </w:r>
-      <w:r>
-        <w:t xml:space="preserve">1. What does the suffix</w:t>
+    </w:p>
+    <w:p>
+      <w:pPr>
+        <w:pStyle w:val="Compact"/>
+        <w:numPr>
+          <w:ilvl w:val="0"/>
+          <w:numId w:val="1001"/>
+        </w:numPr>
+      </w:pPr>
+      <w:r>
+        <w:t xml:space="preserve">What does the suffix</w:t>
       </w:r>
       <w:r>
         <w:t xml:space="preserve"> </w:t>
@@ -163,11 +134,17 @@
       <w:r>
         <w:t xml:space="preserve">)?</w:t>
       </w:r>
-      <w:r>
-        <w:t xml:space="preserve"> </w:t>
-      </w:r>
-      <w:r>
-        <w:t xml:space="preserve">2. Translate the basic VSO sentence:</w:t>
+    </w:p>
+    <w:p>
+      <w:pPr>
+        <w:pStyle w:val="Compact"/>
+        <w:numPr>
+          <w:ilvl w:val="0"/>
+          <w:numId w:val="1001"/>
+        </w:numPr>
+      </w:pPr>
+      <w:r>
+        <w:t xml:space="preserve">Translate the basic VSO sentence:</w:t>
       </w:r>
       <w:r>
         <w:t xml:space="preserve"> </w:t>
@@ -182,11 +159,17 @@
       <w:r>
         <w:t xml:space="preserve">.</w:t>
       </w:r>
-      <w:r>
-        <w:t xml:space="preserve"> </w:t>
-      </w:r>
-      <w:r>
-        <w:t xml:space="preserve">3. What happens to the pronunciation of</w:t>
+    </w:p>
+    <w:p>
+      <w:pPr>
+        <w:pStyle w:val="Compact"/>
+        <w:numPr>
+          <w:ilvl w:val="0"/>
+          <w:numId w:val="1001"/>
+        </w:numPr>
+      </w:pPr>
+      <w:r>
+        <w:t xml:space="preserve">What happens to the pronunciation of</w:t>
       </w:r>
       <w:r>
         <w:t xml:space="preserve"> </w:t>
@@ -204,17 +187,29 @@
       <w:r>
         <w:t xml:space="preserve">(ka-tab) in the Syriac 3rd m.sg Perfect?</w:t>
       </w:r>
-      <w:r>
-        <w:t xml:space="preserve"> </w:t>
-      </w:r>
-      <w:r>
-        <w:t xml:space="preserve">4. How do you distinguish between</w:t>
-      </w:r>
-      <w:r>
-        <w:t xml:space="preserve"> </w:t>
-      </w:r>
-      <w:r>
-        <w:t xml:space="preserve">“I went”</w:t>
+    </w:p>
+    <w:p>
+      <w:pPr>
+        <w:pStyle w:val="Compact"/>
+        <w:numPr>
+          <w:ilvl w:val="0"/>
+          <w:numId w:val="1001"/>
+        </w:numPr>
+      </w:pPr>
+      <w:r>
+        <w:t xml:space="preserve">How do you distinguish between</w:t>
+      </w:r>
+      <w:r>
+        <w:t xml:space="preserve"> </w:t>
+      </w:r>
+      <w:r>
+        <w:t xml:space="preserve">“</w:t>
+      </w:r>
+      <w:r>
+        <w:t xml:space="preserve">I went</w:t>
+      </w:r>
+      <w:r>
+        <w:t xml:space="preserve">”</w:t>
       </w:r>
       <w:r>
         <w:t xml:space="preserve"> </w:t>
@@ -226,7 +221,13 @@
         <w:t xml:space="preserve"> </w:t>
       </w:r>
       <w:r>
-        <w:t xml:space="preserve">“You (m) went”</w:t>
+        <w:t xml:space="preserve">“</w:t>
+      </w:r>
+      <w:r>
+        <w:t xml:space="preserve">You (m) went</w:t>
+      </w:r>
+      <w:r>
+        <w:t xml:space="preserve">”</w:t>
       </w:r>
       <w:r>
         <w:t xml:space="preserve"> </w:t>
@@ -244,11 +245,17 @@
       <w:r>
         <w:t xml:space="preserve">) without vowels?</w:t>
       </w:r>
-      <w:r>
-        <w:t xml:space="preserve"> </w:t>
-      </w:r>
-      <w:r>
-        <w:t xml:space="preserve">5. Translate:</w:t>
+    </w:p>
+    <w:p>
+      <w:pPr>
+        <w:pStyle w:val="Compact"/>
+        <w:numPr>
+          <w:ilvl w:val="0"/>
+          <w:numId w:val="1001"/>
+        </w:numPr>
+      </w:pPr>
+      <w:r>
+        <w:t xml:space="preserve">Translate:</w:t>
       </w:r>
       <w:r>
         <w:t xml:space="preserve"> </w:t>
@@ -271,8 +278,8 @@
         </w:pict>
       </w:r>
     </w:p>
-    <w:bookmarkEnd w:id="9"/>
-    <w:bookmarkStart w:id="10" w:name="Xa03731b90acef1c46529be4a5423ec7b22d036d"/>
+    <w:bookmarkEnd w:id="20"/>
+    <w:bookmarkStart w:id="21" w:name="Xa03731b90acef1c46529be4a5423ec7b22d036d"/>
     <w:p>
       <w:pPr>
         <w:pStyle w:val="Heading4"/>
@@ -292,7 +299,13 @@
         <w:t xml:space="preserve"> </w:t>
       </w:r>
       <w:r>
-        <w:t xml:space="preserve">“my house”</w:t>
+        <w:t xml:space="preserve">“</w:t>
+      </w:r>
+      <w:r>
+        <w:t xml:space="preserve">my house</w:t>
+      </w:r>
+      <w:r>
+        <w:t xml:space="preserve">”</w:t>
       </w:r>
       <w:r>
         <w:t xml:space="preserve">,</w:t>
@@ -301,7 +314,13 @@
         <w:t xml:space="preserve"> </w:t>
       </w:r>
       <w:r>
-        <w:t xml:space="preserve">“your king”</w:t>
+        <w:t xml:space="preserve">“</w:t>
+      </w:r>
+      <w:r>
+        <w:t xml:space="preserve">your king</w:t>
+      </w:r>
+      <w:r>
+        <w:t xml:space="preserve">”</w:t>
       </w:r>
       <w:r>
         <w:t xml:space="preserve">. In Greek, it’s often an independent genitive pronoun: ὁ οἶκός μου (</w:t>
@@ -352,15 +371,15 @@
         </w:rPr>
         <w:t xml:space="preserve">Cross-Linguistic Comparison: The Possessive Suffix</w:t>
       </w:r>
-      <w:r>
-        <w:t xml:space="preserve"> </w:t>
-      </w:r>
-      <w:r>
-        <w:t xml:space="preserve">*</w:t>
-      </w:r>
-      <w:r>
-        <w:t xml:space="preserve"> </w:t>
-      </w:r>
+    </w:p>
+    <w:p>
+      <w:pPr>
+        <w:pStyle w:val="Compact"/>
+        <w:numPr>
+          <w:ilvl w:val="0"/>
+          <w:numId w:val="1002"/>
+        </w:numPr>
+      </w:pPr>
       <w:r>
         <w:rPr>
           <w:b/>
@@ -445,15 +464,15 @@
       <w:r>
         <w:t xml:space="preserve">, our father).</w:t>
       </w:r>
-      <w:r>
-        <w:t xml:space="preserve"> </w:t>
-      </w:r>
-      <w:r>
-        <w:t xml:space="preserve">*</w:t>
-      </w:r>
-      <w:r>
-        <w:t xml:space="preserve"> </w:t>
-      </w:r>
+    </w:p>
+    <w:p>
+      <w:pPr>
+        <w:pStyle w:val="Compact"/>
+        <w:numPr>
+          <w:ilvl w:val="0"/>
+          <w:numId w:val="1002"/>
+        </w:numPr>
+      </w:pPr>
       <w:r>
         <w:rPr>
           <w:b/>
@@ -501,15 +520,15 @@
       <w:r>
         <w:t xml:space="preserve">, my book).</w:t>
       </w:r>
-      <w:r>
-        <w:t xml:space="preserve"> </w:t>
-      </w:r>
-      <w:r>
-        <w:t xml:space="preserve">*</w:t>
-      </w:r>
-      <w:r>
-        <w:t xml:space="preserve"> </w:t>
-      </w:r>
+    </w:p>
+    <w:p>
+      <w:pPr>
+        <w:pStyle w:val="Compact"/>
+        <w:numPr>
+          <w:ilvl w:val="0"/>
+          <w:numId w:val="1002"/>
+        </w:numPr>
+      </w:pPr>
       <w:r>
         <w:rPr>
           <w:b/>
@@ -597,7 +616,7 @@
     </w:p>
     <w:p>
       <w:pPr>
-        <w:pStyle w:val="BodyText"/>
+        <w:pStyle w:val="FirstParagraph"/>
       </w:pPr>
       <w:r>
         <w:t xml:space="preserve">These suffixes are derived from the same ancient roots as the independent pronouns (</w:t>
@@ -646,8 +665,8 @@
         </w:pict>
       </w:r>
     </w:p>
-    <w:bookmarkEnd w:id="10"/>
-    <w:bookmarkStart w:id="11" w:name="Xc7dc03bc36842139816766c68a05a5346e7db00"/>
+    <w:bookmarkEnd w:id="21"/>
+    <w:bookmarkStart w:id="22" w:name="Xc7dc03bc36842139816766c68a05a5346e7db00"/>
     <w:p>
       <w:pPr>
         <w:pStyle w:val="Heading4"/>
@@ -667,9 +686,11 @@
         </w:rPr>
         <w:t xml:space="preserve">1. Suffixes on Singular Nouns</w:t>
       </w:r>
-      <w:r>
-        <w:t xml:space="preserve"> </w:t>
-      </w:r>
+    </w:p>
+    <w:p>
+      <w:pPr>
+        <w:pStyle w:val="BodyText"/>
+      </w:pPr>
       <w:r>
         <w:t xml:space="preserve">To add a suffix, Syriac uses the Absolute state of the noun, not the Emphatic state. (You don’t say</w:t>
       </w:r>
@@ -677,7 +698,13 @@
         <w:t xml:space="preserve"> </w:t>
       </w:r>
       <w:r>
-        <w:t xml:space="preserve">“the my-king”</w:t>
+        <w:t xml:space="preserve">“</w:t>
+      </w:r>
+      <w:r>
+        <w:t xml:space="preserve">the my-king</w:t>
+      </w:r>
+      <w:r>
+        <w:t xml:space="preserve">”</w:t>
       </w:r>
       <w:r>
         <w:t xml:space="preserve"> </w:t>
@@ -695,7 +722,13 @@
         <w:t xml:space="preserve"> </w:t>
       </w:r>
       <w:r>
-        <w:t xml:space="preserve">“king-my”</w:t>
+        <w:t xml:space="preserve">“</w:t>
+      </w:r>
+      <w:r>
+        <w:t xml:space="preserve">king-my</w:t>
+      </w:r>
+      <w:r>
+        <w:t xml:space="preserve">”</w:t>
       </w:r>
       <w:r>
         <w:t xml:space="preserve">,</w:t>
@@ -712,15 +745,15 @@
       <w:r>
         <w:t xml:space="preserve">).</w:t>
       </w:r>
-      <w:r>
-        <w:t xml:space="preserve"> </w:t>
-      </w:r>
-      <w:r>
-        <w:t xml:space="preserve">*</w:t>
-      </w:r>
-      <w:r>
-        <w:t xml:space="preserve"> </w:t>
-      </w:r>
+    </w:p>
+    <w:p>
+      <w:pPr>
+        <w:pStyle w:val="Compact"/>
+        <w:numPr>
+          <w:ilvl w:val="0"/>
+          <w:numId w:val="1003"/>
+        </w:numPr>
+      </w:pPr>
       <w:r>
         <w:rPr>
           <w:i/>
@@ -766,15 +799,15 @@
       <w:r>
         <w:t xml:space="preserve">(his king).</w:t>
       </w:r>
-      <w:r>
-        <w:t xml:space="preserve"> </w:t>
-      </w:r>
-      <w:r>
-        <w:t xml:space="preserve">*</w:t>
-      </w:r>
-      <w:r>
-        <w:t xml:space="preserve"> </w:t>
-      </w:r>
+    </w:p>
+    <w:p>
+      <w:pPr>
+        <w:pStyle w:val="Compact"/>
+        <w:numPr>
+          <w:ilvl w:val="0"/>
+          <w:numId w:val="1003"/>
+        </w:numPr>
+      </w:pPr>
       <w:r>
         <w:rPr>
           <w:i/>
@@ -823,7 +856,7 @@
     </w:p>
     <w:p>
       <w:pPr>
-        <w:pStyle w:val="BodyText"/>
+        <w:pStyle w:val="FirstParagraph"/>
       </w:pPr>
       <w:r>
         <w:rPr>
@@ -832,9 +865,11 @@
         </w:rPr>
         <w:t xml:space="preserve">2. Suffixes on Prepositions</w:t>
       </w:r>
-      <w:r>
-        <w:t xml:space="preserve"> </w:t>
-      </w:r>
+    </w:p>
+    <w:p>
+      <w:pPr>
+        <w:pStyle w:val="BodyText"/>
+      </w:pPr>
       <w:r>
         <w:t xml:space="preserve">The exact same suffixes attach to the inseparable prepositions</w:t>
       </w:r>
@@ -868,15 +903,15 @@
       <w:r>
         <w:t xml:space="preserve">(to/for).</w:t>
       </w:r>
-      <w:r>
-        <w:t xml:space="preserve"> </w:t>
-      </w:r>
-      <w:r>
-        <w:t xml:space="preserve">*</w:t>
-      </w:r>
-      <w:r>
-        <w:t xml:space="preserve"> </w:t>
-      </w:r>
+    </w:p>
+    <w:p>
+      <w:pPr>
+        <w:pStyle w:val="Compact"/>
+        <w:numPr>
+          <w:ilvl w:val="0"/>
+          <w:numId w:val="1004"/>
+        </w:numPr>
+      </w:pPr>
       <w:r>
         <w:rPr>
           <w:i/>
@@ -922,15 +957,15 @@
       <w:r>
         <w:t xml:space="preserve">(in him / in it).</w:t>
       </w:r>
-      <w:r>
-        <w:t xml:space="preserve"> </w:t>
-      </w:r>
-      <w:r>
-        <w:t xml:space="preserve">*</w:t>
-      </w:r>
-      <w:r>
-        <w:t xml:space="preserve"> </w:t>
-      </w:r>
+    </w:p>
+    <w:p>
+      <w:pPr>
+        <w:pStyle w:val="Compact"/>
+        <w:numPr>
+          <w:ilvl w:val="0"/>
+          <w:numId w:val="1004"/>
+        </w:numPr>
+      </w:pPr>
       <w:r>
         <w:rPr>
           <w:i/>
@@ -979,7 +1014,7 @@
     </w:p>
     <w:p>
       <w:pPr>
-        <w:pStyle w:val="BodyText"/>
+        <w:pStyle w:val="FirstParagraph"/>
       </w:pPr>
       <w:r>
         <w:rPr>
@@ -1000,11 +1035,27 @@
           <w:b/>
           <w:bCs/>
         </w:rPr>
-        <w:t xml:space="preserve">“To Have”</w:t>
-      </w:r>
-      <w:r>
-        <w:t xml:space="preserve"> </w:t>
-      </w:r>
+        <w:t xml:space="preserve">“</w:t>
+      </w:r>
+      <w:r>
+        <w:rPr>
+          <w:b/>
+          <w:bCs/>
+        </w:rPr>
+        <w:t xml:space="preserve">To Have</w:t>
+      </w:r>
+      <w:r>
+        <w:rPr>
+          <w:b/>
+          <w:bCs/>
+        </w:rPr>
+        <w:t xml:space="preserve">”</w:t>
+      </w:r>
+    </w:p>
+    <w:p>
+      <w:pPr>
+        <w:pStyle w:val="BodyText"/>
+      </w:pPr>
       <w:r>
         <w:t xml:space="preserve">Syriac (like Hebrew and Arabic) lacks a dedicated verb meaning</w:t>
       </w:r>
@@ -1012,7 +1063,13 @@
         <w:t xml:space="preserve"> </w:t>
       </w:r>
       <w:r>
-        <w:t xml:space="preserve">“to possess”</w:t>
+        <w:t xml:space="preserve">“</w:t>
+      </w:r>
+      <w:r>
+        <w:t xml:space="preserve">to possess</w:t>
+      </w:r>
+      <w:r>
+        <w:t xml:space="preserve">”</w:t>
       </w:r>
       <w:r>
         <w:t xml:space="preserve"> </w:t>
@@ -1024,7 +1081,13 @@
         <w:t xml:space="preserve"> </w:t>
       </w:r>
       <w:r>
-        <w:t xml:space="preserve">“to have”</w:t>
+        <w:t xml:space="preserve">“</w:t>
+      </w:r>
+      <w:r>
+        <w:t xml:space="preserve">to have</w:t>
+      </w:r>
+      <w:r>
+        <w:t xml:space="preserve">”</w:t>
       </w:r>
       <w:r>
         <w:t xml:space="preserve"> </w:t>
@@ -1036,7 +1099,13 @@
         <w:t xml:space="preserve"> </w:t>
       </w:r>
       <w:r>
-        <w:t xml:space="preserve">“habere”</w:t>
+        <w:t xml:space="preserve">“</w:t>
+      </w:r>
+      <w:r>
+        <w:t xml:space="preserve">habere</w:t>
+      </w:r>
+      <w:r>
+        <w:t xml:space="preserve">”</w:t>
       </w:r>
       <w:r>
         <w:t xml:space="preserve">). Instead, Semitic languages use a prepositional phrase:</w:t>
@@ -1045,7 +1114,13 @@
         <w:t xml:space="preserve"> </w:t>
       </w:r>
       <w:r>
-        <w:t xml:space="preserve">“there is to me”</w:t>
+        <w:t xml:space="preserve">“</w:t>
+      </w:r>
+      <w:r>
+        <w:t xml:space="preserve">there is to me</w:t>
+      </w:r>
+      <w:r>
+        <w:t xml:space="preserve">”</w:t>
       </w:r>
       <w:r>
         <w:t xml:space="preserve"> </w:t>
@@ -1057,20 +1132,26 @@
         <w:t xml:space="preserve"> </w:t>
       </w:r>
       <w:r>
-        <w:t xml:space="preserve">“to me”</w:t>
+        <w:t xml:space="preserve">“</w:t>
+      </w:r>
+      <w:r>
+        <w:t xml:space="preserve">to me</w:t>
+      </w:r>
+      <w:r>
+        <w:t xml:space="preserve">”</w:t>
       </w:r>
       <w:r>
         <w:t xml:space="preserve">.</w:t>
       </w:r>
-      <w:r>
-        <w:t xml:space="preserve"> </w:t>
-      </w:r>
-      <w:r>
-        <w:t xml:space="preserve">*</w:t>
-      </w:r>
-      <w:r>
-        <w:t xml:space="preserve"> </w:t>
-      </w:r>
+    </w:p>
+    <w:p>
+      <w:pPr>
+        <w:pStyle w:val="Compact"/>
+        <w:numPr>
+          <w:ilvl w:val="0"/>
+          <w:numId w:val="1005"/>
+        </w:numPr>
+      </w:pPr>
       <w:r>
         <w:rPr>
           <w:i/>
@@ -1111,15 +1192,15 @@
       <w:r>
         <w:t xml:space="preserve">= I have.</w:t>
       </w:r>
-      <w:r>
-        <w:t xml:space="preserve"> </w:t>
-      </w:r>
-      <w:r>
-        <w:t xml:space="preserve">*</w:t>
-      </w:r>
-      <w:r>
-        <w:t xml:space="preserve"> </w:t>
-      </w:r>
+    </w:p>
+    <w:p>
+      <w:pPr>
+        <w:pStyle w:val="Compact"/>
+        <w:numPr>
+          <w:ilvl w:val="0"/>
+          <w:numId w:val="1005"/>
+        </w:numPr>
+      </w:pPr>
       <w:r>
         <w:rPr>
           <w:i/>
@@ -1133,15 +1214,15 @@
       <w:r>
         <w:t xml:space="preserve">(there-is-not to-him) = He does not have.</w:t>
       </w:r>
-      <w:r>
-        <w:t xml:space="preserve"> </w:t>
-      </w:r>
-      <w:r>
-        <w:t xml:space="preserve">*</w:t>
-      </w:r>
-      <w:r>
-        <w:t xml:space="preserve"> </w:t>
-      </w:r>
+    </w:p>
+    <w:p>
+      <w:pPr>
+        <w:pStyle w:val="Compact"/>
+        <w:numPr>
+          <w:ilvl w:val="0"/>
+          <w:numId w:val="1005"/>
+        </w:numPr>
+      </w:pPr>
       <w:r>
         <w:rPr>
           <w:i/>
@@ -1163,8 +1244,8 @@
         </w:pict>
       </w:r>
     </w:p>
-    <w:bookmarkEnd w:id="11"/>
-    <w:bookmarkStart w:id="12" w:name="X4025799ac6f28be53a1d24d7291decbeddc1778"/>
+    <w:bookmarkEnd w:id="22"/>
+    <w:bookmarkStart w:id="23" w:name="X4025799ac6f28be53a1d24d7291decbeddc1778"/>
     <w:p>
       <w:pPr>
         <w:pStyle w:val="Heading4"/>
@@ -1217,6 +1298,7 @@
       <w:tblPr>
         <w:tblStyle w:val="Table"/>
         <w:tblW w:type="pct" w:w="5000"/>
+        <w:jc w:val="left"/>
         <w:tblLayout w:type="fixed"/>
         <w:tblLook w:firstRow="1" w:lastRow="0" w:firstColumn="0" w:lastColumn="0" w:noHBand="0" w:noVBand="0" w:val="0020"/>
       </w:tblPr>
@@ -2129,21 +2211,21 @@
           <w:i/>
           <w:iCs/>
         </w:rPr>
-        <w:t xml:space="preserve">“his”</w:t>
+        <w:t xml:space="preserve">“</w:t>
       </w:r>
       <w:r>
         <w:rPr>
           <w:i/>
           <w:iCs/>
         </w:rPr>
-        <w:t xml:space="preserve"> </w:t>
+        <w:t xml:space="preserve">his</w:t>
       </w:r>
       <w:r>
         <w:rPr>
           <w:i/>
           <w:iCs/>
         </w:rPr>
-        <w:t xml:space="preserve">from</w:t>
+        <w:t xml:space="preserve">”</w:t>
       </w:r>
       <w:r>
         <w:rPr>
@@ -2157,7 +2239,35 @@
           <w:i/>
           <w:iCs/>
         </w:rPr>
-        <w:t xml:space="preserve">“her”</w:t>
+        <w:t xml:space="preserve">from</w:t>
+      </w:r>
+      <w:r>
+        <w:rPr>
+          <w:i/>
+          <w:iCs/>
+        </w:rPr>
+        <w:t xml:space="preserve"> </w:t>
+      </w:r>
+      <w:r>
+        <w:rPr>
+          <w:i/>
+          <w:iCs/>
+        </w:rPr>
+        <w:t xml:space="preserve">“</w:t>
+      </w:r>
+      <w:r>
+        <w:rPr>
+          <w:i/>
+          <w:iCs/>
+        </w:rPr>
+        <w:t xml:space="preserve">her</w:t>
+      </w:r>
+      <w:r>
+        <w:rPr>
+          <w:i/>
+          <w:iCs/>
+        </w:rPr>
+        <w:t xml:space="preserve">”</w:t>
       </w:r>
       <w:r>
         <w:rPr>
@@ -2174,8 +2284,8 @@
         </w:pict>
       </w:r>
     </w:p>
-    <w:bookmarkEnd w:id="12"/>
-    <w:bookmarkStart w:id="13" w:name="Xdf19294eb6302eb3fd05354c2a2e0c58f8de99e"/>
+    <w:bookmarkEnd w:id="23"/>
+    <w:bookmarkStart w:id="24" w:name="Xdf19294eb6302eb3fd05354c2a2e0c58f8de99e"/>
     <w:p>
       <w:pPr>
         <w:pStyle w:val="Heading4"/>
@@ -2187,7 +2297,13 @@
         <w:t xml:space="preserve"> </w:t>
       </w:r>
       <w:r>
-        <w:t xml:space="preserve">“To Have”</w:t>
+        <w:t xml:space="preserve">“</w:t>
+      </w:r>
+      <w:r>
+        <w:t xml:space="preserve">To Have</w:t>
+      </w:r>
+      <w:r>
+        <w:t xml:space="preserve">”</w:t>
       </w:r>
       <w:r>
         <w:t xml:space="preserve"> </w:t>
@@ -2207,7 +2323,13 @@
         <w:t xml:space="preserve"> </w:t>
       </w:r>
       <w:r>
-        <w:t xml:space="preserve">“I have”</w:t>
+        <w:t xml:space="preserve">“</w:t>
+      </w:r>
+      <w:r>
+        <w:t xml:space="preserve">I have</w:t>
+      </w:r>
+      <w:r>
+        <w:t xml:space="preserve">”</w:t>
       </w:r>
       <w:r>
         <w:t xml:space="preserve">,</w:t>
@@ -2216,7 +2338,13 @@
         <w:t xml:space="preserve"> </w:t>
       </w:r>
       <w:r>
-        <w:t xml:space="preserve">“You have”</w:t>
+        <w:t xml:space="preserve">“</w:t>
+      </w:r>
+      <w:r>
+        <w:t xml:space="preserve">You have</w:t>
+      </w:r>
+      <w:r>
+        <w:t xml:space="preserve">”</w:t>
       </w:r>
       <w:r>
         <w:t xml:space="preserve">,</w:t>
@@ -2225,7 +2353,13 @@
         <w:t xml:space="preserve"> </w:t>
       </w:r>
       <w:r>
-        <w:t xml:space="preserve">“He has”</w:t>
+        <w:t xml:space="preserve">“</w:t>
+      </w:r>
+      <w:r>
+        <w:t xml:space="preserve">He has</w:t>
+      </w:r>
+      <w:r>
+        <w:t xml:space="preserve">”</w:t>
       </w:r>
       <w:r>
         <w:t xml:space="preserve">, etc., by attaching suffixes to the</w:t>
@@ -2266,6 +2400,7 @@
       <w:tblPr>
         <w:tblStyle w:val="Table"/>
         <w:tblW w:type="auto" w:w="0"/>
+        <w:jc w:val="left"/>
         <w:tblLook w:firstRow="1" w:lastRow="0" w:firstColumn="0" w:lastColumn="0" w:noHBand="0" w:noVBand="0" w:val="0020"/>
       </w:tblPr>
       <w:tblGrid>
@@ -2767,8 +2902,8 @@
         </w:pict>
       </w:r>
     </w:p>
-    <w:bookmarkEnd w:id="13"/>
-    <w:bookmarkStart w:id="14" w:name="Xa167e4aafcaa1e9494221ae89984b237c24e9ce"/>
+    <w:bookmarkEnd w:id="24"/>
+    <w:bookmarkStart w:id="25" w:name="Xa167e4aafcaa1e9494221ae89984b237c24e9ce"/>
     <w:p>
       <w:pPr>
         <w:pStyle w:val="Heading4"/>
@@ -2789,6 +2924,7 @@
       <w:tblPr>
         <w:tblStyle w:val="Table"/>
         <w:tblW w:type="pct" w:w="5000"/>
+        <w:jc w:val="left"/>
         <w:tblLayout w:type="fixed"/>
         <w:tblLook w:firstRow="1" w:lastRow="0" w:firstColumn="0" w:lastColumn="0" w:noHBand="0" w:noVBand="0" w:val="0020"/>
       </w:tblPr>
@@ -3459,8 +3595,8 @@
         </w:pict>
       </w:r>
     </w:p>
-    <w:bookmarkEnd w:id="14"/>
-    <w:bookmarkStart w:id="15" w:name="section-7-the-story-part-4"/>
+    <w:bookmarkEnd w:id="25"/>
+    <w:bookmarkStart w:id="26" w:name="section-7-the-story-part-4"/>
     <w:p>
       <w:pPr>
         <w:pStyle w:val="Heading4"/>
@@ -3480,9 +3616,11 @@
         </w:rPr>
         <w:t xml:space="preserve">A Dialogue at the Gate</w:t>
       </w:r>
-      <w:r>
-        <w:t xml:space="preserve"> </w:t>
-      </w:r>
+    </w:p>
+    <w:p>
+      <w:pPr>
+        <w:pStyle w:val="BodyText"/>
+      </w:pPr>
       <w:r>
         <w:rPr>
           <w:i/>
@@ -3576,9 +3714,11 @@
         </w:rPr>
         <w:t xml:space="preserve">Sentence 1</w:t>
       </w:r>
-      <w:r>
-        <w:t xml:space="preserve"> </w:t>
-      </w:r>
+    </w:p>
+    <w:p>
+      <w:pPr>
+        <w:pStyle w:val="BodyText"/>
+      </w:pPr>
       <w:r>
         <w:t xml:space="preserve">ܩܡ ܝܘܚܢܢ ܒܬܪܥܐ ܕܡܠܟܘܬܐ</w:t>
       </w:r>
@@ -3612,9 +3752,11 @@
         </w:rPr>
         <w:t xml:space="preserve">Sentence 2</w:t>
       </w:r>
-      <w:r>
-        <w:t xml:space="preserve"> </w:t>
-      </w:r>
+    </w:p>
+    <w:p>
+      <w:pPr>
+        <w:pStyle w:val="BodyText"/>
+      </w:pPr>
       <w:r>
         <w:t xml:space="preserve">ܘܐܡܪܝܢ ܩܫܝܫܐ ܕܬܪܥܐ ܠܗ</w:t>
       </w:r>
@@ -3648,9 +3790,11 @@
         </w:rPr>
         <w:t xml:space="preserve">Sentence 3</w:t>
       </w:r>
-      <w:r>
-        <w:t xml:space="preserve"> </w:t>
-      </w:r>
+    </w:p>
+    <w:p>
+      <w:pPr>
+        <w:pStyle w:val="BodyText"/>
+      </w:pPr>
       <w:r>
         <w:t xml:space="preserve">ܡܢ ܐܝܢܐ ܐܬܪܐ ܐܢܬ</w:t>
       </w:r>
@@ -3676,7 +3820,13 @@
         <w:t xml:space="preserve"> </w:t>
       </w:r>
       <w:r>
-        <w:t xml:space="preserve">“From what country are you?”</w:t>
+        <w:t xml:space="preserve">“</w:t>
+      </w:r>
+      <w:r>
+        <w:t xml:space="preserve">From what country are you?</w:t>
+      </w:r>
+      <w:r>
+        <w:t xml:space="preserve">”</w:t>
       </w:r>
     </w:p>
     <w:p>
@@ -3690,9 +3840,11 @@
         </w:rPr>
         <w:t xml:space="preserve">Sentence 4</w:t>
       </w:r>
-      <w:r>
-        <w:t xml:space="preserve"> </w:t>
-      </w:r>
+    </w:p>
+    <w:p>
+      <w:pPr>
+        <w:pStyle w:val="BodyText"/>
+      </w:pPr>
       <w:r>
         <w:t xml:space="preserve">ܘܐܝܟܘ ܐܒܘܟ ܘܐܡܟ</w:t>
       </w:r>
@@ -3718,7 +3870,13 @@
         <w:t xml:space="preserve"> </w:t>
       </w:r>
       <w:r>
-        <w:t xml:space="preserve">“And where is your father and your mother?”</w:t>
+        <w:t xml:space="preserve">“</w:t>
+      </w:r>
+      <w:r>
+        <w:t xml:space="preserve">And where is your father and your mother?</w:t>
+      </w:r>
+      <w:r>
+        <w:t xml:space="preserve">”</w:t>
       </w:r>
     </w:p>
     <w:p>
@@ -3732,9 +3890,11 @@
         </w:rPr>
         <w:t xml:space="preserve">Sentence 5</w:t>
       </w:r>
-      <w:r>
-        <w:t xml:space="preserve"> </w:t>
-      </w:r>
+    </w:p>
+    <w:p>
+      <w:pPr>
+        <w:pStyle w:val="BodyText"/>
+      </w:pPr>
       <w:r>
         <w:t xml:space="preserve">ܘܡܐ ܐܝܬ ܠܟ ܒܐܝܕܟ</w:t>
       </w:r>
@@ -3760,7 +3920,13 @@
         <w:t xml:space="preserve"> </w:t>
       </w:r>
       <w:r>
-        <w:t xml:space="preserve">“And what do you have in your hand?”</w:t>
+        <w:t xml:space="preserve">“</w:t>
+      </w:r>
+      <w:r>
+        <w:t xml:space="preserve">And what do you have in your hand?</w:t>
+      </w:r>
+      <w:r>
+        <w:t xml:space="preserve">”</w:t>
       </w:r>
     </w:p>
     <w:p>
@@ -3774,9 +3940,11 @@
         </w:rPr>
         <w:t xml:space="preserve">Sentence 6</w:t>
       </w:r>
-      <w:r>
-        <w:t xml:space="preserve"> </w:t>
-      </w:r>
+    </w:p>
+    <w:p>
+      <w:pPr>
+        <w:pStyle w:val="BodyText"/>
+      </w:pPr>
       <w:r>
         <w:t xml:space="preserve">ܐܡܪ ܠܗܘܢ ܝܘܚܢܢ</w:t>
       </w:r>
@@ -3810,9 +3978,11 @@
         </w:rPr>
         <w:t xml:space="preserve">Sentence 7</w:t>
       </w:r>
-      <w:r>
-        <w:t xml:space="preserve"> </w:t>
-      </w:r>
+    </w:p>
+    <w:p>
+      <w:pPr>
+        <w:pStyle w:val="BodyText"/>
+      </w:pPr>
       <w:r>
         <w:t xml:space="preserve">ܐܠܗܐ ܗܘ ܐܒܝ ܘܐܪܥܐ ܗܝ ܐܡܝ</w:t>
       </w:r>
@@ -3838,7 +4008,13 @@
         <w:t xml:space="preserve"> </w:t>
       </w:r>
       <w:r>
-        <w:t xml:space="preserve">“God is my father, and the earth is my mother.”</w:t>
+        <w:t xml:space="preserve">“</w:t>
+      </w:r>
+      <w:r>
+        <w:t xml:space="preserve">God is my father, and the earth is my mother.</w:t>
+      </w:r>
+      <w:r>
+        <w:t xml:space="preserve">”</w:t>
       </w:r>
     </w:p>
     <w:p>
@@ -3852,9 +4028,11 @@
         </w:rPr>
         <w:t xml:space="preserve">Sentence 8</w:t>
       </w:r>
-      <w:r>
-        <w:t xml:space="preserve"> </w:t>
-      </w:r>
+    </w:p>
+    <w:p>
+      <w:pPr>
+        <w:pStyle w:val="BodyText"/>
+      </w:pPr>
       <w:r>
         <w:t xml:space="preserve">ܘܠܝܬ ܠܝ ܠܒܘܫܐ ܒܝܫܐ</w:t>
       </w:r>
@@ -3880,7 +4058,13 @@
         <w:t xml:space="preserve"> </w:t>
       </w:r>
       <w:r>
-        <w:t xml:space="preserve">“And I do not have an evil garment.”</w:t>
+        <w:t xml:space="preserve">“</w:t>
+      </w:r>
+      <w:r>
+        <w:t xml:space="preserve">And I do not have an evil garment.</w:t>
+      </w:r>
+      <w:r>
+        <w:t xml:space="preserve">”</w:t>
       </w:r>
     </w:p>
     <w:p>
@@ -3894,9 +4078,11 @@
         </w:rPr>
         <w:t xml:space="preserve">Sentence 9</w:t>
       </w:r>
-      <w:r>
-        <w:t xml:space="preserve"> </w:t>
-      </w:r>
+    </w:p>
+    <w:p>
+      <w:pPr>
+        <w:pStyle w:val="BodyText"/>
+      </w:pPr>
       <w:r>
         <w:t xml:space="preserve">ܢܘܗܪܐ ܕܐܠܗܐ ܐܝܬܘܗܝ ܒܐܝܕܝ</w:t>
       </w:r>
@@ -3922,7 +4108,13 @@
         <w:t xml:space="preserve"> </w:t>
       </w:r>
       <w:r>
-        <w:t xml:space="preserve">“The light of God is in my hand.”</w:t>
+        <w:t xml:space="preserve">“</w:t>
+      </w:r>
+      <w:r>
+        <w:t xml:space="preserve">The light of God is in my hand.</w:t>
+      </w:r>
+      <w:r>
+        <w:t xml:space="preserve">”</w:t>
       </w:r>
     </w:p>
     <w:p>
@@ -3932,8 +4124,8 @@
         </w:pict>
       </w:r>
     </w:p>
-    <w:bookmarkEnd w:id="15"/>
-    <w:bookmarkStart w:id="16" w:name="section-8-exercises"/>
+    <w:bookmarkEnd w:id="26"/>
+    <w:bookmarkStart w:id="27" w:name="section-8-exercises"/>
     <w:p>
       <w:pPr>
         <w:pStyle w:val="Heading4"/>
@@ -3953,40 +4145,66 @@
         </w:rPr>
         <w:t xml:space="preserve">Exercise 1: Suffix Identification</w:t>
       </w:r>
-      <w:r>
-        <w:t xml:space="preserve"> </w:t>
-      </w:r>
+    </w:p>
+    <w:p>
+      <w:pPr>
+        <w:pStyle w:val="BodyText"/>
+      </w:pPr>
       <w:r>
         <w:t xml:space="preserve">Identify the person, gender, and number of the possessor for the following suffixed nouns.</w:t>
       </w:r>
-      <w:r>
-        <w:t xml:space="preserve"> </w:t>
-      </w:r>
-      <w:r>
-        <w:t xml:space="preserve">1. ܡܠܟܢ (malk-an)</w:t>
-      </w:r>
-      <w:r>
-        <w:t xml:space="preserve"> </w:t>
-      </w:r>
-      <w:r>
-        <w:t xml:space="preserve">2. ܒܝܬܗ (bayt-eh)</w:t>
-      </w:r>
-      <w:r>
-        <w:t xml:space="preserve"> </w:t>
-      </w:r>
-      <w:r>
-        <w:t xml:space="preserve">3. ܐܝܕܟᱤ (ʾīd-ēky)</w:t>
-      </w:r>
-      <w:r>
-        <w:t xml:space="preserve"> </w:t>
-      </w:r>
-      <w:r>
-        <w:t xml:space="preserve">4. ܡܠܟܘܬܗܘܢ (malkūtt-hūn)</w:t>
-      </w:r>
-    </w:p>
-    <w:p>
-      <w:pPr>
-        <w:pStyle w:val="BodyText"/>
+    </w:p>
+    <w:p>
+      <w:pPr>
+        <w:pStyle w:val="Compact"/>
+        <w:numPr>
+          <w:ilvl w:val="0"/>
+          <w:numId w:val="1006"/>
+        </w:numPr>
+      </w:pPr>
+      <w:r>
+        <w:t xml:space="preserve">ܡܠܟܢ (malk-an)</w:t>
+      </w:r>
+    </w:p>
+    <w:p>
+      <w:pPr>
+        <w:pStyle w:val="Compact"/>
+        <w:numPr>
+          <w:ilvl w:val="0"/>
+          <w:numId w:val="1006"/>
+        </w:numPr>
+      </w:pPr>
+      <w:r>
+        <w:t xml:space="preserve">ܒܝܬܗ (bayt-eh)</w:t>
+      </w:r>
+    </w:p>
+    <w:p>
+      <w:pPr>
+        <w:pStyle w:val="Compact"/>
+        <w:numPr>
+          <w:ilvl w:val="0"/>
+          <w:numId w:val="1006"/>
+        </w:numPr>
+      </w:pPr>
+      <w:r>
+        <w:t xml:space="preserve">ܐܝܕܟܝ (ʾīd-ēky)</w:t>
+      </w:r>
+    </w:p>
+    <w:p>
+      <w:pPr>
+        <w:pStyle w:val="Compact"/>
+        <w:numPr>
+          <w:ilvl w:val="0"/>
+          <w:numId w:val="1006"/>
+        </w:numPr>
+      </w:pPr>
+      <w:r>
+        <w:t xml:space="preserve">ܡܠܟܘܬܗܘܢ (malkūtt-hūn)</w:t>
+      </w:r>
+    </w:p>
+    <w:p>
+      <w:pPr>
+        <w:pStyle w:val="FirstParagraph"/>
       </w:pPr>
       <w:r>
         <w:rPr>
@@ -3995,9 +4213,11 @@
         </w:rPr>
         <w:t xml:space="preserve">Exercise 2: Conjugation Drill (Possession)</w:t>
       </w:r>
-      <w:r>
-        <w:t xml:space="preserve"> </w:t>
-      </w:r>
+    </w:p>
+    <w:p>
+      <w:pPr>
+        <w:pStyle w:val="BodyText"/>
+      </w:pPr>
       <w:r>
         <w:t xml:space="preserve">Translate the following phrases using</w:t>
       </w:r>
@@ -4036,39 +4256,69 @@
         <w:t xml:space="preserve"> </w:t>
       </w:r>
       <w:r>
-        <w:t xml:space="preserve">“have”</w:t>
+        <w:t xml:space="preserve">“</w:t>
+      </w:r>
+      <w:r>
+        <w:t xml:space="preserve">have</w:t>
+      </w:r>
+      <w:r>
+        <w:t xml:space="preserve">”</w:t>
       </w:r>
       <w:r>
         <w:t xml:space="preserve">):</w:t>
       </w:r>
-      <w:r>
-        <w:t xml:space="preserve"> </w:t>
-      </w:r>
-      <w:r>
-        <w:t xml:space="preserve">1. To you (f.sg).</w:t>
-      </w:r>
-      <w:r>
-        <w:t xml:space="preserve"> </w:t>
-      </w:r>
-      <w:r>
-        <w:t xml:space="preserve">2. We have (There is to us).</w:t>
-      </w:r>
-      <w:r>
-        <w:t xml:space="preserve"> </w:t>
-      </w:r>
-      <w:r>
-        <w:t xml:space="preserve">3. He does not have (There is not to him).</w:t>
-      </w:r>
-      <w:r>
-        <w:t xml:space="preserve"> </w:t>
-      </w:r>
-      <w:r>
-        <w:t xml:space="preserve">4. To them (m.pl).</w:t>
-      </w:r>
-    </w:p>
-    <w:p>
-      <w:pPr>
-        <w:pStyle w:val="BodyText"/>
+    </w:p>
+    <w:p>
+      <w:pPr>
+        <w:pStyle w:val="Compact"/>
+        <w:numPr>
+          <w:ilvl w:val="0"/>
+          <w:numId w:val="1007"/>
+        </w:numPr>
+      </w:pPr>
+      <w:r>
+        <w:t xml:space="preserve">To you (f.sg).</w:t>
+      </w:r>
+    </w:p>
+    <w:p>
+      <w:pPr>
+        <w:pStyle w:val="Compact"/>
+        <w:numPr>
+          <w:ilvl w:val="0"/>
+          <w:numId w:val="1007"/>
+        </w:numPr>
+      </w:pPr>
+      <w:r>
+        <w:t xml:space="preserve">We have (There is to us).</w:t>
+      </w:r>
+    </w:p>
+    <w:p>
+      <w:pPr>
+        <w:pStyle w:val="Compact"/>
+        <w:numPr>
+          <w:ilvl w:val="0"/>
+          <w:numId w:val="1007"/>
+        </w:numPr>
+      </w:pPr>
+      <w:r>
+        <w:t xml:space="preserve">He does not have (There is not to him).</w:t>
+      </w:r>
+    </w:p>
+    <w:p>
+      <w:pPr>
+        <w:pStyle w:val="Compact"/>
+        <w:numPr>
+          <w:ilvl w:val="0"/>
+          <w:numId w:val="1007"/>
+        </w:numPr>
+      </w:pPr>
+      <w:r>
+        <w:t xml:space="preserve">To them (m.pl).</w:t>
+      </w:r>
+    </w:p>
+    <w:p>
+      <w:pPr>
+        <w:pStyle w:val="FirstParagraph"/>
       </w:pPr>
       <w:r>
         <w:rPr>
@@ -4077,40 +4327,66 @@
         </w:rPr>
         <w:t xml:space="preserve">Exercise 3: Translation Drill (Syriac → English)</w:t>
       </w:r>
-      <w:r>
-        <w:t xml:space="preserve"> </w:t>
-      </w:r>
+    </w:p>
+    <w:p>
+      <w:pPr>
+        <w:pStyle w:val="BodyText"/>
+      </w:pPr>
       <w:r>
         <w:t xml:space="preserve">Translate the following sentences containing suffixed nouns.</w:t>
       </w:r>
-      <w:r>
-        <w:t xml:space="preserve"> </w:t>
-      </w:r>
-      <w:r>
-        <w:t xml:space="preserve">1. ʾAbī ṭābā hū, w-ʾemī ṭābtā hī.</w:t>
-      </w:r>
-      <w:r>
-        <w:t xml:space="preserve"> </w:t>
-      </w:r>
-      <w:r>
-        <w:t xml:space="preserve">2. Šbaqū talmīdē l-baythūn.</w:t>
-      </w:r>
-      <w:r>
-        <w:t xml:space="preserve"> </w:t>
-      </w:r>
-      <w:r>
-        <w:t xml:space="preserve">3. Īt lān nūhrā rabbā.</w:t>
-      </w:r>
-      <w:r>
-        <w:t xml:space="preserve"> </w:t>
-      </w:r>
-      <w:r>
-        <w:t xml:space="preserve">4. Qālā d-malkā b-ʾarʿan (ʾarʿ-an).</w:t>
-      </w:r>
-    </w:p>
-    <w:p>
-      <w:pPr>
-        <w:pStyle w:val="BodyText"/>
+    </w:p>
+    <w:p>
+      <w:pPr>
+        <w:pStyle w:val="Compact"/>
+        <w:numPr>
+          <w:ilvl w:val="0"/>
+          <w:numId w:val="1008"/>
+        </w:numPr>
+      </w:pPr>
+      <w:r>
+        <w:t xml:space="preserve">ʾAbī ṭābā hū, w-ʾemī ṭābtā hī.</w:t>
+      </w:r>
+    </w:p>
+    <w:p>
+      <w:pPr>
+        <w:pStyle w:val="Compact"/>
+        <w:numPr>
+          <w:ilvl w:val="0"/>
+          <w:numId w:val="1008"/>
+        </w:numPr>
+      </w:pPr>
+      <w:r>
+        <w:t xml:space="preserve">Šbaqū talmīdē l-baythūn.</w:t>
+      </w:r>
+    </w:p>
+    <w:p>
+      <w:pPr>
+        <w:pStyle w:val="Compact"/>
+        <w:numPr>
+          <w:ilvl w:val="0"/>
+          <w:numId w:val="1008"/>
+        </w:numPr>
+      </w:pPr>
+      <w:r>
+        <w:t xml:space="preserve">Īt lān nūhrā rabbā.</w:t>
+      </w:r>
+    </w:p>
+    <w:p>
+      <w:pPr>
+        <w:pStyle w:val="Compact"/>
+        <w:numPr>
+          <w:ilvl w:val="0"/>
+          <w:numId w:val="1008"/>
+        </w:numPr>
+      </w:pPr>
+      <w:r>
+        <w:t xml:space="preserve">Qālā d-malkā b-ʾarʿan (ʾarʿ-an).</w:t>
+      </w:r>
+    </w:p>
+    <w:p>
+      <w:pPr>
+        <w:pStyle w:val="FirstParagraph"/>
       </w:pPr>
       <w:r>
         <w:rPr>
@@ -4119,35 +4395,61 @@
         </w:rPr>
         <w:t xml:space="preserve">Exercise 4: Production Drill (English → Syriac)</w:t>
       </w:r>
-      <w:r>
-        <w:t xml:space="preserve"> </w:t>
-      </w:r>
+    </w:p>
+    <w:p>
+      <w:pPr>
+        <w:pStyle w:val="BodyText"/>
+      </w:pPr>
       <w:r>
         <w:t xml:space="preserve">Render the following sentences into Syriac transliteration.</w:t>
       </w:r>
-      <w:r>
-        <w:t xml:space="preserve"> </w:t>
-      </w:r>
-      <w:r>
-        <w:t xml:space="preserve">1. My brother is writing a word.</w:t>
-      </w:r>
-      <w:r>
-        <w:t xml:space="preserve"> </w:t>
-      </w:r>
-      <w:r>
-        <w:t xml:space="preserve">2. The king and his son are going to his kingdom.</w:t>
-      </w:r>
-      <w:r>
-        <w:t xml:space="preserve"> </w:t>
-      </w:r>
-      <w:r>
-        <w:t xml:space="preserve">3. What is in your (m.sg) hand?</w:t>
-      </w:r>
-      <w:r>
-        <w:t xml:space="preserve"> </w:t>
-      </w:r>
-      <w:r>
-        <w:t xml:space="preserve">4. We do not have (</w:t>
+    </w:p>
+    <w:p>
+      <w:pPr>
+        <w:pStyle w:val="Compact"/>
+        <w:numPr>
+          <w:ilvl w:val="0"/>
+          <w:numId w:val="1009"/>
+        </w:numPr>
+      </w:pPr>
+      <w:r>
+        <w:t xml:space="preserve">My brother is writing a word.</w:t>
+      </w:r>
+    </w:p>
+    <w:p>
+      <w:pPr>
+        <w:pStyle w:val="Compact"/>
+        <w:numPr>
+          <w:ilvl w:val="0"/>
+          <w:numId w:val="1009"/>
+        </w:numPr>
+      </w:pPr>
+      <w:r>
+        <w:t xml:space="preserve">The king and his son are going to his kingdom.</w:t>
+      </w:r>
+    </w:p>
+    <w:p>
+      <w:pPr>
+        <w:pStyle w:val="Compact"/>
+        <w:numPr>
+          <w:ilvl w:val="0"/>
+          <w:numId w:val="1009"/>
+        </w:numPr>
+      </w:pPr>
+      <w:r>
+        <w:t xml:space="preserve">What is in your (m.sg) hand?</w:t>
+      </w:r>
+    </w:p>
+    <w:p>
+      <w:pPr>
+        <w:pStyle w:val="Compact"/>
+        <w:numPr>
+          <w:ilvl w:val="0"/>
+          <w:numId w:val="1009"/>
+        </w:numPr>
+      </w:pPr>
+      <w:r>
+        <w:t xml:space="preserve">We do not have (</w:t>
       </w:r>
       <w:r>
         <w:rPr>
@@ -4162,7 +4464,7 @@
     </w:p>
     <w:p>
       <w:pPr>
-        <w:pStyle w:val="BodyText"/>
+        <w:pStyle w:val="FirstParagraph"/>
       </w:pPr>
       <w:r>
         <w:rPr>
@@ -4171,29 +4473,49 @@
         </w:rPr>
         <w:t xml:space="preserve">Exercise 5: Reading Comprehension</w:t>
       </w:r>
-      <w:r>
-        <w:t xml:space="preserve"> </w:t>
-      </w:r>
+    </w:p>
+    <w:p>
+      <w:pPr>
+        <w:pStyle w:val="BodyText"/>
+      </w:pPr>
       <w:r>
         <w:t xml:space="preserve">Re-read Section 7 and answer:</w:t>
       </w:r>
-      <w:r>
-        <w:t xml:space="preserve"> </w:t>
-      </w:r>
-      <w:r>
-        <w:t xml:space="preserve">1. Under what three topics does the guard interrogate Yukhannan?</w:t>
-      </w:r>
-      <w:r>
-        <w:t xml:space="preserve"> </w:t>
-      </w:r>
-      <w:r>
-        <w:t xml:space="preserve">2. Who does Yukhannan claim as his parents?</w:t>
-      </w:r>
-      <w:r>
-        <w:t xml:space="preserve"> </w:t>
-      </w:r>
-      <w:r>
-        <w:t xml:space="preserve">3. What does Yukhannan explicitly state he</w:t>
+    </w:p>
+    <w:p>
+      <w:pPr>
+        <w:pStyle w:val="Compact"/>
+        <w:numPr>
+          <w:ilvl w:val="0"/>
+          <w:numId w:val="1010"/>
+        </w:numPr>
+      </w:pPr>
+      <w:r>
+        <w:t xml:space="preserve">Under what three topics does the guard interrogate Yukhannan?</w:t>
+      </w:r>
+    </w:p>
+    <w:p>
+      <w:pPr>
+        <w:pStyle w:val="Compact"/>
+        <w:numPr>
+          <w:ilvl w:val="0"/>
+          <w:numId w:val="1010"/>
+        </w:numPr>
+      </w:pPr>
+      <w:r>
+        <w:t xml:space="preserve">Who does Yukhannan claim as his parents?</w:t>
+      </w:r>
+    </w:p>
+    <w:p>
+      <w:pPr>
+        <w:pStyle w:val="Compact"/>
+        <w:numPr>
+          <w:ilvl w:val="0"/>
+          <w:numId w:val="1010"/>
+        </w:numPr>
+      </w:pPr>
+      <w:r>
+        <w:t xml:space="preserve">What does Yukhannan explicitly state he</w:t>
       </w:r>
       <w:r>
         <w:t xml:space="preserve"> </w:t>
@@ -4219,8 +4541,8 @@
         </w:pict>
       </w:r>
     </w:p>
-    <w:bookmarkEnd w:id="16"/>
-    <w:bookmarkStart w:id="17" w:name="section-9-answer-key"/>
+    <w:bookmarkEnd w:id="27"/>
+    <w:bookmarkStart w:id="28" w:name="section-9-answer-key"/>
     <w:p>
       <w:pPr>
         <w:pStyle w:val="Heading4"/>
@@ -4240,29 +4562,53 @@
         </w:rPr>
         <w:t xml:space="preserve">Section 1 Warm-Up</w:t>
       </w:r>
-      <w:r>
-        <w:t xml:space="preserve"> </w:t>
-      </w:r>
-      <w:r>
-        <w:t xml:space="preserve">1. 3rd person masculine plural (</w:t>
-      </w:r>
-      <w:r>
-        <w:t xml:space="preserve">“they”</w:t>
+    </w:p>
+    <w:p>
+      <w:pPr>
+        <w:pStyle w:val="Compact"/>
+        <w:numPr>
+          <w:ilvl w:val="0"/>
+          <w:numId w:val="1011"/>
+        </w:numPr>
+      </w:pPr>
+      <w:r>
+        <w:t xml:space="preserve">3rd person masculine plural (</w:t>
+      </w:r>
+      <w:r>
+        <w:t xml:space="preserve">“</w:t>
+      </w:r>
+      <w:r>
+        <w:t xml:space="preserve">they</w:t>
+      </w:r>
+      <w:r>
+        <w:t xml:space="preserve">”</w:t>
       </w:r>
       <w:r>
         <w:t xml:space="preserve">).</w:t>
       </w:r>
-      <w:r>
-        <w:t xml:space="preserve"> </w:t>
-      </w:r>
-      <w:r>
-        <w:t xml:space="preserve">2. The king left the earth.</w:t>
-      </w:r>
-      <w:r>
-        <w:t xml:space="preserve"> </w:t>
-      </w:r>
-      <w:r>
-        <w:t xml:space="preserve">3. The</w:t>
+    </w:p>
+    <w:p>
+      <w:pPr>
+        <w:pStyle w:val="Compact"/>
+        <w:numPr>
+          <w:ilvl w:val="0"/>
+          <w:numId w:val="1011"/>
+        </w:numPr>
+      </w:pPr>
+      <w:r>
+        <w:t xml:space="preserve">The king left the earth.</w:t>
+      </w:r>
+    </w:p>
+    <w:p>
+      <w:pPr>
+        <w:pStyle w:val="Compact"/>
+        <w:numPr>
+          <w:ilvl w:val="0"/>
+          <w:numId w:val="1011"/>
+        </w:numPr>
+      </w:pPr>
+      <w:r>
+        <w:t xml:space="preserve">The</w:t>
       </w:r>
       <w:r>
         <w:t xml:space="preserve"> </w:t>
@@ -4296,22 +4642,34 @@
       <w:r>
         <w:t xml:space="preserve">(k-t-a-b).</w:t>
       </w:r>
-      <w:r>
-        <w:t xml:space="preserve"> </w:t>
-      </w:r>
-      <w:r>
-        <w:t xml:space="preserve">4. Only context or vowel pointing.</w:t>
-      </w:r>
-      <w:r>
-        <w:t xml:space="preserve"> </w:t>
-      </w:r>
-      <w:r>
-        <w:t xml:space="preserve">5. And Yukhannan drew near.</w:t>
-      </w:r>
-    </w:p>
-    <w:p>
-      <w:pPr>
-        <w:pStyle w:val="BodyText"/>
+    </w:p>
+    <w:p>
+      <w:pPr>
+        <w:pStyle w:val="Compact"/>
+        <w:numPr>
+          <w:ilvl w:val="0"/>
+          <w:numId w:val="1011"/>
+        </w:numPr>
+      </w:pPr>
+      <w:r>
+        <w:t xml:space="preserve">Only context or vowel pointing.</w:t>
+      </w:r>
+    </w:p>
+    <w:p>
+      <w:pPr>
+        <w:pStyle w:val="Compact"/>
+        <w:numPr>
+          <w:ilvl w:val="0"/>
+          <w:numId w:val="1011"/>
+        </w:numPr>
+      </w:pPr>
+      <w:r>
+        <w:t xml:space="preserve">And Yukhannan drew near.</w:t>
+      </w:r>
+    </w:p>
+    <w:p>
+      <w:pPr>
+        <w:pStyle w:val="FirstParagraph"/>
       </w:pPr>
       <w:r>
         <w:rPr>
@@ -4320,34 +4678,58 @@
         </w:rPr>
         <w:t xml:space="preserve">Exercise 1: Suffix Identification</w:t>
       </w:r>
-      <w:r>
-        <w:t xml:space="preserve"> </w:t>
-      </w:r>
-      <w:r>
-        <w:t xml:space="preserve">1. 1st common plural (Our king)</w:t>
-      </w:r>
-      <w:r>
-        <w:t xml:space="preserve"> </w:t>
-      </w:r>
-      <w:r>
-        <w:t xml:space="preserve">2. 3rd masc singular (His house)</w:t>
-      </w:r>
-      <w:r>
-        <w:t xml:space="preserve"> </w:t>
-      </w:r>
-      <w:r>
-        <w:t xml:space="preserve">3. 2nd fem singular (Your hand)</w:t>
-      </w:r>
-      <w:r>
-        <w:t xml:space="preserve"> </w:t>
-      </w:r>
-      <w:r>
-        <w:t xml:space="preserve">4. 3rd masc plural (Their kingdom)</w:t>
-      </w:r>
-    </w:p>
-    <w:p>
-      <w:pPr>
-        <w:pStyle w:val="BodyText"/>
+    </w:p>
+    <w:p>
+      <w:pPr>
+        <w:pStyle w:val="Compact"/>
+        <w:numPr>
+          <w:ilvl w:val="0"/>
+          <w:numId w:val="1012"/>
+        </w:numPr>
+      </w:pPr>
+      <w:r>
+        <w:t xml:space="preserve">1st common plural (Our king)</w:t>
+      </w:r>
+    </w:p>
+    <w:p>
+      <w:pPr>
+        <w:pStyle w:val="Compact"/>
+        <w:numPr>
+          <w:ilvl w:val="0"/>
+          <w:numId w:val="1012"/>
+        </w:numPr>
+      </w:pPr>
+      <w:r>
+        <w:t xml:space="preserve">3rd masc singular (His house)</w:t>
+      </w:r>
+    </w:p>
+    <w:p>
+      <w:pPr>
+        <w:pStyle w:val="Compact"/>
+        <w:numPr>
+          <w:ilvl w:val="0"/>
+          <w:numId w:val="1012"/>
+        </w:numPr>
+      </w:pPr>
+      <w:r>
+        <w:t xml:space="preserve">2nd fem singular (Your hand)</w:t>
+      </w:r>
+    </w:p>
+    <w:p>
+      <w:pPr>
+        <w:pStyle w:val="Compact"/>
+        <w:numPr>
+          <w:ilvl w:val="0"/>
+          <w:numId w:val="1012"/>
+        </w:numPr>
+      </w:pPr>
+      <w:r>
+        <w:t xml:space="preserve">3rd masc plural (Their kingdom)</w:t>
+      </w:r>
+    </w:p>
+    <w:p>
+      <w:pPr>
+        <w:pStyle w:val="FirstParagraph"/>
       </w:pPr>
       <w:r>
         <w:rPr>
@@ -4356,34 +4738,58 @@
         </w:rPr>
         <w:t xml:space="preserve">Exercise 2: Conjugation Drill</w:t>
       </w:r>
-      <w:r>
-        <w:t xml:space="preserve"> </w:t>
-      </w:r>
-      <w:r>
-        <w:t xml:space="preserve">1. lēky</w:t>
-      </w:r>
-      <w:r>
-        <w:t xml:space="preserve"> </w:t>
-      </w:r>
-      <w:r>
-        <w:t xml:space="preserve">2. īt lān</w:t>
-      </w:r>
-      <w:r>
-        <w:t xml:space="preserve"> </w:t>
-      </w:r>
-      <w:r>
-        <w:t xml:space="preserve">3. layt lēh</w:t>
-      </w:r>
-      <w:r>
-        <w:t xml:space="preserve"> </w:t>
-      </w:r>
-      <w:r>
-        <w:t xml:space="preserve">4. lhūn</w:t>
-      </w:r>
-    </w:p>
-    <w:p>
-      <w:pPr>
-        <w:pStyle w:val="BodyText"/>
+    </w:p>
+    <w:p>
+      <w:pPr>
+        <w:pStyle w:val="Compact"/>
+        <w:numPr>
+          <w:ilvl w:val="0"/>
+          <w:numId w:val="1013"/>
+        </w:numPr>
+      </w:pPr>
+      <w:r>
+        <w:t xml:space="preserve">lēky</w:t>
+      </w:r>
+    </w:p>
+    <w:p>
+      <w:pPr>
+        <w:pStyle w:val="Compact"/>
+        <w:numPr>
+          <w:ilvl w:val="0"/>
+          <w:numId w:val="1013"/>
+        </w:numPr>
+      </w:pPr>
+      <w:r>
+        <w:t xml:space="preserve">īt lān</w:t>
+      </w:r>
+    </w:p>
+    <w:p>
+      <w:pPr>
+        <w:pStyle w:val="Compact"/>
+        <w:numPr>
+          <w:ilvl w:val="0"/>
+          <w:numId w:val="1013"/>
+        </w:numPr>
+      </w:pPr>
+      <w:r>
+        <w:t xml:space="preserve">layt lēh</w:t>
+      </w:r>
+    </w:p>
+    <w:p>
+      <w:pPr>
+        <w:pStyle w:val="Compact"/>
+        <w:numPr>
+          <w:ilvl w:val="0"/>
+          <w:numId w:val="1013"/>
+        </w:numPr>
+      </w:pPr>
+      <w:r>
+        <w:t xml:space="preserve">lhūn</w:t>
+      </w:r>
+    </w:p>
+    <w:p>
+      <w:pPr>
+        <w:pStyle w:val="FirstParagraph"/>
       </w:pPr>
       <w:r>
         <w:rPr>
@@ -4392,17 +4798,29 @@
         </w:rPr>
         <w:t xml:space="preserve">Exercise 3: Translation Drill</w:t>
       </w:r>
-      <w:r>
-        <w:t xml:space="preserve"> </w:t>
-      </w:r>
-      <w:r>
-        <w:t xml:space="preserve">1. My father is good, and my mother is good.</w:t>
-      </w:r>
-      <w:r>
-        <w:t xml:space="preserve"> </w:t>
-      </w:r>
-      <w:r>
-        <w:t xml:space="preserve">2. The disciples left their house (</w:t>
+    </w:p>
+    <w:p>
+      <w:pPr>
+        <w:pStyle w:val="Compact"/>
+        <w:numPr>
+          <w:ilvl w:val="0"/>
+          <w:numId w:val="1014"/>
+        </w:numPr>
+      </w:pPr>
+      <w:r>
+        <w:t xml:space="preserve">My father is good, and my mother is good.</w:t>
+      </w:r>
+    </w:p>
+    <w:p>
+      <w:pPr>
+        <w:pStyle w:val="Compact"/>
+        <w:numPr>
+          <w:ilvl w:val="0"/>
+          <w:numId w:val="1014"/>
+        </w:numPr>
+      </w:pPr>
+      <w:r>
+        <w:t xml:space="preserve">The disciples left their house (</w:t>
       </w:r>
       <w:r>
         <w:rPr>
@@ -4414,17 +4832,29 @@
       <w:r>
         <w:t xml:space="preserve">).</w:t>
       </w:r>
-      <w:r>
-        <w:t xml:space="preserve"> </w:t>
-      </w:r>
-      <w:r>
-        <w:t xml:space="preserve">3. We have a great light (There is to us a great light).</w:t>
-      </w:r>
-      <w:r>
-        <w:t xml:space="preserve"> </w:t>
-      </w:r>
-      <w:r>
-        <w:t xml:space="preserve">4. The voice of the king is in our land (</w:t>
+    </w:p>
+    <w:p>
+      <w:pPr>
+        <w:pStyle w:val="Compact"/>
+        <w:numPr>
+          <w:ilvl w:val="0"/>
+          <w:numId w:val="1014"/>
+        </w:numPr>
+      </w:pPr>
+      <w:r>
+        <w:t xml:space="preserve">We have a great light (There is to us a great light).</w:t>
+      </w:r>
+    </w:p>
+    <w:p>
+      <w:pPr>
+        <w:pStyle w:val="Compact"/>
+        <w:numPr>
+          <w:ilvl w:val="0"/>
+          <w:numId w:val="1014"/>
+        </w:numPr>
+      </w:pPr>
+      <w:r>
+        <w:t xml:space="preserve">The voice of the king is in our land (</w:t>
       </w:r>
       <w:r>
         <w:rPr>
@@ -4471,7 +4901,7 @@
     </w:p>
     <w:p>
       <w:pPr>
-        <w:pStyle w:val="BodyText"/>
+        <w:pStyle w:val="FirstParagraph"/>
       </w:pPr>
       <w:r>
         <w:rPr>
@@ -4480,34 +4910,58 @@
         </w:rPr>
         <w:t xml:space="preserve">Exercise 4: Production Drill</w:t>
       </w:r>
-      <w:r>
-        <w:t xml:space="preserve"> </w:t>
-      </w:r>
-      <w:r>
-        <w:t xml:space="preserve">1. ʾaḥ-y kāteb meltā.</w:t>
-      </w:r>
-      <w:r>
-        <w:t xml:space="preserve"> </w:t>
-      </w:r>
-      <w:r>
-        <w:t xml:space="preserve">2. Malkā w-bar-eh ʾāzlīn l-malkūtt-eh.</w:t>
-      </w:r>
-      <w:r>
-        <w:t xml:space="preserve"> </w:t>
-      </w:r>
-      <w:r>
-        <w:t xml:space="preserve">3. Mā īt b-ʾīd-āḵ?</w:t>
-      </w:r>
-      <w:r>
-        <w:t xml:space="preserve"> </w:t>
-      </w:r>
-      <w:r>
-        <w:t xml:space="preserve">4. Layt lān malkā bīšā.</w:t>
-      </w:r>
-    </w:p>
-    <w:p>
-      <w:pPr>
-        <w:pStyle w:val="BodyText"/>
+    </w:p>
+    <w:p>
+      <w:pPr>
+        <w:pStyle w:val="Compact"/>
+        <w:numPr>
+          <w:ilvl w:val="0"/>
+          <w:numId w:val="1015"/>
+        </w:numPr>
+      </w:pPr>
+      <w:r>
+        <w:t xml:space="preserve">ʾaḥ-y kāteb meltā.</w:t>
+      </w:r>
+    </w:p>
+    <w:p>
+      <w:pPr>
+        <w:pStyle w:val="Compact"/>
+        <w:numPr>
+          <w:ilvl w:val="0"/>
+          <w:numId w:val="1015"/>
+        </w:numPr>
+      </w:pPr>
+      <w:r>
+        <w:t xml:space="preserve">Malkā w-bar-eh ʾāzlīn l-malkūtt-eh.</w:t>
+      </w:r>
+    </w:p>
+    <w:p>
+      <w:pPr>
+        <w:pStyle w:val="Compact"/>
+        <w:numPr>
+          <w:ilvl w:val="0"/>
+          <w:numId w:val="1015"/>
+        </w:numPr>
+      </w:pPr>
+      <w:r>
+        <w:t xml:space="preserve">Mā īt b-ʾīd-āḵ?</w:t>
+      </w:r>
+    </w:p>
+    <w:p>
+      <w:pPr>
+        <w:pStyle w:val="Compact"/>
+        <w:numPr>
+          <w:ilvl w:val="0"/>
+          <w:numId w:val="1015"/>
+        </w:numPr>
+      </w:pPr>
+      <w:r>
+        <w:t xml:space="preserve">Layt lān malkā bīšā.</w:t>
+      </w:r>
+    </w:p>
+    <w:p>
+      <w:pPr>
+        <w:pStyle w:val="FirstParagraph"/>
       </w:pPr>
       <w:r>
         <w:rPr>
@@ -4516,23 +4970,41 @@
         </w:rPr>
         <w:t xml:space="preserve">Exercise 5: Reading Comprehension</w:t>
       </w:r>
-      <w:r>
-        <w:t xml:space="preserve"> </w:t>
-      </w:r>
-      <w:r>
-        <w:t xml:space="preserve">1. Origin (what country), Family (where are father/mother), and Possessions (what is in hand).</w:t>
-      </w:r>
-      <w:r>
-        <w:t xml:space="preserve"> </w:t>
-      </w:r>
-      <w:r>
-        <w:t xml:space="preserve">2. God (father) and the earth (mother).</w:t>
-      </w:r>
-      <w:r>
-        <w:t xml:space="preserve"> </w:t>
-      </w:r>
-      <w:r>
-        <w:t xml:space="preserve">3. An evil garment (</w:t>
+    </w:p>
+    <w:p>
+      <w:pPr>
+        <w:pStyle w:val="Compact"/>
+        <w:numPr>
+          <w:ilvl w:val="0"/>
+          <w:numId w:val="1016"/>
+        </w:numPr>
+      </w:pPr>
+      <w:r>
+        <w:t xml:space="preserve">Origin (what country), Family (where are father/mother), and Possessions (what is in hand).</w:t>
+      </w:r>
+    </w:p>
+    <w:p>
+      <w:pPr>
+        <w:pStyle w:val="Compact"/>
+        <w:numPr>
+          <w:ilvl w:val="0"/>
+          <w:numId w:val="1016"/>
+        </w:numPr>
+      </w:pPr>
+      <w:r>
+        <w:t xml:space="preserve">God (father) and the earth (mother).</w:t>
+      </w:r>
+    </w:p>
+    <w:p>
+      <w:pPr>
+        <w:pStyle w:val="Compact"/>
+        <w:numPr>
+          <w:ilvl w:val="0"/>
+          <w:numId w:val="1016"/>
+        </w:numPr>
+      </w:pPr>
+      <w:r>
+        <w:t xml:space="preserve">An evil garment (</w:t>
       </w:r>
       <w:r>
         <w:rPr>
@@ -4552,8 +5024,8 @@
         </w:pict>
       </w:r>
     </w:p>
-    <w:bookmarkEnd w:id="17"/>
-    <w:bookmarkStart w:id="18" w:name="section-10-grammatical-summary"/>
+    <w:bookmarkEnd w:id="28"/>
+    <w:bookmarkStart w:id="29" w:name="section-10-grammatical-summary"/>
     <w:p>
       <w:pPr>
         <w:pStyle w:val="Heading4"/>
@@ -4572,314 +5044,13 @@
           <w:bCs/>
         </w:rPr>
         <w:t xml:space="preserve">THE PRONOMINAL SUFFIXES (ATTACH TO NOUNS AND PREPOSITIONS)</w:t>
-      </w:r>
-      <w:r>
-        <w:t xml:space="preserve"> </w:t>
-      </w:r>
-      <w:r>
-        <w:t xml:space="preserve">| Suffix | Meaning | Example (</w:t>
-      </w:r>
-      <w:r>
-        <w:rPr>
-          <w:i/>
-          <w:iCs/>
-        </w:rPr>
-        <w:t xml:space="preserve">bayt-</w:t>
-      </w:r>
-      <w:r>
-        <w:t xml:space="preserve"> </w:t>
-      </w:r>
-      <w:r>
-        <w:t xml:space="preserve">house)| Example (</w:t>
-      </w:r>
-      <w:r>
-        <w:rPr>
-          <w:i/>
-          <w:iCs/>
-        </w:rPr>
-        <w:t xml:space="preserve">l-</w:t>
-      </w:r>
-      <w:r>
-        <w:t xml:space="preserve"> </w:t>
-      </w:r>
-      <w:r>
-        <w:t xml:space="preserve">to) |</w:t>
-      </w:r>
-      <w:r>
-        <w:t xml:space="preserve"> </w:t>
-      </w:r>
-      <w:r>
-        <w:t xml:space="preserve">| :— | :— | :— | :— |</w:t>
-      </w:r>
-      <w:r>
-        <w:t xml:space="preserve"> </w:t>
-      </w:r>
-      <w:r>
-        <w:t xml:space="preserve">|</w:t>
-      </w:r>
-      <w:r>
-        <w:t xml:space="preserve"> </w:t>
-      </w:r>
-      <w:r>
-        <w:rPr>
-          <w:b/>
-          <w:bCs/>
-        </w:rPr>
-        <w:t xml:space="preserve">-y</w:t>
-      </w:r>
-      <w:r>
-        <w:t xml:space="preserve"> </w:t>
-      </w:r>
-      <w:r>
-        <w:t xml:space="preserve">| my | baytī (my house) | lī (to me) |</w:t>
-      </w:r>
-      <w:r>
-        <w:t xml:space="preserve"> </w:t>
-      </w:r>
-      <w:r>
-        <w:t xml:space="preserve">|</w:t>
-      </w:r>
-      <w:r>
-        <w:t xml:space="preserve"> </w:t>
-      </w:r>
-      <w:r>
-        <w:rPr>
-          <w:b/>
-          <w:bCs/>
-        </w:rPr>
-        <w:t xml:space="preserve">-k</w:t>
-      </w:r>
-      <w:r>
-        <w:t xml:space="preserve"> </w:t>
-      </w:r>
-      <w:r>
-        <w:t xml:space="preserve">| your (m)| baytāḵ (your house) | lāḵ (to you) |</w:t>
-      </w:r>
-      <w:r>
-        <w:t xml:space="preserve"> </w:t>
-      </w:r>
-      <w:r>
-        <w:t xml:space="preserve">|</w:t>
-      </w:r>
-      <w:r>
-        <w:t xml:space="preserve"> </w:t>
-      </w:r>
-      <w:r>
-        <w:rPr>
-          <w:b/>
-          <w:bCs/>
-        </w:rPr>
-        <w:t xml:space="preserve">-ky</w:t>
-      </w:r>
-      <w:r>
-        <w:t xml:space="preserve"> </w:t>
-      </w:r>
-      <w:r>
-        <w:t xml:space="preserve">| your (f)| baytēky (your house) | lēky (to you) |</w:t>
-      </w:r>
-      <w:r>
-        <w:t xml:space="preserve"> </w:t>
-      </w:r>
-      <w:r>
-        <w:t xml:space="preserve">|</w:t>
-      </w:r>
-      <w:r>
-        <w:t xml:space="preserve"> </w:t>
-      </w:r>
-      <w:r>
-        <w:rPr>
-          <w:b/>
-          <w:bCs/>
-        </w:rPr>
-        <w:t xml:space="preserve">-eh</w:t>
-      </w:r>
-      <w:r>
-        <w:t xml:space="preserve"> </w:t>
-      </w:r>
-      <w:r>
-        <w:t xml:space="preserve">| his | bayteh (his house) | lēh (to him) |</w:t>
-      </w:r>
-      <w:r>
-        <w:t xml:space="preserve"> </w:t>
-      </w:r>
-      <w:r>
-        <w:t xml:space="preserve">|</w:t>
-      </w:r>
-      <w:r>
-        <w:t xml:space="preserve"> </w:t>
-      </w:r>
-      <w:r>
-        <w:rPr>
-          <w:b/>
-          <w:bCs/>
-        </w:rPr>
-        <w:t xml:space="preserve">-āh</w:t>
-      </w:r>
-      <w:r>
-        <w:t xml:space="preserve"> </w:t>
-      </w:r>
-      <w:r>
-        <w:t xml:space="preserve">| her | baytāh (her house) | lāh (to her) |</w:t>
-      </w:r>
-      <w:r>
-        <w:t xml:space="preserve"> </w:t>
-      </w:r>
-      <w:r>
-        <w:t xml:space="preserve">|</w:t>
-      </w:r>
-      <w:r>
-        <w:t xml:space="preserve"> </w:t>
-      </w:r>
-      <w:r>
-        <w:rPr>
-          <w:b/>
-          <w:bCs/>
-        </w:rPr>
-        <w:t xml:space="preserve">-an</w:t>
-      </w:r>
-      <w:r>
-        <w:t xml:space="preserve"> </w:t>
-      </w:r>
-      <w:r>
-        <w:t xml:space="preserve">| our | baytan (our house) | lān (to us) |</w:t>
-      </w:r>
-      <w:r>
-        <w:t xml:space="preserve"> </w:t>
-      </w:r>
-      <w:r>
-        <w:t xml:space="preserve">|</w:t>
-      </w:r>
-      <w:r>
-        <w:t xml:space="preserve"> </w:t>
-      </w:r>
-      <w:r>
-        <w:rPr>
-          <w:b/>
-          <w:bCs/>
-        </w:rPr>
-        <w:t xml:space="preserve">-kūn</w:t>
-      </w:r>
-      <w:r>
-        <w:t xml:space="preserve"> </w:t>
-      </w:r>
-      <w:r>
-        <w:t xml:space="preserve">| your (pl) | baytkūn (your house) | lḵūn (to you all) |</w:t>
-      </w:r>
-      <w:r>
-        <w:t xml:space="preserve"> </w:t>
-      </w:r>
-      <w:r>
-        <w:t xml:space="preserve">|</w:t>
-      </w:r>
-      <w:r>
-        <w:t xml:space="preserve"> </w:t>
-      </w:r>
-      <w:r>
-        <w:rPr>
-          <w:b/>
-          <w:bCs/>
-        </w:rPr>
-        <w:t xml:space="preserve">-hūn</w:t>
-      </w:r>
-      <w:r>
-        <w:t xml:space="preserve"> </w:t>
-      </w:r>
-      <w:r>
-        <w:t xml:space="preserve">| their (pl)| baythūn (their house) | lhūn (to them) |</w:t>
-      </w:r>
-    </w:p>
-    <w:p>
-      <w:pPr>
-        <w:pStyle w:val="BodyText"/>
-      </w:pPr>
-      <w:r>
-        <w:rPr>
-          <w:b/>
-          <w:bCs/>
-        </w:rPr>
-        <w:t xml:space="preserve">SAYING</w:t>
-      </w:r>
-      <w:r>
-        <w:rPr>
-          <w:b/>
-          <w:bCs/>
-        </w:rPr>
-        <w:t xml:space="preserve"> </w:t>
-      </w:r>
-      <w:r>
-        <w:rPr>
-          <w:b/>
-          <w:bCs/>
-        </w:rPr>
-        <w:t xml:space="preserve">“TO HAVE”</w:t>
-      </w:r>
-      <w:r>
-        <w:rPr>
-          <w:b/>
-          <w:bCs/>
-        </w:rPr>
-        <w:t xml:space="preserve"> </w:t>
-      </w:r>
-      <w:r>
-        <w:rPr>
-          <w:b/>
-          <w:bCs/>
-        </w:rPr>
-        <w:t xml:space="preserve">(Possession Formula)</w:t>
-      </w:r>
-      <w:r>
-        <w:t xml:space="preserve"> </w:t>
-      </w:r>
-      <w:r>
-        <w:t xml:space="preserve">| Formula | Syriac | Meaning |</w:t>
-      </w:r>
-      <w:r>
-        <w:t xml:space="preserve"> </w:t>
-      </w:r>
-      <w:r>
-        <w:t xml:space="preserve">| :— | :— | :— |</w:t>
-      </w:r>
-      <w:r>
-        <w:t xml:space="preserve"> </w:t>
-      </w:r>
-      <w:r>
-        <w:t xml:space="preserve">| ĪT + L- + Suffix | īt lī / ītly | I have (There is to me) |</w:t>
-      </w:r>
-      <w:r>
-        <w:t xml:space="preserve"> </w:t>
-      </w:r>
-      <w:r>
-        <w:t xml:space="preserve">| LAYT + L- + Suffix | layt lēh | He does not have |</w:t>
-      </w:r>
-      <w:r>
-        <w:t xml:space="preserve"> </w:t>
-      </w:r>
-      <w:r>
-        <w:t xml:space="preserve">| ĪT + L- + Suffix | īt lhūn malkā | They have a king |</w:t>
-      </w:r>
-    </w:p>
-    <w:bookmarkEnd w:id="18"/>
-    <w:bookmarkStart w:id="19" w:name="section-11-additional-vocabulary"/>
-    <w:p>
-      <w:pPr>
-        <w:pStyle w:val="Heading4"/>
-      </w:pPr>
-      <w:r>
-        <w:t xml:space="preserve">Section 11: Additional Vocabulary</w:t>
-      </w:r>
-    </w:p>
-    <w:p>
-      <w:pPr>
-        <w:pStyle w:val="FirstParagraph"/>
-      </w:pPr>
-      <w:r>
-        <w:t xml:space="preserve">The following high-frequency words round out this lesson’s vocabulary to 30 terms.</w:t>
       </w:r>
     </w:p>
     <w:tbl>
       <w:tblPr>
         <w:tblStyle w:val="Table"/>
         <w:tblW w:type="auto" w:w="0"/>
+        <w:jc w:val="left"/>
         <w:tblLook w:firstRow="1" w:lastRow="0" w:firstColumn="0" w:lastColumn="0" w:noHBand="0" w:noVBand="0" w:val="0020"/>
       </w:tblPr>
       <w:tblGrid>
@@ -4900,31 +5071,7 @@
               <w:jc w:val="left"/>
             </w:pPr>
             <w:r>
-              <w:t xml:space="preserve">Estrangela</w:t>
-            </w:r>
-          </w:p>
-        </w:tc>
-        <w:tc>
-          <w:tcPr/>
-          <w:p>
-            <w:pPr>
-              <w:pStyle w:val="Compact"/>
-              <w:jc w:val="left"/>
-            </w:pPr>
-            <w:r>
-              <w:t xml:space="preserve">Transliteration</w:t>
-            </w:r>
-          </w:p>
-        </w:tc>
-        <w:tc>
-          <w:tcPr/>
-          <w:p>
-            <w:pPr>
-              <w:pStyle w:val="Compact"/>
-              <w:jc w:val="left"/>
-            </w:pPr>
-            <w:r>
-              <w:t xml:space="preserve">Gender/Type</w:t>
+              <w:t xml:space="preserve">Suffix</w:t>
             </w:r>
           </w:p>
         </w:tc>
@@ -4937,6 +5084,56 @@
             </w:pPr>
             <w:r>
               <w:t xml:space="preserve">Meaning</w:t>
+            </w:r>
+          </w:p>
+        </w:tc>
+        <w:tc>
+          <w:tcPr/>
+          <w:p>
+            <w:pPr>
+              <w:pStyle w:val="Compact"/>
+              <w:jc w:val="left"/>
+            </w:pPr>
+            <w:r>
+              <w:t xml:space="preserve">Example (</w:t>
+            </w:r>
+            <w:r>
+              <w:rPr>
+                <w:i/>
+                <w:iCs/>
+              </w:rPr>
+              <w:t xml:space="preserve">bayt-</w:t>
+            </w:r>
+            <w:r>
+              <w:t xml:space="preserve"> </w:t>
+            </w:r>
+            <w:r>
+              <w:t xml:space="preserve">house)</w:t>
+            </w:r>
+          </w:p>
+        </w:tc>
+        <w:tc>
+          <w:tcPr/>
+          <w:p>
+            <w:pPr>
+              <w:pStyle w:val="Compact"/>
+              <w:jc w:val="left"/>
+            </w:pPr>
+            <w:r>
+              <w:t xml:space="preserve">Example (</w:t>
+            </w:r>
+            <w:r>
+              <w:rPr>
+                <w:i/>
+                <w:iCs/>
+              </w:rPr>
+              <w:t xml:space="preserve">l-</w:t>
+            </w:r>
+            <w:r>
+              <w:t xml:space="preserve"> </w:t>
+            </w:r>
+            <w:r>
+              <w:t xml:space="preserve">to)</w:t>
             </w:r>
           </w:p>
         </w:tc>
@@ -4950,43 +5147,47 @@
               <w:jc w:val="left"/>
             </w:pPr>
             <w:r>
-              <w:t xml:space="preserve">ܩܪܝܬܐ</w:t>
-            </w:r>
-          </w:p>
-        </w:tc>
-        <w:tc>
-          <w:tcPr/>
-          <w:p>
-            <w:pPr>
-              <w:pStyle w:val="Compact"/>
-              <w:jc w:val="left"/>
-            </w:pPr>
-            <w:r>
-              <w:t xml:space="preserve">qrītā</w:t>
-            </w:r>
-          </w:p>
-        </w:tc>
-        <w:tc>
-          <w:tcPr/>
-          <w:p>
-            <w:pPr>
-              <w:pStyle w:val="Compact"/>
-              <w:jc w:val="left"/>
-            </w:pPr>
-            <w:r>
-              <w:t xml:space="preserve">f</w:t>
-            </w:r>
-          </w:p>
-        </w:tc>
-        <w:tc>
-          <w:tcPr/>
-          <w:p>
-            <w:pPr>
-              <w:pStyle w:val="Compact"/>
-              <w:jc w:val="left"/>
-            </w:pPr>
-            <w:r>
-              <w:t xml:space="preserve">village</w:t>
+              <w:rPr>
+                <w:b/>
+                <w:bCs/>
+              </w:rPr>
+              <w:t xml:space="preserve">-y</w:t>
+            </w:r>
+          </w:p>
+        </w:tc>
+        <w:tc>
+          <w:tcPr/>
+          <w:p>
+            <w:pPr>
+              <w:pStyle w:val="Compact"/>
+              <w:jc w:val="left"/>
+            </w:pPr>
+            <w:r>
+              <w:t xml:space="preserve">my</w:t>
+            </w:r>
+          </w:p>
+        </w:tc>
+        <w:tc>
+          <w:tcPr/>
+          <w:p>
+            <w:pPr>
+              <w:pStyle w:val="Compact"/>
+              <w:jc w:val="left"/>
+            </w:pPr>
+            <w:r>
+              <w:t xml:space="preserve">baytī (my house)</w:t>
+            </w:r>
+          </w:p>
+        </w:tc>
+        <w:tc>
+          <w:tcPr/>
+          <w:p>
+            <w:pPr>
+              <w:pStyle w:val="Compact"/>
+              <w:jc w:val="left"/>
+            </w:pPr>
+            <w:r>
+              <w:t xml:space="preserve">lī (to me)</w:t>
             </w:r>
           </w:p>
         </w:tc>
@@ -5000,43 +5201,47 @@
               <w:jc w:val="left"/>
             </w:pPr>
             <w:r>
-              <w:t xml:space="preserve">ܠܫܢܐ</w:t>
-            </w:r>
-          </w:p>
-        </w:tc>
-        <w:tc>
-          <w:tcPr/>
-          <w:p>
-            <w:pPr>
-              <w:pStyle w:val="Compact"/>
-              <w:jc w:val="left"/>
-            </w:pPr>
-            <w:r>
-              <w:t xml:space="preserve">leššānā</w:t>
-            </w:r>
-          </w:p>
-        </w:tc>
-        <w:tc>
-          <w:tcPr/>
-          <w:p>
-            <w:pPr>
-              <w:pStyle w:val="Compact"/>
-              <w:jc w:val="left"/>
-            </w:pPr>
-            <w:r>
-              <w:t xml:space="preserve">m</w:t>
-            </w:r>
-          </w:p>
-        </w:tc>
-        <w:tc>
-          <w:tcPr/>
-          <w:p>
-            <w:pPr>
-              <w:pStyle w:val="Compact"/>
-              <w:jc w:val="left"/>
-            </w:pPr>
-            <w:r>
-              <w:t xml:space="preserve">tongue, language</w:t>
+              <w:rPr>
+                <w:b/>
+                <w:bCs/>
+              </w:rPr>
+              <w:t xml:space="preserve">-k</w:t>
+            </w:r>
+          </w:p>
+        </w:tc>
+        <w:tc>
+          <w:tcPr/>
+          <w:p>
+            <w:pPr>
+              <w:pStyle w:val="Compact"/>
+              <w:jc w:val="left"/>
+            </w:pPr>
+            <w:r>
+              <w:t xml:space="preserve">your (m)</w:t>
+            </w:r>
+          </w:p>
+        </w:tc>
+        <w:tc>
+          <w:tcPr/>
+          <w:p>
+            <w:pPr>
+              <w:pStyle w:val="Compact"/>
+              <w:jc w:val="left"/>
+            </w:pPr>
+            <w:r>
+              <w:t xml:space="preserve">baytāḵ (your house)</w:t>
+            </w:r>
+          </w:p>
+        </w:tc>
+        <w:tc>
+          <w:tcPr/>
+          <w:p>
+            <w:pPr>
+              <w:pStyle w:val="Compact"/>
+              <w:jc w:val="left"/>
+            </w:pPr>
+            <w:r>
+              <w:t xml:space="preserve">lāḵ (to you)</w:t>
             </w:r>
           </w:p>
         </w:tc>
@@ -5050,43 +5255,47 @@
               <w:jc w:val="left"/>
             </w:pPr>
             <w:r>
-              <w:t xml:space="preserve">ܓܪܡܐ</w:t>
-            </w:r>
-          </w:p>
-        </w:tc>
-        <w:tc>
-          <w:tcPr/>
-          <w:p>
-            <w:pPr>
-              <w:pStyle w:val="Compact"/>
-              <w:jc w:val="left"/>
-            </w:pPr>
-            <w:r>
-              <w:t xml:space="preserve">garmā</w:t>
-            </w:r>
-          </w:p>
-        </w:tc>
-        <w:tc>
-          <w:tcPr/>
-          <w:p>
-            <w:pPr>
-              <w:pStyle w:val="Compact"/>
-              <w:jc w:val="left"/>
-            </w:pPr>
-            <w:r>
-              <w:t xml:space="preserve">m</w:t>
-            </w:r>
-          </w:p>
-        </w:tc>
-        <w:tc>
-          <w:tcPr/>
-          <w:p>
-            <w:pPr>
-              <w:pStyle w:val="Compact"/>
-              <w:jc w:val="left"/>
-            </w:pPr>
-            <w:r>
-              <w:t xml:space="preserve">bone</w:t>
+              <w:rPr>
+                <w:b/>
+                <w:bCs/>
+              </w:rPr>
+              <w:t xml:space="preserve">-ky</w:t>
+            </w:r>
+          </w:p>
+        </w:tc>
+        <w:tc>
+          <w:tcPr/>
+          <w:p>
+            <w:pPr>
+              <w:pStyle w:val="Compact"/>
+              <w:jc w:val="left"/>
+            </w:pPr>
+            <w:r>
+              <w:t xml:space="preserve">your (f)</w:t>
+            </w:r>
+          </w:p>
+        </w:tc>
+        <w:tc>
+          <w:tcPr/>
+          <w:p>
+            <w:pPr>
+              <w:pStyle w:val="Compact"/>
+              <w:jc w:val="left"/>
+            </w:pPr>
+            <w:r>
+              <w:t xml:space="preserve">baytēky (your house)</w:t>
+            </w:r>
+          </w:p>
+        </w:tc>
+        <w:tc>
+          <w:tcPr/>
+          <w:p>
+            <w:pPr>
+              <w:pStyle w:val="Compact"/>
+              <w:jc w:val="left"/>
+            </w:pPr>
+            <w:r>
+              <w:t xml:space="preserve">lēky (to you)</w:t>
             </w:r>
           </w:p>
         </w:tc>
@@ -5100,43 +5309,47 @@
               <w:jc w:val="left"/>
             </w:pPr>
             <w:r>
-              <w:t xml:space="preserve">ܟܐܦܐ</w:t>
-            </w:r>
-          </w:p>
-        </w:tc>
-        <w:tc>
-          <w:tcPr/>
-          <w:p>
-            <w:pPr>
-              <w:pStyle w:val="Compact"/>
-              <w:jc w:val="left"/>
-            </w:pPr>
-            <w:r>
-              <w:t xml:space="preserve">kēpā</w:t>
-            </w:r>
-          </w:p>
-        </w:tc>
-        <w:tc>
-          <w:tcPr/>
-          <w:p>
-            <w:pPr>
-              <w:pStyle w:val="Compact"/>
-              <w:jc w:val="left"/>
-            </w:pPr>
-            <w:r>
-              <w:t xml:space="preserve">f</w:t>
-            </w:r>
-          </w:p>
-        </w:tc>
-        <w:tc>
-          <w:tcPr/>
-          <w:p>
-            <w:pPr>
-              <w:pStyle w:val="Compact"/>
-              <w:jc w:val="left"/>
-            </w:pPr>
-            <w:r>
-              <w:t xml:space="preserve">stone, rock</w:t>
+              <w:rPr>
+                <w:b/>
+                <w:bCs/>
+              </w:rPr>
+              <w:t xml:space="preserve">-eh</w:t>
+            </w:r>
+          </w:p>
+        </w:tc>
+        <w:tc>
+          <w:tcPr/>
+          <w:p>
+            <w:pPr>
+              <w:pStyle w:val="Compact"/>
+              <w:jc w:val="left"/>
+            </w:pPr>
+            <w:r>
+              <w:t xml:space="preserve">his</w:t>
+            </w:r>
+          </w:p>
+        </w:tc>
+        <w:tc>
+          <w:tcPr/>
+          <w:p>
+            <w:pPr>
+              <w:pStyle w:val="Compact"/>
+              <w:jc w:val="left"/>
+            </w:pPr>
+            <w:r>
+              <w:t xml:space="preserve">bayteh (his house)</w:t>
+            </w:r>
+          </w:p>
+        </w:tc>
+        <w:tc>
+          <w:tcPr/>
+          <w:p>
+            <w:pPr>
+              <w:pStyle w:val="Compact"/>
+              <w:jc w:val="left"/>
+            </w:pPr>
+            <w:r>
+              <w:t xml:space="preserve">lēh (to him)</w:t>
             </w:r>
           </w:p>
         </w:tc>
@@ -5150,43 +5363,47 @@
               <w:jc w:val="left"/>
             </w:pPr>
             <w:r>
-              <w:t xml:space="preserve">ܡܝܐ</w:t>
-            </w:r>
-          </w:p>
-        </w:tc>
-        <w:tc>
-          <w:tcPr/>
-          <w:p>
-            <w:pPr>
-              <w:pStyle w:val="Compact"/>
-              <w:jc w:val="left"/>
-            </w:pPr>
-            <w:r>
-              <w:t xml:space="preserve">mayyā</w:t>
-            </w:r>
-          </w:p>
-        </w:tc>
-        <w:tc>
-          <w:tcPr/>
-          <w:p>
-            <w:pPr>
-              <w:pStyle w:val="Compact"/>
-              <w:jc w:val="left"/>
-            </w:pPr>
-            <w:r>
-              <w:t xml:space="preserve">m.pl</w:t>
-            </w:r>
-          </w:p>
-        </w:tc>
-        <w:tc>
-          <w:tcPr/>
-          <w:p>
-            <w:pPr>
-              <w:pStyle w:val="Compact"/>
-              <w:jc w:val="left"/>
-            </w:pPr>
-            <w:r>
-              <w:t xml:space="preserve">water</w:t>
+              <w:rPr>
+                <w:b/>
+                <w:bCs/>
+              </w:rPr>
+              <w:t xml:space="preserve">-āh</w:t>
+            </w:r>
+          </w:p>
+        </w:tc>
+        <w:tc>
+          <w:tcPr/>
+          <w:p>
+            <w:pPr>
+              <w:pStyle w:val="Compact"/>
+              <w:jc w:val="left"/>
+            </w:pPr>
+            <w:r>
+              <w:t xml:space="preserve">her</w:t>
+            </w:r>
+          </w:p>
+        </w:tc>
+        <w:tc>
+          <w:tcPr/>
+          <w:p>
+            <w:pPr>
+              <w:pStyle w:val="Compact"/>
+              <w:jc w:val="left"/>
+            </w:pPr>
+            <w:r>
+              <w:t xml:space="preserve">baytāh (her house)</w:t>
+            </w:r>
+          </w:p>
+        </w:tc>
+        <w:tc>
+          <w:tcPr/>
+          <w:p>
+            <w:pPr>
+              <w:pStyle w:val="Compact"/>
+              <w:jc w:val="left"/>
+            </w:pPr>
+            <w:r>
+              <w:t xml:space="preserve">lāh (to her)</w:t>
             </w:r>
           </w:p>
         </w:tc>
@@ -5200,43 +5417,47 @@
               <w:jc w:val="left"/>
             </w:pPr>
             <w:r>
-              <w:t xml:space="preserve">ܢܘܢܐ</w:t>
-            </w:r>
-          </w:p>
-        </w:tc>
-        <w:tc>
-          <w:tcPr/>
-          <w:p>
-            <w:pPr>
-              <w:pStyle w:val="Compact"/>
-              <w:jc w:val="left"/>
-            </w:pPr>
-            <w:r>
-              <w:t xml:space="preserve">nūnā</w:t>
-            </w:r>
-          </w:p>
-        </w:tc>
-        <w:tc>
-          <w:tcPr/>
-          <w:p>
-            <w:pPr>
-              <w:pStyle w:val="Compact"/>
-              <w:jc w:val="left"/>
-            </w:pPr>
-            <w:r>
-              <w:t xml:space="preserve">m</w:t>
-            </w:r>
-          </w:p>
-        </w:tc>
-        <w:tc>
-          <w:tcPr/>
-          <w:p>
-            <w:pPr>
-              <w:pStyle w:val="Compact"/>
-              <w:jc w:val="left"/>
-            </w:pPr>
-            <w:r>
-              <w:t xml:space="preserve">fish</w:t>
+              <w:rPr>
+                <w:b/>
+                <w:bCs/>
+              </w:rPr>
+              <w:t xml:space="preserve">-an</w:t>
+            </w:r>
+          </w:p>
+        </w:tc>
+        <w:tc>
+          <w:tcPr/>
+          <w:p>
+            <w:pPr>
+              <w:pStyle w:val="Compact"/>
+              <w:jc w:val="left"/>
+            </w:pPr>
+            <w:r>
+              <w:t xml:space="preserve">our</w:t>
+            </w:r>
+          </w:p>
+        </w:tc>
+        <w:tc>
+          <w:tcPr/>
+          <w:p>
+            <w:pPr>
+              <w:pStyle w:val="Compact"/>
+              <w:jc w:val="left"/>
+            </w:pPr>
+            <w:r>
+              <w:t xml:space="preserve">baytan (our house)</w:t>
+            </w:r>
+          </w:p>
+        </w:tc>
+        <w:tc>
+          <w:tcPr/>
+          <w:p>
+            <w:pPr>
+              <w:pStyle w:val="Compact"/>
+              <w:jc w:val="left"/>
+            </w:pPr>
+            <w:r>
+              <w:t xml:space="preserve">lān (to us)</w:t>
             </w:r>
           </w:p>
         </w:tc>
@@ -5250,43 +5471,47 @@
               <w:jc w:val="left"/>
             </w:pPr>
             <w:r>
-              <w:t xml:space="preserve">ܡܕܝܢܬܐ</w:t>
-            </w:r>
-          </w:p>
-        </w:tc>
-        <w:tc>
-          <w:tcPr/>
-          <w:p>
-            <w:pPr>
-              <w:pStyle w:val="Compact"/>
-              <w:jc w:val="left"/>
-            </w:pPr>
-            <w:r>
-              <w:t xml:space="preserve">mdīttā</w:t>
-            </w:r>
-          </w:p>
-        </w:tc>
-        <w:tc>
-          <w:tcPr/>
-          <w:p>
-            <w:pPr>
-              <w:pStyle w:val="Compact"/>
-              <w:jc w:val="left"/>
-            </w:pPr>
-            <w:r>
-              <w:t xml:space="preserve">f</w:t>
-            </w:r>
-          </w:p>
-        </w:tc>
-        <w:tc>
-          <w:tcPr/>
-          <w:p>
-            <w:pPr>
-              <w:pStyle w:val="Compact"/>
-              <w:jc w:val="left"/>
-            </w:pPr>
-            <w:r>
-              <w:t xml:space="preserve">city</w:t>
+              <w:rPr>
+                <w:b/>
+                <w:bCs/>
+              </w:rPr>
+              <w:t xml:space="preserve">-kūn</w:t>
+            </w:r>
+          </w:p>
+        </w:tc>
+        <w:tc>
+          <w:tcPr/>
+          <w:p>
+            <w:pPr>
+              <w:pStyle w:val="Compact"/>
+              <w:jc w:val="left"/>
+            </w:pPr>
+            <w:r>
+              <w:t xml:space="preserve">your (pl)</w:t>
+            </w:r>
+          </w:p>
+        </w:tc>
+        <w:tc>
+          <w:tcPr/>
+          <w:p>
+            <w:pPr>
+              <w:pStyle w:val="Compact"/>
+              <w:jc w:val="left"/>
+            </w:pPr>
+            <w:r>
+              <w:t xml:space="preserve">baytkūn (your house)</w:t>
+            </w:r>
+          </w:p>
+        </w:tc>
+        <w:tc>
+          <w:tcPr/>
+          <w:p>
+            <w:pPr>
+              <w:pStyle w:val="Compact"/>
+              <w:jc w:val="left"/>
+            </w:pPr>
+            <w:r>
+              <w:t xml:space="preserve">lḵūn (to you all)</w:t>
             </w:r>
           </w:p>
         </w:tc>
@@ -5300,577 +5525,117 @@
               <w:jc w:val="left"/>
             </w:pPr>
             <w:r>
-              <w:t xml:space="preserve">ܫܡܫܐ</w:t>
-            </w:r>
-          </w:p>
-        </w:tc>
-        <w:tc>
-          <w:tcPr/>
-          <w:p>
-            <w:pPr>
-              <w:pStyle w:val="Compact"/>
-              <w:jc w:val="left"/>
-            </w:pPr>
-            <w:r>
-              <w:t xml:space="preserve">šemšā</w:t>
-            </w:r>
-          </w:p>
-        </w:tc>
-        <w:tc>
-          <w:tcPr/>
-          <w:p>
-            <w:pPr>
-              <w:pStyle w:val="Compact"/>
-              <w:jc w:val="left"/>
-            </w:pPr>
-            <w:r>
-              <w:t xml:space="preserve">m</w:t>
-            </w:r>
-          </w:p>
-        </w:tc>
-        <w:tc>
-          <w:tcPr/>
-          <w:p>
-            <w:pPr>
-              <w:pStyle w:val="Compact"/>
-              <w:jc w:val="left"/>
-            </w:pPr>
-            <w:r>
-              <w:t xml:space="preserve">sun</w:t>
-            </w:r>
-          </w:p>
-        </w:tc>
-      </w:tr>
-      <w:tr>
-        <w:tc>
-          <w:tcPr/>
-          <w:p>
-            <w:pPr>
-              <w:pStyle w:val="Compact"/>
-              <w:jc w:val="left"/>
-            </w:pPr>
-            <w:r>
-              <w:t xml:space="preserve">ܡܫܚܐ</w:t>
-            </w:r>
-          </w:p>
-        </w:tc>
-        <w:tc>
-          <w:tcPr/>
-          <w:p>
-            <w:pPr>
-              <w:pStyle w:val="Compact"/>
-              <w:jc w:val="left"/>
-            </w:pPr>
-            <w:r>
-              <w:t xml:space="preserve">mešḥā</w:t>
-            </w:r>
-          </w:p>
-        </w:tc>
-        <w:tc>
-          <w:tcPr/>
-          <w:p>
-            <w:pPr>
-              <w:pStyle w:val="Compact"/>
-              <w:jc w:val="left"/>
-            </w:pPr>
-            <w:r>
-              <w:t xml:space="preserve">m</w:t>
-            </w:r>
-          </w:p>
-        </w:tc>
-        <w:tc>
-          <w:tcPr/>
-          <w:p>
-            <w:pPr>
-              <w:pStyle w:val="Compact"/>
-              <w:jc w:val="left"/>
-            </w:pPr>
-            <w:r>
-              <w:t xml:space="preserve">oil</w:t>
-            </w:r>
-          </w:p>
-        </w:tc>
-      </w:tr>
-      <w:tr>
-        <w:tc>
-          <w:tcPr/>
-          <w:p>
-            <w:pPr>
-              <w:pStyle w:val="Compact"/>
-              <w:jc w:val="left"/>
-            </w:pPr>
-            <w:r>
-              <w:t xml:space="preserve">ܚܝܠܐ</w:t>
-            </w:r>
-          </w:p>
-        </w:tc>
-        <w:tc>
-          <w:tcPr/>
-          <w:p>
-            <w:pPr>
-              <w:pStyle w:val="Compact"/>
-              <w:jc w:val="left"/>
-            </w:pPr>
-            <w:r>
-              <w:t xml:space="preserve">ḥaylā</w:t>
-            </w:r>
-          </w:p>
-        </w:tc>
-        <w:tc>
-          <w:tcPr/>
-          <w:p>
-            <w:pPr>
-              <w:pStyle w:val="Compact"/>
-              <w:jc w:val="left"/>
-            </w:pPr>
-            <w:r>
-              <w:t xml:space="preserve">m</w:t>
-            </w:r>
-          </w:p>
-        </w:tc>
-        <w:tc>
-          <w:tcPr/>
-          <w:p>
-            <w:pPr>
-              <w:pStyle w:val="Compact"/>
-              <w:jc w:val="left"/>
-            </w:pPr>
-            <w:r>
-              <w:t xml:space="preserve">power, army</w:t>
-            </w:r>
-          </w:p>
-        </w:tc>
-      </w:tr>
-      <w:tr>
-        <w:tc>
-          <w:tcPr/>
-          <w:p>
-            <w:pPr>
-              <w:pStyle w:val="Compact"/>
-              <w:jc w:val="left"/>
-            </w:pPr>
-            <w:r>
-              <w:t xml:space="preserve">ܐܕܢܐ</w:t>
-            </w:r>
-          </w:p>
-        </w:tc>
-        <w:tc>
-          <w:tcPr/>
-          <w:p>
-            <w:pPr>
-              <w:pStyle w:val="Compact"/>
-              <w:jc w:val="left"/>
-            </w:pPr>
-            <w:r>
-              <w:t xml:space="preserve">ʾednā</w:t>
-            </w:r>
-          </w:p>
-        </w:tc>
-        <w:tc>
-          <w:tcPr/>
-          <w:p>
-            <w:pPr>
-              <w:pStyle w:val="Compact"/>
-              <w:jc w:val="left"/>
-            </w:pPr>
-            <w:r>
-              <w:t xml:space="preserve">f</w:t>
-            </w:r>
-          </w:p>
-        </w:tc>
-        <w:tc>
-          <w:tcPr/>
-          <w:p>
-            <w:pPr>
-              <w:pStyle w:val="Compact"/>
-              <w:jc w:val="left"/>
-            </w:pPr>
-            <w:r>
-              <w:t xml:space="preserve">ear</w:t>
-            </w:r>
-          </w:p>
-        </w:tc>
-      </w:tr>
-      <w:tr>
-        <w:tc>
-          <w:tcPr/>
-          <w:p>
-            <w:pPr>
-              <w:pStyle w:val="Compact"/>
-              <w:jc w:val="left"/>
-            </w:pPr>
-            <w:r>
-              <w:t xml:space="preserve">ܩܝܣܐ</w:t>
-            </w:r>
-          </w:p>
-        </w:tc>
-        <w:tc>
-          <w:tcPr/>
-          <w:p>
-            <w:pPr>
-              <w:pStyle w:val="Compact"/>
-              <w:jc w:val="left"/>
-            </w:pPr>
-            <w:r>
-              <w:t xml:space="preserve">qaysā</w:t>
-            </w:r>
-          </w:p>
-        </w:tc>
-        <w:tc>
-          <w:tcPr/>
-          <w:p>
-            <w:pPr>
-              <w:pStyle w:val="Compact"/>
-              <w:jc w:val="left"/>
-            </w:pPr>
-            <w:r>
-              <w:t xml:space="preserve">m</w:t>
-            </w:r>
-          </w:p>
-        </w:tc>
-        <w:tc>
-          <w:tcPr/>
-          <w:p>
-            <w:pPr>
-              <w:pStyle w:val="Compact"/>
-              <w:jc w:val="left"/>
-            </w:pPr>
-            <w:r>
-              <w:t xml:space="preserve">wood, tree</w:t>
-            </w:r>
-          </w:p>
-        </w:tc>
-      </w:tr>
-      <w:tr>
-        <w:tc>
-          <w:tcPr/>
-          <w:p>
-            <w:pPr>
-              <w:pStyle w:val="Compact"/>
-              <w:jc w:val="left"/>
-            </w:pPr>
-            <w:r>
-              <w:t xml:space="preserve">ܢܗܪܐ</w:t>
-            </w:r>
-          </w:p>
-        </w:tc>
-        <w:tc>
-          <w:tcPr/>
-          <w:p>
-            <w:pPr>
-              <w:pStyle w:val="Compact"/>
-              <w:jc w:val="left"/>
-            </w:pPr>
-            <w:r>
-              <w:t xml:space="preserve">nahrā</w:t>
-            </w:r>
-          </w:p>
-        </w:tc>
-        <w:tc>
-          <w:tcPr/>
-          <w:p>
-            <w:pPr>
-              <w:pStyle w:val="Compact"/>
-              <w:jc w:val="left"/>
-            </w:pPr>
-            <w:r>
-              <w:t xml:space="preserve">m</w:t>
-            </w:r>
-          </w:p>
-        </w:tc>
-        <w:tc>
-          <w:tcPr/>
-          <w:p>
-            <w:pPr>
-              <w:pStyle w:val="Compact"/>
-              <w:jc w:val="left"/>
-            </w:pPr>
-            <w:r>
-              <w:t xml:space="preserve">river</w:t>
-            </w:r>
-          </w:p>
-        </w:tc>
-      </w:tr>
-      <w:tr>
-        <w:tc>
-          <w:tcPr/>
-          <w:p>
-            <w:pPr>
-              <w:pStyle w:val="Compact"/>
-              <w:jc w:val="left"/>
-            </w:pPr>
-            <w:r>
-              <w:t xml:space="preserve">ܣܒܪܐ</w:t>
-            </w:r>
-          </w:p>
-        </w:tc>
-        <w:tc>
-          <w:tcPr/>
-          <w:p>
-            <w:pPr>
-              <w:pStyle w:val="Compact"/>
-              <w:jc w:val="left"/>
-            </w:pPr>
-            <w:r>
-              <w:t xml:space="preserve">sabrā</w:t>
-            </w:r>
-          </w:p>
-        </w:tc>
-        <w:tc>
-          <w:tcPr/>
-          <w:p>
-            <w:pPr>
-              <w:pStyle w:val="Compact"/>
-              <w:jc w:val="left"/>
-            </w:pPr>
-            <w:r>
-              <w:t xml:space="preserve">m</w:t>
-            </w:r>
-          </w:p>
-        </w:tc>
-        <w:tc>
-          <w:tcPr/>
-          <w:p>
-            <w:pPr>
-              <w:pStyle w:val="Compact"/>
-              <w:jc w:val="left"/>
-            </w:pPr>
-            <w:r>
-              <w:t xml:space="preserve">hope</w:t>
-            </w:r>
-          </w:p>
-        </w:tc>
-      </w:tr>
-      <w:tr>
-        <w:tc>
-          <w:tcPr/>
-          <w:p>
-            <w:pPr>
-              <w:pStyle w:val="Compact"/>
-              <w:jc w:val="left"/>
-            </w:pPr>
-            <w:r>
-              <w:t xml:space="preserve">ܕܚܠܬܐ</w:t>
-            </w:r>
-          </w:p>
-        </w:tc>
-        <w:tc>
-          <w:tcPr/>
-          <w:p>
-            <w:pPr>
-              <w:pStyle w:val="Compact"/>
-              <w:jc w:val="left"/>
-            </w:pPr>
-            <w:r>
-              <w:t xml:space="preserve">deḥltā</w:t>
-            </w:r>
-          </w:p>
-        </w:tc>
-        <w:tc>
-          <w:tcPr/>
-          <w:p>
-            <w:pPr>
-              <w:pStyle w:val="Compact"/>
-              <w:jc w:val="left"/>
-            </w:pPr>
-            <w:r>
-              <w:t xml:space="preserve">f</w:t>
-            </w:r>
-          </w:p>
-        </w:tc>
-        <w:tc>
-          <w:tcPr/>
-          <w:p>
-            <w:pPr>
-              <w:pStyle w:val="Compact"/>
-              <w:jc w:val="left"/>
-            </w:pPr>
-            <w:r>
-              <w:t xml:space="preserve">fear, religion</w:t>
-            </w:r>
-          </w:p>
-        </w:tc>
-      </w:tr>
-      <w:tr>
-        <w:tc>
-          <w:tcPr/>
-          <w:p>
-            <w:pPr>
-              <w:pStyle w:val="Compact"/>
-              <w:jc w:val="left"/>
-            </w:pPr>
-            <w:r>
-              <w:t xml:space="preserve">ܣܗܪܐ</w:t>
-            </w:r>
-          </w:p>
-        </w:tc>
-        <w:tc>
-          <w:tcPr/>
-          <w:p>
-            <w:pPr>
-              <w:pStyle w:val="Compact"/>
-              <w:jc w:val="left"/>
-            </w:pPr>
-            <w:r>
-              <w:t xml:space="preserve">sahrā</w:t>
-            </w:r>
-          </w:p>
-        </w:tc>
-        <w:tc>
-          <w:tcPr/>
-          <w:p>
-            <w:pPr>
-              <w:pStyle w:val="Compact"/>
-              <w:jc w:val="left"/>
-            </w:pPr>
-            <w:r>
-              <w:t xml:space="preserve">m</w:t>
-            </w:r>
-          </w:p>
-        </w:tc>
-        <w:tc>
-          <w:tcPr/>
-          <w:p>
-            <w:pPr>
-              <w:pStyle w:val="Compact"/>
-              <w:jc w:val="left"/>
-            </w:pPr>
-            <w:r>
-              <w:t xml:space="preserve">moon</w:t>
-            </w:r>
-          </w:p>
-        </w:tc>
-      </w:tr>
-      <w:tr>
-        <w:tc>
-          <w:tcPr/>
-          <w:p>
-            <w:pPr>
-              <w:pStyle w:val="Compact"/>
-              <w:jc w:val="left"/>
-            </w:pPr>
-            <w:r>
-              <w:t xml:space="preserve">ܪܓܠܐ</w:t>
-            </w:r>
-          </w:p>
-        </w:tc>
-        <w:tc>
-          <w:tcPr/>
-          <w:p>
-            <w:pPr>
-              <w:pStyle w:val="Compact"/>
-              <w:jc w:val="left"/>
-            </w:pPr>
-            <w:r>
-              <w:t xml:space="preserve">reglā</w:t>
-            </w:r>
-          </w:p>
-        </w:tc>
-        <w:tc>
-          <w:tcPr/>
-          <w:p>
-            <w:pPr>
-              <w:pStyle w:val="Compact"/>
-              <w:jc w:val="left"/>
-            </w:pPr>
-            <w:r>
-              <w:t xml:space="preserve">f</w:t>
-            </w:r>
-          </w:p>
-        </w:tc>
-        <w:tc>
-          <w:tcPr/>
-          <w:p>
-            <w:pPr>
-              <w:pStyle w:val="Compact"/>
-              <w:jc w:val="left"/>
-            </w:pPr>
-            <w:r>
-              <w:t xml:space="preserve">foot</w:t>
-            </w:r>
-          </w:p>
-        </w:tc>
-      </w:tr>
-      <w:tr>
-        <w:tc>
-          <w:tcPr/>
-          <w:p>
-            <w:pPr>
-              <w:pStyle w:val="Compact"/>
-              <w:jc w:val="left"/>
-            </w:pPr>
-            <w:r>
-              <w:t xml:space="preserve">ܫܠܡܐ</w:t>
-            </w:r>
-          </w:p>
-        </w:tc>
-        <w:tc>
-          <w:tcPr/>
-          <w:p>
-            <w:pPr>
-              <w:pStyle w:val="Compact"/>
-              <w:jc w:val="left"/>
-            </w:pPr>
-            <w:r>
-              <w:t xml:space="preserve">šlāmā</w:t>
-            </w:r>
-          </w:p>
-        </w:tc>
-        <w:tc>
-          <w:tcPr/>
-          <w:p>
-            <w:pPr>
-              <w:pStyle w:val="Compact"/>
-              <w:jc w:val="left"/>
-            </w:pPr>
-            <w:r>
-              <w:t xml:space="preserve">m</w:t>
-            </w:r>
-          </w:p>
-        </w:tc>
-        <w:tc>
-          <w:tcPr/>
-          <w:p>
-            <w:pPr>
-              <w:pStyle w:val="Compact"/>
-              <w:jc w:val="left"/>
-            </w:pPr>
-            <w:r>
-              <w:t xml:space="preserve">peace</w:t>
+              <w:rPr>
+                <w:b/>
+                <w:bCs/>
+              </w:rPr>
+              <w:t xml:space="preserve">-hūn</w:t>
+            </w:r>
+          </w:p>
+        </w:tc>
+        <w:tc>
+          <w:tcPr/>
+          <w:p>
+            <w:pPr>
+              <w:pStyle w:val="Compact"/>
+              <w:jc w:val="left"/>
+            </w:pPr>
+            <w:r>
+              <w:t xml:space="preserve">their (pl)</w:t>
+            </w:r>
+          </w:p>
+        </w:tc>
+        <w:tc>
+          <w:tcPr/>
+          <w:p>
+            <w:pPr>
+              <w:pStyle w:val="Compact"/>
+              <w:jc w:val="left"/>
+            </w:pPr>
+            <w:r>
+              <w:t xml:space="preserve">baythūn (their house)</w:t>
+            </w:r>
+          </w:p>
+        </w:tc>
+        <w:tc>
+          <w:tcPr/>
+          <w:p>
+            <w:pPr>
+              <w:pStyle w:val="Compact"/>
+              <w:jc w:val="left"/>
+            </w:pPr>
+            <w:r>
+              <w:t xml:space="preserve">lhūn (to them)</w:t>
             </w:r>
           </w:p>
         </w:tc>
       </w:tr>
     </w:tbl>
-    <w:bookmarkEnd w:id="19"/>
-    <w:bookmarkStart w:id="20" w:name="section-11-additional-vocabulary-1"/>
-    <w:p>
-      <w:pPr>
-        <w:pStyle w:val="Heading4"/>
-      </w:pPr>
-      <w:r>
-        <w:t xml:space="preserve">Section 11: Additional Vocabulary</w:t>
-      </w:r>
-    </w:p>
-    <w:p>
-      <w:pPr>
-        <w:pStyle w:val="FirstParagraph"/>
-      </w:pPr>
-      <w:r>
-        <w:t xml:space="preserve">The following high-frequency words round out this lesson’s vocabulary to 30 terms.</w:t>
+    <w:p>
+      <w:pPr>
+        <w:pStyle w:val="BodyText"/>
+      </w:pPr>
+      <w:r>
+        <w:rPr>
+          <w:b/>
+          <w:bCs/>
+        </w:rPr>
+        <w:t xml:space="preserve">SAYING</w:t>
+      </w:r>
+      <w:r>
+        <w:rPr>
+          <w:b/>
+          <w:bCs/>
+        </w:rPr>
+        <w:t xml:space="preserve"> </w:t>
+      </w:r>
+      <w:r>
+        <w:rPr>
+          <w:b/>
+          <w:bCs/>
+        </w:rPr>
+        <w:t xml:space="preserve">“</w:t>
+      </w:r>
+      <w:r>
+        <w:rPr>
+          <w:b/>
+          <w:bCs/>
+        </w:rPr>
+        <w:t xml:space="preserve">TO HAVE</w:t>
+      </w:r>
+      <w:r>
+        <w:rPr>
+          <w:b/>
+          <w:bCs/>
+        </w:rPr>
+        <w:t xml:space="preserve">”</w:t>
+      </w:r>
+      <w:r>
+        <w:rPr>
+          <w:b/>
+          <w:bCs/>
+        </w:rPr>
+        <w:t xml:space="preserve"> </w:t>
+      </w:r>
+      <w:r>
+        <w:rPr>
+          <w:b/>
+          <w:bCs/>
+        </w:rPr>
+        <w:t xml:space="preserve">(Possession Formula)</w:t>
       </w:r>
     </w:p>
     <w:tbl>
       <w:tblPr>
         <w:tblStyle w:val="Table"/>
         <w:tblW w:type="auto" w:w="0"/>
+        <w:jc w:val="left"/>
         <w:tblLook w:firstRow="1" w:lastRow="0" w:firstColumn="0" w:lastColumn="0" w:noHBand="0" w:noVBand="0" w:val="0020"/>
       </w:tblPr>
       <w:tblGrid>
-        <w:gridCol w:w="1980"/>
-        <w:gridCol w:w="1980"/>
-        <w:gridCol w:w="1980"/>
-        <w:gridCol w:w="1980"/>
+        <w:gridCol w:w="2640"/>
+        <w:gridCol w:w="2640"/>
+        <w:gridCol w:w="2640"/>
       </w:tblGrid>
       <w:tr>
         <w:trPr>
@@ -5884,31 +5649,19 @@
               <w:jc w:val="left"/>
             </w:pPr>
             <w:r>
-              <w:t xml:space="preserve">Estrangela</w:t>
-            </w:r>
-          </w:p>
-        </w:tc>
-        <w:tc>
-          <w:tcPr/>
-          <w:p>
-            <w:pPr>
-              <w:pStyle w:val="Compact"/>
-              <w:jc w:val="left"/>
-            </w:pPr>
-            <w:r>
-              <w:t xml:space="preserve">Transliteration</w:t>
-            </w:r>
-          </w:p>
-        </w:tc>
-        <w:tc>
-          <w:tcPr/>
-          <w:p>
-            <w:pPr>
-              <w:pStyle w:val="Compact"/>
-              <w:jc w:val="left"/>
-            </w:pPr>
-            <w:r>
-              <w:t xml:space="preserve">Gender/Type</w:t>
+              <w:t xml:space="preserve">Formula</w:t>
+            </w:r>
+          </w:p>
+        </w:tc>
+        <w:tc>
+          <w:tcPr/>
+          <w:p>
+            <w:pPr>
+              <w:pStyle w:val="Compact"/>
+              <w:jc w:val="left"/>
+            </w:pPr>
+            <w:r>
+              <w:t xml:space="preserve">Syriac</w:t>
             </w:r>
           </w:p>
         </w:tc>
@@ -5934,43 +5687,31 @@
               <w:jc w:val="left"/>
             </w:pPr>
             <w:r>
-              <w:t xml:space="preserve">ܣܗܕܐ</w:t>
-            </w:r>
-          </w:p>
-        </w:tc>
-        <w:tc>
-          <w:tcPr/>
-          <w:p>
-            <w:pPr>
-              <w:pStyle w:val="Compact"/>
-              <w:jc w:val="left"/>
-            </w:pPr>
-            <w:r>
-              <w:t xml:space="preserve">sāhdā</w:t>
-            </w:r>
-          </w:p>
-        </w:tc>
-        <w:tc>
-          <w:tcPr/>
-          <w:p>
-            <w:pPr>
-              <w:pStyle w:val="Compact"/>
-              <w:jc w:val="left"/>
-            </w:pPr>
-            <w:r>
-              <w:t xml:space="preserve">m</w:t>
-            </w:r>
-          </w:p>
-        </w:tc>
-        <w:tc>
-          <w:tcPr/>
-          <w:p>
-            <w:pPr>
-              <w:pStyle w:val="Compact"/>
-              <w:jc w:val="left"/>
-            </w:pPr>
-            <w:r>
-              <w:t xml:space="preserve">witness, martyr</w:t>
+              <w:t xml:space="preserve">ĪT + L- + Suffix</w:t>
+            </w:r>
+          </w:p>
+        </w:tc>
+        <w:tc>
+          <w:tcPr/>
+          <w:p>
+            <w:pPr>
+              <w:pStyle w:val="Compact"/>
+              <w:jc w:val="left"/>
+            </w:pPr>
+            <w:r>
+              <w:t xml:space="preserve">īt lī / ītly</w:t>
+            </w:r>
+          </w:p>
+        </w:tc>
+        <w:tc>
+          <w:tcPr/>
+          <w:p>
+            <w:pPr>
+              <w:pStyle w:val="Compact"/>
+              <w:jc w:val="left"/>
+            </w:pPr>
+            <w:r>
+              <w:t xml:space="preserve">I have (There is to me)</w:t>
             </w:r>
           </w:p>
         </w:tc>
@@ -5984,43 +5725,31 @@
               <w:jc w:val="left"/>
             </w:pPr>
             <w:r>
-              <w:t xml:space="preserve">ܒܣܪܐ</w:t>
-            </w:r>
-          </w:p>
-        </w:tc>
-        <w:tc>
-          <w:tcPr/>
-          <w:p>
-            <w:pPr>
-              <w:pStyle w:val="Compact"/>
-              <w:jc w:val="left"/>
-            </w:pPr>
-            <w:r>
-              <w:t xml:space="preserve">besrā</w:t>
-            </w:r>
-          </w:p>
-        </w:tc>
-        <w:tc>
-          <w:tcPr/>
-          <w:p>
-            <w:pPr>
-              <w:pStyle w:val="Compact"/>
-              <w:jc w:val="left"/>
-            </w:pPr>
-            <w:r>
-              <w:t xml:space="preserve">m</w:t>
-            </w:r>
-          </w:p>
-        </w:tc>
-        <w:tc>
-          <w:tcPr/>
-          <w:p>
-            <w:pPr>
-              <w:pStyle w:val="Compact"/>
-              <w:jc w:val="left"/>
-            </w:pPr>
-            <w:r>
-              <w:t xml:space="preserve">flesh</w:t>
+              <w:t xml:space="preserve">LAYT + L- + Suffix</w:t>
+            </w:r>
+          </w:p>
+        </w:tc>
+        <w:tc>
+          <w:tcPr/>
+          <w:p>
+            <w:pPr>
+              <w:pStyle w:val="Compact"/>
+              <w:jc w:val="left"/>
+            </w:pPr>
+            <w:r>
+              <w:t xml:space="preserve">layt lēh</w:t>
+            </w:r>
+          </w:p>
+        </w:tc>
+        <w:tc>
+          <w:tcPr/>
+          <w:p>
+            <w:pPr>
+              <w:pStyle w:val="Compact"/>
+              <w:jc w:val="left"/>
+            </w:pPr>
+            <w:r>
+              <w:t xml:space="preserve">He does not have</w:t>
             </w:r>
           </w:p>
         </w:tc>
@@ -6034,43 +5763,130 @@
               <w:jc w:val="left"/>
             </w:pPr>
             <w:r>
-              <w:t xml:space="preserve">ܛܝܒܘܬܐ</w:t>
-            </w:r>
-          </w:p>
-        </w:tc>
-        <w:tc>
-          <w:tcPr/>
-          <w:p>
-            <w:pPr>
-              <w:pStyle w:val="Compact"/>
-              <w:jc w:val="left"/>
-            </w:pPr>
-            <w:r>
-              <w:t xml:space="preserve">ṭaybūttā</w:t>
-            </w:r>
-          </w:p>
-        </w:tc>
-        <w:tc>
-          <w:tcPr/>
-          <w:p>
-            <w:pPr>
-              <w:pStyle w:val="Compact"/>
-              <w:jc w:val="left"/>
-            </w:pPr>
-            <w:r>
-              <w:t xml:space="preserve">f</w:t>
-            </w:r>
-          </w:p>
-        </w:tc>
-        <w:tc>
-          <w:tcPr/>
-          <w:p>
-            <w:pPr>
-              <w:pStyle w:val="Compact"/>
-              <w:jc w:val="left"/>
-            </w:pPr>
-            <w:r>
-              <w:t xml:space="preserve">grace</w:t>
+              <w:t xml:space="preserve">ĪT + L- + Suffix</w:t>
+            </w:r>
+          </w:p>
+        </w:tc>
+        <w:tc>
+          <w:tcPr/>
+          <w:p>
+            <w:pPr>
+              <w:pStyle w:val="Compact"/>
+              <w:jc w:val="left"/>
+            </w:pPr>
+            <w:r>
+              <w:t xml:space="preserve">īt lhūn malkā</w:t>
+            </w:r>
+          </w:p>
+        </w:tc>
+        <w:tc>
+          <w:tcPr/>
+          <w:p>
+            <w:pPr>
+              <w:pStyle w:val="Compact"/>
+              <w:jc w:val="left"/>
+            </w:pPr>
+            <w:r>
+              <w:t xml:space="preserve">They have a king</w:t>
+            </w:r>
+          </w:p>
+        </w:tc>
+      </w:tr>
+    </w:tbl>
+    <w:bookmarkEnd w:id="29"/>
+    <w:bookmarkStart w:id="30" w:name="section-11-additional-vocabulary"/>
+    <w:p>
+      <w:pPr>
+        <w:pStyle w:val="Heading4"/>
+      </w:pPr>
+      <w:r>
+        <w:t xml:space="preserve">Section 11: Additional Vocabulary</w:t>
+      </w:r>
+    </w:p>
+    <w:p>
+      <w:pPr>
+        <w:pStyle w:val="FirstParagraph"/>
+      </w:pPr>
+      <w:r>
+        <w:t xml:space="preserve">The following high-frequency words round out this lesson’s vocabulary to 30 terms.</w:t>
+      </w:r>
+    </w:p>
+    <w:tbl>
+      <w:tblPr>
+        <w:tblStyle w:val="Table"/>
+        <w:tblW w:type="pct" w:w="5000"/>
+        <w:jc w:val="left"/>
+        <w:tblLayout w:type="fixed"/>
+        <w:tblLook w:firstRow="1" w:lastRow="0" w:firstColumn="0" w:lastColumn="0" w:noHBand="0" w:noVBand="0" w:val="0020"/>
+      </w:tblPr>
+      <w:tblGrid>
+        <w:gridCol w:w="1584"/>
+        <w:gridCol w:w="1584"/>
+        <w:gridCol w:w="1584"/>
+        <w:gridCol w:w="1584"/>
+        <w:gridCol w:w="1584"/>
+      </w:tblGrid>
+      <w:tr>
+        <w:trPr>
+          <w:tblHeader w:val="on"/>
+        </w:trPr>
+        <w:tc>
+          <w:tcPr/>
+          <w:p>
+            <w:pPr>
+              <w:pStyle w:val="Compact"/>
+              <w:jc w:val="left"/>
+            </w:pPr>
+            <w:r>
+              <w:t xml:space="preserve">Syriac (Estrangela)</w:t>
+            </w:r>
+          </w:p>
+        </w:tc>
+        <w:tc>
+          <w:tcPr/>
+          <w:p>
+            <w:pPr>
+              <w:pStyle w:val="Compact"/>
+              <w:jc w:val="left"/>
+            </w:pPr>
+            <w:r>
+              <w:t xml:space="preserve">Transliteration</w:t>
+            </w:r>
+          </w:p>
+        </w:tc>
+        <w:tc>
+          <w:tcPr/>
+          <w:p>
+            <w:pPr>
+              <w:pStyle w:val="Compact"/>
+              <w:jc w:val="left"/>
+            </w:pPr>
+            <w:r>
+              <w:t xml:space="preserve">Part of Speech</w:t>
+            </w:r>
+          </w:p>
+        </w:tc>
+        <w:tc>
+          <w:tcPr/>
+          <w:p>
+            <w:pPr>
+              <w:pStyle w:val="Compact"/>
+              <w:jc w:val="left"/>
+            </w:pPr>
+            <w:r>
+              <w:t xml:space="preserve">Meaning</w:t>
+            </w:r>
+          </w:p>
+        </w:tc>
+        <w:tc>
+          <w:tcPr/>
+          <w:p>
+            <w:pPr>
+              <w:pStyle w:val="Compact"/>
+              <w:jc w:val="left"/>
+            </w:pPr>
+            <w:r>
+              <w:t xml:space="preserve">Notes</w:t>
             </w:r>
           </w:p>
         </w:tc>
@@ -6084,43 +5900,55 @@
               <w:jc w:val="left"/>
             </w:pPr>
             <w:r>
-              <w:t xml:space="preserve">ܬܘܪܐ</w:t>
-            </w:r>
-          </w:p>
-        </w:tc>
-        <w:tc>
-          <w:tcPr/>
-          <w:p>
-            <w:pPr>
-              <w:pStyle w:val="Compact"/>
-              <w:jc w:val="left"/>
-            </w:pPr>
-            <w:r>
-              <w:t xml:space="preserve">tawrā</w:t>
-            </w:r>
-          </w:p>
-        </w:tc>
-        <w:tc>
-          <w:tcPr/>
-          <w:p>
-            <w:pPr>
-              <w:pStyle w:val="Compact"/>
-              <w:jc w:val="left"/>
-            </w:pPr>
-            <w:r>
-              <w:t xml:space="preserve">m</w:t>
-            </w:r>
-          </w:p>
-        </w:tc>
-        <w:tc>
-          <w:tcPr/>
-          <w:p>
-            <w:pPr>
-              <w:pStyle w:val="Compact"/>
-              <w:jc w:val="left"/>
-            </w:pPr>
-            <w:r>
-              <w:t xml:space="preserve">bull, ox</w:t>
+              <w:t xml:space="preserve">ܩܪܝܬܐ</w:t>
+            </w:r>
+          </w:p>
+        </w:tc>
+        <w:tc>
+          <w:tcPr/>
+          <w:p>
+            <w:pPr>
+              <w:pStyle w:val="Compact"/>
+              <w:jc w:val="left"/>
+            </w:pPr>
+            <w:r>
+              <w:t xml:space="preserve">qrītā</w:t>
+            </w:r>
+          </w:p>
+        </w:tc>
+        <w:tc>
+          <w:tcPr/>
+          <w:p>
+            <w:pPr>
+              <w:pStyle w:val="Compact"/>
+              <w:jc w:val="left"/>
+            </w:pPr>
+            <w:r>
+              <w:t xml:space="preserve">f. noun</w:t>
+            </w:r>
+          </w:p>
+        </w:tc>
+        <w:tc>
+          <w:tcPr/>
+          <w:p>
+            <w:pPr>
+              <w:pStyle w:val="Compact"/>
+              <w:jc w:val="left"/>
+            </w:pPr>
+            <w:r>
+              <w:t xml:space="preserve">village</w:t>
+            </w:r>
+          </w:p>
+        </w:tc>
+        <w:tc>
+          <w:tcPr/>
+          <w:p>
+            <w:pPr>
+              <w:pStyle w:val="Compact"/>
+              <w:jc w:val="left"/>
+            </w:pPr>
+            <w:r>
+              <w:t xml:space="preserve">emphatic state</w:t>
             </w:r>
           </w:p>
         </w:tc>
@@ -6134,44 +5962,52 @@
               <w:jc w:val="left"/>
             </w:pPr>
             <w:r>
-              <w:t xml:space="preserve">ܩܝܡܐ</w:t>
-            </w:r>
-          </w:p>
-        </w:tc>
-        <w:tc>
-          <w:tcPr/>
-          <w:p>
-            <w:pPr>
-              <w:pStyle w:val="Compact"/>
-              <w:jc w:val="left"/>
-            </w:pPr>
-            <w:r>
-              <w:t xml:space="preserve">qyāmā</w:t>
-            </w:r>
-          </w:p>
-        </w:tc>
-        <w:tc>
-          <w:tcPr/>
-          <w:p>
-            <w:pPr>
-              <w:pStyle w:val="Compact"/>
-              <w:jc w:val="left"/>
-            </w:pPr>
-            <w:r>
-              <w:t xml:space="preserve">m</w:t>
-            </w:r>
-          </w:p>
-        </w:tc>
-        <w:tc>
-          <w:tcPr/>
-          <w:p>
-            <w:pPr>
-              <w:pStyle w:val="Compact"/>
-              <w:jc w:val="left"/>
-            </w:pPr>
-            <w:r>
-              <w:t xml:space="preserve">covenant</w:t>
-            </w:r>
+              <w:t xml:space="preserve">ܠܫܢܐ</w:t>
+            </w:r>
+          </w:p>
+        </w:tc>
+        <w:tc>
+          <w:tcPr/>
+          <w:p>
+            <w:pPr>
+              <w:pStyle w:val="Compact"/>
+              <w:jc w:val="left"/>
+            </w:pPr>
+            <w:r>
+              <w:t xml:space="preserve">leššānā</w:t>
+            </w:r>
+          </w:p>
+        </w:tc>
+        <w:tc>
+          <w:tcPr/>
+          <w:p>
+            <w:pPr>
+              <w:pStyle w:val="Compact"/>
+              <w:jc w:val="left"/>
+            </w:pPr>
+            <w:r>
+              <w:t xml:space="preserve">m. noun</w:t>
+            </w:r>
+          </w:p>
+        </w:tc>
+        <w:tc>
+          <w:tcPr/>
+          <w:p>
+            <w:pPr>
+              <w:pStyle w:val="Compact"/>
+              <w:jc w:val="left"/>
+            </w:pPr>
+            <w:r>
+              <w:t xml:space="preserve">tongue, language</w:t>
+            </w:r>
+          </w:p>
+        </w:tc>
+        <w:tc>
+          <w:tcPr/>
+          <w:p>
+            <w:pPr>
+              <w:pStyle w:val="Compact"/>
+            </w:pPr>
           </w:p>
         </w:tc>
       </w:tr>
@@ -6184,44 +6020,52 @@
               <w:jc w:val="left"/>
             </w:pPr>
             <w:r>
-              <w:t xml:space="preserve">ܐܘܪܚܐ</w:t>
-            </w:r>
-          </w:p>
-        </w:tc>
-        <w:tc>
-          <w:tcPr/>
-          <w:p>
-            <w:pPr>
-              <w:pStyle w:val="Compact"/>
-              <w:jc w:val="left"/>
-            </w:pPr>
-            <w:r>
-              <w:t xml:space="preserve">ʾūrḥā</w:t>
-            </w:r>
-          </w:p>
-        </w:tc>
-        <w:tc>
-          <w:tcPr/>
-          <w:p>
-            <w:pPr>
-              <w:pStyle w:val="Compact"/>
-              <w:jc w:val="left"/>
-            </w:pPr>
-            <w:r>
-              <w:t xml:space="preserve">f</w:t>
-            </w:r>
-          </w:p>
-        </w:tc>
-        <w:tc>
-          <w:tcPr/>
-          <w:p>
-            <w:pPr>
-              <w:pStyle w:val="Compact"/>
-              <w:jc w:val="left"/>
-            </w:pPr>
-            <w:r>
-              <w:t xml:space="preserve">way, road</w:t>
-            </w:r>
+              <w:t xml:space="preserve">ܓܪܡܐ</w:t>
+            </w:r>
+          </w:p>
+        </w:tc>
+        <w:tc>
+          <w:tcPr/>
+          <w:p>
+            <w:pPr>
+              <w:pStyle w:val="Compact"/>
+              <w:jc w:val="left"/>
+            </w:pPr>
+            <w:r>
+              <w:t xml:space="preserve">garmā</w:t>
+            </w:r>
+          </w:p>
+        </w:tc>
+        <w:tc>
+          <w:tcPr/>
+          <w:p>
+            <w:pPr>
+              <w:pStyle w:val="Compact"/>
+              <w:jc w:val="left"/>
+            </w:pPr>
+            <w:r>
+              <w:t xml:space="preserve">m. noun</w:t>
+            </w:r>
+          </w:p>
+        </w:tc>
+        <w:tc>
+          <w:tcPr/>
+          <w:p>
+            <w:pPr>
+              <w:pStyle w:val="Compact"/>
+              <w:jc w:val="left"/>
+            </w:pPr>
+            <w:r>
+              <w:t xml:space="preserve">bone</w:t>
+            </w:r>
+          </w:p>
+        </w:tc>
+        <w:tc>
+          <w:tcPr/>
+          <w:p>
+            <w:pPr>
+              <w:pStyle w:val="Compact"/>
+            </w:pPr>
           </w:p>
         </w:tc>
       </w:tr>
@@ -6234,44 +6078,52 @@
               <w:jc w:val="left"/>
             </w:pPr>
             <w:r>
-              <w:t xml:space="preserve">ܗܝܟܠܐ</w:t>
-            </w:r>
-          </w:p>
-        </w:tc>
-        <w:tc>
-          <w:tcPr/>
-          <w:p>
-            <w:pPr>
-              <w:pStyle w:val="Compact"/>
-              <w:jc w:val="left"/>
-            </w:pPr>
-            <w:r>
-              <w:t xml:space="preserve">hayklā</w:t>
-            </w:r>
-          </w:p>
-        </w:tc>
-        <w:tc>
-          <w:tcPr/>
-          <w:p>
-            <w:pPr>
-              <w:pStyle w:val="Compact"/>
-              <w:jc w:val="left"/>
-            </w:pPr>
-            <w:r>
-              <w:t xml:space="preserve">m</w:t>
-            </w:r>
-          </w:p>
-        </w:tc>
-        <w:tc>
-          <w:tcPr/>
-          <w:p>
-            <w:pPr>
-              <w:pStyle w:val="Compact"/>
-              <w:jc w:val="left"/>
-            </w:pPr>
-            <w:r>
-              <w:t xml:space="preserve">temple, palace</w:t>
-            </w:r>
+              <w:t xml:space="preserve">ܟܐܦܐ</w:t>
+            </w:r>
+          </w:p>
+        </w:tc>
+        <w:tc>
+          <w:tcPr/>
+          <w:p>
+            <w:pPr>
+              <w:pStyle w:val="Compact"/>
+              <w:jc w:val="left"/>
+            </w:pPr>
+            <w:r>
+              <w:t xml:space="preserve">kēpā</w:t>
+            </w:r>
+          </w:p>
+        </w:tc>
+        <w:tc>
+          <w:tcPr/>
+          <w:p>
+            <w:pPr>
+              <w:pStyle w:val="Compact"/>
+              <w:jc w:val="left"/>
+            </w:pPr>
+            <w:r>
+              <w:t xml:space="preserve">f. noun</w:t>
+            </w:r>
+          </w:p>
+        </w:tc>
+        <w:tc>
+          <w:tcPr/>
+          <w:p>
+            <w:pPr>
+              <w:pStyle w:val="Compact"/>
+              <w:jc w:val="left"/>
+            </w:pPr>
+            <w:r>
+              <w:t xml:space="preserve">stone, rock</w:t>
+            </w:r>
+          </w:p>
+        </w:tc>
+        <w:tc>
+          <w:tcPr/>
+          <w:p>
+            <w:pPr>
+              <w:pStyle w:val="Compact"/>
+            </w:pPr>
           </w:p>
         </w:tc>
       </w:tr>
@@ -6284,43 +6136,55 @@
               <w:jc w:val="left"/>
             </w:pPr>
             <w:r>
-              <w:t xml:space="preserve">ܥܝܢܐ</w:t>
-            </w:r>
-          </w:p>
-        </w:tc>
-        <w:tc>
-          <w:tcPr/>
-          <w:p>
-            <w:pPr>
-              <w:pStyle w:val="Compact"/>
-              <w:jc w:val="left"/>
-            </w:pPr>
-            <w:r>
-              <w:t xml:space="preserve">ʿaynā</w:t>
-            </w:r>
-          </w:p>
-        </w:tc>
-        <w:tc>
-          <w:tcPr/>
-          <w:p>
-            <w:pPr>
-              <w:pStyle w:val="Compact"/>
-              <w:jc w:val="left"/>
-            </w:pPr>
-            <w:r>
-              <w:t xml:space="preserve">f</w:t>
-            </w:r>
-          </w:p>
-        </w:tc>
-        <w:tc>
-          <w:tcPr/>
-          <w:p>
-            <w:pPr>
-              <w:pStyle w:val="Compact"/>
-              <w:jc w:val="left"/>
-            </w:pPr>
-            <w:r>
-              <w:t xml:space="preserve">eye</w:t>
+              <w:t xml:space="preserve">ܡܝܐ</w:t>
+            </w:r>
+          </w:p>
+        </w:tc>
+        <w:tc>
+          <w:tcPr/>
+          <w:p>
+            <w:pPr>
+              <w:pStyle w:val="Compact"/>
+              <w:jc w:val="left"/>
+            </w:pPr>
+            <w:r>
+              <w:t xml:space="preserve">mayyā</w:t>
+            </w:r>
+          </w:p>
+        </w:tc>
+        <w:tc>
+          <w:tcPr/>
+          <w:p>
+            <w:pPr>
+              <w:pStyle w:val="Compact"/>
+              <w:jc w:val="left"/>
+            </w:pPr>
+            <w:r>
+              <w:t xml:space="preserve">m. noun (pl.)</w:t>
+            </w:r>
+          </w:p>
+        </w:tc>
+        <w:tc>
+          <w:tcPr/>
+          <w:p>
+            <w:pPr>
+              <w:pStyle w:val="Compact"/>
+              <w:jc w:val="left"/>
+            </w:pPr>
+            <w:r>
+              <w:t xml:space="preserve">water</w:t>
+            </w:r>
+          </w:p>
+        </w:tc>
+        <w:tc>
+          <w:tcPr/>
+          <w:p>
+            <w:pPr>
+              <w:pStyle w:val="Compact"/>
+              <w:jc w:val="left"/>
+            </w:pPr>
+            <w:r>
+              <w:t xml:space="preserve">plural in form</w:t>
             </w:r>
           </w:p>
         </w:tc>
@@ -6334,44 +6198,52 @@
               <w:jc w:val="left"/>
             </w:pPr>
             <w:r>
-              <w:t xml:space="preserve">ܦܘܡܐ</w:t>
-            </w:r>
-          </w:p>
-        </w:tc>
-        <w:tc>
-          <w:tcPr/>
-          <w:p>
-            <w:pPr>
-              <w:pStyle w:val="Compact"/>
-              <w:jc w:val="left"/>
-            </w:pPr>
-            <w:r>
-              <w:t xml:space="preserve">pūmā</w:t>
-            </w:r>
-          </w:p>
-        </w:tc>
-        <w:tc>
-          <w:tcPr/>
-          <w:p>
-            <w:pPr>
-              <w:pStyle w:val="Compact"/>
-              <w:jc w:val="left"/>
-            </w:pPr>
-            <w:r>
-              <w:t xml:space="preserve">m</w:t>
-            </w:r>
-          </w:p>
-        </w:tc>
-        <w:tc>
-          <w:tcPr/>
-          <w:p>
-            <w:pPr>
-              <w:pStyle w:val="Compact"/>
-              <w:jc w:val="left"/>
-            </w:pPr>
-            <w:r>
-              <w:t xml:space="preserve">mouth</w:t>
-            </w:r>
+              <w:t xml:space="preserve">ܢܘܢܐ</w:t>
+            </w:r>
+          </w:p>
+        </w:tc>
+        <w:tc>
+          <w:tcPr/>
+          <w:p>
+            <w:pPr>
+              <w:pStyle w:val="Compact"/>
+              <w:jc w:val="left"/>
+            </w:pPr>
+            <w:r>
+              <w:t xml:space="preserve">nūnā</w:t>
+            </w:r>
+          </w:p>
+        </w:tc>
+        <w:tc>
+          <w:tcPr/>
+          <w:p>
+            <w:pPr>
+              <w:pStyle w:val="Compact"/>
+              <w:jc w:val="left"/>
+            </w:pPr>
+            <w:r>
+              <w:t xml:space="preserve">m. noun</w:t>
+            </w:r>
+          </w:p>
+        </w:tc>
+        <w:tc>
+          <w:tcPr/>
+          <w:p>
+            <w:pPr>
+              <w:pStyle w:val="Compact"/>
+              <w:jc w:val="left"/>
+            </w:pPr>
+            <w:r>
+              <w:t xml:space="preserve">fish</w:t>
+            </w:r>
+          </w:p>
+        </w:tc>
+        <w:tc>
+          <w:tcPr/>
+          <w:p>
+            <w:pPr>
+              <w:pStyle w:val="Compact"/>
+            </w:pPr>
           </w:p>
         </w:tc>
       </w:tr>
@@ -6384,44 +6256,52 @@
               <w:jc w:val="left"/>
             </w:pPr>
             <w:r>
-              <w:t xml:space="preserve">ܕܝܢܐ</w:t>
-            </w:r>
-          </w:p>
-        </w:tc>
-        <w:tc>
-          <w:tcPr/>
-          <w:p>
-            <w:pPr>
-              <w:pStyle w:val="Compact"/>
-              <w:jc w:val="left"/>
-            </w:pPr>
-            <w:r>
-              <w:t xml:space="preserve">dīnā</w:t>
-            </w:r>
-          </w:p>
-        </w:tc>
-        <w:tc>
-          <w:tcPr/>
-          <w:p>
-            <w:pPr>
-              <w:pStyle w:val="Compact"/>
-              <w:jc w:val="left"/>
-            </w:pPr>
-            <w:r>
-              <w:t xml:space="preserve">m</w:t>
-            </w:r>
-          </w:p>
-        </w:tc>
-        <w:tc>
-          <w:tcPr/>
-          <w:p>
-            <w:pPr>
-              <w:pStyle w:val="Compact"/>
-              <w:jc w:val="left"/>
-            </w:pPr>
-            <w:r>
-              <w:t xml:space="preserve">judgment</w:t>
-            </w:r>
+              <w:t xml:space="preserve">ܡܕܝܢܬܐ</w:t>
+            </w:r>
+          </w:p>
+        </w:tc>
+        <w:tc>
+          <w:tcPr/>
+          <w:p>
+            <w:pPr>
+              <w:pStyle w:val="Compact"/>
+              <w:jc w:val="left"/>
+            </w:pPr>
+            <w:r>
+              <w:t xml:space="preserve">mdīttā</w:t>
+            </w:r>
+          </w:p>
+        </w:tc>
+        <w:tc>
+          <w:tcPr/>
+          <w:p>
+            <w:pPr>
+              <w:pStyle w:val="Compact"/>
+              <w:jc w:val="left"/>
+            </w:pPr>
+            <w:r>
+              <w:t xml:space="preserve">f. noun</w:t>
+            </w:r>
+          </w:p>
+        </w:tc>
+        <w:tc>
+          <w:tcPr/>
+          <w:p>
+            <w:pPr>
+              <w:pStyle w:val="Compact"/>
+              <w:jc w:val="left"/>
+            </w:pPr>
+            <w:r>
+              <w:t xml:space="preserve">city</w:t>
+            </w:r>
+          </w:p>
+        </w:tc>
+        <w:tc>
+          <w:tcPr/>
+          <w:p>
+            <w:pPr>
+              <w:pStyle w:val="Compact"/>
+            </w:pPr>
           </w:p>
         </w:tc>
       </w:tr>
@@ -6434,44 +6314,52 @@
               <w:jc w:val="left"/>
             </w:pPr>
             <w:r>
-              <w:t xml:space="preserve">ܦܪܚܬܐ</w:t>
-            </w:r>
-          </w:p>
-        </w:tc>
-        <w:tc>
-          <w:tcPr/>
-          <w:p>
-            <w:pPr>
-              <w:pStyle w:val="Compact"/>
-              <w:jc w:val="left"/>
-            </w:pPr>
-            <w:r>
-              <w:t xml:space="preserve">pāraḥtā</w:t>
-            </w:r>
-          </w:p>
-        </w:tc>
-        <w:tc>
-          <w:tcPr/>
-          <w:p>
-            <w:pPr>
-              <w:pStyle w:val="Compact"/>
-              <w:jc w:val="left"/>
-            </w:pPr>
-            <w:r>
-              <w:t xml:space="preserve">f</w:t>
-            </w:r>
-          </w:p>
-        </w:tc>
-        <w:tc>
-          <w:tcPr/>
-          <w:p>
-            <w:pPr>
-              <w:pStyle w:val="Compact"/>
-              <w:jc w:val="left"/>
-            </w:pPr>
-            <w:r>
-              <w:t xml:space="preserve">bird</w:t>
-            </w:r>
+              <w:t xml:space="preserve">ܫܡܫܐ</w:t>
+            </w:r>
+          </w:p>
+        </w:tc>
+        <w:tc>
+          <w:tcPr/>
+          <w:p>
+            <w:pPr>
+              <w:pStyle w:val="Compact"/>
+              <w:jc w:val="left"/>
+            </w:pPr>
+            <w:r>
+              <w:t xml:space="preserve">šemšā</w:t>
+            </w:r>
+          </w:p>
+        </w:tc>
+        <w:tc>
+          <w:tcPr/>
+          <w:p>
+            <w:pPr>
+              <w:pStyle w:val="Compact"/>
+              <w:jc w:val="left"/>
+            </w:pPr>
+            <w:r>
+              <w:t xml:space="preserve">m. noun</w:t>
+            </w:r>
+          </w:p>
+        </w:tc>
+        <w:tc>
+          <w:tcPr/>
+          <w:p>
+            <w:pPr>
+              <w:pStyle w:val="Compact"/>
+              <w:jc w:val="left"/>
+            </w:pPr>
+            <w:r>
+              <w:t xml:space="preserve">sun</w:t>
+            </w:r>
+          </w:p>
+        </w:tc>
+        <w:tc>
+          <w:tcPr/>
+          <w:p>
+            <w:pPr>
+              <w:pStyle w:val="Compact"/>
+            </w:pPr>
           </w:p>
         </w:tc>
       </w:tr>
@@ -6484,44 +6372,52 @@
               <w:jc w:val="left"/>
             </w:pPr>
             <w:r>
-              <w:t xml:space="preserve">ܚܕܘܬܐ</w:t>
-            </w:r>
-          </w:p>
-        </w:tc>
-        <w:tc>
-          <w:tcPr/>
-          <w:p>
-            <w:pPr>
-              <w:pStyle w:val="Compact"/>
-              <w:jc w:val="left"/>
-            </w:pPr>
-            <w:r>
-              <w:t xml:space="preserve">ḥadūtā</w:t>
-            </w:r>
-          </w:p>
-        </w:tc>
-        <w:tc>
-          <w:tcPr/>
-          <w:p>
-            <w:pPr>
-              <w:pStyle w:val="Compact"/>
-              <w:jc w:val="left"/>
-            </w:pPr>
-            <w:r>
-              <w:t xml:space="preserve">f</w:t>
-            </w:r>
-          </w:p>
-        </w:tc>
-        <w:tc>
-          <w:tcPr/>
-          <w:p>
-            <w:pPr>
-              <w:pStyle w:val="Compact"/>
-              <w:jc w:val="left"/>
-            </w:pPr>
-            <w:r>
-              <w:t xml:space="preserve">joy</w:t>
-            </w:r>
+              <w:t xml:space="preserve">ܬܪܥܐ</w:t>
+            </w:r>
+          </w:p>
+        </w:tc>
+        <w:tc>
+          <w:tcPr/>
+          <w:p>
+            <w:pPr>
+              <w:pStyle w:val="Compact"/>
+              <w:jc w:val="left"/>
+            </w:pPr>
+            <w:r>
+              <w:t xml:space="preserve">tarʿā</w:t>
+            </w:r>
+          </w:p>
+        </w:tc>
+        <w:tc>
+          <w:tcPr/>
+          <w:p>
+            <w:pPr>
+              <w:pStyle w:val="Compact"/>
+              <w:jc w:val="left"/>
+            </w:pPr>
+            <w:r>
+              <w:t xml:space="preserve">m. noun</w:t>
+            </w:r>
+          </w:p>
+        </w:tc>
+        <w:tc>
+          <w:tcPr/>
+          <w:p>
+            <w:pPr>
+              <w:pStyle w:val="Compact"/>
+              <w:jc w:val="left"/>
+            </w:pPr>
+            <w:r>
+              <w:t xml:space="preserve">door, gate</w:t>
+            </w:r>
+          </w:p>
+        </w:tc>
+        <w:tc>
+          <w:tcPr/>
+          <w:p>
+            <w:pPr>
+              <w:pStyle w:val="Compact"/>
+            </w:pPr>
           </w:p>
         </w:tc>
       </w:tr>
@@ -6534,44 +6430,52 @@
               <w:jc w:val="left"/>
             </w:pPr>
             <w:r>
-              <w:t xml:space="preserve">ܚܟܡܬܐ</w:t>
-            </w:r>
-          </w:p>
-        </w:tc>
-        <w:tc>
-          <w:tcPr/>
-          <w:p>
-            <w:pPr>
-              <w:pStyle w:val="Compact"/>
-              <w:jc w:val="left"/>
-            </w:pPr>
-            <w:r>
-              <w:t xml:space="preserve">ḥekmtā</w:t>
-            </w:r>
-          </w:p>
-        </w:tc>
-        <w:tc>
-          <w:tcPr/>
-          <w:p>
-            <w:pPr>
-              <w:pStyle w:val="Compact"/>
-              <w:jc w:val="left"/>
-            </w:pPr>
-            <w:r>
-              <w:t xml:space="preserve">f</w:t>
-            </w:r>
-          </w:p>
-        </w:tc>
-        <w:tc>
-          <w:tcPr/>
-          <w:p>
-            <w:pPr>
-              <w:pStyle w:val="Compact"/>
-              <w:jc w:val="left"/>
-            </w:pPr>
-            <w:r>
-              <w:t xml:space="preserve">wisdom</w:t>
-            </w:r>
+              <w:t xml:space="preserve">ܡܫܚܐ</w:t>
+            </w:r>
+          </w:p>
+        </w:tc>
+        <w:tc>
+          <w:tcPr/>
+          <w:p>
+            <w:pPr>
+              <w:pStyle w:val="Compact"/>
+              <w:jc w:val="left"/>
+            </w:pPr>
+            <w:r>
+              <w:t xml:space="preserve">mešḥā</w:t>
+            </w:r>
+          </w:p>
+        </w:tc>
+        <w:tc>
+          <w:tcPr/>
+          <w:p>
+            <w:pPr>
+              <w:pStyle w:val="Compact"/>
+              <w:jc w:val="left"/>
+            </w:pPr>
+            <w:r>
+              <w:t xml:space="preserve">m. noun</w:t>
+            </w:r>
+          </w:p>
+        </w:tc>
+        <w:tc>
+          <w:tcPr/>
+          <w:p>
+            <w:pPr>
+              <w:pStyle w:val="Compact"/>
+              <w:jc w:val="left"/>
+            </w:pPr>
+            <w:r>
+              <w:t xml:space="preserve">oil</w:t>
+            </w:r>
+          </w:p>
+        </w:tc>
+        <w:tc>
+          <w:tcPr/>
+          <w:p>
+            <w:pPr>
+              <w:pStyle w:val="Compact"/>
+            </w:pPr>
           </w:p>
         </w:tc>
       </w:tr>
@@ -6584,44 +6488,52 @@
               <w:jc w:val="left"/>
             </w:pPr>
             <w:r>
-              <w:t xml:space="preserve">ܚܝܘܬܐ</w:t>
-            </w:r>
-          </w:p>
-        </w:tc>
-        <w:tc>
-          <w:tcPr/>
-          <w:p>
-            <w:pPr>
-              <w:pStyle w:val="Compact"/>
-              <w:jc w:val="left"/>
-            </w:pPr>
-            <w:r>
-              <w:t xml:space="preserve">ḥayyūtā</w:t>
-            </w:r>
-          </w:p>
-        </w:tc>
-        <w:tc>
-          <w:tcPr/>
-          <w:p>
-            <w:pPr>
-              <w:pStyle w:val="Compact"/>
-              <w:jc w:val="left"/>
-            </w:pPr>
-            <w:r>
-              <w:t xml:space="preserve">f</w:t>
-            </w:r>
-          </w:p>
-        </w:tc>
-        <w:tc>
-          <w:tcPr/>
-          <w:p>
-            <w:pPr>
-              <w:pStyle w:val="Compact"/>
-              <w:jc w:val="left"/>
-            </w:pPr>
-            <w:r>
-              <w:t xml:space="preserve">animal, beast</w:t>
-            </w:r>
+              <w:t xml:space="preserve">ܚܝܠܐ</w:t>
+            </w:r>
+          </w:p>
+        </w:tc>
+        <w:tc>
+          <w:tcPr/>
+          <w:p>
+            <w:pPr>
+              <w:pStyle w:val="Compact"/>
+              <w:jc w:val="left"/>
+            </w:pPr>
+            <w:r>
+              <w:t xml:space="preserve">ḥaylā</w:t>
+            </w:r>
+          </w:p>
+        </w:tc>
+        <w:tc>
+          <w:tcPr/>
+          <w:p>
+            <w:pPr>
+              <w:pStyle w:val="Compact"/>
+              <w:jc w:val="left"/>
+            </w:pPr>
+            <w:r>
+              <w:t xml:space="preserve">m. noun</w:t>
+            </w:r>
+          </w:p>
+        </w:tc>
+        <w:tc>
+          <w:tcPr/>
+          <w:p>
+            <w:pPr>
+              <w:pStyle w:val="Compact"/>
+              <w:jc w:val="left"/>
+            </w:pPr>
+            <w:r>
+              <w:t xml:space="preserve">power, army</w:t>
+            </w:r>
+          </w:p>
+        </w:tc>
+        <w:tc>
+          <w:tcPr/>
+          <w:p>
+            <w:pPr>
+              <w:pStyle w:val="Compact"/>
+            </w:pPr>
           </w:p>
         </w:tc>
       </w:tr>
@@ -6634,44 +6546,52 @@
               <w:jc w:val="left"/>
             </w:pPr>
             <w:r>
-              <w:t xml:space="preserve">ܦܐܪܐ</w:t>
-            </w:r>
-          </w:p>
-        </w:tc>
-        <w:tc>
-          <w:tcPr/>
-          <w:p>
-            <w:pPr>
-              <w:pStyle w:val="Compact"/>
-              <w:jc w:val="left"/>
-            </w:pPr>
-            <w:r>
-              <w:t xml:space="preserve">p̄īrā</w:t>
-            </w:r>
-          </w:p>
-        </w:tc>
-        <w:tc>
-          <w:tcPr/>
-          <w:p>
-            <w:pPr>
-              <w:pStyle w:val="Compact"/>
-              <w:jc w:val="left"/>
-            </w:pPr>
-            <w:r>
-              <w:t xml:space="preserve">m</w:t>
-            </w:r>
-          </w:p>
-        </w:tc>
-        <w:tc>
-          <w:tcPr/>
-          <w:p>
-            <w:pPr>
-              <w:pStyle w:val="Compact"/>
-              <w:jc w:val="left"/>
-            </w:pPr>
-            <w:r>
-              <w:t xml:space="preserve">fruit</w:t>
-            </w:r>
+              <w:t xml:space="preserve">ܐܕܢܐ</w:t>
+            </w:r>
+          </w:p>
+        </w:tc>
+        <w:tc>
+          <w:tcPr/>
+          <w:p>
+            <w:pPr>
+              <w:pStyle w:val="Compact"/>
+              <w:jc w:val="left"/>
+            </w:pPr>
+            <w:r>
+              <w:t xml:space="preserve">ʾednā</w:t>
+            </w:r>
+          </w:p>
+        </w:tc>
+        <w:tc>
+          <w:tcPr/>
+          <w:p>
+            <w:pPr>
+              <w:pStyle w:val="Compact"/>
+              <w:jc w:val="left"/>
+            </w:pPr>
+            <w:r>
+              <w:t xml:space="preserve">f. noun</w:t>
+            </w:r>
+          </w:p>
+        </w:tc>
+        <w:tc>
+          <w:tcPr/>
+          <w:p>
+            <w:pPr>
+              <w:pStyle w:val="Compact"/>
+              <w:jc w:val="left"/>
+            </w:pPr>
+            <w:r>
+              <w:t xml:space="preserve">ear</w:t>
+            </w:r>
+          </w:p>
+        </w:tc>
+        <w:tc>
+          <w:tcPr/>
+          <w:p>
+            <w:pPr>
+              <w:pStyle w:val="Compact"/>
+            </w:pPr>
           </w:p>
         </w:tc>
       </w:tr>
@@ -6684,44 +6604,52 @@
               <w:jc w:val="left"/>
             </w:pPr>
             <w:r>
-              <w:t xml:space="preserve">ܟܠܒܐ</w:t>
-            </w:r>
-          </w:p>
-        </w:tc>
-        <w:tc>
-          <w:tcPr/>
-          <w:p>
-            <w:pPr>
-              <w:pStyle w:val="Compact"/>
-              <w:jc w:val="left"/>
-            </w:pPr>
-            <w:r>
-              <w:t xml:space="preserve">kalbā</w:t>
-            </w:r>
-          </w:p>
-        </w:tc>
-        <w:tc>
-          <w:tcPr/>
-          <w:p>
-            <w:pPr>
-              <w:pStyle w:val="Compact"/>
-              <w:jc w:val="left"/>
-            </w:pPr>
-            <w:r>
-              <w:t xml:space="preserve">m</w:t>
-            </w:r>
-          </w:p>
-        </w:tc>
-        <w:tc>
-          <w:tcPr/>
-          <w:p>
-            <w:pPr>
-              <w:pStyle w:val="Compact"/>
-              <w:jc w:val="left"/>
-            </w:pPr>
-            <w:r>
-              <w:t xml:space="preserve">dog</w:t>
-            </w:r>
+              <w:t xml:space="preserve">ܩܝܣܐ</w:t>
+            </w:r>
+          </w:p>
+        </w:tc>
+        <w:tc>
+          <w:tcPr/>
+          <w:p>
+            <w:pPr>
+              <w:pStyle w:val="Compact"/>
+              <w:jc w:val="left"/>
+            </w:pPr>
+            <w:r>
+              <w:t xml:space="preserve">qaysā</w:t>
+            </w:r>
+          </w:p>
+        </w:tc>
+        <w:tc>
+          <w:tcPr/>
+          <w:p>
+            <w:pPr>
+              <w:pStyle w:val="Compact"/>
+              <w:jc w:val="left"/>
+            </w:pPr>
+            <w:r>
+              <w:t xml:space="preserve">m. noun</w:t>
+            </w:r>
+          </w:p>
+        </w:tc>
+        <w:tc>
+          <w:tcPr/>
+          <w:p>
+            <w:pPr>
+              <w:pStyle w:val="Compact"/>
+              <w:jc w:val="left"/>
+            </w:pPr>
+            <w:r>
+              <w:t xml:space="preserve">wood, tree</w:t>
+            </w:r>
+          </w:p>
+        </w:tc>
+        <w:tc>
+          <w:tcPr/>
+          <w:p>
+            <w:pPr>
+              <w:pStyle w:val="Compact"/>
+            </w:pPr>
           </w:p>
         </w:tc>
       </w:tr>
@@ -6734,44 +6662,52 @@
               <w:jc w:val="left"/>
             </w:pPr>
             <w:r>
-              <w:t xml:space="preserve">ܥܪܒܐ</w:t>
-            </w:r>
-          </w:p>
-        </w:tc>
-        <w:tc>
-          <w:tcPr/>
-          <w:p>
-            <w:pPr>
-              <w:pStyle w:val="Compact"/>
-              <w:jc w:val="left"/>
-            </w:pPr>
-            <w:r>
-              <w:t xml:space="preserve">ʿerbā</w:t>
-            </w:r>
-          </w:p>
-        </w:tc>
-        <w:tc>
-          <w:tcPr/>
-          <w:p>
-            <w:pPr>
-              <w:pStyle w:val="Compact"/>
-              <w:jc w:val="left"/>
-            </w:pPr>
-            <w:r>
-              <w:t xml:space="preserve">m</w:t>
-            </w:r>
-          </w:p>
-        </w:tc>
-        <w:tc>
-          <w:tcPr/>
-          <w:p>
-            <w:pPr>
-              <w:pStyle w:val="Compact"/>
-              <w:jc w:val="left"/>
-            </w:pPr>
-            <w:r>
-              <w:t xml:space="preserve">sheep</w:t>
-            </w:r>
+              <w:t xml:space="preserve">ܢܗܪܐ</w:t>
+            </w:r>
+          </w:p>
+        </w:tc>
+        <w:tc>
+          <w:tcPr/>
+          <w:p>
+            <w:pPr>
+              <w:pStyle w:val="Compact"/>
+              <w:jc w:val="left"/>
+            </w:pPr>
+            <w:r>
+              <w:t xml:space="preserve">nahrā</w:t>
+            </w:r>
+          </w:p>
+        </w:tc>
+        <w:tc>
+          <w:tcPr/>
+          <w:p>
+            <w:pPr>
+              <w:pStyle w:val="Compact"/>
+              <w:jc w:val="left"/>
+            </w:pPr>
+            <w:r>
+              <w:t xml:space="preserve">m. noun</w:t>
+            </w:r>
+          </w:p>
+        </w:tc>
+        <w:tc>
+          <w:tcPr/>
+          <w:p>
+            <w:pPr>
+              <w:pStyle w:val="Compact"/>
+              <w:jc w:val="left"/>
+            </w:pPr>
+            <w:r>
+              <w:t xml:space="preserve">river</w:t>
+            </w:r>
+          </w:p>
+        </w:tc>
+        <w:tc>
+          <w:tcPr/>
+          <w:p>
+            <w:pPr>
+              <w:pStyle w:val="Compact"/>
+            </w:pPr>
           </w:p>
         </w:tc>
       </w:tr>
@@ -6784,57 +6720,1986 @@
               <w:jc w:val="left"/>
             </w:pPr>
             <w:r>
-              <w:t xml:space="preserve">ܛܘܪܐ</w:t>
-            </w:r>
-          </w:p>
-        </w:tc>
-        <w:tc>
-          <w:tcPr/>
-          <w:p>
-            <w:pPr>
-              <w:pStyle w:val="Compact"/>
-              <w:jc w:val="left"/>
-            </w:pPr>
-            <w:r>
-              <w:t xml:space="preserve">ṭūrā</w:t>
-            </w:r>
-          </w:p>
-        </w:tc>
-        <w:tc>
-          <w:tcPr/>
-          <w:p>
-            <w:pPr>
-              <w:pStyle w:val="Compact"/>
-              <w:jc w:val="left"/>
-            </w:pPr>
-            <w:r>
-              <w:t xml:space="preserve">m</w:t>
-            </w:r>
-          </w:p>
-        </w:tc>
-        <w:tc>
-          <w:tcPr/>
-          <w:p>
-            <w:pPr>
-              <w:pStyle w:val="Compact"/>
-              <w:jc w:val="left"/>
-            </w:pPr>
-            <w:r>
-              <w:t xml:space="preserve">mountain</w:t>
-            </w:r>
+              <w:t xml:space="preserve">ܣܒܪܐ</w:t>
+            </w:r>
+          </w:p>
+        </w:tc>
+        <w:tc>
+          <w:tcPr/>
+          <w:p>
+            <w:pPr>
+              <w:pStyle w:val="Compact"/>
+              <w:jc w:val="left"/>
+            </w:pPr>
+            <w:r>
+              <w:t xml:space="preserve">sabrā</w:t>
+            </w:r>
+          </w:p>
+        </w:tc>
+        <w:tc>
+          <w:tcPr/>
+          <w:p>
+            <w:pPr>
+              <w:pStyle w:val="Compact"/>
+              <w:jc w:val="left"/>
+            </w:pPr>
+            <w:r>
+              <w:t xml:space="preserve">m. noun</w:t>
+            </w:r>
+          </w:p>
+        </w:tc>
+        <w:tc>
+          <w:tcPr/>
+          <w:p>
+            <w:pPr>
+              <w:pStyle w:val="Compact"/>
+              <w:jc w:val="left"/>
+            </w:pPr>
+            <w:r>
+              <w:t xml:space="preserve">hope</w:t>
+            </w:r>
+          </w:p>
+        </w:tc>
+        <w:tc>
+          <w:tcPr/>
+          <w:p>
+            <w:pPr>
+              <w:pStyle w:val="Compact"/>
+            </w:pPr>
+          </w:p>
+        </w:tc>
+      </w:tr>
+      <w:tr>
+        <w:tc>
+          <w:tcPr/>
+          <w:p>
+            <w:pPr>
+              <w:pStyle w:val="Compact"/>
+              <w:jc w:val="left"/>
+            </w:pPr>
+            <w:r>
+              <w:t xml:space="preserve">ܕܚܠܬܐ</w:t>
+            </w:r>
+          </w:p>
+        </w:tc>
+        <w:tc>
+          <w:tcPr/>
+          <w:p>
+            <w:pPr>
+              <w:pStyle w:val="Compact"/>
+              <w:jc w:val="left"/>
+            </w:pPr>
+            <w:r>
+              <w:t xml:space="preserve">deḥltā</w:t>
+            </w:r>
+          </w:p>
+        </w:tc>
+        <w:tc>
+          <w:tcPr/>
+          <w:p>
+            <w:pPr>
+              <w:pStyle w:val="Compact"/>
+              <w:jc w:val="left"/>
+            </w:pPr>
+            <w:r>
+              <w:t xml:space="preserve">f. noun</w:t>
+            </w:r>
+          </w:p>
+        </w:tc>
+        <w:tc>
+          <w:tcPr/>
+          <w:p>
+            <w:pPr>
+              <w:pStyle w:val="Compact"/>
+              <w:jc w:val="left"/>
+            </w:pPr>
+            <w:r>
+              <w:t xml:space="preserve">fear, religion</w:t>
+            </w:r>
+          </w:p>
+        </w:tc>
+        <w:tc>
+          <w:tcPr/>
+          <w:p>
+            <w:pPr>
+              <w:pStyle w:val="Compact"/>
+              <w:jc w:val="left"/>
+            </w:pPr>
+            <w:r>
+              <w:t xml:space="preserve">abstract noun</w:t>
+            </w:r>
+          </w:p>
+        </w:tc>
+      </w:tr>
+      <w:tr>
+        <w:tc>
+          <w:tcPr/>
+          <w:p>
+            <w:pPr>
+              <w:pStyle w:val="Compact"/>
+              <w:jc w:val="left"/>
+            </w:pPr>
+            <w:r>
+              <w:t xml:space="preserve">ܣܗܪܐ</w:t>
+            </w:r>
+          </w:p>
+        </w:tc>
+        <w:tc>
+          <w:tcPr/>
+          <w:p>
+            <w:pPr>
+              <w:pStyle w:val="Compact"/>
+              <w:jc w:val="left"/>
+            </w:pPr>
+            <w:r>
+              <w:t xml:space="preserve">sahrā</w:t>
+            </w:r>
+          </w:p>
+        </w:tc>
+        <w:tc>
+          <w:tcPr/>
+          <w:p>
+            <w:pPr>
+              <w:pStyle w:val="Compact"/>
+              <w:jc w:val="left"/>
+            </w:pPr>
+            <w:r>
+              <w:t xml:space="preserve">m. noun</w:t>
+            </w:r>
+          </w:p>
+        </w:tc>
+        <w:tc>
+          <w:tcPr/>
+          <w:p>
+            <w:pPr>
+              <w:pStyle w:val="Compact"/>
+              <w:jc w:val="left"/>
+            </w:pPr>
+            <w:r>
+              <w:t xml:space="preserve">moon</w:t>
+            </w:r>
+          </w:p>
+        </w:tc>
+        <w:tc>
+          <w:tcPr/>
+          <w:p>
+            <w:pPr>
+              <w:pStyle w:val="Compact"/>
+            </w:pPr>
+          </w:p>
+        </w:tc>
+      </w:tr>
+      <w:tr>
+        <w:tc>
+          <w:tcPr/>
+          <w:p>
+            <w:pPr>
+              <w:pStyle w:val="Compact"/>
+              <w:jc w:val="left"/>
+            </w:pPr>
+            <w:r>
+              <w:t xml:space="preserve">ܪܓܠܐ</w:t>
+            </w:r>
+          </w:p>
+        </w:tc>
+        <w:tc>
+          <w:tcPr/>
+          <w:p>
+            <w:pPr>
+              <w:pStyle w:val="Compact"/>
+              <w:jc w:val="left"/>
+            </w:pPr>
+            <w:r>
+              <w:t xml:space="preserve">reglā</w:t>
+            </w:r>
+          </w:p>
+        </w:tc>
+        <w:tc>
+          <w:tcPr/>
+          <w:p>
+            <w:pPr>
+              <w:pStyle w:val="Compact"/>
+              <w:jc w:val="left"/>
+            </w:pPr>
+            <w:r>
+              <w:t xml:space="preserve">f. noun</w:t>
+            </w:r>
+          </w:p>
+        </w:tc>
+        <w:tc>
+          <w:tcPr/>
+          <w:p>
+            <w:pPr>
+              <w:pStyle w:val="Compact"/>
+              <w:jc w:val="left"/>
+            </w:pPr>
+            <w:r>
+              <w:t xml:space="preserve">foot</w:t>
+            </w:r>
+          </w:p>
+        </w:tc>
+        <w:tc>
+          <w:tcPr/>
+          <w:p>
+            <w:pPr>
+              <w:pStyle w:val="Compact"/>
+            </w:pPr>
+          </w:p>
+        </w:tc>
+      </w:tr>
+      <w:tr>
+        <w:tc>
+          <w:tcPr/>
+          <w:p>
+            <w:pPr>
+              <w:pStyle w:val="Compact"/>
+              <w:jc w:val="left"/>
+            </w:pPr>
+            <w:r>
+              <w:t xml:space="preserve">ܫܠܡܐ</w:t>
+            </w:r>
+          </w:p>
+        </w:tc>
+        <w:tc>
+          <w:tcPr/>
+          <w:p>
+            <w:pPr>
+              <w:pStyle w:val="Compact"/>
+              <w:jc w:val="left"/>
+            </w:pPr>
+            <w:r>
+              <w:t xml:space="preserve">šlāmā</w:t>
+            </w:r>
+          </w:p>
+        </w:tc>
+        <w:tc>
+          <w:tcPr/>
+          <w:p>
+            <w:pPr>
+              <w:pStyle w:val="Compact"/>
+              <w:jc w:val="left"/>
+            </w:pPr>
+            <w:r>
+              <w:t xml:space="preserve">m. noun</w:t>
+            </w:r>
+          </w:p>
+        </w:tc>
+        <w:tc>
+          <w:tcPr/>
+          <w:p>
+            <w:pPr>
+              <w:pStyle w:val="Compact"/>
+              <w:jc w:val="left"/>
+            </w:pPr>
+            <w:r>
+              <w:t xml:space="preserve">peace</w:t>
+            </w:r>
+          </w:p>
+        </w:tc>
+        <w:tc>
+          <w:tcPr/>
+          <w:p>
+            <w:pPr>
+              <w:pStyle w:val="Compact"/>
+              <w:jc w:val="left"/>
+            </w:pPr>
+            <w:r>
+              <w:t xml:space="preserve">common greeting</w:t>
+            </w:r>
+          </w:p>
+        </w:tc>
+      </w:tr>
+      <w:tr>
+        <w:tc>
+          <w:tcPr/>
+          <w:p>
+            <w:pPr>
+              <w:pStyle w:val="Compact"/>
+              <w:jc w:val="left"/>
+            </w:pPr>
+            <w:r>
+              <w:t xml:space="preserve">ܐܬܪܐ</w:t>
+            </w:r>
+          </w:p>
+        </w:tc>
+        <w:tc>
+          <w:tcPr/>
+          <w:p>
+            <w:pPr>
+              <w:pStyle w:val="Compact"/>
+              <w:jc w:val="left"/>
+            </w:pPr>
+            <w:r>
+              <w:t xml:space="preserve">ʾatrā</w:t>
+            </w:r>
+          </w:p>
+        </w:tc>
+        <w:tc>
+          <w:tcPr/>
+          <w:p>
+            <w:pPr>
+              <w:pStyle w:val="Compact"/>
+              <w:jc w:val="left"/>
+            </w:pPr>
+            <w:r>
+              <w:t xml:space="preserve">m. noun</w:t>
+            </w:r>
+          </w:p>
+        </w:tc>
+        <w:tc>
+          <w:tcPr/>
+          <w:p>
+            <w:pPr>
+              <w:pStyle w:val="Compact"/>
+              <w:jc w:val="left"/>
+            </w:pPr>
+            <w:r>
+              <w:t xml:space="preserve">place, country</w:t>
+            </w:r>
+          </w:p>
+        </w:tc>
+        <w:tc>
+          <w:tcPr/>
+          <w:p>
+            <w:pPr>
+              <w:pStyle w:val="Compact"/>
+            </w:pPr>
+          </w:p>
+        </w:tc>
+      </w:tr>
+      <w:tr>
+        <w:tc>
+          <w:tcPr/>
+          <w:p>
+            <w:pPr>
+              <w:pStyle w:val="Compact"/>
+              <w:jc w:val="left"/>
+            </w:pPr>
+            <w:r>
+              <w:t xml:space="preserve">ܣܗܕܐ</w:t>
+            </w:r>
+          </w:p>
+        </w:tc>
+        <w:tc>
+          <w:tcPr/>
+          <w:p>
+            <w:pPr>
+              <w:pStyle w:val="Compact"/>
+              <w:jc w:val="left"/>
+            </w:pPr>
+            <w:r>
+              <w:t xml:space="preserve">sāhdā</w:t>
+            </w:r>
+          </w:p>
+        </w:tc>
+        <w:tc>
+          <w:tcPr/>
+          <w:p>
+            <w:pPr>
+              <w:pStyle w:val="Compact"/>
+              <w:jc w:val="left"/>
+            </w:pPr>
+            <w:r>
+              <w:t xml:space="preserve">m. noun</w:t>
+            </w:r>
+          </w:p>
+        </w:tc>
+        <w:tc>
+          <w:tcPr/>
+          <w:p>
+            <w:pPr>
+              <w:pStyle w:val="Compact"/>
+              <w:jc w:val="left"/>
+            </w:pPr>
+            <w:r>
+              <w:t xml:space="preserve">witness, martyr</w:t>
+            </w:r>
+          </w:p>
+        </w:tc>
+        <w:tc>
+          <w:tcPr/>
+          <w:p>
+            <w:pPr>
+              <w:pStyle w:val="Compact"/>
+            </w:pPr>
+          </w:p>
+        </w:tc>
+      </w:tr>
+      <w:tr>
+        <w:tc>
+          <w:tcPr/>
+          <w:p>
+            <w:pPr>
+              <w:pStyle w:val="Compact"/>
+              <w:jc w:val="left"/>
+            </w:pPr>
+            <w:r>
+              <w:t xml:space="preserve">ܒܣܪܐ</w:t>
+            </w:r>
+          </w:p>
+        </w:tc>
+        <w:tc>
+          <w:tcPr/>
+          <w:p>
+            <w:pPr>
+              <w:pStyle w:val="Compact"/>
+              <w:jc w:val="left"/>
+            </w:pPr>
+            <w:r>
+              <w:t xml:space="preserve">besrā</w:t>
+            </w:r>
+          </w:p>
+        </w:tc>
+        <w:tc>
+          <w:tcPr/>
+          <w:p>
+            <w:pPr>
+              <w:pStyle w:val="Compact"/>
+              <w:jc w:val="left"/>
+            </w:pPr>
+            <w:r>
+              <w:t xml:space="preserve">m. noun</w:t>
+            </w:r>
+          </w:p>
+        </w:tc>
+        <w:tc>
+          <w:tcPr/>
+          <w:p>
+            <w:pPr>
+              <w:pStyle w:val="Compact"/>
+              <w:jc w:val="left"/>
+            </w:pPr>
+            <w:r>
+              <w:t xml:space="preserve">flesh</w:t>
+            </w:r>
+          </w:p>
+        </w:tc>
+        <w:tc>
+          <w:tcPr/>
+          <w:p>
+            <w:pPr>
+              <w:pStyle w:val="Compact"/>
+            </w:pPr>
+          </w:p>
+        </w:tc>
+      </w:tr>
+      <w:tr>
+        <w:tc>
+          <w:tcPr/>
+          <w:p>
+            <w:pPr>
+              <w:pStyle w:val="Compact"/>
+              <w:jc w:val="left"/>
+            </w:pPr>
+            <w:r>
+              <w:t xml:space="preserve">ܛܝܒܘܬܐ</w:t>
+            </w:r>
+          </w:p>
+        </w:tc>
+        <w:tc>
+          <w:tcPr/>
+          <w:p>
+            <w:pPr>
+              <w:pStyle w:val="Compact"/>
+              <w:jc w:val="left"/>
+            </w:pPr>
+            <w:r>
+              <w:t xml:space="preserve">ṭaybūttā</w:t>
+            </w:r>
+          </w:p>
+        </w:tc>
+        <w:tc>
+          <w:tcPr/>
+          <w:p>
+            <w:pPr>
+              <w:pStyle w:val="Compact"/>
+              <w:jc w:val="left"/>
+            </w:pPr>
+            <w:r>
+              <w:t xml:space="preserve">f. noun</w:t>
+            </w:r>
+          </w:p>
+        </w:tc>
+        <w:tc>
+          <w:tcPr/>
+          <w:p>
+            <w:pPr>
+              <w:pStyle w:val="Compact"/>
+              <w:jc w:val="left"/>
+            </w:pPr>
+            <w:r>
+              <w:t xml:space="preserve">grace</w:t>
+            </w:r>
+          </w:p>
+        </w:tc>
+        <w:tc>
+          <w:tcPr/>
+          <w:p>
+            <w:pPr>
+              <w:pStyle w:val="Compact"/>
+            </w:pPr>
+          </w:p>
+        </w:tc>
+      </w:tr>
+      <w:tr>
+        <w:tc>
+          <w:tcPr/>
+          <w:p>
+            <w:pPr>
+              <w:pStyle w:val="Compact"/>
+              <w:jc w:val="left"/>
+            </w:pPr>
+            <w:r>
+              <w:t xml:space="preserve">ܬܘܪܐ</w:t>
+            </w:r>
+          </w:p>
+        </w:tc>
+        <w:tc>
+          <w:tcPr/>
+          <w:p>
+            <w:pPr>
+              <w:pStyle w:val="Compact"/>
+              <w:jc w:val="left"/>
+            </w:pPr>
+            <w:r>
+              <w:t xml:space="preserve">tawrā</w:t>
+            </w:r>
+          </w:p>
+        </w:tc>
+        <w:tc>
+          <w:tcPr/>
+          <w:p>
+            <w:pPr>
+              <w:pStyle w:val="Compact"/>
+              <w:jc w:val="left"/>
+            </w:pPr>
+            <w:r>
+              <w:t xml:space="preserve">m. noun</w:t>
+            </w:r>
+          </w:p>
+        </w:tc>
+        <w:tc>
+          <w:tcPr/>
+          <w:p>
+            <w:pPr>
+              <w:pStyle w:val="Compact"/>
+              <w:jc w:val="left"/>
+            </w:pPr>
+            <w:r>
+              <w:t xml:space="preserve">bull, ox</w:t>
+            </w:r>
+          </w:p>
+        </w:tc>
+        <w:tc>
+          <w:tcPr/>
+          <w:p>
+            <w:pPr>
+              <w:pStyle w:val="Compact"/>
+            </w:pPr>
+          </w:p>
+        </w:tc>
+      </w:tr>
+      <w:tr>
+        <w:tc>
+          <w:tcPr/>
+          <w:p>
+            <w:pPr>
+              <w:pStyle w:val="Compact"/>
+              <w:jc w:val="left"/>
+            </w:pPr>
+            <w:r>
+              <w:t xml:space="preserve">ܩܝܡܐ</w:t>
+            </w:r>
+          </w:p>
+        </w:tc>
+        <w:tc>
+          <w:tcPr/>
+          <w:p>
+            <w:pPr>
+              <w:pStyle w:val="Compact"/>
+              <w:jc w:val="left"/>
+            </w:pPr>
+            <w:r>
+              <w:t xml:space="preserve">qyāmā</w:t>
+            </w:r>
+          </w:p>
+        </w:tc>
+        <w:tc>
+          <w:tcPr/>
+          <w:p>
+            <w:pPr>
+              <w:pStyle w:val="Compact"/>
+              <w:jc w:val="left"/>
+            </w:pPr>
+            <w:r>
+              <w:t xml:space="preserve">m. noun</w:t>
+            </w:r>
+          </w:p>
+        </w:tc>
+        <w:tc>
+          <w:tcPr/>
+          <w:p>
+            <w:pPr>
+              <w:pStyle w:val="Compact"/>
+              <w:jc w:val="left"/>
+            </w:pPr>
+            <w:r>
+              <w:t xml:space="preserve">covenant</w:t>
+            </w:r>
+          </w:p>
+        </w:tc>
+        <w:tc>
+          <w:tcPr/>
+          <w:p>
+            <w:pPr>
+              <w:pStyle w:val="Compact"/>
+            </w:pPr>
+          </w:p>
+        </w:tc>
+      </w:tr>
+      <w:tr>
+        <w:tc>
+          <w:tcPr/>
+          <w:p>
+            <w:pPr>
+              <w:pStyle w:val="Compact"/>
+              <w:jc w:val="left"/>
+            </w:pPr>
+            <w:r>
+              <w:t xml:space="preserve">ܐܘܪܚܐ</w:t>
+            </w:r>
+          </w:p>
+        </w:tc>
+        <w:tc>
+          <w:tcPr/>
+          <w:p>
+            <w:pPr>
+              <w:pStyle w:val="Compact"/>
+              <w:jc w:val="left"/>
+            </w:pPr>
+            <w:r>
+              <w:t xml:space="preserve">ʾūrḥā</w:t>
+            </w:r>
+          </w:p>
+        </w:tc>
+        <w:tc>
+          <w:tcPr/>
+          <w:p>
+            <w:pPr>
+              <w:pStyle w:val="Compact"/>
+              <w:jc w:val="left"/>
+            </w:pPr>
+            <w:r>
+              <w:t xml:space="preserve">f. noun</w:t>
+            </w:r>
+          </w:p>
+        </w:tc>
+        <w:tc>
+          <w:tcPr/>
+          <w:p>
+            <w:pPr>
+              <w:pStyle w:val="Compact"/>
+              <w:jc w:val="left"/>
+            </w:pPr>
+            <w:r>
+              <w:t xml:space="preserve">way, road</w:t>
+            </w:r>
+          </w:p>
+        </w:tc>
+        <w:tc>
+          <w:tcPr/>
+          <w:p>
+            <w:pPr>
+              <w:pStyle w:val="Compact"/>
+            </w:pPr>
+          </w:p>
+        </w:tc>
+      </w:tr>
+      <w:tr>
+        <w:tc>
+          <w:tcPr/>
+          <w:p>
+            <w:pPr>
+              <w:pStyle w:val="Compact"/>
+              <w:jc w:val="left"/>
+            </w:pPr>
+            <w:r>
+              <w:t xml:space="preserve">ܗܝܟܠܐ</w:t>
+            </w:r>
+          </w:p>
+        </w:tc>
+        <w:tc>
+          <w:tcPr/>
+          <w:p>
+            <w:pPr>
+              <w:pStyle w:val="Compact"/>
+              <w:jc w:val="left"/>
+            </w:pPr>
+            <w:r>
+              <w:t xml:space="preserve">hayklā</w:t>
+            </w:r>
+          </w:p>
+        </w:tc>
+        <w:tc>
+          <w:tcPr/>
+          <w:p>
+            <w:pPr>
+              <w:pStyle w:val="Compact"/>
+              <w:jc w:val="left"/>
+            </w:pPr>
+            <w:r>
+              <w:t xml:space="preserve">m. noun</w:t>
+            </w:r>
+          </w:p>
+        </w:tc>
+        <w:tc>
+          <w:tcPr/>
+          <w:p>
+            <w:pPr>
+              <w:pStyle w:val="Compact"/>
+              <w:jc w:val="left"/>
+            </w:pPr>
+            <w:r>
+              <w:t xml:space="preserve">temple, palace</w:t>
+            </w:r>
+          </w:p>
+        </w:tc>
+        <w:tc>
+          <w:tcPr/>
+          <w:p>
+            <w:pPr>
+              <w:pStyle w:val="Compact"/>
+            </w:pPr>
+          </w:p>
+        </w:tc>
+      </w:tr>
+      <w:tr>
+        <w:tc>
+          <w:tcPr/>
+          <w:p>
+            <w:pPr>
+              <w:pStyle w:val="Compact"/>
+              <w:jc w:val="left"/>
+            </w:pPr>
+            <w:r>
+              <w:t xml:space="preserve">ܥܝܢܐ</w:t>
+            </w:r>
+          </w:p>
+        </w:tc>
+        <w:tc>
+          <w:tcPr/>
+          <w:p>
+            <w:pPr>
+              <w:pStyle w:val="Compact"/>
+              <w:jc w:val="left"/>
+            </w:pPr>
+            <w:r>
+              <w:t xml:space="preserve">ʿaynā</w:t>
+            </w:r>
+          </w:p>
+        </w:tc>
+        <w:tc>
+          <w:tcPr/>
+          <w:p>
+            <w:pPr>
+              <w:pStyle w:val="Compact"/>
+              <w:jc w:val="left"/>
+            </w:pPr>
+            <w:r>
+              <w:t xml:space="preserve">f. noun</w:t>
+            </w:r>
+          </w:p>
+        </w:tc>
+        <w:tc>
+          <w:tcPr/>
+          <w:p>
+            <w:pPr>
+              <w:pStyle w:val="Compact"/>
+              <w:jc w:val="left"/>
+            </w:pPr>
+            <w:r>
+              <w:t xml:space="preserve">eye</w:t>
+            </w:r>
+          </w:p>
+        </w:tc>
+        <w:tc>
+          <w:tcPr/>
+          <w:p>
+            <w:pPr>
+              <w:pStyle w:val="Compact"/>
+            </w:pPr>
+          </w:p>
+        </w:tc>
+      </w:tr>
+      <w:tr>
+        <w:tc>
+          <w:tcPr/>
+          <w:p>
+            <w:pPr>
+              <w:pStyle w:val="Compact"/>
+              <w:jc w:val="left"/>
+            </w:pPr>
+            <w:r>
+              <w:t xml:space="preserve">ܦܘܡܐ</w:t>
+            </w:r>
+          </w:p>
+        </w:tc>
+        <w:tc>
+          <w:tcPr/>
+          <w:p>
+            <w:pPr>
+              <w:pStyle w:val="Compact"/>
+              <w:jc w:val="left"/>
+            </w:pPr>
+            <w:r>
+              <w:t xml:space="preserve">pūmā</w:t>
+            </w:r>
+          </w:p>
+        </w:tc>
+        <w:tc>
+          <w:tcPr/>
+          <w:p>
+            <w:pPr>
+              <w:pStyle w:val="Compact"/>
+              <w:jc w:val="left"/>
+            </w:pPr>
+            <w:r>
+              <w:t xml:space="preserve">m. noun</w:t>
+            </w:r>
+          </w:p>
+        </w:tc>
+        <w:tc>
+          <w:tcPr/>
+          <w:p>
+            <w:pPr>
+              <w:pStyle w:val="Compact"/>
+              <w:jc w:val="left"/>
+            </w:pPr>
+            <w:r>
+              <w:t xml:space="preserve">mouth</w:t>
+            </w:r>
+          </w:p>
+        </w:tc>
+        <w:tc>
+          <w:tcPr/>
+          <w:p>
+            <w:pPr>
+              <w:pStyle w:val="Compact"/>
+            </w:pPr>
+          </w:p>
+        </w:tc>
+      </w:tr>
+      <w:tr>
+        <w:tc>
+          <w:tcPr/>
+          <w:p>
+            <w:pPr>
+              <w:pStyle w:val="Compact"/>
+              <w:jc w:val="left"/>
+            </w:pPr>
+            <w:r>
+              <w:t xml:space="preserve">ܕܝܢܐ</w:t>
+            </w:r>
+          </w:p>
+        </w:tc>
+        <w:tc>
+          <w:tcPr/>
+          <w:p>
+            <w:pPr>
+              <w:pStyle w:val="Compact"/>
+              <w:jc w:val="left"/>
+            </w:pPr>
+            <w:r>
+              <w:t xml:space="preserve">dīnā</w:t>
+            </w:r>
+          </w:p>
+        </w:tc>
+        <w:tc>
+          <w:tcPr/>
+          <w:p>
+            <w:pPr>
+              <w:pStyle w:val="Compact"/>
+              <w:jc w:val="left"/>
+            </w:pPr>
+            <w:r>
+              <w:t xml:space="preserve">m. noun</w:t>
+            </w:r>
+          </w:p>
+        </w:tc>
+        <w:tc>
+          <w:tcPr/>
+          <w:p>
+            <w:pPr>
+              <w:pStyle w:val="Compact"/>
+              <w:jc w:val="left"/>
+            </w:pPr>
+            <w:r>
+              <w:t xml:space="preserve">judgment</w:t>
+            </w:r>
+          </w:p>
+        </w:tc>
+        <w:tc>
+          <w:tcPr/>
+          <w:p>
+            <w:pPr>
+              <w:pStyle w:val="Compact"/>
+            </w:pPr>
+          </w:p>
+        </w:tc>
+      </w:tr>
+      <w:tr>
+        <w:tc>
+          <w:tcPr/>
+          <w:p>
+            <w:pPr>
+              <w:pStyle w:val="Compact"/>
+              <w:jc w:val="left"/>
+            </w:pPr>
+            <w:r>
+              <w:t xml:space="preserve">ܣܦܘܬܐ</w:t>
+            </w:r>
+          </w:p>
+        </w:tc>
+        <w:tc>
+          <w:tcPr/>
+          <w:p>
+            <w:pPr>
+              <w:pStyle w:val="Compact"/>
+              <w:jc w:val="left"/>
+            </w:pPr>
+            <w:r>
+              <w:t xml:space="preserve">sputā</w:t>
+            </w:r>
+          </w:p>
+        </w:tc>
+        <w:tc>
+          <w:tcPr/>
+          <w:p>
+            <w:pPr>
+              <w:pStyle w:val="Compact"/>
+              <w:jc w:val="left"/>
+            </w:pPr>
+            <w:r>
+              <w:t xml:space="preserve">f. noun</w:t>
+            </w:r>
+          </w:p>
+        </w:tc>
+        <w:tc>
+          <w:tcPr/>
+          <w:p>
+            <w:pPr>
+              <w:pStyle w:val="Compact"/>
+              <w:jc w:val="left"/>
+            </w:pPr>
+            <w:r>
+              <w:t xml:space="preserve">lip</w:t>
+            </w:r>
+          </w:p>
+        </w:tc>
+        <w:tc>
+          <w:tcPr/>
+          <w:p>
+            <w:pPr>
+              <w:pStyle w:val="Compact"/>
+              <w:jc w:val="left"/>
+            </w:pPr>
+            <w:r>
+              <w:t xml:space="preserve">emphatic state</w:t>
+            </w:r>
+          </w:p>
+        </w:tc>
+      </w:tr>
+      <w:tr>
+        <w:tc>
+          <w:tcPr/>
+          <w:p>
+            <w:pPr>
+              <w:pStyle w:val="Compact"/>
+              <w:jc w:val="left"/>
+            </w:pPr>
+            <w:r>
+              <w:t xml:space="preserve">ܬܠܓܐ</w:t>
+            </w:r>
+          </w:p>
+        </w:tc>
+        <w:tc>
+          <w:tcPr/>
+          <w:p>
+            <w:pPr>
+              <w:pStyle w:val="Compact"/>
+              <w:jc w:val="left"/>
+            </w:pPr>
+            <w:r>
+              <w:t xml:space="preserve">talggā</w:t>
+            </w:r>
+          </w:p>
+        </w:tc>
+        <w:tc>
+          <w:tcPr/>
+          <w:p>
+            <w:pPr>
+              <w:pStyle w:val="Compact"/>
+              <w:jc w:val="left"/>
+            </w:pPr>
+            <w:r>
+              <w:t xml:space="preserve">m. noun</w:t>
+            </w:r>
+          </w:p>
+        </w:tc>
+        <w:tc>
+          <w:tcPr/>
+          <w:p>
+            <w:pPr>
+              <w:pStyle w:val="Compact"/>
+              <w:jc w:val="left"/>
+            </w:pPr>
+            <w:r>
+              <w:t xml:space="preserve">ridge, back</w:t>
+            </w:r>
+          </w:p>
+        </w:tc>
+        <w:tc>
+          <w:tcPr/>
+          <w:p>
+            <w:pPr>
+              <w:pStyle w:val="Compact"/>
+            </w:pPr>
+          </w:p>
+        </w:tc>
+      </w:tr>
+      <w:tr>
+        <w:tc>
+          <w:tcPr/>
+          <w:p>
+            <w:pPr>
+              <w:pStyle w:val="Compact"/>
+              <w:jc w:val="left"/>
+            </w:pPr>
+            <w:r>
+              <w:t xml:space="preserve">ܨܪܐ</w:t>
+            </w:r>
+          </w:p>
+        </w:tc>
+        <w:tc>
+          <w:tcPr/>
+          <w:p>
+            <w:pPr>
+              <w:pStyle w:val="Compact"/>
+              <w:jc w:val="left"/>
+            </w:pPr>
+            <w:r>
+              <w:t xml:space="preserve">ṣirē</w:t>
+            </w:r>
+          </w:p>
+        </w:tc>
+        <w:tc>
+          <w:tcPr/>
+          <w:p>
+            <w:pPr>
+              <w:pStyle w:val="Compact"/>
+              <w:jc w:val="left"/>
+            </w:pPr>
+            <w:r>
+              <w:t xml:space="preserve">f. noun</w:t>
+            </w:r>
+          </w:p>
+        </w:tc>
+        <w:tc>
+          <w:tcPr/>
+          <w:p>
+            <w:pPr>
+              <w:pStyle w:val="Compact"/>
+              <w:jc w:val="left"/>
+            </w:pPr>
+            <w:r>
+              <w:t xml:space="preserve">side, rib</w:t>
+            </w:r>
+          </w:p>
+        </w:tc>
+        <w:tc>
+          <w:tcPr/>
+          <w:p>
+            <w:pPr>
+              <w:pStyle w:val="Compact"/>
+            </w:pPr>
+          </w:p>
+        </w:tc>
+      </w:tr>
+      <w:tr>
+        <w:tc>
+          <w:tcPr/>
+          <w:p>
+            <w:pPr>
+              <w:pStyle w:val="Compact"/>
+              <w:jc w:val="left"/>
+            </w:pPr>
+            <w:r>
+              <w:t xml:space="preserve">ܓܢܒܐ</w:t>
+            </w:r>
+          </w:p>
+        </w:tc>
+        <w:tc>
+          <w:tcPr/>
+          <w:p>
+            <w:pPr>
+              <w:pStyle w:val="Compact"/>
+              <w:jc w:val="left"/>
+            </w:pPr>
+            <w:r>
+              <w:t xml:space="preserve">ganbā</w:t>
+            </w:r>
+          </w:p>
+        </w:tc>
+        <w:tc>
+          <w:tcPr/>
+          <w:p>
+            <w:pPr>
+              <w:pStyle w:val="Compact"/>
+              <w:jc w:val="left"/>
+            </w:pPr>
+            <w:r>
+              <w:t xml:space="preserve">m. noun</w:t>
+            </w:r>
+          </w:p>
+        </w:tc>
+        <w:tc>
+          <w:tcPr/>
+          <w:p>
+            <w:pPr>
+              <w:pStyle w:val="Compact"/>
+              <w:jc w:val="left"/>
+            </w:pPr>
+            <w:r>
+              <w:t xml:space="preserve">thigh</w:t>
+            </w:r>
+          </w:p>
+        </w:tc>
+        <w:tc>
+          <w:tcPr/>
+          <w:p>
+            <w:pPr>
+              <w:pStyle w:val="Compact"/>
+            </w:pPr>
+          </w:p>
+        </w:tc>
+      </w:tr>
+      <w:tr>
+        <w:tc>
+          <w:tcPr/>
+          <w:p>
+            <w:pPr>
+              <w:pStyle w:val="Compact"/>
+              <w:jc w:val="left"/>
+            </w:pPr>
+            <w:r>
+              <w:t xml:space="preserve">ܕܪܥܐ</w:t>
+            </w:r>
+          </w:p>
+        </w:tc>
+        <w:tc>
+          <w:tcPr/>
+          <w:p>
+            <w:pPr>
+              <w:pStyle w:val="Compact"/>
+              <w:jc w:val="left"/>
+            </w:pPr>
+            <w:r>
+              <w:t xml:space="preserve">darʿā</w:t>
+            </w:r>
+          </w:p>
+        </w:tc>
+        <w:tc>
+          <w:tcPr/>
+          <w:p>
+            <w:pPr>
+              <w:pStyle w:val="Compact"/>
+              <w:jc w:val="left"/>
+            </w:pPr>
+            <w:r>
+              <w:t xml:space="preserve">f. noun</w:t>
+            </w:r>
+          </w:p>
+        </w:tc>
+        <w:tc>
+          <w:tcPr/>
+          <w:p>
+            <w:pPr>
+              <w:pStyle w:val="Compact"/>
+              <w:jc w:val="left"/>
+            </w:pPr>
+            <w:r>
+              <w:t xml:space="preserve">arm</w:t>
+            </w:r>
+          </w:p>
+        </w:tc>
+        <w:tc>
+          <w:tcPr/>
+          <w:p>
+            <w:pPr>
+              <w:pStyle w:val="Compact"/>
+            </w:pPr>
+          </w:p>
+        </w:tc>
+      </w:tr>
+      <w:tr>
+        <w:tc>
+          <w:tcPr/>
+          <w:p>
+            <w:pPr>
+              <w:pStyle w:val="Compact"/>
+              <w:jc w:val="left"/>
+            </w:pPr>
+            <w:r>
+              <w:t xml:space="preserve">ܥܓܠܐ</w:t>
+            </w:r>
+          </w:p>
+        </w:tc>
+        <w:tc>
+          <w:tcPr/>
+          <w:p>
+            <w:pPr>
+              <w:pStyle w:val="Compact"/>
+              <w:jc w:val="left"/>
+            </w:pPr>
+            <w:r>
+              <w:t xml:space="preserve">ʿaggālā</w:t>
+            </w:r>
+          </w:p>
+        </w:tc>
+        <w:tc>
+          <w:tcPr/>
+          <w:p>
+            <w:pPr>
+              <w:pStyle w:val="Compact"/>
+              <w:jc w:val="left"/>
+            </w:pPr>
+            <w:r>
+              <w:t xml:space="preserve">m. noun</w:t>
+            </w:r>
+          </w:p>
+        </w:tc>
+        <w:tc>
+          <w:tcPr/>
+          <w:p>
+            <w:pPr>
+              <w:pStyle w:val="Compact"/>
+              <w:jc w:val="left"/>
+            </w:pPr>
+            <w:r>
+              <w:t xml:space="preserve">calf (leg part)</w:t>
+            </w:r>
+          </w:p>
+        </w:tc>
+        <w:tc>
+          <w:tcPr/>
+          <w:p>
+            <w:pPr>
+              <w:pStyle w:val="Compact"/>
+            </w:pPr>
+          </w:p>
+        </w:tc>
+      </w:tr>
+      <w:tr>
+        <w:tc>
+          <w:tcPr/>
+          <w:p>
+            <w:pPr>
+              <w:pStyle w:val="Compact"/>
+              <w:jc w:val="left"/>
+            </w:pPr>
+            <w:r>
+              <w:t xml:space="preserve">ܚܬܢܐ</w:t>
+            </w:r>
+          </w:p>
+        </w:tc>
+        <w:tc>
+          <w:tcPr/>
+          <w:p>
+            <w:pPr>
+              <w:pStyle w:val="Compact"/>
+              <w:jc w:val="left"/>
+            </w:pPr>
+            <w:r>
+              <w:t xml:space="preserve">ḥatnā</w:t>
+            </w:r>
+          </w:p>
+        </w:tc>
+        <w:tc>
+          <w:tcPr/>
+          <w:p>
+            <w:pPr>
+              <w:pStyle w:val="Compact"/>
+              <w:jc w:val="left"/>
+            </w:pPr>
+            <w:r>
+              <w:t xml:space="preserve">m. noun</w:t>
+            </w:r>
+          </w:p>
+        </w:tc>
+        <w:tc>
+          <w:tcPr/>
+          <w:p>
+            <w:pPr>
+              <w:pStyle w:val="Compact"/>
+              <w:jc w:val="left"/>
+            </w:pPr>
+            <w:r>
+              <w:t xml:space="preserve">bridegroom</w:t>
+            </w:r>
+          </w:p>
+        </w:tc>
+        <w:tc>
+          <w:tcPr/>
+          <w:p>
+            <w:pPr>
+              <w:pStyle w:val="Compact"/>
+            </w:pPr>
+          </w:p>
+        </w:tc>
+      </w:tr>
+      <w:tr>
+        <w:tc>
+          <w:tcPr/>
+          <w:p>
+            <w:pPr>
+              <w:pStyle w:val="Compact"/>
+              <w:jc w:val="left"/>
+            </w:pPr>
+            <w:r>
+              <w:t xml:space="preserve">ܟܠܬܐ</w:t>
+            </w:r>
+          </w:p>
+        </w:tc>
+        <w:tc>
+          <w:tcPr/>
+          <w:p>
+            <w:pPr>
+              <w:pStyle w:val="Compact"/>
+              <w:jc w:val="left"/>
+            </w:pPr>
+            <w:r>
+              <w:t xml:space="preserve">kaltā</w:t>
+            </w:r>
+          </w:p>
+        </w:tc>
+        <w:tc>
+          <w:tcPr/>
+          <w:p>
+            <w:pPr>
+              <w:pStyle w:val="Compact"/>
+              <w:jc w:val="left"/>
+            </w:pPr>
+            <w:r>
+              <w:t xml:space="preserve">f. noun</w:t>
+            </w:r>
+          </w:p>
+        </w:tc>
+        <w:tc>
+          <w:tcPr/>
+          <w:p>
+            <w:pPr>
+              <w:pStyle w:val="Compact"/>
+              <w:jc w:val="left"/>
+            </w:pPr>
+            <w:r>
+              <w:t xml:space="preserve">bride</w:t>
+            </w:r>
+          </w:p>
+        </w:tc>
+        <w:tc>
+          <w:tcPr/>
+          <w:p>
+            <w:pPr>
+              <w:pStyle w:val="Compact"/>
+            </w:pPr>
+          </w:p>
+        </w:tc>
+      </w:tr>
+      <w:tr>
+        <w:tc>
+          <w:tcPr/>
+          <w:p>
+            <w:pPr>
+              <w:pStyle w:val="Compact"/>
+              <w:jc w:val="left"/>
+            </w:pPr>
+            <w:r>
+              <w:t xml:space="preserve">ܥܡܘܪܐ</w:t>
+            </w:r>
+          </w:p>
+        </w:tc>
+        <w:tc>
+          <w:tcPr/>
+          <w:p>
+            <w:pPr>
+              <w:pStyle w:val="Compact"/>
+              <w:jc w:val="left"/>
+            </w:pPr>
+            <w:r>
+              <w:t xml:space="preserve">ʿammūrā</w:t>
+            </w:r>
+          </w:p>
+        </w:tc>
+        <w:tc>
+          <w:tcPr/>
+          <w:p>
+            <w:pPr>
+              <w:pStyle w:val="Compact"/>
+              <w:jc w:val="left"/>
+            </w:pPr>
+            <w:r>
+              <w:t xml:space="preserve">m. noun</w:t>
+            </w:r>
+          </w:p>
+        </w:tc>
+        <w:tc>
+          <w:tcPr/>
+          <w:p>
+            <w:pPr>
+              <w:pStyle w:val="Compact"/>
+              <w:jc w:val="left"/>
+            </w:pPr>
+            <w:r>
+              <w:t xml:space="preserve">uncle (paternal)</w:t>
+            </w:r>
+          </w:p>
+        </w:tc>
+        <w:tc>
+          <w:tcPr/>
+          <w:p>
+            <w:pPr>
+              <w:pStyle w:val="Compact"/>
+            </w:pPr>
+          </w:p>
+        </w:tc>
+      </w:tr>
+      <w:tr>
+        <w:tc>
+          <w:tcPr/>
+          <w:p>
+            <w:pPr>
+              <w:pStyle w:val="Compact"/>
+              <w:jc w:val="left"/>
+            </w:pPr>
+            <w:r>
+              <w:t xml:space="preserve">ܥܡܬܐ</w:t>
+            </w:r>
+          </w:p>
+        </w:tc>
+        <w:tc>
+          <w:tcPr/>
+          <w:p>
+            <w:pPr>
+              <w:pStyle w:val="Compact"/>
+              <w:jc w:val="left"/>
+            </w:pPr>
+            <w:r>
+              <w:t xml:space="preserve">ʿammtā</w:t>
+            </w:r>
+          </w:p>
+        </w:tc>
+        <w:tc>
+          <w:tcPr/>
+          <w:p>
+            <w:pPr>
+              <w:pStyle w:val="Compact"/>
+              <w:jc w:val="left"/>
+            </w:pPr>
+            <w:r>
+              <w:t xml:space="preserve">f. noun</w:t>
+            </w:r>
+          </w:p>
+        </w:tc>
+        <w:tc>
+          <w:tcPr/>
+          <w:p>
+            <w:pPr>
+              <w:pStyle w:val="Compact"/>
+              <w:jc w:val="left"/>
+            </w:pPr>
+            <w:r>
+              <w:t xml:space="preserve">aunt (paternal)</w:t>
+            </w:r>
+          </w:p>
+        </w:tc>
+        <w:tc>
+          <w:tcPr/>
+          <w:p>
+            <w:pPr>
+              <w:pStyle w:val="Compact"/>
+            </w:pPr>
+          </w:p>
+        </w:tc>
+      </w:tr>
+      <w:tr>
+        <w:tc>
+          <w:tcPr/>
+          <w:p>
+            <w:pPr>
+              <w:pStyle w:val="Compact"/>
+              <w:jc w:val="left"/>
+            </w:pPr>
+            <w:r>
+              <w:t xml:space="preserve">ܥܡܩܐ</w:t>
+            </w:r>
+          </w:p>
+        </w:tc>
+        <w:tc>
+          <w:tcPr/>
+          <w:p>
+            <w:pPr>
+              <w:pStyle w:val="Compact"/>
+              <w:jc w:val="left"/>
+            </w:pPr>
+            <w:r>
+              <w:t xml:space="preserve">ʿammqā</w:t>
+            </w:r>
+          </w:p>
+        </w:tc>
+        <w:tc>
+          <w:tcPr/>
+          <w:p>
+            <w:pPr>
+              <w:pStyle w:val="Compact"/>
+              <w:jc w:val="left"/>
+            </w:pPr>
+            <w:r>
+              <w:t xml:space="preserve">m. adj</w:t>
+            </w:r>
+          </w:p>
+        </w:tc>
+        <w:tc>
+          <w:tcPr/>
+          <w:p>
+            <w:pPr>
+              <w:pStyle w:val="Compact"/>
+              <w:jc w:val="left"/>
+            </w:pPr>
+            <w:r>
+              <w:t xml:space="preserve">deep</w:t>
+            </w:r>
+          </w:p>
+        </w:tc>
+        <w:tc>
+          <w:tcPr/>
+          <w:p>
+            <w:pPr>
+              <w:pStyle w:val="Compact"/>
+            </w:pPr>
+          </w:p>
+        </w:tc>
+      </w:tr>
+      <w:tr>
+        <w:tc>
+          <w:tcPr/>
+          <w:p>
+            <w:pPr>
+              <w:pStyle w:val="Compact"/>
+              <w:jc w:val="left"/>
+            </w:pPr>
+            <w:r>
+              <w:t xml:space="preserve">ܦܠܛܐ</w:t>
+            </w:r>
+          </w:p>
+        </w:tc>
+        <w:tc>
+          <w:tcPr/>
+          <w:p>
+            <w:pPr>
+              <w:pStyle w:val="Compact"/>
+              <w:jc w:val="left"/>
+            </w:pPr>
+            <w:r>
+              <w:t xml:space="preserve">palṭā</w:t>
+            </w:r>
+          </w:p>
+        </w:tc>
+        <w:tc>
+          <w:tcPr/>
+          <w:p>
+            <w:pPr>
+              <w:pStyle w:val="Compact"/>
+              <w:jc w:val="left"/>
+            </w:pPr>
+            <w:r>
+              <w:t xml:space="preserve">m. noun</w:t>
+            </w:r>
+          </w:p>
+        </w:tc>
+        <w:tc>
+          <w:tcPr/>
+          <w:p>
+            <w:pPr>
+              <w:pStyle w:val="Compact"/>
+              <w:jc w:val="left"/>
+            </w:pPr>
+            <w:r>
+              <w:t xml:space="preserve">escape, safety</w:t>
+            </w:r>
+          </w:p>
+        </w:tc>
+        <w:tc>
+          <w:tcPr/>
+          <w:p>
+            <w:pPr>
+              <w:pStyle w:val="Compact"/>
+            </w:pPr>
+          </w:p>
+        </w:tc>
+      </w:tr>
+      <w:tr>
+        <w:tc>
+          <w:tcPr/>
+          <w:p>
+            <w:pPr>
+              <w:pStyle w:val="Compact"/>
+              <w:jc w:val="left"/>
+            </w:pPr>
+            <w:r>
+              <w:t xml:space="preserve">ܥܬܝܪܐ</w:t>
+            </w:r>
+          </w:p>
+        </w:tc>
+        <w:tc>
+          <w:tcPr/>
+          <w:p>
+            <w:pPr>
+              <w:pStyle w:val="Compact"/>
+              <w:jc w:val="left"/>
+            </w:pPr>
+            <w:r>
+              <w:t xml:space="preserve">ʿattīrā</w:t>
+            </w:r>
+          </w:p>
+        </w:tc>
+        <w:tc>
+          <w:tcPr/>
+          <w:p>
+            <w:pPr>
+              <w:pStyle w:val="Compact"/>
+              <w:jc w:val="left"/>
+            </w:pPr>
+            <w:r>
+              <w:t xml:space="preserve">m. adj</w:t>
+            </w:r>
+          </w:p>
+        </w:tc>
+        <w:tc>
+          <w:tcPr/>
+          <w:p>
+            <w:pPr>
+              <w:pStyle w:val="Compact"/>
+              <w:jc w:val="left"/>
+            </w:pPr>
+            <w:r>
+              <w:t xml:space="preserve">rich, mighty</w:t>
+            </w:r>
+          </w:p>
+        </w:tc>
+        <w:tc>
+          <w:tcPr/>
+          <w:p>
+            <w:pPr>
+              <w:pStyle w:val="Compact"/>
+            </w:pPr>
+          </w:p>
+        </w:tc>
+      </w:tr>
+      <w:tr>
+        <w:tc>
+          <w:tcPr/>
+          <w:p>
+            <w:pPr>
+              <w:pStyle w:val="Compact"/>
+              <w:jc w:val="left"/>
+            </w:pPr>
+            <w:r>
+              <w:t xml:space="preserve">ܡܣܟܢܐ</w:t>
+            </w:r>
+          </w:p>
+        </w:tc>
+        <w:tc>
+          <w:tcPr/>
+          <w:p>
+            <w:pPr>
+              <w:pStyle w:val="Compact"/>
+              <w:jc w:val="left"/>
+            </w:pPr>
+            <w:r>
+              <w:t xml:space="preserve">meskennā</w:t>
+            </w:r>
+          </w:p>
+        </w:tc>
+        <w:tc>
+          <w:tcPr/>
+          <w:p>
+            <w:pPr>
+              <w:pStyle w:val="Compact"/>
+              <w:jc w:val="left"/>
+            </w:pPr>
+            <w:r>
+              <w:t xml:space="preserve">m. adj</w:t>
+            </w:r>
+          </w:p>
+        </w:tc>
+        <w:tc>
+          <w:tcPr/>
+          <w:p>
+            <w:pPr>
+              <w:pStyle w:val="Compact"/>
+              <w:jc w:val="left"/>
+            </w:pPr>
+            <w:r>
+              <w:t xml:space="preserve">poor, humble</w:t>
+            </w:r>
+          </w:p>
+        </w:tc>
+        <w:tc>
+          <w:tcPr/>
+          <w:p>
+            <w:pPr>
+              <w:pStyle w:val="Compact"/>
+            </w:pPr>
+          </w:p>
+        </w:tc>
+      </w:tr>
+      <w:tr>
+        <w:tc>
+          <w:tcPr/>
+          <w:p>
+            <w:pPr>
+              <w:pStyle w:val="Compact"/>
+              <w:jc w:val="left"/>
+            </w:pPr>
+            <w:r>
+              <w:t xml:space="preserve">ܓܒܘܪܐ</w:t>
+            </w:r>
+          </w:p>
+        </w:tc>
+        <w:tc>
+          <w:tcPr/>
+          <w:p>
+            <w:pPr>
+              <w:pStyle w:val="Compact"/>
+              <w:jc w:val="left"/>
+            </w:pPr>
+            <w:r>
+              <w:t xml:space="preserve">gibbōrā</w:t>
+            </w:r>
+          </w:p>
+        </w:tc>
+        <w:tc>
+          <w:tcPr/>
+          <w:p>
+            <w:pPr>
+              <w:pStyle w:val="Compact"/>
+              <w:jc w:val="left"/>
+            </w:pPr>
+            <w:r>
+              <w:t xml:space="preserve">m. adj</w:t>
+            </w:r>
+          </w:p>
+        </w:tc>
+        <w:tc>
+          <w:tcPr/>
+          <w:p>
+            <w:pPr>
+              <w:pStyle w:val="Compact"/>
+              <w:jc w:val="left"/>
+            </w:pPr>
+            <w:r>
+              <w:t xml:space="preserve">mighty, strong</w:t>
+            </w:r>
+          </w:p>
+        </w:tc>
+        <w:tc>
+          <w:tcPr/>
+          <w:p>
+            <w:pPr>
+              <w:pStyle w:val="Compact"/>
+            </w:pPr>
+          </w:p>
+        </w:tc>
+      </w:tr>
+      <w:tr>
+        <w:tc>
+          <w:tcPr/>
+          <w:p>
+            <w:pPr>
+              <w:pStyle w:val="Compact"/>
+              <w:jc w:val="left"/>
+            </w:pPr>
+            <w:r>
+              <w:t xml:space="preserve">ܩܠܝܠܐ</w:t>
+            </w:r>
+          </w:p>
+        </w:tc>
+        <w:tc>
+          <w:tcPr/>
+          <w:p>
+            <w:pPr>
+              <w:pStyle w:val="Compact"/>
+              <w:jc w:val="left"/>
+            </w:pPr>
+            <w:r>
+              <w:t xml:space="preserve">qallīlā</w:t>
+            </w:r>
+          </w:p>
+        </w:tc>
+        <w:tc>
+          <w:tcPr/>
+          <w:p>
+            <w:pPr>
+              <w:pStyle w:val="Compact"/>
+              <w:jc w:val="left"/>
+            </w:pPr>
+            <w:r>
+              <w:t xml:space="preserve">m. adj</w:t>
+            </w:r>
+          </w:p>
+        </w:tc>
+        <w:tc>
+          <w:tcPr/>
+          <w:p>
+            <w:pPr>
+              <w:pStyle w:val="Compact"/>
+              <w:jc w:val="left"/>
+            </w:pPr>
+            <w:r>
+              <w:t xml:space="preserve">small, few</w:t>
+            </w:r>
+          </w:p>
+        </w:tc>
+        <w:tc>
+          <w:tcPr/>
+          <w:p>
+            <w:pPr>
+              <w:pStyle w:val="Compact"/>
+            </w:pPr>
+          </w:p>
+        </w:tc>
+      </w:tr>
+      <w:tr>
+        <w:tc>
+          <w:tcPr/>
+          <w:p>
+            <w:pPr>
+              <w:pStyle w:val="Compact"/>
+              <w:jc w:val="left"/>
+            </w:pPr>
+            <w:r>
+              <w:t xml:space="preserve">ܝܚܝܕܐ</w:t>
+            </w:r>
+          </w:p>
+        </w:tc>
+        <w:tc>
+          <w:tcPr/>
+          <w:p>
+            <w:pPr>
+              <w:pStyle w:val="Compact"/>
+              <w:jc w:val="left"/>
+            </w:pPr>
+            <w:r>
+              <w:t xml:space="preserve">yḥīddā</w:t>
+            </w:r>
+          </w:p>
+        </w:tc>
+        <w:tc>
+          <w:tcPr/>
+          <w:p>
+            <w:pPr>
+              <w:pStyle w:val="Compact"/>
+              <w:jc w:val="left"/>
+            </w:pPr>
+            <w:r>
+              <w:t xml:space="preserve">m. adj</w:t>
+            </w:r>
+          </w:p>
+        </w:tc>
+        <w:tc>
+          <w:tcPr/>
+          <w:p>
+            <w:pPr>
+              <w:pStyle w:val="Compact"/>
+              <w:jc w:val="left"/>
+            </w:pPr>
+            <w:r>
+              <w:t xml:space="preserve">alone, unique</w:t>
+            </w:r>
+          </w:p>
+        </w:tc>
+        <w:tc>
+          <w:tcPr/>
+          <w:p>
+            <w:pPr>
+              <w:pStyle w:val="Compact"/>
+            </w:pPr>
+          </w:p>
+        </w:tc>
+      </w:tr>
+      <w:tr>
+        <w:tc>
+          <w:tcPr/>
+          <w:p>
+            <w:pPr>
+              <w:pStyle w:val="Compact"/>
+              <w:jc w:val="left"/>
+            </w:pPr>
+            <w:r>
+              <w:t xml:space="preserve">ܥܕܠܐ</w:t>
+            </w:r>
+          </w:p>
+        </w:tc>
+        <w:tc>
+          <w:tcPr/>
+          <w:p>
+            <w:pPr>
+              <w:pStyle w:val="Compact"/>
+              <w:jc w:val="left"/>
+            </w:pPr>
+            <w:r>
+              <w:t xml:space="preserve">ʿaddālā</w:t>
+            </w:r>
+          </w:p>
+        </w:tc>
+        <w:tc>
+          <w:tcPr/>
+          <w:p>
+            <w:pPr>
+              <w:pStyle w:val="Compact"/>
+              <w:jc w:val="left"/>
+            </w:pPr>
+            <w:r>
+              <w:t xml:space="preserve">m. adj</w:t>
+            </w:r>
+          </w:p>
+        </w:tc>
+        <w:tc>
+          <w:tcPr/>
+          <w:p>
+            <w:pPr>
+              <w:pStyle w:val="Compact"/>
+              <w:jc w:val="left"/>
+            </w:pPr>
+            <w:r>
+              <w:t xml:space="preserve">just, righteous</w:t>
+            </w:r>
+          </w:p>
+        </w:tc>
+        <w:tc>
+          <w:tcPr/>
+          <w:p>
+            <w:pPr>
+              <w:pStyle w:val="Compact"/>
+            </w:pPr>
           </w:p>
         </w:tc>
       </w:tr>
     </w:tbl>
-    <w:bookmarkEnd w:id="20"/>
-    <w:bookmarkEnd w:id="21"/>
-    <w:bookmarkEnd w:id="22"/>
-    <w:bookmarkEnd w:id="23"/>
-    <w:sectPr>
-      <w:footnotePr>
-        <w:numRestart w:val="eachSect"/>
-      </w:footnotePr>
-    </w:sectPr>
+    <w:bookmarkEnd w:id="30"/>
+    <w:bookmarkEnd w:id="31"/>
+    <w:bookmarkEnd w:id="32"/>
+    <w:sectPr/>
   </w:body>
 </w:document>
 </file>
@@ -6872,7 +8737,7 @@
       <w:lvlText w:val=" "/>
       <w:lvlJc w:val="left"/>
       <w:pPr>
-        <w:ind w:left="720" w:hanging="360"/>
+        <w:ind w:left="720" w:hanging="480"/>
       </w:pPr>
     </w:lvl>
     <w:lvl w:ilvl="1">
@@ -6880,7 +8745,7 @@
       <w:lvlText w:val=" "/>
       <w:lvlJc w:val="left"/>
       <w:pPr>
-        <w:ind w:left="1440" w:hanging="360"/>
+        <w:ind w:left="1440" w:hanging="480"/>
       </w:pPr>
     </w:lvl>
     <w:lvl w:ilvl="2">
@@ -6888,7 +8753,7 @@
       <w:lvlText w:val=" "/>
       <w:lvlJc w:val="left"/>
       <w:pPr>
-        <w:ind w:left="2160" w:hanging="360"/>
+        <w:ind w:left="2160" w:hanging="480"/>
       </w:pPr>
     </w:lvl>
     <w:lvl w:ilvl="3">
@@ -6896,7 +8761,7 @@
       <w:lvlText w:val=" "/>
       <w:lvlJc w:val="left"/>
       <w:pPr>
-        <w:ind w:left="2880" w:hanging="360"/>
+        <w:ind w:left="2880" w:hanging="480"/>
       </w:pPr>
     </w:lvl>
     <w:lvl w:ilvl="4">
@@ -6904,7 +8769,7 @@
       <w:lvlText w:val=" "/>
       <w:lvlJc w:val="left"/>
       <w:pPr>
-        <w:ind w:left="3600" w:hanging="360"/>
+        <w:ind w:left="3600" w:hanging="480"/>
       </w:pPr>
     </w:lvl>
     <w:lvl w:ilvl="5">
@@ -6912,7 +8777,7 @@
       <w:lvlText w:val=" "/>
       <w:lvlJc w:val="left"/>
       <w:pPr>
-        <w:ind w:left="4320" w:hanging="360"/>
+        <w:ind w:left="4320" w:hanging="480"/>
       </w:pPr>
     </w:lvl>
     <w:lvl w:ilvl="6">
@@ -6920,7 +8785,7 @@
       <w:lvlText w:val=" "/>
       <w:lvlJc w:val="left"/>
       <w:pPr>
-        <w:ind w:left="5040" w:hanging="360"/>
+        <w:ind w:left="5040" w:hanging="480"/>
       </w:pPr>
     </w:lvl>
     <w:lvl w:ilvl="7">
@@ -6928,7 +8793,7 @@
       <w:lvlText w:val=" "/>
       <w:lvlJc w:val="left"/>
       <w:pPr>
-        <w:ind w:left="5760" w:hanging="360"/>
+        <w:ind w:left="5760" w:hanging="480"/>
       </w:pPr>
     </w:lvl>
     <w:lvl w:ilvl="8">
@@ -6936,12 +8801,545 @@
       <w:lvlText w:val=" "/>
       <w:lvlJc w:val="left"/>
       <w:pPr>
-        <w:ind w:left="6480" w:hanging="360"/>
+        <w:ind w:left="6480" w:hanging="480"/>
+      </w:pPr>
+    </w:lvl>
+  </w:abstractNum>
+  <w:abstractNum w:abstractNumId="99411">
+    <w:nsid w:val="00A99411"/>
+    <w:multiLevelType w:val="multilevel"/>
+    <w:lvl w:ilvl="0">
+      <w:start w:val="1"/>
+      <w:numFmt w:val="decimal"/>
+      <w:lvlText w:val="%1."/>
+      <w:lvlJc w:val="left"/>
+      <w:pPr>
+        <w:ind w:left="720" w:hanging="480"/>
+      </w:pPr>
+    </w:lvl>
+    <w:lvl w:ilvl="1">
+      <w:start w:val="1"/>
+      <w:numFmt w:val="decimal"/>
+      <w:lvlText w:val="%2."/>
+      <w:lvlJc w:val="left"/>
+      <w:pPr>
+        <w:ind w:left="1440" w:hanging="480"/>
+      </w:pPr>
+    </w:lvl>
+    <w:lvl w:ilvl="2">
+      <w:start w:val="1"/>
+      <w:numFmt w:val="decimal"/>
+      <w:lvlText w:val="%3."/>
+      <w:lvlJc w:val="left"/>
+      <w:pPr>
+        <w:ind w:left="2160" w:hanging="480"/>
+      </w:pPr>
+    </w:lvl>
+    <w:lvl w:ilvl="3">
+      <w:start w:val="1"/>
+      <w:numFmt w:val="decimal"/>
+      <w:lvlText w:val="%4."/>
+      <w:lvlJc w:val="left"/>
+      <w:pPr>
+        <w:ind w:left="2880" w:hanging="480"/>
+      </w:pPr>
+    </w:lvl>
+    <w:lvl w:ilvl="4">
+      <w:start w:val="1"/>
+      <w:numFmt w:val="decimal"/>
+      <w:lvlText w:val="%5."/>
+      <w:lvlJc w:val="left"/>
+      <w:pPr>
+        <w:ind w:left="3600" w:hanging="480"/>
+      </w:pPr>
+    </w:lvl>
+    <w:lvl w:ilvl="5">
+      <w:start w:val="1"/>
+      <w:numFmt w:val="decimal"/>
+      <w:lvlText w:val="%6."/>
+      <w:lvlJc w:val="left"/>
+      <w:pPr>
+        <w:ind w:left="4320" w:hanging="480"/>
+      </w:pPr>
+    </w:lvl>
+    <w:lvl w:ilvl="6">
+      <w:start w:val="1"/>
+      <w:numFmt w:val="decimal"/>
+      <w:lvlText w:val="%7."/>
+      <w:lvlJc w:val="left"/>
+      <w:pPr>
+        <w:ind w:left="5040" w:hanging="480"/>
+      </w:pPr>
+    </w:lvl>
+    <w:lvl w:ilvl="7">
+      <w:start w:val="1"/>
+      <w:numFmt w:val="decimal"/>
+      <w:lvlText w:val="%8."/>
+      <w:lvlJc w:val="left"/>
+      <w:pPr>
+        <w:ind w:left="5760" w:hanging="480"/>
+      </w:pPr>
+    </w:lvl>
+    <w:lvl w:ilvl="8">
+      <w:start w:val="1"/>
+      <w:numFmt w:val="decimal"/>
+      <w:lvlText w:val="%9."/>
+      <w:lvlJc w:val="left"/>
+      <w:pPr>
+        <w:ind w:left="6480" w:hanging="480"/>
+      </w:pPr>
+    </w:lvl>
+  </w:abstractNum>
+  <w:abstractNum w:abstractNumId="991">
+    <w:nsid w:val="0000A991"/>
+    <w:multiLevelType w:val="multilevel"/>
+    <w:lvl w:ilvl="0">
+      <w:numFmt w:val="bullet"/>
+      <w:lvlText w:val="•"/>
+      <w:lvlJc w:val="left"/>
+      <w:pPr>
+        <w:ind w:left="720" w:hanging="480"/>
+      </w:pPr>
+    </w:lvl>
+    <w:lvl w:ilvl="1">
+      <w:numFmt w:val="bullet"/>
+      <w:lvlText w:val="–"/>
+      <w:lvlJc w:val="left"/>
+      <w:pPr>
+        <w:ind w:left="1440" w:hanging="480"/>
+      </w:pPr>
+    </w:lvl>
+    <w:lvl w:ilvl="2">
+      <w:numFmt w:val="bullet"/>
+      <w:lvlText w:val="•"/>
+      <w:lvlJc w:val="left"/>
+      <w:pPr>
+        <w:ind w:left="2160" w:hanging="480"/>
+      </w:pPr>
+    </w:lvl>
+    <w:lvl w:ilvl="3">
+      <w:numFmt w:val="bullet"/>
+      <w:lvlText w:val="–"/>
+      <w:lvlJc w:val="left"/>
+      <w:pPr>
+        <w:ind w:left="2880" w:hanging="480"/>
+      </w:pPr>
+    </w:lvl>
+    <w:lvl w:ilvl="4">
+      <w:numFmt w:val="bullet"/>
+      <w:lvlText w:val="•"/>
+      <w:lvlJc w:val="left"/>
+      <w:pPr>
+        <w:ind w:left="3600" w:hanging="480"/>
+      </w:pPr>
+    </w:lvl>
+    <w:lvl w:ilvl="5">
+      <w:numFmt w:val="bullet"/>
+      <w:lvlText w:val="–"/>
+      <w:lvlJc w:val="left"/>
+      <w:pPr>
+        <w:ind w:left="4320" w:hanging="480"/>
+      </w:pPr>
+    </w:lvl>
+    <w:lvl w:ilvl="6">
+      <w:numFmt w:val="bullet"/>
+      <w:lvlText w:val="•"/>
+      <w:lvlJc w:val="left"/>
+      <w:pPr>
+        <w:ind w:left="5040" w:hanging="480"/>
+      </w:pPr>
+    </w:lvl>
+    <w:lvl w:ilvl="7">
+      <w:numFmt w:val="bullet"/>
+      <w:lvlText w:val="–"/>
+      <w:lvlJc w:val="left"/>
+      <w:pPr>
+        <w:ind w:left="5760" w:hanging="480"/>
+      </w:pPr>
+    </w:lvl>
+    <w:lvl w:ilvl="8">
+      <w:numFmt w:val="bullet"/>
+      <w:lvlText w:val="•"/>
+      <w:lvlJc w:val="left"/>
+      <w:pPr>
+        <w:ind w:left="6480" w:hanging="480"/>
       </w:pPr>
     </w:lvl>
   </w:abstractNum>
   <w:num w:numId="1000">
     <w:abstractNumId w:val="990"/>
+  </w:num>
+  <w:num w:numId="1001">
+    <w:abstractNumId w:val="99411"/>
+    <w:lvlOverride w:ilvl="0">
+      <w:startOverride w:val="1"/>
+    </w:lvlOverride>
+    <w:lvlOverride w:ilvl="1">
+      <w:startOverride w:val="1"/>
+    </w:lvlOverride>
+    <w:lvlOverride w:ilvl="2">
+      <w:startOverride w:val="1"/>
+    </w:lvlOverride>
+    <w:lvlOverride w:ilvl="3">
+      <w:startOverride w:val="1"/>
+    </w:lvlOverride>
+    <w:lvlOverride w:ilvl="4">
+      <w:startOverride w:val="1"/>
+    </w:lvlOverride>
+    <w:lvlOverride w:ilvl="5">
+      <w:startOverride w:val="1"/>
+    </w:lvlOverride>
+    <w:lvlOverride w:ilvl="6">
+      <w:startOverride w:val="1"/>
+    </w:lvlOverride>
+    <w:lvlOverride w:ilvl="7">
+      <w:startOverride w:val="1"/>
+    </w:lvlOverride>
+    <w:lvlOverride w:ilvl="8">
+      <w:startOverride w:val="1"/>
+    </w:lvlOverride>
+  </w:num>
+  <w:num w:numId="1002">
+    <w:abstractNumId w:val="991"/>
+  </w:num>
+  <w:num w:numId="1003">
+    <w:abstractNumId w:val="991"/>
+  </w:num>
+  <w:num w:numId="1004">
+    <w:abstractNumId w:val="991"/>
+  </w:num>
+  <w:num w:numId="1005">
+    <w:abstractNumId w:val="991"/>
+  </w:num>
+  <w:num w:numId="1006">
+    <w:abstractNumId w:val="99411"/>
+    <w:lvlOverride w:ilvl="0">
+      <w:startOverride w:val="1"/>
+    </w:lvlOverride>
+    <w:lvlOverride w:ilvl="1">
+      <w:startOverride w:val="1"/>
+    </w:lvlOverride>
+    <w:lvlOverride w:ilvl="2">
+      <w:startOverride w:val="1"/>
+    </w:lvlOverride>
+    <w:lvlOverride w:ilvl="3">
+      <w:startOverride w:val="1"/>
+    </w:lvlOverride>
+    <w:lvlOverride w:ilvl="4">
+      <w:startOverride w:val="1"/>
+    </w:lvlOverride>
+    <w:lvlOverride w:ilvl="5">
+      <w:startOverride w:val="1"/>
+    </w:lvlOverride>
+    <w:lvlOverride w:ilvl="6">
+      <w:startOverride w:val="1"/>
+    </w:lvlOverride>
+    <w:lvlOverride w:ilvl="7">
+      <w:startOverride w:val="1"/>
+    </w:lvlOverride>
+    <w:lvlOverride w:ilvl="8">
+      <w:startOverride w:val="1"/>
+    </w:lvlOverride>
+  </w:num>
+  <w:num w:numId="1007">
+    <w:abstractNumId w:val="99411"/>
+    <w:lvlOverride w:ilvl="0">
+      <w:startOverride w:val="1"/>
+    </w:lvlOverride>
+    <w:lvlOverride w:ilvl="1">
+      <w:startOverride w:val="1"/>
+    </w:lvlOverride>
+    <w:lvlOverride w:ilvl="2">
+      <w:startOverride w:val="1"/>
+    </w:lvlOverride>
+    <w:lvlOverride w:ilvl="3">
+      <w:startOverride w:val="1"/>
+    </w:lvlOverride>
+    <w:lvlOverride w:ilvl="4">
+      <w:startOverride w:val="1"/>
+    </w:lvlOverride>
+    <w:lvlOverride w:ilvl="5">
+      <w:startOverride w:val="1"/>
+    </w:lvlOverride>
+    <w:lvlOverride w:ilvl="6">
+      <w:startOverride w:val="1"/>
+    </w:lvlOverride>
+    <w:lvlOverride w:ilvl="7">
+      <w:startOverride w:val="1"/>
+    </w:lvlOverride>
+    <w:lvlOverride w:ilvl="8">
+      <w:startOverride w:val="1"/>
+    </w:lvlOverride>
+  </w:num>
+  <w:num w:numId="1008">
+    <w:abstractNumId w:val="99411"/>
+    <w:lvlOverride w:ilvl="0">
+      <w:startOverride w:val="1"/>
+    </w:lvlOverride>
+    <w:lvlOverride w:ilvl="1">
+      <w:startOverride w:val="1"/>
+    </w:lvlOverride>
+    <w:lvlOverride w:ilvl="2">
+      <w:startOverride w:val="1"/>
+    </w:lvlOverride>
+    <w:lvlOverride w:ilvl="3">
+      <w:startOverride w:val="1"/>
+    </w:lvlOverride>
+    <w:lvlOverride w:ilvl="4">
+      <w:startOverride w:val="1"/>
+    </w:lvlOverride>
+    <w:lvlOverride w:ilvl="5">
+      <w:startOverride w:val="1"/>
+    </w:lvlOverride>
+    <w:lvlOverride w:ilvl="6">
+      <w:startOverride w:val="1"/>
+    </w:lvlOverride>
+    <w:lvlOverride w:ilvl="7">
+      <w:startOverride w:val="1"/>
+    </w:lvlOverride>
+    <w:lvlOverride w:ilvl="8">
+      <w:startOverride w:val="1"/>
+    </w:lvlOverride>
+  </w:num>
+  <w:num w:numId="1009">
+    <w:abstractNumId w:val="99411"/>
+    <w:lvlOverride w:ilvl="0">
+      <w:startOverride w:val="1"/>
+    </w:lvlOverride>
+    <w:lvlOverride w:ilvl="1">
+      <w:startOverride w:val="1"/>
+    </w:lvlOverride>
+    <w:lvlOverride w:ilvl="2">
+      <w:startOverride w:val="1"/>
+    </w:lvlOverride>
+    <w:lvlOverride w:ilvl="3">
+      <w:startOverride w:val="1"/>
+    </w:lvlOverride>
+    <w:lvlOverride w:ilvl="4">
+      <w:startOverride w:val="1"/>
+    </w:lvlOverride>
+    <w:lvlOverride w:ilvl="5">
+      <w:startOverride w:val="1"/>
+    </w:lvlOverride>
+    <w:lvlOverride w:ilvl="6">
+      <w:startOverride w:val="1"/>
+    </w:lvlOverride>
+    <w:lvlOverride w:ilvl="7">
+      <w:startOverride w:val="1"/>
+    </w:lvlOverride>
+    <w:lvlOverride w:ilvl="8">
+      <w:startOverride w:val="1"/>
+    </w:lvlOverride>
+  </w:num>
+  <w:num w:numId="1010">
+    <w:abstractNumId w:val="99411"/>
+    <w:lvlOverride w:ilvl="0">
+      <w:startOverride w:val="1"/>
+    </w:lvlOverride>
+    <w:lvlOverride w:ilvl="1">
+      <w:startOverride w:val="1"/>
+    </w:lvlOverride>
+    <w:lvlOverride w:ilvl="2">
+      <w:startOverride w:val="1"/>
+    </w:lvlOverride>
+    <w:lvlOverride w:ilvl="3">
+      <w:startOverride w:val="1"/>
+    </w:lvlOverride>
+    <w:lvlOverride w:ilvl="4">
+      <w:startOverride w:val="1"/>
+    </w:lvlOverride>
+    <w:lvlOverride w:ilvl="5">
+      <w:startOverride w:val="1"/>
+    </w:lvlOverride>
+    <w:lvlOverride w:ilvl="6">
+      <w:startOverride w:val="1"/>
+    </w:lvlOverride>
+    <w:lvlOverride w:ilvl="7">
+      <w:startOverride w:val="1"/>
+    </w:lvlOverride>
+    <w:lvlOverride w:ilvl="8">
+      <w:startOverride w:val="1"/>
+    </w:lvlOverride>
+  </w:num>
+  <w:num w:numId="1011">
+    <w:abstractNumId w:val="99411"/>
+    <w:lvlOverride w:ilvl="0">
+      <w:startOverride w:val="1"/>
+    </w:lvlOverride>
+    <w:lvlOverride w:ilvl="1">
+      <w:startOverride w:val="1"/>
+    </w:lvlOverride>
+    <w:lvlOverride w:ilvl="2">
+      <w:startOverride w:val="1"/>
+    </w:lvlOverride>
+    <w:lvlOverride w:ilvl="3">
+      <w:startOverride w:val="1"/>
+    </w:lvlOverride>
+    <w:lvlOverride w:ilvl="4">
+      <w:startOverride w:val="1"/>
+    </w:lvlOverride>
+    <w:lvlOverride w:ilvl="5">
+      <w:startOverride w:val="1"/>
+    </w:lvlOverride>
+    <w:lvlOverride w:ilvl="6">
+      <w:startOverride w:val="1"/>
+    </w:lvlOverride>
+    <w:lvlOverride w:ilvl="7">
+      <w:startOverride w:val="1"/>
+    </w:lvlOverride>
+    <w:lvlOverride w:ilvl="8">
+      <w:startOverride w:val="1"/>
+    </w:lvlOverride>
+  </w:num>
+  <w:num w:numId="1012">
+    <w:abstractNumId w:val="99411"/>
+    <w:lvlOverride w:ilvl="0">
+      <w:startOverride w:val="1"/>
+    </w:lvlOverride>
+    <w:lvlOverride w:ilvl="1">
+      <w:startOverride w:val="1"/>
+    </w:lvlOverride>
+    <w:lvlOverride w:ilvl="2">
+      <w:startOverride w:val="1"/>
+    </w:lvlOverride>
+    <w:lvlOverride w:ilvl="3">
+      <w:startOverride w:val="1"/>
+    </w:lvlOverride>
+    <w:lvlOverride w:ilvl="4">
+      <w:startOverride w:val="1"/>
+    </w:lvlOverride>
+    <w:lvlOverride w:ilvl="5">
+      <w:startOverride w:val="1"/>
+    </w:lvlOverride>
+    <w:lvlOverride w:ilvl="6">
+      <w:startOverride w:val="1"/>
+    </w:lvlOverride>
+    <w:lvlOverride w:ilvl="7">
+      <w:startOverride w:val="1"/>
+    </w:lvlOverride>
+    <w:lvlOverride w:ilvl="8">
+      <w:startOverride w:val="1"/>
+    </w:lvlOverride>
+  </w:num>
+  <w:num w:numId="1013">
+    <w:abstractNumId w:val="99411"/>
+    <w:lvlOverride w:ilvl="0">
+      <w:startOverride w:val="1"/>
+    </w:lvlOverride>
+    <w:lvlOverride w:ilvl="1">
+      <w:startOverride w:val="1"/>
+    </w:lvlOverride>
+    <w:lvlOverride w:ilvl="2">
+      <w:startOverride w:val="1"/>
+    </w:lvlOverride>
+    <w:lvlOverride w:ilvl="3">
+      <w:startOverride w:val="1"/>
+    </w:lvlOverride>
+    <w:lvlOverride w:ilvl="4">
+      <w:startOverride w:val="1"/>
+    </w:lvlOverride>
+    <w:lvlOverride w:ilvl="5">
+      <w:startOverride w:val="1"/>
+    </w:lvlOverride>
+    <w:lvlOverride w:ilvl="6">
+      <w:startOverride w:val="1"/>
+    </w:lvlOverride>
+    <w:lvlOverride w:ilvl="7">
+      <w:startOverride w:val="1"/>
+    </w:lvlOverride>
+    <w:lvlOverride w:ilvl="8">
+      <w:startOverride w:val="1"/>
+    </w:lvlOverride>
+  </w:num>
+  <w:num w:numId="1014">
+    <w:abstractNumId w:val="99411"/>
+    <w:lvlOverride w:ilvl="0">
+      <w:startOverride w:val="1"/>
+    </w:lvlOverride>
+    <w:lvlOverride w:ilvl="1">
+      <w:startOverride w:val="1"/>
+    </w:lvlOverride>
+    <w:lvlOverride w:ilvl="2">
+      <w:startOverride w:val="1"/>
+    </w:lvlOverride>
+    <w:lvlOverride w:ilvl="3">
+      <w:startOverride w:val="1"/>
+    </w:lvlOverride>
+    <w:lvlOverride w:ilvl="4">
+      <w:startOverride w:val="1"/>
+    </w:lvlOverride>
+    <w:lvlOverride w:ilvl="5">
+      <w:startOverride w:val="1"/>
+    </w:lvlOverride>
+    <w:lvlOverride w:ilvl="6">
+      <w:startOverride w:val="1"/>
+    </w:lvlOverride>
+    <w:lvlOverride w:ilvl="7">
+      <w:startOverride w:val="1"/>
+    </w:lvlOverride>
+    <w:lvlOverride w:ilvl="8">
+      <w:startOverride w:val="1"/>
+    </w:lvlOverride>
+  </w:num>
+  <w:num w:numId="1015">
+    <w:abstractNumId w:val="99411"/>
+    <w:lvlOverride w:ilvl="0">
+      <w:startOverride w:val="1"/>
+    </w:lvlOverride>
+    <w:lvlOverride w:ilvl="1">
+      <w:startOverride w:val="1"/>
+    </w:lvlOverride>
+    <w:lvlOverride w:ilvl="2">
+      <w:startOverride w:val="1"/>
+    </w:lvlOverride>
+    <w:lvlOverride w:ilvl="3">
+      <w:startOverride w:val="1"/>
+    </w:lvlOverride>
+    <w:lvlOverride w:ilvl="4">
+      <w:startOverride w:val="1"/>
+    </w:lvlOverride>
+    <w:lvlOverride w:ilvl="5">
+      <w:startOverride w:val="1"/>
+    </w:lvlOverride>
+    <w:lvlOverride w:ilvl="6">
+      <w:startOverride w:val="1"/>
+    </w:lvlOverride>
+    <w:lvlOverride w:ilvl="7">
+      <w:startOverride w:val="1"/>
+    </w:lvlOverride>
+    <w:lvlOverride w:ilvl="8">
+      <w:startOverride w:val="1"/>
+    </w:lvlOverride>
+  </w:num>
+  <w:num w:numId="1016">
+    <w:abstractNumId w:val="99411"/>
+    <w:lvlOverride w:ilvl="0">
+      <w:startOverride w:val="1"/>
+    </w:lvlOverride>
+    <w:lvlOverride w:ilvl="1">
+      <w:startOverride w:val="1"/>
+    </w:lvlOverride>
+    <w:lvlOverride w:ilvl="2">
+      <w:startOverride w:val="1"/>
+    </w:lvlOverride>
+    <w:lvlOverride w:ilvl="3">
+      <w:startOverride w:val="1"/>
+    </w:lvlOverride>
+    <w:lvlOverride w:ilvl="4">
+      <w:startOverride w:val="1"/>
+    </w:lvlOverride>
+    <w:lvlOverride w:ilvl="5">
+      <w:startOverride w:val="1"/>
+    </w:lvlOverride>
+    <w:lvlOverride w:ilvl="6">
+      <w:startOverride w:val="1"/>
+    </w:lvlOverride>
+    <w:lvlOverride w:ilvl="7">
+      <w:startOverride w:val="1"/>
+    </w:lvlOverride>
+    <w:lvlOverride w:ilvl="8">
+      <w:startOverride w:val="1"/>
+    </w:lvlOverride>
   </w:num>
 </w:numbering>
 </file>
@@ -6951,10 +9349,10 @@
   <w:docDefaults>
     <w:rPrDefault>
       <w:rPr>
-        <w:rFonts w:asciiTheme="minorHAnsi" w:cstheme="minorBidi" w:eastAsiaTheme="minorEastAsia" w:hAnsiTheme="minorHAnsi"/>
+        <w:rFonts w:asciiTheme="minorHAnsi" w:cstheme="minorBidi" w:eastAsiaTheme="minorHAnsi" w:hAnsiTheme="minorHAnsi"/>
         <w:sz w:val="24"/>
         <w:szCs w:val="24"/>
-        <w:lang w:bidi="ar-SA" w:eastAsia="zh-CN" w:val="en-US"/>
+        <w:lang w:bidi="ar-SA" w:eastAsia="en-US" w:val="en-US"/>
       </w:rPr>
     </w:rPrDefault>
     <w:pPrDefault>
@@ -6995,94 +9393,57 @@
     <w:name w:val="Title"/>
     <w:basedOn w:val="Normal"/>
     <w:next w:val="BodyText"/>
-    <w:link w:val="TitleChar"/>
-    <w:uiPriority w:val="10"/>
     <w:qFormat/>
-    <w:rsid w:val="00A10FD9"/>
     <w:pPr>
-      <w:spacing w:after="80" w:line="240" w:lineRule="auto"/>
-      <w:contextualSpacing/>
+      <w:keepNext/>
+      <w:keepLines/>
+      <w:spacing w:after="240" w:before="480"/>
       <w:jc w:val="center"/>
     </w:pPr>
     <w:rPr>
       <w:rFonts w:asciiTheme="majorHAnsi" w:cstheme="majorBidi" w:eastAsiaTheme="majorEastAsia" w:hAnsiTheme="majorHAnsi"/>
-      <w:sz w:val="56"/>
-      <w:szCs w:val="56"/>
-    </w:rPr>
-  </w:style>
-  <w:style w:customStyle="1" w:styleId="TitleChar" w:type="character">
-    <w:name w:val="Title Char"/>
-    <w:basedOn w:val="DefaultParagraphFont"/>
-    <w:link w:val="Title"/>
-    <w:uiPriority w:val="10"/>
-    <w:rsid w:val="00A10FD9"/>
-    <w:rPr>
-      <w:rFonts w:asciiTheme="majorHAnsi" w:cstheme="majorBidi" w:eastAsiaTheme="majorEastAsia" w:hAnsiTheme="majorHAnsi"/>
-      <w:sz w:val="56"/>
-      <w:szCs w:val="56"/>
+      <w:b/>
+      <w:bCs/>
+      <w:color w:themeColor="accent1" w:themeShade="B5" w:val="345A8A"/>
+      <w:sz w:val="36"/>
+      <w:szCs w:val="36"/>
     </w:rPr>
   </w:style>
   <w:style w:styleId="Subtitle" w:type="paragraph">
     <w:name w:val="Subtitle"/>
     <w:basedOn w:val="Title"/>
     <w:next w:val="BodyText"/>
-    <w:link w:val="SubtitleChar"/>
-    <w:uiPriority w:val="11"/>
     <w:qFormat/>
-    <w:rsid w:val="00A10FD9"/>
     <w:pPr>
-      <w:numPr>
-        <w:ilvl w:val="1"/>
-      </w:numPr>
+      <w:keepNext/>
+      <w:keepLines/>
+      <w:spacing w:after="240" w:before="240"/>
+      <w:jc w:val="center"/>
     </w:pPr>
     <w:rPr>
-      <w:rFonts w:cstheme="majorBidi" w:eastAsiaTheme="majorEastAsia"/>
-      <w:spacing w:val="15"/>
-      <w:sz w:val="28"/>
-      <w:szCs w:val="28"/>
-    </w:rPr>
-  </w:style>
-  <w:style w:customStyle="1" w:styleId="SubtitleChar" w:type="character">
-    <w:name w:val="Subtitle Char"/>
-    <w:basedOn w:val="DefaultParagraphFont"/>
-    <w:link w:val="Subtitle"/>
-    <w:uiPriority w:val="11"/>
-    <w:rsid w:val="00A10FD9"/>
-    <w:rPr>
-      <w:rFonts w:cstheme="majorBidi" w:eastAsiaTheme="majorEastAsia"/>
-      <w:color w:themeColor="text1" w:themeTint="A6" w:val="595959"/>
-      <w:spacing w:val="15"/>
-      <w:sz w:val="28"/>
-      <w:szCs w:val="28"/>
+      <w:sz w:val="30"/>
+      <w:szCs w:val="30"/>
     </w:rPr>
   </w:style>
   <w:style w:customStyle="1" w:styleId="Author" w:type="paragraph">
     <w:name w:val="Author"/>
-    <w:basedOn w:val="Title"/>
     <w:next w:val="BodyText"/>
     <w:qFormat/>
     <w:pPr>
       <w:keepNext/>
       <w:keepLines/>
+      <w:jc w:val="center"/>
     </w:pPr>
-    <w:rPr>
-      <w:sz w:val="24"/>
-      <w:szCs w:val="24"/>
-    </w:rPr>
   </w:style>
   <w:style w:styleId="Date" w:type="paragraph">
     <w:name w:val="Date"/>
-    <w:basedOn w:val="Title"/>
     <w:next w:val="BodyText"/>
     <w:qFormat/>
     <w:pPr>
       <w:keepNext/>
       <w:keepLines/>
+      <w:jc w:val="center"/>
     </w:pPr>
-    <w:rPr>
-      <w:sz w:val="24"/>
-      <w:szCs w:val="24"/>
-    </w:rPr>
   </w:style>
   <w:style w:customStyle="1" w:styleId="AbstractTitle" w:type="paragraph">
     <w:name w:val="Abstract Title"/>
@@ -7097,6 +9458,7 @@
     </w:pPr>
     <w:rPr>
       <w:b/>
+      <w:color w:val="345A8A"/>
       <w:sz w:val="20"/>
       <w:szCs w:val="20"/>
     </w:rPr>
@@ -7125,321 +9487,191 @@
     <w:rPr/>
   </w:style>
   <w:style w:styleId="Heading1" w:type="paragraph">
-    <w:name w:val="heading 1"/>
+    <w:name w:val="Heading 1"/>
     <w:basedOn w:val="Normal"/>
     <w:next w:val="BodyText"/>
-    <w:link w:val="Heading1Char"/>
     <w:uiPriority w:val="9"/>
     <w:qFormat/>
-    <w:rsid w:val="00A10FD9"/>
     <w:pPr>
       <w:keepNext/>
       <w:keepLines/>
-      <w:spacing w:after="80" w:before="360"/>
+      <w:spacing w:after="0" w:before="480"/>
       <w:outlineLvl w:val="0"/>
     </w:pPr>
     <w:rPr>
       <w:rFonts w:asciiTheme="majorHAnsi" w:cstheme="majorBidi" w:eastAsiaTheme="majorEastAsia" w:hAnsiTheme="majorHAnsi"/>
-      <w:color w:themeColor="accent1" w:themeShade="BF" w:val="0F4761"/>
-      <w:sz w:val="40"/>
-      <w:szCs w:val="40"/>
+      <w:b/>
+      <w:bCs/>
+      <w:color w:themeColor="accent1" w:val="4F81BD"/>
+      <w:sz w:val="32"/>
+      <w:szCs w:val="32"/>
     </w:rPr>
   </w:style>
   <w:style w:styleId="Heading2" w:type="paragraph">
-    <w:name w:val="heading 2"/>
+    <w:name w:val="Heading 2"/>
     <w:basedOn w:val="Normal"/>
     <w:next w:val="BodyText"/>
-    <w:link w:val="Heading2Char"/>
     <w:uiPriority w:val="9"/>
-    <w:semiHidden/>
     <w:unhideWhenUsed/>
     <w:qFormat/>
-    <w:rsid w:val="00A10FD9"/>
     <w:pPr>
       <w:keepNext/>
       <w:keepLines/>
-      <w:spacing w:after="80" w:before="160"/>
+      <w:spacing w:after="0" w:before="200"/>
       <w:outlineLvl w:val="1"/>
     </w:pPr>
     <w:rPr>
       <w:rFonts w:asciiTheme="majorHAnsi" w:cstheme="majorBidi" w:eastAsiaTheme="majorEastAsia" w:hAnsiTheme="majorHAnsi"/>
-      <w:color w:themeColor="accent1" w:themeShade="BF" w:val="0F4761"/>
-      <w:sz w:val="32"/>
-      <w:szCs w:val="32"/>
-    </w:rPr>
-  </w:style>
-  <w:style w:styleId="Heading3" w:type="paragraph">
-    <w:name w:val="heading 3"/>
-    <w:basedOn w:val="Normal"/>
-    <w:next w:val="BodyText"/>
-    <w:link w:val="Heading3Char"/>
-    <w:uiPriority w:val="9"/>
-    <w:semiHidden/>
-    <w:unhideWhenUsed/>
-    <w:qFormat/>
-    <w:rsid w:val="00A10FD9"/>
-    <w:pPr>
-      <w:keepNext/>
-      <w:keepLines/>
-      <w:spacing w:after="80" w:before="160"/>
-      <w:outlineLvl w:val="2"/>
-    </w:pPr>
-    <w:rPr>
-      <w:rFonts w:cstheme="majorBidi" w:eastAsiaTheme="majorEastAsia"/>
-      <w:color w:themeColor="accent1" w:themeShade="BF" w:val="0F4761"/>
+      <w:b/>
+      <w:bCs/>
+      <w:color w:themeColor="accent1" w:val="4F81BD"/>
       <w:sz w:val="28"/>
       <w:szCs w:val="28"/>
     </w:rPr>
   </w:style>
-  <w:style w:styleId="Heading4" w:type="paragraph">
-    <w:name w:val="heading 4"/>
+  <w:style w:styleId="Heading3" w:type="paragraph">
+    <w:name w:val="Heading 3"/>
     <w:basedOn w:val="Normal"/>
     <w:next w:val="BodyText"/>
-    <w:link w:val="Heading4Char"/>
     <w:uiPriority w:val="9"/>
-    <w:semiHidden/>
     <w:unhideWhenUsed/>
     <w:qFormat/>
-    <w:rsid w:val="00A10FD9"/>
     <w:pPr>
       <w:keepNext/>
       <w:keepLines/>
-      <w:spacing w:after="40" w:before="80"/>
+      <w:spacing w:after="0" w:before="200"/>
+      <w:outlineLvl w:val="2"/>
+    </w:pPr>
+    <w:rPr>
+      <w:rFonts w:asciiTheme="majorHAnsi" w:cstheme="majorBidi" w:eastAsiaTheme="majorEastAsia" w:hAnsiTheme="majorHAnsi"/>
+      <w:b/>
+      <w:bCs/>
+      <w:color w:themeColor="accent1" w:val="4F81BD"/>
+      <w:sz w:val="24"/>
+      <w:szCs w:val="24"/>
+    </w:rPr>
+  </w:style>
+  <w:style w:styleId="Heading4" w:type="paragraph">
+    <w:name w:val="Heading 4"/>
+    <w:basedOn w:val="Normal"/>
+    <w:next w:val="BodyText"/>
+    <w:uiPriority w:val="9"/>
+    <w:unhideWhenUsed/>
+    <w:qFormat/>
+    <w:pPr>
+      <w:keepNext/>
+      <w:keepLines/>
+      <w:spacing w:after="0" w:before="200"/>
       <w:outlineLvl w:val="3"/>
     </w:pPr>
     <w:rPr>
-      <w:rFonts w:cstheme="majorBidi" w:eastAsiaTheme="majorEastAsia"/>
+      <w:rFonts w:asciiTheme="majorHAnsi" w:cstheme="majorBidi" w:eastAsiaTheme="majorEastAsia" w:hAnsiTheme="majorHAnsi"/>
+      <w:bCs/>
       <w:i/>
-      <w:iCs/>
-      <w:color w:themeColor="accent1" w:themeShade="BF" w:val="0F4761"/>
+      <w:color w:themeColor="accent1" w:val="4F81BD"/>
+      <w:sz w:val="24"/>
+      <w:szCs w:val="24"/>
     </w:rPr>
   </w:style>
   <w:style w:styleId="Heading5" w:type="paragraph">
-    <w:name w:val="heading 5"/>
+    <w:name w:val="Heading 5"/>
     <w:basedOn w:val="Normal"/>
     <w:next w:val="BodyText"/>
-    <w:link w:val="Heading5Char"/>
     <w:uiPriority w:val="9"/>
-    <w:semiHidden/>
     <w:unhideWhenUsed/>
     <w:qFormat/>
-    <w:rsid w:val="00A10FD9"/>
     <w:pPr>
       <w:keepNext/>
       <w:keepLines/>
-      <w:spacing w:after="40" w:before="80"/>
+      <w:spacing w:after="0" w:before="200"/>
       <w:outlineLvl w:val="4"/>
     </w:pPr>
     <w:rPr>
-      <w:rFonts w:cstheme="majorBidi" w:eastAsiaTheme="majorEastAsia"/>
-      <w:color w:themeColor="accent1" w:themeShade="BF" w:val="0F4761"/>
+      <w:rFonts w:asciiTheme="majorHAnsi" w:cstheme="majorBidi" w:eastAsiaTheme="majorEastAsia" w:hAnsiTheme="majorHAnsi"/>
+      <w:iCs/>
+      <w:color w:themeColor="accent1" w:val="4F81BD"/>
+      <w:sz w:val="24"/>
+      <w:szCs w:val="24"/>
     </w:rPr>
   </w:style>
   <w:style w:styleId="Heading6" w:type="paragraph">
-    <w:name w:val="heading 6"/>
+    <w:name w:val="Heading 6"/>
     <w:basedOn w:val="Normal"/>
     <w:next w:val="BodyText"/>
-    <w:link w:val="Heading6Char"/>
     <w:uiPriority w:val="9"/>
-    <w:semiHidden/>
     <w:unhideWhenUsed/>
     <w:qFormat/>
-    <w:rsid w:val="00A10FD9"/>
     <w:pPr>
       <w:keepNext/>
       <w:keepLines/>
-      <w:spacing w:after="0" w:before="40"/>
+      <w:spacing w:after="0" w:before="200"/>
       <w:outlineLvl w:val="5"/>
     </w:pPr>
     <w:rPr>
-      <w:rFonts w:cstheme="majorBidi" w:eastAsiaTheme="majorEastAsia"/>
-      <w:i/>
-      <w:iCs/>
-      <w:color w:themeColor="text1" w:themeTint="A6" w:val="595959"/>
+      <w:rFonts w:asciiTheme="majorHAnsi" w:cstheme="majorBidi" w:eastAsiaTheme="majorEastAsia" w:hAnsiTheme="majorHAnsi"/>
+      <w:color w:themeColor="accent1" w:val="4F81BD"/>
+      <w:sz w:val="24"/>
+      <w:szCs w:val="24"/>
     </w:rPr>
   </w:style>
   <w:style w:styleId="Heading7" w:type="paragraph">
-    <w:name w:val="heading 7"/>
+    <w:name w:val="Heading 7"/>
     <w:basedOn w:val="Normal"/>
     <w:next w:val="BodyText"/>
-    <w:link w:val="Heading7Char"/>
     <w:uiPriority w:val="9"/>
-    <w:semiHidden/>
     <w:unhideWhenUsed/>
     <w:qFormat/>
-    <w:rsid w:val="00A10FD9"/>
     <w:pPr>
       <w:keepNext/>
       <w:keepLines/>
-      <w:spacing w:after="0" w:before="40"/>
+      <w:spacing w:after="0" w:before="200"/>
       <w:outlineLvl w:val="6"/>
     </w:pPr>
     <w:rPr>
-      <w:rFonts w:cstheme="majorBidi" w:eastAsiaTheme="majorEastAsia"/>
-      <w:color w:themeColor="text1" w:themeTint="A6" w:val="595959"/>
+      <w:rFonts w:asciiTheme="majorHAnsi" w:cstheme="majorBidi" w:eastAsiaTheme="majorEastAsia" w:hAnsiTheme="majorHAnsi"/>
+      <w:color w:themeColor="accent1" w:val="4F81BD"/>
+      <w:sz w:val="24"/>
+      <w:szCs w:val="24"/>
     </w:rPr>
   </w:style>
   <w:style w:styleId="Heading8" w:type="paragraph">
-    <w:name w:val="heading 8"/>
+    <w:name w:val="Heading 8"/>
     <w:basedOn w:val="Normal"/>
     <w:next w:val="BodyText"/>
-    <w:link w:val="Heading8Char"/>
     <w:uiPriority w:val="9"/>
-    <w:semiHidden/>
     <w:unhideWhenUsed/>
     <w:qFormat/>
-    <w:rsid w:val="00A10FD9"/>
     <w:pPr>
       <w:keepNext/>
       <w:keepLines/>
-      <w:spacing w:after="0"/>
+      <w:spacing w:after="0" w:before="200"/>
       <w:outlineLvl w:val="7"/>
     </w:pPr>
     <w:rPr>
-      <w:rFonts w:cstheme="majorBidi" w:eastAsiaTheme="majorEastAsia"/>
-      <w:i/>
-      <w:iCs/>
-      <w:color w:themeColor="text1" w:themeTint="D8" w:val="272727"/>
+      <w:rFonts w:asciiTheme="majorHAnsi" w:cstheme="majorBidi" w:eastAsiaTheme="majorEastAsia" w:hAnsiTheme="majorHAnsi"/>
+      <w:color w:themeColor="accent1" w:val="4F81BD"/>
+      <w:sz w:val="24"/>
+      <w:szCs w:val="24"/>
     </w:rPr>
   </w:style>
   <w:style w:styleId="Heading9" w:type="paragraph">
-    <w:name w:val="heading 9"/>
+    <w:name w:val="Heading 9"/>
     <w:basedOn w:val="Normal"/>
     <w:next w:val="BodyText"/>
-    <w:link w:val="Heading9Char"/>
     <w:uiPriority w:val="9"/>
-    <w:semiHidden/>
     <w:unhideWhenUsed/>
     <w:qFormat/>
-    <w:rsid w:val="00A10FD9"/>
     <w:pPr>
       <w:keepNext/>
       <w:keepLines/>
-      <w:spacing w:after="0"/>
+      <w:spacing w:after="0" w:before="200"/>
       <w:outlineLvl w:val="8"/>
     </w:pPr>
     <w:rPr>
-      <w:rFonts w:cstheme="majorBidi" w:eastAsiaTheme="majorEastAsia"/>
-      <w:color w:themeColor="text1" w:themeTint="D8" w:val="272727"/>
-    </w:rPr>
-  </w:style>
-  <w:style w:customStyle="1" w:styleId="Heading1Char" w:type="character">
-    <w:name w:val="Heading 1 Char"/>
-    <w:basedOn w:val="DefaultParagraphFont"/>
-    <w:link w:val="Heading1"/>
-    <w:uiPriority w:val="9"/>
-    <w:rsid w:val="00A10FD9"/>
-    <w:rPr>
       <w:rFonts w:asciiTheme="majorHAnsi" w:cstheme="majorBidi" w:eastAsiaTheme="majorEastAsia" w:hAnsiTheme="majorHAnsi"/>
-      <w:color w:themeColor="accent1" w:themeShade="BF" w:val="0F4761"/>
-      <w:sz w:val="40"/>
-      <w:szCs w:val="40"/>
-    </w:rPr>
-  </w:style>
-  <w:style w:customStyle="1" w:styleId="Heading2Char" w:type="character">
-    <w:name w:val="Heading 2 Char"/>
-    <w:basedOn w:val="DefaultParagraphFont"/>
-    <w:link w:val="Heading2"/>
-    <w:uiPriority w:val="9"/>
-    <w:semiHidden/>
-    <w:rsid w:val="00A10FD9"/>
-    <w:rPr>
-      <w:rFonts w:asciiTheme="majorHAnsi" w:cstheme="majorBidi" w:eastAsiaTheme="majorEastAsia" w:hAnsiTheme="majorHAnsi"/>
-      <w:color w:themeColor="accent1" w:themeShade="BF" w:val="0F4761"/>
-      <w:sz w:val="32"/>
-      <w:szCs w:val="32"/>
-    </w:rPr>
-  </w:style>
-  <w:style w:customStyle="1" w:styleId="Heading3Char" w:type="character">
-    <w:name w:val="Heading 3 Char"/>
-    <w:basedOn w:val="DefaultParagraphFont"/>
-    <w:link w:val="Heading3"/>
-    <w:uiPriority w:val="9"/>
-    <w:semiHidden/>
-    <w:rsid w:val="00A10FD9"/>
-    <w:rPr>
-      <w:rFonts w:cstheme="majorBidi" w:eastAsiaTheme="majorEastAsia"/>
-      <w:color w:themeColor="accent1" w:themeShade="BF" w:val="0F4761"/>
-      <w:sz w:val="28"/>
-      <w:szCs w:val="28"/>
-    </w:rPr>
-  </w:style>
-  <w:style w:customStyle="1" w:styleId="Heading4Char" w:type="character">
-    <w:name w:val="Heading 4 Char"/>
-    <w:basedOn w:val="DefaultParagraphFont"/>
-    <w:link w:val="Heading4"/>
-    <w:uiPriority w:val="9"/>
-    <w:semiHidden/>
-    <w:rsid w:val="00A10FD9"/>
-    <w:rPr>
-      <w:rFonts w:cstheme="majorBidi" w:eastAsiaTheme="majorEastAsia"/>
-      <w:i/>
-      <w:iCs/>
-      <w:color w:themeColor="accent1" w:themeShade="BF" w:val="0F4761"/>
-    </w:rPr>
-  </w:style>
-  <w:style w:customStyle="1" w:styleId="Heading5Char" w:type="character">
-    <w:name w:val="Heading 5 Char"/>
-    <w:basedOn w:val="DefaultParagraphFont"/>
-    <w:link w:val="Heading5"/>
-    <w:uiPriority w:val="9"/>
-    <w:semiHidden/>
-    <w:rsid w:val="00A10FD9"/>
-    <w:rPr>
-      <w:rFonts w:cstheme="majorBidi" w:eastAsiaTheme="majorEastAsia"/>
-      <w:color w:themeColor="accent1" w:themeShade="BF" w:val="0F4761"/>
-    </w:rPr>
-  </w:style>
-  <w:style w:customStyle="1" w:styleId="Heading6Char" w:type="character">
-    <w:name w:val="Heading 6 Char"/>
-    <w:basedOn w:val="DefaultParagraphFont"/>
-    <w:link w:val="Heading6"/>
-    <w:uiPriority w:val="9"/>
-    <w:semiHidden/>
-    <w:rsid w:val="00A10FD9"/>
-    <w:rPr>
-      <w:rFonts w:cstheme="majorBidi" w:eastAsiaTheme="majorEastAsia"/>
-      <w:i/>
-      <w:iCs/>
-      <w:color w:themeColor="text1" w:themeTint="A6" w:val="595959"/>
-    </w:rPr>
-  </w:style>
-  <w:style w:customStyle="1" w:styleId="Heading7Char" w:type="character">
-    <w:name w:val="Heading 7 Char"/>
-    <w:basedOn w:val="DefaultParagraphFont"/>
-    <w:link w:val="Heading7"/>
-    <w:uiPriority w:val="9"/>
-    <w:semiHidden/>
-    <w:rsid w:val="00A10FD9"/>
-    <w:rPr>
-      <w:rFonts w:cstheme="majorBidi" w:eastAsiaTheme="majorEastAsia"/>
-      <w:color w:themeColor="text1" w:themeTint="A6" w:val="595959"/>
-    </w:rPr>
-  </w:style>
-  <w:style w:customStyle="1" w:styleId="Heading8Char" w:type="character">
-    <w:name w:val="Heading 8 Char"/>
-    <w:basedOn w:val="DefaultParagraphFont"/>
-    <w:link w:val="Heading8"/>
-    <w:uiPriority w:val="9"/>
-    <w:semiHidden/>
-    <w:rsid w:val="00A10FD9"/>
-    <w:rPr>
-      <w:rFonts w:cstheme="majorBidi" w:eastAsiaTheme="majorEastAsia"/>
-      <w:i/>
-      <w:iCs/>
-      <w:color w:themeColor="text1" w:themeTint="D8" w:val="272727"/>
-    </w:rPr>
-  </w:style>
-  <w:style w:customStyle="1" w:styleId="Heading9Char" w:type="character">
-    <w:name w:val="Heading 9 Char"/>
-    <w:basedOn w:val="DefaultParagraphFont"/>
-    <w:link w:val="Heading9"/>
-    <w:uiPriority w:val="9"/>
-    <w:semiHidden/>
-    <w:rsid w:val="00A10FD9"/>
-    <w:rPr>
-      <w:rFonts w:cstheme="majorBidi" w:eastAsiaTheme="majorEastAsia"/>
-      <w:color w:themeColor="text1" w:themeTint="D8" w:val="272727"/>
+      <w:color w:themeColor="accent1" w:val="4F81BD"/>
+      <w:sz w:val="24"/>
+      <w:szCs w:val="24"/>
     </w:rPr>
   </w:style>
   <w:style w:styleId="BlockText" w:type="paragraph">
@@ -7464,8 +9696,8 @@
   </w:style>
   <w:style w:styleId="FootnoteBlockText" w:type="paragraph">
     <w:name w:val="Footnote Block Text"/>
-    <w:basedOn w:val="FootnoteText"/>
-    <w:next w:val="FootnoteText"/>
+    <w:basedOn w:val="Footnote Text"/>
+    <w:next w:val="Footnote Text"/>
     <w:uiPriority w:val="9"/>
     <w:unhideWhenUsed/>
     <w:qFormat/>
@@ -7495,6 +9727,13 @@
       </w:tblCellMar>
     </w:tblPr>
     <w:tblStylePr w:type="firstRow">
+      <w:tblPr>
+        <w:jc w:val="left"/>
+        <w:tblInd w:type="dxa" w:w="0"/>
+      </w:tblPr>
+      <w:trPr>
+        <w:jc w:val="left"/>
+      </w:trPr>
       <w:tcPr>
         <w:tcBorders>
           <w:bottom w:val="single"/>
@@ -7850,44 +10089,44 @@
         <a:sysClr val="window" lastClr="FFFFFF"/>
       </a:lt1>
       <a:dk2>
-        <a:srgbClr val="0E2841"/>
+        <a:srgbClr val="1F497D"/>
       </a:dk2>
       <a:lt2>
-        <a:srgbClr val="E8E8E8"/>
+        <a:srgbClr val="EEECE1"/>
       </a:lt2>
       <a:accent1>
-        <a:srgbClr val="156082"/>
+        <a:srgbClr val="4F81BD"/>
       </a:accent1>
       <a:accent2>
-        <a:srgbClr val="E97132"/>
+        <a:srgbClr val="C0504D"/>
       </a:accent2>
       <a:accent3>
-        <a:srgbClr val="196B24"/>
+        <a:srgbClr val="9BBB59"/>
       </a:accent3>
       <a:accent4>
-        <a:srgbClr val="0F9ED5"/>
+        <a:srgbClr val="8064A2"/>
       </a:accent4>
       <a:accent5>
-        <a:srgbClr val="A02B93"/>
+        <a:srgbClr val="4BACC6"/>
       </a:accent5>
       <a:accent6>
-        <a:srgbClr val="4EA72E"/>
+        <a:srgbClr val="F79646"/>
       </a:accent6>
       <a:hlink>
-        <a:srgbClr val="467886"/>
+        <a:srgbClr val="0000FF"/>
       </a:hlink>
       <a:folHlink>
-        <a:srgbClr val="96607D"/>
+        <a:srgbClr val="800080"/>
       </a:folHlink>
     </a:clrScheme>
     <a:fontScheme name="Office">
       <a:majorFont>
-        <a:latin typeface="Aptos Display" panose="02110004020202020204"/>
+        <a:latin typeface="Calibri"/>
         <a:ea typeface=""/>
         <a:cs typeface=""/>
-        <a:font script="Jpan" typeface="游ゴシック Light"/>
+        <a:font script="Jpan" typeface="ＭＳ ゴシック"/>
         <a:font script="Hang" typeface="맑은 고딕"/>
-        <a:font script="Hans" typeface="等线 Light"/>
+        <a:font script="Hans" typeface="宋体"/>
         <a:font script="Hant" typeface="新細明體"/>
         <a:font script="Arab" typeface="Times New Roman"/>
         <a:font script="Hebr" typeface="Times New Roman"/>
@@ -7914,32 +10153,14 @@
         <a:font script="Mong" typeface="Mongolian Baiti"/>
         <a:font script="Viet" typeface="Times New Roman"/>
         <a:font script="Uigh" typeface="Microsoft Uighur"/>
-        <a:font script="Geor" typeface="Sylfaen"/>
-        <a:font script="Armn" typeface="Arial"/>
-        <a:font script="Bugi" typeface="Leelawadee UI"/>
-        <a:font script="Bopo" typeface="Microsoft JhengHei"/>
-        <a:font script="Java" typeface="Javanese Text"/>
-        <a:font script="Lisu" typeface="Segoe UI"/>
-        <a:font script="Mymr" typeface="Myanmar Text"/>
-        <a:font script="Nkoo" typeface="Ebrima"/>
-        <a:font script="Olck" typeface="Nirmala UI"/>
-        <a:font script="Osma" typeface="Ebrima"/>
-        <a:font script="Phag" typeface="Phagspa"/>
-        <a:font script="Syrn" typeface="Estrangelo Edessa"/>
-        <a:font script="Syrj" typeface="Estrangelo Edessa"/>
-        <a:font script="Syre" typeface="Estrangelo Edessa"/>
-        <a:font script="Sora" typeface="Nirmala UI"/>
-        <a:font script="Tale" typeface="Microsoft Tai Le"/>
-        <a:font script="Talu" typeface="Microsoft New Tai Lue"/>
-        <a:font script="Tfng" typeface="Ebrima"/>
       </a:majorFont>
       <a:minorFont>
-        <a:latin typeface="Aptos" panose="02110004020202020204"/>
+        <a:latin typeface="Cambria"/>
         <a:ea typeface=""/>
         <a:cs typeface=""/>
-        <a:font script="Jpan" typeface="游明朝"/>
+        <a:font script="Jpan" typeface="ＭＳ 明朝"/>
         <a:font script="Hang" typeface="맑은 고딕"/>
-        <a:font script="Hans" typeface="等线"/>
+        <a:font script="Hans" typeface="宋体"/>
         <a:font script="Hant" typeface="新細明體"/>
         <a:font script="Arab" typeface="Arial"/>
         <a:font script="Hebr" typeface="Arial"/>
@@ -7966,24 +10187,6 @@
         <a:font script="Mong" typeface="Mongolian Baiti"/>
         <a:font script="Viet" typeface="Arial"/>
         <a:font script="Uigh" typeface="Microsoft Uighur"/>
-        <a:font script="Geor" typeface="Sylfaen"/>
-        <a:font script="Armn" typeface="Arial"/>
-        <a:font script="Bugi" typeface="Leelawadee UI"/>
-        <a:font script="Bopo" typeface="Microsoft JhengHei"/>
-        <a:font script="Java" typeface="Javanese Text"/>
-        <a:font script="Lisu" typeface="Segoe UI"/>
-        <a:font script="Mymr" typeface="Myanmar Text"/>
-        <a:font script="Nkoo" typeface="Ebrima"/>
-        <a:font script="Olck" typeface="Nirmala UI"/>
-        <a:font script="Osma" typeface="Ebrima"/>
-        <a:font script="Phag" typeface="Phagspa"/>
-        <a:font script="Syrn" typeface="Estrangelo Edessa"/>
-        <a:font script="Syrj" typeface="Estrangelo Edessa"/>
-        <a:font script="Syre" typeface="Estrangelo Edessa"/>
-        <a:font script="Sora" typeface="Nirmala UI"/>
-        <a:font script="Tale" typeface="Microsoft Tai Le"/>
-        <a:font script="Talu" typeface="Microsoft New Tai Lue"/>
-        <a:font script="Tfng" typeface="Ebrima"/>
       </a:minorFont>
     </a:fontScheme>
     <a:fmtScheme name="Office">
@@ -7995,141 +10198,200 @@
           <a:gsLst>
             <a:gs pos="0">
               <a:schemeClr val="phClr">
-                <a:lumMod val="110000"/>
-                <a:satMod val="105000"/>
-                <a:tint val="67000"/>
+                <a:tint val="50000"/>
+                <a:satMod val="300000"/>
               </a:schemeClr>
             </a:gs>
-            <a:gs pos="50000">
+            <a:gs pos="35000">
               <a:schemeClr val="phClr">
-                <a:lumMod val="105000"/>
-                <a:satMod val="103000"/>
-                <a:tint val="73000"/>
+                <a:tint val="37000"/>
+                <a:satMod val="300000"/>
               </a:schemeClr>
             </a:gs>
             <a:gs pos="100000">
               <a:schemeClr val="phClr">
-                <a:lumMod val="105000"/>
-                <a:satMod val="109000"/>
-                <a:tint val="81000"/>
+                <a:tint val="15000"/>
+                <a:satMod val="350000"/>
               </a:schemeClr>
             </a:gs>
           </a:gsLst>
-          <a:lin ang="5400000" scaled="0"/>
+          <a:lin ang="16200000" scaled="1"/>
         </a:gradFill>
         <a:gradFill rotWithShape="1">
           <a:gsLst>
             <a:gs pos="0">
               <a:schemeClr val="phClr">
-                <a:satMod val="103000"/>
-                <a:lumMod val="102000"/>
-                <a:tint val="94000"/>
-              </a:schemeClr>
-            </a:gs>
-            <a:gs pos="50000">
-              <a:schemeClr val="phClr">
-                <a:satMod val="110000"/>
-                <a:lumMod val="100000"/>
+                <a:tint val="100000"/>
                 <a:shade val="100000"/>
+                <a:satMod val="130000"/>
               </a:schemeClr>
             </a:gs>
             <a:gs pos="100000">
               <a:schemeClr val="phClr">
-                <a:lumMod val="99000"/>
-                <a:satMod val="120000"/>
-                <a:shade val="78000"/>
+                <a:tint val="50000"/>
+                <a:shade val="100000"/>
+                <a:satMod val="350000"/>
               </a:schemeClr>
             </a:gs>
           </a:gsLst>
-          <a:lin ang="5400000" scaled="0"/>
+          <a:lin ang="16200000" scaled="0"/>
         </a:gradFill>
       </a:fillStyleLst>
       <a:lnStyleLst>
-        <a:ln w="6350" cap="flat" cmpd="sng" algn="ctr">
+        <a:ln w="9525" cap="flat" cmpd="sng" algn="ctr">
+          <a:solidFill>
+            <a:schemeClr val="phClr">
+              <a:shade val="95000"/>
+              <a:satMod val="105000"/>
+            </a:schemeClr>
+          </a:solidFill>
+          <a:prstDash val="solid"/>
+        </a:ln>
+        <a:ln w="25400" cap="flat" cmpd="sng" algn="ctr">
           <a:solidFill>
             <a:schemeClr val="phClr"/>
           </a:solidFill>
           <a:prstDash val="solid"/>
-          <a:miter lim="800000"/>
         </a:ln>
-        <a:ln w="12700" cap="flat" cmpd="sng" algn="ctr">
+        <a:ln w="38100" cap="flat" cmpd="sng" algn="ctr">
           <a:solidFill>
             <a:schemeClr val="phClr"/>
           </a:solidFill>
           <a:prstDash val="solid"/>
-          <a:miter lim="800000"/>
-        </a:ln>
-        <a:ln w="19050" cap="flat" cmpd="sng" algn="ctr">
-          <a:solidFill>
-            <a:schemeClr val="phClr"/>
-          </a:solidFill>
-          <a:prstDash val="solid"/>
-          <a:miter lim="800000"/>
         </a:ln>
       </a:lnStyleLst>
       <a:effectStyleLst>
         <a:effectStyle>
-          <a:effectLst/>
-        </a:effectStyle>
-        <a:effectStyle>
-          <a:effectLst/>
+          <a:effectLst>
+            <a:outerShdw blurRad="40000" dist="20000" dir="5400000" rotWithShape="0">
+              <a:srgbClr val="000000">
+                <a:alpha val="38000"/>
+              </a:srgbClr>
+            </a:outerShdw>
+          </a:effectLst>
         </a:effectStyle>
         <a:effectStyle>
           <a:effectLst>
-            <a:outerShdw blurRad="57150" dist="19050" dir="5400000" algn="ctr" rotWithShape="0">
+            <a:outerShdw blurRad="40000" dist="23000" dir="5400000" rotWithShape="0">
               <a:srgbClr val="000000">
-                <a:alpha val="63000"/>
+                <a:alpha val="35000"/>
               </a:srgbClr>
             </a:outerShdw>
           </a:effectLst>
+        </a:effectStyle>
+        <a:effectStyle>
+          <a:effectLst>
+            <a:outerShdw blurRad="40000" dist="23000" dir="5400000" rotWithShape="0">
+              <a:srgbClr val="000000">
+                <a:alpha val="35000"/>
+              </a:srgbClr>
+            </a:outerShdw>
+          </a:effectLst>
+          <a:scene3d>
+            <a:camera prst="orthographicFront">
+              <a:rot lat="0" lon="0" rev="0"/>
+            </a:camera>
+            <a:lightRig rig="threePt" dir="t">
+              <a:rot lat="0" lon="0" rev="1200000"/>
+            </a:lightRig>
+          </a:scene3d>
+          <a:sp3d>
+            <a:bevelT w="63500" h="25400"/>
+          </a:sp3d>
         </a:effectStyle>
       </a:effectStyleLst>
       <a:bgFillStyleLst>
         <a:solidFill>
           <a:schemeClr val="phClr"/>
         </a:solidFill>
-        <a:solidFill>
-          <a:schemeClr val="phClr">
-            <a:tint val="95000"/>
-            <a:satMod val="170000"/>
-          </a:schemeClr>
-        </a:solidFill>
         <a:gradFill rotWithShape="1">
           <a:gsLst>
             <a:gs pos="0">
               <a:schemeClr val="phClr">
-                <a:tint val="93000"/>
-                <a:satMod val="150000"/>
-                <a:shade val="98000"/>
-                <a:lumMod val="102000"/>
+                <a:tint val="40000"/>
+                <a:satMod val="350000"/>
               </a:schemeClr>
             </a:gs>
-            <a:gs pos="50000">
+            <a:gs pos="40000">
               <a:schemeClr val="phClr">
-                <a:tint val="98000"/>
-                <a:satMod val="130000"/>
-                <a:shade val="90000"/>
-                <a:lumMod val="103000"/>
+                <a:tint val="45000"/>
+                <a:shade val="99000"/>
+                <a:satMod val="350000"/>
               </a:schemeClr>
             </a:gs>
             <a:gs pos="100000">
               <a:schemeClr val="phClr">
-                <a:shade val="63000"/>
-                <a:satMod val="120000"/>
+                <a:shade val="20000"/>
+                <a:satMod val="255000"/>
               </a:schemeClr>
             </a:gs>
           </a:gsLst>
-          <a:lin ang="5400000" scaled="0"/>
+          <a:path path="circle">
+            <a:fillToRect l="50000" t="-80000" r="50000" b="180000"/>
+          </a:path>
+        </a:gradFill>
+        <a:gradFill rotWithShape="1">
+          <a:gsLst>
+            <a:gs pos="0">
+              <a:schemeClr val="phClr">
+                <a:tint val="80000"/>
+                <a:satMod val="300000"/>
+              </a:schemeClr>
+            </a:gs>
+            <a:gs pos="100000">
+              <a:schemeClr val="phClr">
+                <a:shade val="30000"/>
+                <a:satMod val="200000"/>
+              </a:schemeClr>
+            </a:gs>
+          </a:gsLst>
+          <a:path path="circle">
+            <a:fillToRect l="50000" t="50000" r="50000" b="50000"/>
+          </a:path>
         </a:gradFill>
       </a:bgFillStyleLst>
     </a:fmtScheme>
   </a:themeElements>
-  <a:objectDefaults/>
+  <a:objectDefaults>
+    <a:spDef>
+      <a:spPr/>
+      <a:bodyPr/>
+      <a:lstStyle/>
+      <a:style>
+        <a:lnRef idx="1">
+          <a:schemeClr val="accent1"/>
+        </a:lnRef>
+        <a:fillRef idx="3">
+          <a:schemeClr val="accent1"/>
+        </a:fillRef>
+        <a:effectRef idx="2">
+          <a:schemeClr val="accent1"/>
+        </a:effectRef>
+        <a:fontRef idx="minor">
+          <a:schemeClr val="lt1"/>
+        </a:fontRef>
+      </a:style>
+    </a:spDef>
+    <a:lnDef>
+      <a:spPr/>
+      <a:bodyPr/>
+      <a:lstStyle/>
+      <a:style>
+        <a:lnRef idx="2">
+          <a:schemeClr val="accent1"/>
+        </a:lnRef>
+        <a:fillRef idx="0">
+          <a:schemeClr val="accent1"/>
+        </a:fillRef>
+        <a:effectRef idx="1">
+          <a:schemeClr val="accent1"/>
+        </a:effectRef>
+        <a:fontRef idx="minor">
+          <a:schemeClr val="tx1"/>
+        </a:fontRef>
+      </a:style>
+    </a:lnDef>
+  </a:objectDefaults>
   <a:extraClrSchemeLst/>
-  <a:extLst>
-    <a:ext uri="{05A4C25C-085E-4340-85A3-A5531E510DB2}">
-      <thm15:themeFamily xmlns:thm15="http://schemas.microsoft.com/office/thememl/2012/main" name="Office Theme" id="{2E142A2C-CD16-42D6-873A-C26D2A0506FA}" vid="{1BDDFF52-6CD6-40A5-AB3C-68EB2F1E4D0A}"/>
-    </a:ext>
-  </a:extLst>
 </a:theme>
 </file>
--- a/Lesson_04_Personalizing_Text.docx
+++ b/Lesson_04_Personalizing_Text.docx
@@ -203,13 +203,7 @@
         <w:t xml:space="preserve"> </w:t>
       </w:r>
       <w:r>
-        <w:t xml:space="preserve">“</w:t>
-      </w:r>
-      <w:r>
-        <w:t xml:space="preserve">I went</w:t>
-      </w:r>
-      <w:r>
-        <w:t xml:space="preserve">”</w:t>
+        <w:t xml:space="preserve">“I went”</w:t>
       </w:r>
       <w:r>
         <w:t xml:space="preserve"> </w:t>
@@ -221,13 +215,7 @@
         <w:t xml:space="preserve"> </w:t>
       </w:r>
       <w:r>
-        <w:t xml:space="preserve">“</w:t>
-      </w:r>
-      <w:r>
-        <w:t xml:space="preserve">You (m) went</w:t>
-      </w:r>
-      <w:r>
-        <w:t xml:space="preserve">”</w:t>
+        <w:t xml:space="preserve">“You (m) went”</w:t>
       </w:r>
       <w:r>
         <w:t xml:space="preserve"> </w:t>
@@ -299,13 +287,7 @@
         <w:t xml:space="preserve"> </w:t>
       </w:r>
       <w:r>
-        <w:t xml:space="preserve">“</w:t>
-      </w:r>
-      <w:r>
-        <w:t xml:space="preserve">my house</w:t>
-      </w:r>
-      <w:r>
-        <w:t xml:space="preserve">”</w:t>
+        <w:t xml:space="preserve">“my house”</w:t>
       </w:r>
       <w:r>
         <w:t xml:space="preserve">,</w:t>
@@ -314,13 +296,7 @@
         <w:t xml:space="preserve"> </w:t>
       </w:r>
       <w:r>
-        <w:t xml:space="preserve">“</w:t>
-      </w:r>
-      <w:r>
-        <w:t xml:space="preserve">your king</w:t>
-      </w:r>
-      <w:r>
-        <w:t xml:space="preserve">”</w:t>
+        <w:t xml:space="preserve">“your king”</w:t>
       </w:r>
       <w:r>
         <w:t xml:space="preserve">. In Greek, it’s often an independent genitive pronoun: ὁ οἶκός μου (</w:t>
@@ -698,13 +674,7 @@
         <w:t xml:space="preserve"> </w:t>
       </w:r>
       <w:r>
-        <w:t xml:space="preserve">“</w:t>
-      </w:r>
-      <w:r>
-        <w:t xml:space="preserve">the my-king</w:t>
-      </w:r>
-      <w:r>
-        <w:t xml:space="preserve">”</w:t>
+        <w:t xml:space="preserve">“the my-king”</w:t>
       </w:r>
       <w:r>
         <w:t xml:space="preserve"> </w:t>
@@ -722,13 +692,7 @@
         <w:t xml:space="preserve"> </w:t>
       </w:r>
       <w:r>
-        <w:t xml:space="preserve">“</w:t>
-      </w:r>
-      <w:r>
-        <w:t xml:space="preserve">king-my</w:t>
-      </w:r>
-      <w:r>
-        <w:t xml:space="preserve">”</w:t>
+        <w:t xml:space="preserve">“king-my”</w:t>
       </w:r>
       <w:r>
         <w:t xml:space="preserve">,</w:t>
@@ -1035,21 +999,7 @@
           <w:b/>
           <w:bCs/>
         </w:rPr>
-        <w:t xml:space="preserve">“</w:t>
-      </w:r>
-      <w:r>
-        <w:rPr>
-          <w:b/>
-          <w:bCs/>
-        </w:rPr>
-        <w:t xml:space="preserve">To Have</w:t>
-      </w:r>
-      <w:r>
-        <w:rPr>
-          <w:b/>
-          <w:bCs/>
-        </w:rPr>
-        <w:t xml:space="preserve">”</w:t>
+        <w:t xml:space="preserve">“To Have”</w:t>
       </w:r>
     </w:p>
     <w:p>
@@ -1063,13 +1013,7 @@
         <w:t xml:space="preserve"> </w:t>
       </w:r>
       <w:r>
-        <w:t xml:space="preserve">“</w:t>
-      </w:r>
-      <w:r>
-        <w:t xml:space="preserve">to possess</w:t>
-      </w:r>
-      <w:r>
-        <w:t xml:space="preserve">”</w:t>
+        <w:t xml:space="preserve">“to possess”</w:t>
       </w:r>
       <w:r>
         <w:t xml:space="preserve"> </w:t>
@@ -1081,13 +1025,7 @@
         <w:t xml:space="preserve"> </w:t>
       </w:r>
       <w:r>
-        <w:t xml:space="preserve">“</w:t>
-      </w:r>
-      <w:r>
-        <w:t xml:space="preserve">to have</w:t>
-      </w:r>
-      <w:r>
-        <w:t xml:space="preserve">”</w:t>
+        <w:t xml:space="preserve">“to have”</w:t>
       </w:r>
       <w:r>
         <w:t xml:space="preserve"> </w:t>
@@ -1099,13 +1037,7 @@
         <w:t xml:space="preserve"> </w:t>
       </w:r>
       <w:r>
-        <w:t xml:space="preserve">“</w:t>
-      </w:r>
-      <w:r>
-        <w:t xml:space="preserve">habere</w:t>
-      </w:r>
-      <w:r>
-        <w:t xml:space="preserve">”</w:t>
+        <w:t xml:space="preserve">“habere”</w:t>
       </w:r>
       <w:r>
         <w:t xml:space="preserve">). Instead, Semitic languages use a prepositional phrase:</w:t>
@@ -1114,13 +1046,7 @@
         <w:t xml:space="preserve"> </w:t>
       </w:r>
       <w:r>
-        <w:t xml:space="preserve">“</w:t>
-      </w:r>
-      <w:r>
-        <w:t xml:space="preserve">there is to me</w:t>
-      </w:r>
-      <w:r>
-        <w:t xml:space="preserve">”</w:t>
+        <w:t xml:space="preserve">“there is to me”</w:t>
       </w:r>
       <w:r>
         <w:t xml:space="preserve"> </w:t>
@@ -1132,13 +1058,7 @@
         <w:t xml:space="preserve"> </w:t>
       </w:r>
       <w:r>
-        <w:t xml:space="preserve">“</w:t>
-      </w:r>
-      <w:r>
-        <w:t xml:space="preserve">to me</w:t>
-      </w:r>
-      <w:r>
-        <w:t xml:space="preserve">”</w:t>
+        <w:t xml:space="preserve">“to me”</w:t>
       </w:r>
       <w:r>
         <w:t xml:space="preserve">.</w:t>
@@ -1298,7 +1218,6 @@
       <w:tblPr>
         <w:tblStyle w:val="Table"/>
         <w:tblW w:type="pct" w:w="5000"/>
-        <w:jc w:val="left"/>
         <w:tblLayout w:type="fixed"/>
         <w:tblLook w:firstRow="1" w:lastRow="0" w:firstColumn="0" w:lastColumn="0" w:noHBand="0" w:noVBand="0" w:val="0020"/>
       </w:tblPr>
@@ -2211,21 +2130,21 @@
           <w:i/>
           <w:iCs/>
         </w:rPr>
-        <w:t xml:space="preserve">“</w:t>
+        <w:t xml:space="preserve">“his”</w:t>
       </w:r>
       <w:r>
         <w:rPr>
           <w:i/>
           <w:iCs/>
         </w:rPr>
-        <w:t xml:space="preserve">his</w:t>
+        <w:t xml:space="preserve"> </w:t>
       </w:r>
       <w:r>
         <w:rPr>
           <w:i/>
           <w:iCs/>
         </w:rPr>
-        <w:t xml:space="preserve">”</w:t>
+        <w:t xml:space="preserve">from</w:t>
       </w:r>
       <w:r>
         <w:rPr>
@@ -2239,35 +2158,7 @@
           <w:i/>
           <w:iCs/>
         </w:rPr>
-        <w:t xml:space="preserve">from</w:t>
-      </w:r>
-      <w:r>
-        <w:rPr>
-          <w:i/>
-          <w:iCs/>
-        </w:rPr>
-        <w:t xml:space="preserve"> </w:t>
-      </w:r>
-      <w:r>
-        <w:rPr>
-          <w:i/>
-          <w:iCs/>
-        </w:rPr>
-        <w:t xml:space="preserve">“</w:t>
-      </w:r>
-      <w:r>
-        <w:rPr>
-          <w:i/>
-          <w:iCs/>
-        </w:rPr>
-        <w:t xml:space="preserve">her</w:t>
-      </w:r>
-      <w:r>
-        <w:rPr>
-          <w:i/>
-          <w:iCs/>
-        </w:rPr>
-        <w:t xml:space="preserve">”</w:t>
+        <w:t xml:space="preserve">“her”</w:t>
       </w:r>
       <w:r>
         <w:rPr>
@@ -2297,13 +2188,7 @@
         <w:t xml:space="preserve"> </w:t>
       </w:r>
       <w:r>
-        <w:t xml:space="preserve">“</w:t>
-      </w:r>
-      <w:r>
-        <w:t xml:space="preserve">To Have</w:t>
-      </w:r>
-      <w:r>
-        <w:t xml:space="preserve">”</w:t>
+        <w:t xml:space="preserve">“To Have”</w:t>
       </w:r>
       <w:r>
         <w:t xml:space="preserve"> </w:t>
@@ -2323,13 +2208,7 @@
         <w:t xml:space="preserve"> </w:t>
       </w:r>
       <w:r>
-        <w:t xml:space="preserve">“</w:t>
-      </w:r>
-      <w:r>
-        <w:t xml:space="preserve">I have</w:t>
-      </w:r>
-      <w:r>
-        <w:t xml:space="preserve">”</w:t>
+        <w:t xml:space="preserve">“I have”</w:t>
       </w:r>
       <w:r>
         <w:t xml:space="preserve">,</w:t>
@@ -2338,13 +2217,7 @@
         <w:t xml:space="preserve"> </w:t>
       </w:r>
       <w:r>
-        <w:t xml:space="preserve">“</w:t>
-      </w:r>
-      <w:r>
-        <w:t xml:space="preserve">You have</w:t>
-      </w:r>
-      <w:r>
-        <w:t xml:space="preserve">”</w:t>
+        <w:t xml:space="preserve">“You have”</w:t>
       </w:r>
       <w:r>
         <w:t xml:space="preserve">,</w:t>
@@ -2353,13 +2226,7 @@
         <w:t xml:space="preserve"> </w:t>
       </w:r>
       <w:r>
-        <w:t xml:space="preserve">“</w:t>
-      </w:r>
-      <w:r>
-        <w:t xml:space="preserve">He has</w:t>
-      </w:r>
-      <w:r>
-        <w:t xml:space="preserve">”</w:t>
+        <w:t xml:space="preserve">“He has”</w:t>
       </w:r>
       <w:r>
         <w:t xml:space="preserve">, etc., by attaching suffixes to the</w:t>
@@ -2400,7 +2267,6 @@
       <w:tblPr>
         <w:tblStyle w:val="Table"/>
         <w:tblW w:type="auto" w:w="0"/>
-        <w:jc w:val="left"/>
         <w:tblLook w:firstRow="1" w:lastRow="0" w:firstColumn="0" w:lastColumn="0" w:noHBand="0" w:noVBand="0" w:val="0020"/>
       </w:tblPr>
       <w:tblGrid>
@@ -2924,7 +2790,6 @@
       <w:tblPr>
         <w:tblStyle w:val="Table"/>
         <w:tblW w:type="pct" w:w="5000"/>
-        <w:jc w:val="left"/>
         <w:tblLayout w:type="fixed"/>
         <w:tblLook w:firstRow="1" w:lastRow="0" w:firstColumn="0" w:lastColumn="0" w:noHBand="0" w:noVBand="0" w:val="0020"/>
       </w:tblPr>
@@ -3820,13 +3685,7 @@
         <w:t xml:space="preserve"> </w:t>
       </w:r>
       <w:r>
-        <w:t xml:space="preserve">“</w:t>
-      </w:r>
-      <w:r>
-        <w:t xml:space="preserve">From what country are you?</w:t>
-      </w:r>
-      <w:r>
-        <w:t xml:space="preserve">”</w:t>
+        <w:t xml:space="preserve">“From what country are you?”</w:t>
       </w:r>
     </w:p>
     <w:p>
@@ -3870,13 +3729,7 @@
         <w:t xml:space="preserve"> </w:t>
       </w:r>
       <w:r>
-        <w:t xml:space="preserve">“</w:t>
-      </w:r>
-      <w:r>
-        <w:t xml:space="preserve">And where is your father and your mother?</w:t>
-      </w:r>
-      <w:r>
-        <w:t xml:space="preserve">”</w:t>
+        <w:t xml:space="preserve">“And where is your father and your mother?”</w:t>
       </w:r>
     </w:p>
     <w:p>
@@ -3920,13 +3773,7 @@
         <w:t xml:space="preserve"> </w:t>
       </w:r>
       <w:r>
-        <w:t xml:space="preserve">“</w:t>
-      </w:r>
-      <w:r>
-        <w:t xml:space="preserve">And what do you have in your hand?</w:t>
-      </w:r>
-      <w:r>
-        <w:t xml:space="preserve">”</w:t>
+        <w:t xml:space="preserve">“And what do you have in your hand?”</w:t>
       </w:r>
     </w:p>
     <w:p>
@@ -4008,13 +3855,7 @@
         <w:t xml:space="preserve"> </w:t>
       </w:r>
       <w:r>
-        <w:t xml:space="preserve">“</w:t>
-      </w:r>
-      <w:r>
-        <w:t xml:space="preserve">God is my father, and the earth is my mother.</w:t>
-      </w:r>
-      <w:r>
-        <w:t xml:space="preserve">”</w:t>
+        <w:t xml:space="preserve">“God is my father, and the earth is my mother.”</w:t>
       </w:r>
     </w:p>
     <w:p>
@@ -4058,13 +3899,7 @@
         <w:t xml:space="preserve"> </w:t>
       </w:r>
       <w:r>
-        <w:t xml:space="preserve">“</w:t>
-      </w:r>
-      <w:r>
-        <w:t xml:space="preserve">And I do not have an evil garment.</w:t>
-      </w:r>
-      <w:r>
-        <w:t xml:space="preserve">”</w:t>
+        <w:t xml:space="preserve">“And I do not have an evil garment.”</w:t>
       </w:r>
     </w:p>
     <w:p>
@@ -4108,13 +3943,7 @@
         <w:t xml:space="preserve"> </w:t>
       </w:r>
       <w:r>
-        <w:t xml:space="preserve">“</w:t>
-      </w:r>
-      <w:r>
-        <w:t xml:space="preserve">The light of God is in my hand.</w:t>
-      </w:r>
-      <w:r>
-        <w:t xml:space="preserve">”</w:t>
+        <w:t xml:space="preserve">“The light of God is in my hand.”</w:t>
       </w:r>
     </w:p>
     <w:p>
@@ -4256,13 +4085,7 @@
         <w:t xml:space="preserve"> </w:t>
       </w:r>
       <w:r>
-        <w:t xml:space="preserve">“</w:t>
-      </w:r>
-      <w:r>
-        <w:t xml:space="preserve">have</w:t>
-      </w:r>
-      <w:r>
-        <w:t xml:space="preserve">”</w:t>
+        <w:t xml:space="preserve">“have”</w:t>
       </w:r>
       <w:r>
         <w:t xml:space="preserve">):</w:t>
@@ -4575,13 +4398,7 @@
         <w:t xml:space="preserve">3rd person masculine plural (</w:t>
       </w:r>
       <w:r>
-        <w:t xml:space="preserve">“</w:t>
-      </w:r>
-      <w:r>
-        <w:t xml:space="preserve">they</w:t>
-      </w:r>
-      <w:r>
-        <w:t xml:space="preserve">”</w:t>
+        <w:t xml:space="preserve">“they”</w:t>
       </w:r>
       <w:r>
         <w:t xml:space="preserve">).</w:t>
@@ -5050,7 +4867,6 @@
       <w:tblPr>
         <w:tblStyle w:val="Table"/>
         <w:tblW w:type="auto" w:w="0"/>
-        <w:jc w:val="left"/>
         <w:tblLook w:firstRow="1" w:lastRow="0" w:firstColumn="0" w:lastColumn="0" w:noHBand="0" w:noVBand="0" w:val="0020"/>
       </w:tblPr>
       <w:tblGrid>
@@ -5594,21 +5410,7 @@
           <w:b/>
           <w:bCs/>
         </w:rPr>
-        <w:t xml:space="preserve">“</w:t>
-      </w:r>
-      <w:r>
-        <w:rPr>
-          <w:b/>
-          <w:bCs/>
-        </w:rPr>
-        <w:t xml:space="preserve">TO HAVE</w:t>
-      </w:r>
-      <w:r>
-        <w:rPr>
-          <w:b/>
-          <w:bCs/>
-        </w:rPr>
-        <w:t xml:space="preserve">”</w:t>
+        <w:t xml:space="preserve">“TO HAVE”</w:t>
       </w:r>
       <w:r>
         <w:rPr>
@@ -5629,7 +5431,6 @@
       <w:tblPr>
         <w:tblStyle w:val="Table"/>
         <w:tblW w:type="auto" w:w="0"/>
-        <w:jc w:val="left"/>
         <w:tblLook w:firstRow="1" w:lastRow="0" w:firstColumn="0" w:lastColumn="0" w:noHBand="0" w:noVBand="0" w:val="0020"/>
       </w:tblPr>
       <w:tblGrid>
@@ -5808,14 +5609,13 @@
         <w:pStyle w:val="FirstParagraph"/>
       </w:pPr>
       <w:r>
-        <w:t xml:space="preserve">The following high-frequency words round out this lesson’s vocabulary to 30 terms.</w:t>
+        <w:t xml:space="preserve">The following high-frequency words round out this lesson’s vocabulary to 18 terms.</w:t>
       </w:r>
     </w:p>
     <w:tbl>
       <w:tblPr>
         <w:tblStyle w:val="Table"/>
         <w:tblW w:type="pct" w:w="5000"/>
-        <w:jc w:val="left"/>
         <w:tblLayout w:type="fixed"/>
         <w:tblLook w:firstRow="1" w:lastRow="0" w:firstColumn="0" w:lastColumn="0" w:noHBand="0" w:noVBand="0" w:val="0020"/>
       </w:tblPr>
@@ -5900,1762 +5700,6 @@
               <w:jc w:val="left"/>
             </w:pPr>
             <w:r>
-              <w:t xml:space="preserve">ܩܪܝܬܐ</w:t>
-            </w:r>
-          </w:p>
-        </w:tc>
-        <w:tc>
-          <w:tcPr/>
-          <w:p>
-            <w:pPr>
-              <w:pStyle w:val="Compact"/>
-              <w:jc w:val="left"/>
-            </w:pPr>
-            <w:r>
-              <w:t xml:space="preserve">qrītā</w:t>
-            </w:r>
-          </w:p>
-        </w:tc>
-        <w:tc>
-          <w:tcPr/>
-          <w:p>
-            <w:pPr>
-              <w:pStyle w:val="Compact"/>
-              <w:jc w:val="left"/>
-            </w:pPr>
-            <w:r>
-              <w:t xml:space="preserve">f. noun</w:t>
-            </w:r>
-          </w:p>
-        </w:tc>
-        <w:tc>
-          <w:tcPr/>
-          <w:p>
-            <w:pPr>
-              <w:pStyle w:val="Compact"/>
-              <w:jc w:val="left"/>
-            </w:pPr>
-            <w:r>
-              <w:t xml:space="preserve">village</w:t>
-            </w:r>
-          </w:p>
-        </w:tc>
-        <w:tc>
-          <w:tcPr/>
-          <w:p>
-            <w:pPr>
-              <w:pStyle w:val="Compact"/>
-              <w:jc w:val="left"/>
-            </w:pPr>
-            <w:r>
-              <w:t xml:space="preserve">emphatic state</w:t>
-            </w:r>
-          </w:p>
-        </w:tc>
-      </w:tr>
-      <w:tr>
-        <w:tc>
-          <w:tcPr/>
-          <w:p>
-            <w:pPr>
-              <w:pStyle w:val="Compact"/>
-              <w:jc w:val="left"/>
-            </w:pPr>
-            <w:r>
-              <w:t xml:space="preserve">ܠܫܢܐ</w:t>
-            </w:r>
-          </w:p>
-        </w:tc>
-        <w:tc>
-          <w:tcPr/>
-          <w:p>
-            <w:pPr>
-              <w:pStyle w:val="Compact"/>
-              <w:jc w:val="left"/>
-            </w:pPr>
-            <w:r>
-              <w:t xml:space="preserve">leššānā</w:t>
-            </w:r>
-          </w:p>
-        </w:tc>
-        <w:tc>
-          <w:tcPr/>
-          <w:p>
-            <w:pPr>
-              <w:pStyle w:val="Compact"/>
-              <w:jc w:val="left"/>
-            </w:pPr>
-            <w:r>
-              <w:t xml:space="preserve">m. noun</w:t>
-            </w:r>
-          </w:p>
-        </w:tc>
-        <w:tc>
-          <w:tcPr/>
-          <w:p>
-            <w:pPr>
-              <w:pStyle w:val="Compact"/>
-              <w:jc w:val="left"/>
-            </w:pPr>
-            <w:r>
-              <w:t xml:space="preserve">tongue, language</w:t>
-            </w:r>
-          </w:p>
-        </w:tc>
-        <w:tc>
-          <w:tcPr/>
-          <w:p>
-            <w:pPr>
-              <w:pStyle w:val="Compact"/>
-            </w:pPr>
-          </w:p>
-        </w:tc>
-      </w:tr>
-      <w:tr>
-        <w:tc>
-          <w:tcPr/>
-          <w:p>
-            <w:pPr>
-              <w:pStyle w:val="Compact"/>
-              <w:jc w:val="left"/>
-            </w:pPr>
-            <w:r>
-              <w:t xml:space="preserve">ܓܪܡܐ</w:t>
-            </w:r>
-          </w:p>
-        </w:tc>
-        <w:tc>
-          <w:tcPr/>
-          <w:p>
-            <w:pPr>
-              <w:pStyle w:val="Compact"/>
-              <w:jc w:val="left"/>
-            </w:pPr>
-            <w:r>
-              <w:t xml:space="preserve">garmā</w:t>
-            </w:r>
-          </w:p>
-        </w:tc>
-        <w:tc>
-          <w:tcPr/>
-          <w:p>
-            <w:pPr>
-              <w:pStyle w:val="Compact"/>
-              <w:jc w:val="left"/>
-            </w:pPr>
-            <w:r>
-              <w:t xml:space="preserve">m. noun</w:t>
-            </w:r>
-          </w:p>
-        </w:tc>
-        <w:tc>
-          <w:tcPr/>
-          <w:p>
-            <w:pPr>
-              <w:pStyle w:val="Compact"/>
-              <w:jc w:val="left"/>
-            </w:pPr>
-            <w:r>
-              <w:t xml:space="preserve">bone</w:t>
-            </w:r>
-          </w:p>
-        </w:tc>
-        <w:tc>
-          <w:tcPr/>
-          <w:p>
-            <w:pPr>
-              <w:pStyle w:val="Compact"/>
-            </w:pPr>
-          </w:p>
-        </w:tc>
-      </w:tr>
-      <w:tr>
-        <w:tc>
-          <w:tcPr/>
-          <w:p>
-            <w:pPr>
-              <w:pStyle w:val="Compact"/>
-              <w:jc w:val="left"/>
-            </w:pPr>
-            <w:r>
-              <w:t xml:space="preserve">ܟܐܦܐ</w:t>
-            </w:r>
-          </w:p>
-        </w:tc>
-        <w:tc>
-          <w:tcPr/>
-          <w:p>
-            <w:pPr>
-              <w:pStyle w:val="Compact"/>
-              <w:jc w:val="left"/>
-            </w:pPr>
-            <w:r>
-              <w:t xml:space="preserve">kēpā</w:t>
-            </w:r>
-          </w:p>
-        </w:tc>
-        <w:tc>
-          <w:tcPr/>
-          <w:p>
-            <w:pPr>
-              <w:pStyle w:val="Compact"/>
-              <w:jc w:val="left"/>
-            </w:pPr>
-            <w:r>
-              <w:t xml:space="preserve">f. noun</w:t>
-            </w:r>
-          </w:p>
-        </w:tc>
-        <w:tc>
-          <w:tcPr/>
-          <w:p>
-            <w:pPr>
-              <w:pStyle w:val="Compact"/>
-              <w:jc w:val="left"/>
-            </w:pPr>
-            <w:r>
-              <w:t xml:space="preserve">stone, rock</w:t>
-            </w:r>
-          </w:p>
-        </w:tc>
-        <w:tc>
-          <w:tcPr/>
-          <w:p>
-            <w:pPr>
-              <w:pStyle w:val="Compact"/>
-            </w:pPr>
-          </w:p>
-        </w:tc>
-      </w:tr>
-      <w:tr>
-        <w:tc>
-          <w:tcPr/>
-          <w:p>
-            <w:pPr>
-              <w:pStyle w:val="Compact"/>
-              <w:jc w:val="left"/>
-            </w:pPr>
-            <w:r>
-              <w:t xml:space="preserve">ܡܝܐ</w:t>
-            </w:r>
-          </w:p>
-        </w:tc>
-        <w:tc>
-          <w:tcPr/>
-          <w:p>
-            <w:pPr>
-              <w:pStyle w:val="Compact"/>
-              <w:jc w:val="left"/>
-            </w:pPr>
-            <w:r>
-              <w:t xml:space="preserve">mayyā</w:t>
-            </w:r>
-          </w:p>
-        </w:tc>
-        <w:tc>
-          <w:tcPr/>
-          <w:p>
-            <w:pPr>
-              <w:pStyle w:val="Compact"/>
-              <w:jc w:val="left"/>
-            </w:pPr>
-            <w:r>
-              <w:t xml:space="preserve">m. noun (pl.)</w:t>
-            </w:r>
-          </w:p>
-        </w:tc>
-        <w:tc>
-          <w:tcPr/>
-          <w:p>
-            <w:pPr>
-              <w:pStyle w:val="Compact"/>
-              <w:jc w:val="left"/>
-            </w:pPr>
-            <w:r>
-              <w:t xml:space="preserve">water</w:t>
-            </w:r>
-          </w:p>
-        </w:tc>
-        <w:tc>
-          <w:tcPr/>
-          <w:p>
-            <w:pPr>
-              <w:pStyle w:val="Compact"/>
-              <w:jc w:val="left"/>
-            </w:pPr>
-            <w:r>
-              <w:t xml:space="preserve">plural in form</w:t>
-            </w:r>
-          </w:p>
-        </w:tc>
-      </w:tr>
-      <w:tr>
-        <w:tc>
-          <w:tcPr/>
-          <w:p>
-            <w:pPr>
-              <w:pStyle w:val="Compact"/>
-              <w:jc w:val="left"/>
-            </w:pPr>
-            <w:r>
-              <w:t xml:space="preserve">ܢܘܢܐ</w:t>
-            </w:r>
-          </w:p>
-        </w:tc>
-        <w:tc>
-          <w:tcPr/>
-          <w:p>
-            <w:pPr>
-              <w:pStyle w:val="Compact"/>
-              <w:jc w:val="left"/>
-            </w:pPr>
-            <w:r>
-              <w:t xml:space="preserve">nūnā</w:t>
-            </w:r>
-          </w:p>
-        </w:tc>
-        <w:tc>
-          <w:tcPr/>
-          <w:p>
-            <w:pPr>
-              <w:pStyle w:val="Compact"/>
-              <w:jc w:val="left"/>
-            </w:pPr>
-            <w:r>
-              <w:t xml:space="preserve">m. noun</w:t>
-            </w:r>
-          </w:p>
-        </w:tc>
-        <w:tc>
-          <w:tcPr/>
-          <w:p>
-            <w:pPr>
-              <w:pStyle w:val="Compact"/>
-              <w:jc w:val="left"/>
-            </w:pPr>
-            <w:r>
-              <w:t xml:space="preserve">fish</w:t>
-            </w:r>
-          </w:p>
-        </w:tc>
-        <w:tc>
-          <w:tcPr/>
-          <w:p>
-            <w:pPr>
-              <w:pStyle w:val="Compact"/>
-            </w:pPr>
-          </w:p>
-        </w:tc>
-      </w:tr>
-      <w:tr>
-        <w:tc>
-          <w:tcPr/>
-          <w:p>
-            <w:pPr>
-              <w:pStyle w:val="Compact"/>
-              <w:jc w:val="left"/>
-            </w:pPr>
-            <w:r>
-              <w:t xml:space="preserve">ܡܕܝܢܬܐ</w:t>
-            </w:r>
-          </w:p>
-        </w:tc>
-        <w:tc>
-          <w:tcPr/>
-          <w:p>
-            <w:pPr>
-              <w:pStyle w:val="Compact"/>
-              <w:jc w:val="left"/>
-            </w:pPr>
-            <w:r>
-              <w:t xml:space="preserve">mdīttā</w:t>
-            </w:r>
-          </w:p>
-        </w:tc>
-        <w:tc>
-          <w:tcPr/>
-          <w:p>
-            <w:pPr>
-              <w:pStyle w:val="Compact"/>
-              <w:jc w:val="left"/>
-            </w:pPr>
-            <w:r>
-              <w:t xml:space="preserve">f. noun</w:t>
-            </w:r>
-          </w:p>
-        </w:tc>
-        <w:tc>
-          <w:tcPr/>
-          <w:p>
-            <w:pPr>
-              <w:pStyle w:val="Compact"/>
-              <w:jc w:val="left"/>
-            </w:pPr>
-            <w:r>
-              <w:t xml:space="preserve">city</w:t>
-            </w:r>
-          </w:p>
-        </w:tc>
-        <w:tc>
-          <w:tcPr/>
-          <w:p>
-            <w:pPr>
-              <w:pStyle w:val="Compact"/>
-            </w:pPr>
-          </w:p>
-        </w:tc>
-      </w:tr>
-      <w:tr>
-        <w:tc>
-          <w:tcPr/>
-          <w:p>
-            <w:pPr>
-              <w:pStyle w:val="Compact"/>
-              <w:jc w:val="left"/>
-            </w:pPr>
-            <w:r>
-              <w:t xml:space="preserve">ܫܡܫܐ</w:t>
-            </w:r>
-          </w:p>
-        </w:tc>
-        <w:tc>
-          <w:tcPr/>
-          <w:p>
-            <w:pPr>
-              <w:pStyle w:val="Compact"/>
-              <w:jc w:val="left"/>
-            </w:pPr>
-            <w:r>
-              <w:t xml:space="preserve">šemšā</w:t>
-            </w:r>
-          </w:p>
-        </w:tc>
-        <w:tc>
-          <w:tcPr/>
-          <w:p>
-            <w:pPr>
-              <w:pStyle w:val="Compact"/>
-              <w:jc w:val="left"/>
-            </w:pPr>
-            <w:r>
-              <w:t xml:space="preserve">m. noun</w:t>
-            </w:r>
-          </w:p>
-        </w:tc>
-        <w:tc>
-          <w:tcPr/>
-          <w:p>
-            <w:pPr>
-              <w:pStyle w:val="Compact"/>
-              <w:jc w:val="left"/>
-            </w:pPr>
-            <w:r>
-              <w:t xml:space="preserve">sun</w:t>
-            </w:r>
-          </w:p>
-        </w:tc>
-        <w:tc>
-          <w:tcPr/>
-          <w:p>
-            <w:pPr>
-              <w:pStyle w:val="Compact"/>
-            </w:pPr>
-          </w:p>
-        </w:tc>
-      </w:tr>
-      <w:tr>
-        <w:tc>
-          <w:tcPr/>
-          <w:p>
-            <w:pPr>
-              <w:pStyle w:val="Compact"/>
-              <w:jc w:val="left"/>
-            </w:pPr>
-            <w:r>
-              <w:t xml:space="preserve">ܬܪܥܐ</w:t>
-            </w:r>
-          </w:p>
-        </w:tc>
-        <w:tc>
-          <w:tcPr/>
-          <w:p>
-            <w:pPr>
-              <w:pStyle w:val="Compact"/>
-              <w:jc w:val="left"/>
-            </w:pPr>
-            <w:r>
-              <w:t xml:space="preserve">tarʿā</w:t>
-            </w:r>
-          </w:p>
-        </w:tc>
-        <w:tc>
-          <w:tcPr/>
-          <w:p>
-            <w:pPr>
-              <w:pStyle w:val="Compact"/>
-              <w:jc w:val="left"/>
-            </w:pPr>
-            <w:r>
-              <w:t xml:space="preserve">m. noun</w:t>
-            </w:r>
-          </w:p>
-        </w:tc>
-        <w:tc>
-          <w:tcPr/>
-          <w:p>
-            <w:pPr>
-              <w:pStyle w:val="Compact"/>
-              <w:jc w:val="left"/>
-            </w:pPr>
-            <w:r>
-              <w:t xml:space="preserve">door, gate</w:t>
-            </w:r>
-          </w:p>
-        </w:tc>
-        <w:tc>
-          <w:tcPr/>
-          <w:p>
-            <w:pPr>
-              <w:pStyle w:val="Compact"/>
-            </w:pPr>
-          </w:p>
-        </w:tc>
-      </w:tr>
-      <w:tr>
-        <w:tc>
-          <w:tcPr/>
-          <w:p>
-            <w:pPr>
-              <w:pStyle w:val="Compact"/>
-              <w:jc w:val="left"/>
-            </w:pPr>
-            <w:r>
-              <w:t xml:space="preserve">ܡܫܚܐ</w:t>
-            </w:r>
-          </w:p>
-        </w:tc>
-        <w:tc>
-          <w:tcPr/>
-          <w:p>
-            <w:pPr>
-              <w:pStyle w:val="Compact"/>
-              <w:jc w:val="left"/>
-            </w:pPr>
-            <w:r>
-              <w:t xml:space="preserve">mešḥā</w:t>
-            </w:r>
-          </w:p>
-        </w:tc>
-        <w:tc>
-          <w:tcPr/>
-          <w:p>
-            <w:pPr>
-              <w:pStyle w:val="Compact"/>
-              <w:jc w:val="left"/>
-            </w:pPr>
-            <w:r>
-              <w:t xml:space="preserve">m. noun</w:t>
-            </w:r>
-          </w:p>
-        </w:tc>
-        <w:tc>
-          <w:tcPr/>
-          <w:p>
-            <w:pPr>
-              <w:pStyle w:val="Compact"/>
-              <w:jc w:val="left"/>
-            </w:pPr>
-            <w:r>
-              <w:t xml:space="preserve">oil</w:t>
-            </w:r>
-          </w:p>
-        </w:tc>
-        <w:tc>
-          <w:tcPr/>
-          <w:p>
-            <w:pPr>
-              <w:pStyle w:val="Compact"/>
-            </w:pPr>
-          </w:p>
-        </w:tc>
-      </w:tr>
-      <w:tr>
-        <w:tc>
-          <w:tcPr/>
-          <w:p>
-            <w:pPr>
-              <w:pStyle w:val="Compact"/>
-              <w:jc w:val="left"/>
-            </w:pPr>
-            <w:r>
-              <w:t xml:space="preserve">ܚܝܠܐ</w:t>
-            </w:r>
-          </w:p>
-        </w:tc>
-        <w:tc>
-          <w:tcPr/>
-          <w:p>
-            <w:pPr>
-              <w:pStyle w:val="Compact"/>
-              <w:jc w:val="left"/>
-            </w:pPr>
-            <w:r>
-              <w:t xml:space="preserve">ḥaylā</w:t>
-            </w:r>
-          </w:p>
-        </w:tc>
-        <w:tc>
-          <w:tcPr/>
-          <w:p>
-            <w:pPr>
-              <w:pStyle w:val="Compact"/>
-              <w:jc w:val="left"/>
-            </w:pPr>
-            <w:r>
-              <w:t xml:space="preserve">m. noun</w:t>
-            </w:r>
-          </w:p>
-        </w:tc>
-        <w:tc>
-          <w:tcPr/>
-          <w:p>
-            <w:pPr>
-              <w:pStyle w:val="Compact"/>
-              <w:jc w:val="left"/>
-            </w:pPr>
-            <w:r>
-              <w:t xml:space="preserve">power, army</w:t>
-            </w:r>
-          </w:p>
-        </w:tc>
-        <w:tc>
-          <w:tcPr/>
-          <w:p>
-            <w:pPr>
-              <w:pStyle w:val="Compact"/>
-            </w:pPr>
-          </w:p>
-        </w:tc>
-      </w:tr>
-      <w:tr>
-        <w:tc>
-          <w:tcPr/>
-          <w:p>
-            <w:pPr>
-              <w:pStyle w:val="Compact"/>
-              <w:jc w:val="left"/>
-            </w:pPr>
-            <w:r>
-              <w:t xml:space="preserve">ܐܕܢܐ</w:t>
-            </w:r>
-          </w:p>
-        </w:tc>
-        <w:tc>
-          <w:tcPr/>
-          <w:p>
-            <w:pPr>
-              <w:pStyle w:val="Compact"/>
-              <w:jc w:val="left"/>
-            </w:pPr>
-            <w:r>
-              <w:t xml:space="preserve">ʾednā</w:t>
-            </w:r>
-          </w:p>
-        </w:tc>
-        <w:tc>
-          <w:tcPr/>
-          <w:p>
-            <w:pPr>
-              <w:pStyle w:val="Compact"/>
-              <w:jc w:val="left"/>
-            </w:pPr>
-            <w:r>
-              <w:t xml:space="preserve">f. noun</w:t>
-            </w:r>
-          </w:p>
-        </w:tc>
-        <w:tc>
-          <w:tcPr/>
-          <w:p>
-            <w:pPr>
-              <w:pStyle w:val="Compact"/>
-              <w:jc w:val="left"/>
-            </w:pPr>
-            <w:r>
-              <w:t xml:space="preserve">ear</w:t>
-            </w:r>
-          </w:p>
-        </w:tc>
-        <w:tc>
-          <w:tcPr/>
-          <w:p>
-            <w:pPr>
-              <w:pStyle w:val="Compact"/>
-            </w:pPr>
-          </w:p>
-        </w:tc>
-      </w:tr>
-      <w:tr>
-        <w:tc>
-          <w:tcPr/>
-          <w:p>
-            <w:pPr>
-              <w:pStyle w:val="Compact"/>
-              <w:jc w:val="left"/>
-            </w:pPr>
-            <w:r>
-              <w:t xml:space="preserve">ܩܝܣܐ</w:t>
-            </w:r>
-          </w:p>
-        </w:tc>
-        <w:tc>
-          <w:tcPr/>
-          <w:p>
-            <w:pPr>
-              <w:pStyle w:val="Compact"/>
-              <w:jc w:val="left"/>
-            </w:pPr>
-            <w:r>
-              <w:t xml:space="preserve">qaysā</w:t>
-            </w:r>
-          </w:p>
-        </w:tc>
-        <w:tc>
-          <w:tcPr/>
-          <w:p>
-            <w:pPr>
-              <w:pStyle w:val="Compact"/>
-              <w:jc w:val="left"/>
-            </w:pPr>
-            <w:r>
-              <w:t xml:space="preserve">m. noun</w:t>
-            </w:r>
-          </w:p>
-        </w:tc>
-        <w:tc>
-          <w:tcPr/>
-          <w:p>
-            <w:pPr>
-              <w:pStyle w:val="Compact"/>
-              <w:jc w:val="left"/>
-            </w:pPr>
-            <w:r>
-              <w:t xml:space="preserve">wood, tree</w:t>
-            </w:r>
-          </w:p>
-        </w:tc>
-        <w:tc>
-          <w:tcPr/>
-          <w:p>
-            <w:pPr>
-              <w:pStyle w:val="Compact"/>
-            </w:pPr>
-          </w:p>
-        </w:tc>
-      </w:tr>
-      <w:tr>
-        <w:tc>
-          <w:tcPr/>
-          <w:p>
-            <w:pPr>
-              <w:pStyle w:val="Compact"/>
-              <w:jc w:val="left"/>
-            </w:pPr>
-            <w:r>
-              <w:t xml:space="preserve">ܢܗܪܐ</w:t>
-            </w:r>
-          </w:p>
-        </w:tc>
-        <w:tc>
-          <w:tcPr/>
-          <w:p>
-            <w:pPr>
-              <w:pStyle w:val="Compact"/>
-              <w:jc w:val="left"/>
-            </w:pPr>
-            <w:r>
-              <w:t xml:space="preserve">nahrā</w:t>
-            </w:r>
-          </w:p>
-        </w:tc>
-        <w:tc>
-          <w:tcPr/>
-          <w:p>
-            <w:pPr>
-              <w:pStyle w:val="Compact"/>
-              <w:jc w:val="left"/>
-            </w:pPr>
-            <w:r>
-              <w:t xml:space="preserve">m. noun</w:t>
-            </w:r>
-          </w:p>
-        </w:tc>
-        <w:tc>
-          <w:tcPr/>
-          <w:p>
-            <w:pPr>
-              <w:pStyle w:val="Compact"/>
-              <w:jc w:val="left"/>
-            </w:pPr>
-            <w:r>
-              <w:t xml:space="preserve">river</w:t>
-            </w:r>
-          </w:p>
-        </w:tc>
-        <w:tc>
-          <w:tcPr/>
-          <w:p>
-            <w:pPr>
-              <w:pStyle w:val="Compact"/>
-            </w:pPr>
-          </w:p>
-        </w:tc>
-      </w:tr>
-      <w:tr>
-        <w:tc>
-          <w:tcPr/>
-          <w:p>
-            <w:pPr>
-              <w:pStyle w:val="Compact"/>
-              <w:jc w:val="left"/>
-            </w:pPr>
-            <w:r>
-              <w:t xml:space="preserve">ܣܒܪܐ</w:t>
-            </w:r>
-          </w:p>
-        </w:tc>
-        <w:tc>
-          <w:tcPr/>
-          <w:p>
-            <w:pPr>
-              <w:pStyle w:val="Compact"/>
-              <w:jc w:val="left"/>
-            </w:pPr>
-            <w:r>
-              <w:t xml:space="preserve">sabrā</w:t>
-            </w:r>
-          </w:p>
-        </w:tc>
-        <w:tc>
-          <w:tcPr/>
-          <w:p>
-            <w:pPr>
-              <w:pStyle w:val="Compact"/>
-              <w:jc w:val="left"/>
-            </w:pPr>
-            <w:r>
-              <w:t xml:space="preserve">m. noun</w:t>
-            </w:r>
-          </w:p>
-        </w:tc>
-        <w:tc>
-          <w:tcPr/>
-          <w:p>
-            <w:pPr>
-              <w:pStyle w:val="Compact"/>
-              <w:jc w:val="left"/>
-            </w:pPr>
-            <w:r>
-              <w:t xml:space="preserve">hope</w:t>
-            </w:r>
-          </w:p>
-        </w:tc>
-        <w:tc>
-          <w:tcPr/>
-          <w:p>
-            <w:pPr>
-              <w:pStyle w:val="Compact"/>
-            </w:pPr>
-          </w:p>
-        </w:tc>
-      </w:tr>
-      <w:tr>
-        <w:tc>
-          <w:tcPr/>
-          <w:p>
-            <w:pPr>
-              <w:pStyle w:val="Compact"/>
-              <w:jc w:val="left"/>
-            </w:pPr>
-            <w:r>
-              <w:t xml:space="preserve">ܕܚܠܬܐ</w:t>
-            </w:r>
-          </w:p>
-        </w:tc>
-        <w:tc>
-          <w:tcPr/>
-          <w:p>
-            <w:pPr>
-              <w:pStyle w:val="Compact"/>
-              <w:jc w:val="left"/>
-            </w:pPr>
-            <w:r>
-              <w:t xml:space="preserve">deḥltā</w:t>
-            </w:r>
-          </w:p>
-        </w:tc>
-        <w:tc>
-          <w:tcPr/>
-          <w:p>
-            <w:pPr>
-              <w:pStyle w:val="Compact"/>
-              <w:jc w:val="left"/>
-            </w:pPr>
-            <w:r>
-              <w:t xml:space="preserve">f. noun</w:t>
-            </w:r>
-          </w:p>
-        </w:tc>
-        <w:tc>
-          <w:tcPr/>
-          <w:p>
-            <w:pPr>
-              <w:pStyle w:val="Compact"/>
-              <w:jc w:val="left"/>
-            </w:pPr>
-            <w:r>
-              <w:t xml:space="preserve">fear, religion</w:t>
-            </w:r>
-          </w:p>
-        </w:tc>
-        <w:tc>
-          <w:tcPr/>
-          <w:p>
-            <w:pPr>
-              <w:pStyle w:val="Compact"/>
-              <w:jc w:val="left"/>
-            </w:pPr>
-            <w:r>
-              <w:t xml:space="preserve">abstract noun</w:t>
-            </w:r>
-          </w:p>
-        </w:tc>
-      </w:tr>
-      <w:tr>
-        <w:tc>
-          <w:tcPr/>
-          <w:p>
-            <w:pPr>
-              <w:pStyle w:val="Compact"/>
-              <w:jc w:val="left"/>
-            </w:pPr>
-            <w:r>
-              <w:t xml:space="preserve">ܣܗܪܐ</w:t>
-            </w:r>
-          </w:p>
-        </w:tc>
-        <w:tc>
-          <w:tcPr/>
-          <w:p>
-            <w:pPr>
-              <w:pStyle w:val="Compact"/>
-              <w:jc w:val="left"/>
-            </w:pPr>
-            <w:r>
-              <w:t xml:space="preserve">sahrā</w:t>
-            </w:r>
-          </w:p>
-        </w:tc>
-        <w:tc>
-          <w:tcPr/>
-          <w:p>
-            <w:pPr>
-              <w:pStyle w:val="Compact"/>
-              <w:jc w:val="left"/>
-            </w:pPr>
-            <w:r>
-              <w:t xml:space="preserve">m. noun</w:t>
-            </w:r>
-          </w:p>
-        </w:tc>
-        <w:tc>
-          <w:tcPr/>
-          <w:p>
-            <w:pPr>
-              <w:pStyle w:val="Compact"/>
-              <w:jc w:val="left"/>
-            </w:pPr>
-            <w:r>
-              <w:t xml:space="preserve">moon</w:t>
-            </w:r>
-          </w:p>
-        </w:tc>
-        <w:tc>
-          <w:tcPr/>
-          <w:p>
-            <w:pPr>
-              <w:pStyle w:val="Compact"/>
-            </w:pPr>
-          </w:p>
-        </w:tc>
-      </w:tr>
-      <w:tr>
-        <w:tc>
-          <w:tcPr/>
-          <w:p>
-            <w:pPr>
-              <w:pStyle w:val="Compact"/>
-              <w:jc w:val="left"/>
-            </w:pPr>
-            <w:r>
-              <w:t xml:space="preserve">ܪܓܠܐ</w:t>
-            </w:r>
-          </w:p>
-        </w:tc>
-        <w:tc>
-          <w:tcPr/>
-          <w:p>
-            <w:pPr>
-              <w:pStyle w:val="Compact"/>
-              <w:jc w:val="left"/>
-            </w:pPr>
-            <w:r>
-              <w:t xml:space="preserve">reglā</w:t>
-            </w:r>
-          </w:p>
-        </w:tc>
-        <w:tc>
-          <w:tcPr/>
-          <w:p>
-            <w:pPr>
-              <w:pStyle w:val="Compact"/>
-              <w:jc w:val="left"/>
-            </w:pPr>
-            <w:r>
-              <w:t xml:space="preserve">f. noun</w:t>
-            </w:r>
-          </w:p>
-        </w:tc>
-        <w:tc>
-          <w:tcPr/>
-          <w:p>
-            <w:pPr>
-              <w:pStyle w:val="Compact"/>
-              <w:jc w:val="left"/>
-            </w:pPr>
-            <w:r>
-              <w:t xml:space="preserve">foot</w:t>
-            </w:r>
-          </w:p>
-        </w:tc>
-        <w:tc>
-          <w:tcPr/>
-          <w:p>
-            <w:pPr>
-              <w:pStyle w:val="Compact"/>
-            </w:pPr>
-          </w:p>
-        </w:tc>
-      </w:tr>
-      <w:tr>
-        <w:tc>
-          <w:tcPr/>
-          <w:p>
-            <w:pPr>
-              <w:pStyle w:val="Compact"/>
-              <w:jc w:val="left"/>
-            </w:pPr>
-            <w:r>
-              <w:t xml:space="preserve">ܫܠܡܐ</w:t>
-            </w:r>
-          </w:p>
-        </w:tc>
-        <w:tc>
-          <w:tcPr/>
-          <w:p>
-            <w:pPr>
-              <w:pStyle w:val="Compact"/>
-              <w:jc w:val="left"/>
-            </w:pPr>
-            <w:r>
-              <w:t xml:space="preserve">šlāmā</w:t>
-            </w:r>
-          </w:p>
-        </w:tc>
-        <w:tc>
-          <w:tcPr/>
-          <w:p>
-            <w:pPr>
-              <w:pStyle w:val="Compact"/>
-              <w:jc w:val="left"/>
-            </w:pPr>
-            <w:r>
-              <w:t xml:space="preserve">m. noun</w:t>
-            </w:r>
-          </w:p>
-        </w:tc>
-        <w:tc>
-          <w:tcPr/>
-          <w:p>
-            <w:pPr>
-              <w:pStyle w:val="Compact"/>
-              <w:jc w:val="left"/>
-            </w:pPr>
-            <w:r>
-              <w:t xml:space="preserve">peace</w:t>
-            </w:r>
-          </w:p>
-        </w:tc>
-        <w:tc>
-          <w:tcPr/>
-          <w:p>
-            <w:pPr>
-              <w:pStyle w:val="Compact"/>
-              <w:jc w:val="left"/>
-            </w:pPr>
-            <w:r>
-              <w:t xml:space="preserve">common greeting</w:t>
-            </w:r>
-          </w:p>
-        </w:tc>
-      </w:tr>
-      <w:tr>
-        <w:tc>
-          <w:tcPr/>
-          <w:p>
-            <w:pPr>
-              <w:pStyle w:val="Compact"/>
-              <w:jc w:val="left"/>
-            </w:pPr>
-            <w:r>
-              <w:t xml:space="preserve">ܐܬܪܐ</w:t>
-            </w:r>
-          </w:p>
-        </w:tc>
-        <w:tc>
-          <w:tcPr/>
-          <w:p>
-            <w:pPr>
-              <w:pStyle w:val="Compact"/>
-              <w:jc w:val="left"/>
-            </w:pPr>
-            <w:r>
-              <w:t xml:space="preserve">ʾatrā</w:t>
-            </w:r>
-          </w:p>
-        </w:tc>
-        <w:tc>
-          <w:tcPr/>
-          <w:p>
-            <w:pPr>
-              <w:pStyle w:val="Compact"/>
-              <w:jc w:val="left"/>
-            </w:pPr>
-            <w:r>
-              <w:t xml:space="preserve">m. noun</w:t>
-            </w:r>
-          </w:p>
-        </w:tc>
-        <w:tc>
-          <w:tcPr/>
-          <w:p>
-            <w:pPr>
-              <w:pStyle w:val="Compact"/>
-              <w:jc w:val="left"/>
-            </w:pPr>
-            <w:r>
-              <w:t xml:space="preserve">place, country</w:t>
-            </w:r>
-          </w:p>
-        </w:tc>
-        <w:tc>
-          <w:tcPr/>
-          <w:p>
-            <w:pPr>
-              <w:pStyle w:val="Compact"/>
-            </w:pPr>
-          </w:p>
-        </w:tc>
-      </w:tr>
-      <w:tr>
-        <w:tc>
-          <w:tcPr/>
-          <w:p>
-            <w:pPr>
-              <w:pStyle w:val="Compact"/>
-              <w:jc w:val="left"/>
-            </w:pPr>
-            <w:r>
-              <w:t xml:space="preserve">ܣܗܕܐ</w:t>
-            </w:r>
-          </w:p>
-        </w:tc>
-        <w:tc>
-          <w:tcPr/>
-          <w:p>
-            <w:pPr>
-              <w:pStyle w:val="Compact"/>
-              <w:jc w:val="left"/>
-            </w:pPr>
-            <w:r>
-              <w:t xml:space="preserve">sāhdā</w:t>
-            </w:r>
-          </w:p>
-        </w:tc>
-        <w:tc>
-          <w:tcPr/>
-          <w:p>
-            <w:pPr>
-              <w:pStyle w:val="Compact"/>
-              <w:jc w:val="left"/>
-            </w:pPr>
-            <w:r>
-              <w:t xml:space="preserve">m. noun</w:t>
-            </w:r>
-          </w:p>
-        </w:tc>
-        <w:tc>
-          <w:tcPr/>
-          <w:p>
-            <w:pPr>
-              <w:pStyle w:val="Compact"/>
-              <w:jc w:val="left"/>
-            </w:pPr>
-            <w:r>
-              <w:t xml:space="preserve">witness, martyr</w:t>
-            </w:r>
-          </w:p>
-        </w:tc>
-        <w:tc>
-          <w:tcPr/>
-          <w:p>
-            <w:pPr>
-              <w:pStyle w:val="Compact"/>
-            </w:pPr>
-          </w:p>
-        </w:tc>
-      </w:tr>
-      <w:tr>
-        <w:tc>
-          <w:tcPr/>
-          <w:p>
-            <w:pPr>
-              <w:pStyle w:val="Compact"/>
-              <w:jc w:val="left"/>
-            </w:pPr>
-            <w:r>
-              <w:t xml:space="preserve">ܒܣܪܐ</w:t>
-            </w:r>
-          </w:p>
-        </w:tc>
-        <w:tc>
-          <w:tcPr/>
-          <w:p>
-            <w:pPr>
-              <w:pStyle w:val="Compact"/>
-              <w:jc w:val="left"/>
-            </w:pPr>
-            <w:r>
-              <w:t xml:space="preserve">besrā</w:t>
-            </w:r>
-          </w:p>
-        </w:tc>
-        <w:tc>
-          <w:tcPr/>
-          <w:p>
-            <w:pPr>
-              <w:pStyle w:val="Compact"/>
-              <w:jc w:val="left"/>
-            </w:pPr>
-            <w:r>
-              <w:t xml:space="preserve">m. noun</w:t>
-            </w:r>
-          </w:p>
-        </w:tc>
-        <w:tc>
-          <w:tcPr/>
-          <w:p>
-            <w:pPr>
-              <w:pStyle w:val="Compact"/>
-              <w:jc w:val="left"/>
-            </w:pPr>
-            <w:r>
-              <w:t xml:space="preserve">flesh</w:t>
-            </w:r>
-          </w:p>
-        </w:tc>
-        <w:tc>
-          <w:tcPr/>
-          <w:p>
-            <w:pPr>
-              <w:pStyle w:val="Compact"/>
-            </w:pPr>
-          </w:p>
-        </w:tc>
-      </w:tr>
-      <w:tr>
-        <w:tc>
-          <w:tcPr/>
-          <w:p>
-            <w:pPr>
-              <w:pStyle w:val="Compact"/>
-              <w:jc w:val="left"/>
-            </w:pPr>
-            <w:r>
-              <w:t xml:space="preserve">ܛܝܒܘܬܐ</w:t>
-            </w:r>
-          </w:p>
-        </w:tc>
-        <w:tc>
-          <w:tcPr/>
-          <w:p>
-            <w:pPr>
-              <w:pStyle w:val="Compact"/>
-              <w:jc w:val="left"/>
-            </w:pPr>
-            <w:r>
-              <w:t xml:space="preserve">ṭaybūttā</w:t>
-            </w:r>
-          </w:p>
-        </w:tc>
-        <w:tc>
-          <w:tcPr/>
-          <w:p>
-            <w:pPr>
-              <w:pStyle w:val="Compact"/>
-              <w:jc w:val="left"/>
-            </w:pPr>
-            <w:r>
-              <w:t xml:space="preserve">f. noun</w:t>
-            </w:r>
-          </w:p>
-        </w:tc>
-        <w:tc>
-          <w:tcPr/>
-          <w:p>
-            <w:pPr>
-              <w:pStyle w:val="Compact"/>
-              <w:jc w:val="left"/>
-            </w:pPr>
-            <w:r>
-              <w:t xml:space="preserve">grace</w:t>
-            </w:r>
-          </w:p>
-        </w:tc>
-        <w:tc>
-          <w:tcPr/>
-          <w:p>
-            <w:pPr>
-              <w:pStyle w:val="Compact"/>
-            </w:pPr>
-          </w:p>
-        </w:tc>
-      </w:tr>
-      <w:tr>
-        <w:tc>
-          <w:tcPr/>
-          <w:p>
-            <w:pPr>
-              <w:pStyle w:val="Compact"/>
-              <w:jc w:val="left"/>
-            </w:pPr>
-            <w:r>
-              <w:t xml:space="preserve">ܬܘܪܐ</w:t>
-            </w:r>
-          </w:p>
-        </w:tc>
-        <w:tc>
-          <w:tcPr/>
-          <w:p>
-            <w:pPr>
-              <w:pStyle w:val="Compact"/>
-              <w:jc w:val="left"/>
-            </w:pPr>
-            <w:r>
-              <w:t xml:space="preserve">tawrā</w:t>
-            </w:r>
-          </w:p>
-        </w:tc>
-        <w:tc>
-          <w:tcPr/>
-          <w:p>
-            <w:pPr>
-              <w:pStyle w:val="Compact"/>
-              <w:jc w:val="left"/>
-            </w:pPr>
-            <w:r>
-              <w:t xml:space="preserve">m. noun</w:t>
-            </w:r>
-          </w:p>
-        </w:tc>
-        <w:tc>
-          <w:tcPr/>
-          <w:p>
-            <w:pPr>
-              <w:pStyle w:val="Compact"/>
-              <w:jc w:val="left"/>
-            </w:pPr>
-            <w:r>
-              <w:t xml:space="preserve">bull, ox</w:t>
-            </w:r>
-          </w:p>
-        </w:tc>
-        <w:tc>
-          <w:tcPr/>
-          <w:p>
-            <w:pPr>
-              <w:pStyle w:val="Compact"/>
-            </w:pPr>
-          </w:p>
-        </w:tc>
-      </w:tr>
-      <w:tr>
-        <w:tc>
-          <w:tcPr/>
-          <w:p>
-            <w:pPr>
-              <w:pStyle w:val="Compact"/>
-              <w:jc w:val="left"/>
-            </w:pPr>
-            <w:r>
-              <w:t xml:space="preserve">ܩܝܡܐ</w:t>
-            </w:r>
-          </w:p>
-        </w:tc>
-        <w:tc>
-          <w:tcPr/>
-          <w:p>
-            <w:pPr>
-              <w:pStyle w:val="Compact"/>
-              <w:jc w:val="left"/>
-            </w:pPr>
-            <w:r>
-              <w:t xml:space="preserve">qyāmā</w:t>
-            </w:r>
-          </w:p>
-        </w:tc>
-        <w:tc>
-          <w:tcPr/>
-          <w:p>
-            <w:pPr>
-              <w:pStyle w:val="Compact"/>
-              <w:jc w:val="left"/>
-            </w:pPr>
-            <w:r>
-              <w:t xml:space="preserve">m. noun</w:t>
-            </w:r>
-          </w:p>
-        </w:tc>
-        <w:tc>
-          <w:tcPr/>
-          <w:p>
-            <w:pPr>
-              <w:pStyle w:val="Compact"/>
-              <w:jc w:val="left"/>
-            </w:pPr>
-            <w:r>
-              <w:t xml:space="preserve">covenant</w:t>
-            </w:r>
-          </w:p>
-        </w:tc>
-        <w:tc>
-          <w:tcPr/>
-          <w:p>
-            <w:pPr>
-              <w:pStyle w:val="Compact"/>
-            </w:pPr>
-          </w:p>
-        </w:tc>
-      </w:tr>
-      <w:tr>
-        <w:tc>
-          <w:tcPr/>
-          <w:p>
-            <w:pPr>
-              <w:pStyle w:val="Compact"/>
-              <w:jc w:val="left"/>
-            </w:pPr>
-            <w:r>
-              <w:t xml:space="preserve">ܐܘܪܚܐ</w:t>
-            </w:r>
-          </w:p>
-        </w:tc>
-        <w:tc>
-          <w:tcPr/>
-          <w:p>
-            <w:pPr>
-              <w:pStyle w:val="Compact"/>
-              <w:jc w:val="left"/>
-            </w:pPr>
-            <w:r>
-              <w:t xml:space="preserve">ʾūrḥā</w:t>
-            </w:r>
-          </w:p>
-        </w:tc>
-        <w:tc>
-          <w:tcPr/>
-          <w:p>
-            <w:pPr>
-              <w:pStyle w:val="Compact"/>
-              <w:jc w:val="left"/>
-            </w:pPr>
-            <w:r>
-              <w:t xml:space="preserve">f. noun</w:t>
-            </w:r>
-          </w:p>
-        </w:tc>
-        <w:tc>
-          <w:tcPr/>
-          <w:p>
-            <w:pPr>
-              <w:pStyle w:val="Compact"/>
-              <w:jc w:val="left"/>
-            </w:pPr>
-            <w:r>
-              <w:t xml:space="preserve">way, road</w:t>
-            </w:r>
-          </w:p>
-        </w:tc>
-        <w:tc>
-          <w:tcPr/>
-          <w:p>
-            <w:pPr>
-              <w:pStyle w:val="Compact"/>
-            </w:pPr>
-          </w:p>
-        </w:tc>
-      </w:tr>
-      <w:tr>
-        <w:tc>
-          <w:tcPr/>
-          <w:p>
-            <w:pPr>
-              <w:pStyle w:val="Compact"/>
-              <w:jc w:val="left"/>
-            </w:pPr>
-            <w:r>
-              <w:t xml:space="preserve">ܗܝܟܠܐ</w:t>
-            </w:r>
-          </w:p>
-        </w:tc>
-        <w:tc>
-          <w:tcPr/>
-          <w:p>
-            <w:pPr>
-              <w:pStyle w:val="Compact"/>
-              <w:jc w:val="left"/>
-            </w:pPr>
-            <w:r>
-              <w:t xml:space="preserve">hayklā</w:t>
-            </w:r>
-          </w:p>
-        </w:tc>
-        <w:tc>
-          <w:tcPr/>
-          <w:p>
-            <w:pPr>
-              <w:pStyle w:val="Compact"/>
-              <w:jc w:val="left"/>
-            </w:pPr>
-            <w:r>
-              <w:t xml:space="preserve">m. noun</w:t>
-            </w:r>
-          </w:p>
-        </w:tc>
-        <w:tc>
-          <w:tcPr/>
-          <w:p>
-            <w:pPr>
-              <w:pStyle w:val="Compact"/>
-              <w:jc w:val="left"/>
-            </w:pPr>
-            <w:r>
-              <w:t xml:space="preserve">temple, palace</w:t>
-            </w:r>
-          </w:p>
-        </w:tc>
-        <w:tc>
-          <w:tcPr/>
-          <w:p>
-            <w:pPr>
-              <w:pStyle w:val="Compact"/>
-            </w:pPr>
-          </w:p>
-        </w:tc>
-      </w:tr>
-      <w:tr>
-        <w:tc>
-          <w:tcPr/>
-          <w:p>
-            <w:pPr>
-              <w:pStyle w:val="Compact"/>
-              <w:jc w:val="left"/>
-            </w:pPr>
-            <w:r>
-              <w:t xml:space="preserve">ܥܝܢܐ</w:t>
-            </w:r>
-          </w:p>
-        </w:tc>
-        <w:tc>
-          <w:tcPr/>
-          <w:p>
-            <w:pPr>
-              <w:pStyle w:val="Compact"/>
-              <w:jc w:val="left"/>
-            </w:pPr>
-            <w:r>
-              <w:t xml:space="preserve">ʿaynā</w:t>
-            </w:r>
-          </w:p>
-        </w:tc>
-        <w:tc>
-          <w:tcPr/>
-          <w:p>
-            <w:pPr>
-              <w:pStyle w:val="Compact"/>
-              <w:jc w:val="left"/>
-            </w:pPr>
-            <w:r>
-              <w:t xml:space="preserve">f. noun</w:t>
-            </w:r>
-          </w:p>
-        </w:tc>
-        <w:tc>
-          <w:tcPr/>
-          <w:p>
-            <w:pPr>
-              <w:pStyle w:val="Compact"/>
-              <w:jc w:val="left"/>
-            </w:pPr>
-            <w:r>
-              <w:t xml:space="preserve">eye</w:t>
-            </w:r>
-          </w:p>
-        </w:tc>
-        <w:tc>
-          <w:tcPr/>
-          <w:p>
-            <w:pPr>
-              <w:pStyle w:val="Compact"/>
-            </w:pPr>
-          </w:p>
-        </w:tc>
-      </w:tr>
-      <w:tr>
-        <w:tc>
-          <w:tcPr/>
-          <w:p>
-            <w:pPr>
-              <w:pStyle w:val="Compact"/>
-              <w:jc w:val="left"/>
-            </w:pPr>
-            <w:r>
-              <w:t xml:space="preserve">ܦܘܡܐ</w:t>
-            </w:r>
-          </w:p>
-        </w:tc>
-        <w:tc>
-          <w:tcPr/>
-          <w:p>
-            <w:pPr>
-              <w:pStyle w:val="Compact"/>
-              <w:jc w:val="left"/>
-            </w:pPr>
-            <w:r>
-              <w:t xml:space="preserve">pūmā</w:t>
-            </w:r>
-          </w:p>
-        </w:tc>
-        <w:tc>
-          <w:tcPr/>
-          <w:p>
-            <w:pPr>
-              <w:pStyle w:val="Compact"/>
-              <w:jc w:val="left"/>
-            </w:pPr>
-            <w:r>
-              <w:t xml:space="preserve">m. noun</w:t>
-            </w:r>
-          </w:p>
-        </w:tc>
-        <w:tc>
-          <w:tcPr/>
-          <w:p>
-            <w:pPr>
-              <w:pStyle w:val="Compact"/>
-              <w:jc w:val="left"/>
-            </w:pPr>
-            <w:r>
-              <w:t xml:space="preserve">mouth</w:t>
-            </w:r>
-          </w:p>
-        </w:tc>
-        <w:tc>
-          <w:tcPr/>
-          <w:p>
-            <w:pPr>
-              <w:pStyle w:val="Compact"/>
-            </w:pPr>
-          </w:p>
-        </w:tc>
-      </w:tr>
-      <w:tr>
-        <w:tc>
-          <w:tcPr/>
-          <w:p>
-            <w:pPr>
-              <w:pStyle w:val="Compact"/>
-              <w:jc w:val="left"/>
-            </w:pPr>
-            <w:r>
-              <w:t xml:space="preserve">ܕܝܢܐ</w:t>
-            </w:r>
-          </w:p>
-        </w:tc>
-        <w:tc>
-          <w:tcPr/>
-          <w:p>
-            <w:pPr>
-              <w:pStyle w:val="Compact"/>
-              <w:jc w:val="left"/>
-            </w:pPr>
-            <w:r>
-              <w:t xml:space="preserve">dīnā</w:t>
-            </w:r>
-          </w:p>
-        </w:tc>
-        <w:tc>
-          <w:tcPr/>
-          <w:p>
-            <w:pPr>
-              <w:pStyle w:val="Compact"/>
-              <w:jc w:val="left"/>
-            </w:pPr>
-            <w:r>
-              <w:t xml:space="preserve">m. noun</w:t>
-            </w:r>
-          </w:p>
-        </w:tc>
-        <w:tc>
-          <w:tcPr/>
-          <w:p>
-            <w:pPr>
-              <w:pStyle w:val="Compact"/>
-              <w:jc w:val="left"/>
-            </w:pPr>
-            <w:r>
-              <w:t xml:space="preserve">judgment</w:t>
-            </w:r>
-          </w:p>
-        </w:tc>
-        <w:tc>
-          <w:tcPr/>
-          <w:p>
-            <w:pPr>
-              <w:pStyle w:val="Compact"/>
-            </w:pPr>
-          </w:p>
-        </w:tc>
-      </w:tr>
-      <w:tr>
-        <w:tc>
-          <w:tcPr/>
-          <w:p>
-            <w:pPr>
-              <w:pStyle w:val="Compact"/>
-              <w:jc w:val="left"/>
-            </w:pPr>
-            <w:r>
               <w:t xml:space="preserve">ܣܦܘܬܐ</w:t>
             </w:r>
           </w:p>
@@ -8699,7 +6743,11 @@
     <w:bookmarkEnd w:id="30"/>
     <w:bookmarkEnd w:id="31"/>
     <w:bookmarkEnd w:id="32"/>
-    <w:sectPr/>
+    <w:sectPr>
+      <w:footnotePr>
+        <w:numRestart w:val="eachSect"/>
+      </w:footnotePr>
+    </w:sectPr>
   </w:body>
 </w:document>
 </file>
@@ -8737,7 +6785,7 @@
       <w:lvlText w:val=" "/>
       <w:lvlJc w:val="left"/>
       <w:pPr>
-        <w:ind w:left="720" w:hanging="480"/>
+        <w:ind w:left="720" w:hanging="360"/>
       </w:pPr>
     </w:lvl>
     <w:lvl w:ilvl="1">
@@ -8745,7 +6793,7 @@
       <w:lvlText w:val=" "/>
       <w:lvlJc w:val="left"/>
       <w:pPr>
-        <w:ind w:left="1440" w:hanging="480"/>
+        <w:ind w:left="1440" w:hanging="360"/>
       </w:pPr>
     </w:lvl>
     <w:lvl w:ilvl="2">
@@ -8753,7 +6801,7 @@
       <w:lvlText w:val=" "/>
       <w:lvlJc w:val="left"/>
       <w:pPr>
-        <w:ind w:left="2160" w:hanging="480"/>
+        <w:ind w:left="2160" w:hanging="360"/>
       </w:pPr>
     </w:lvl>
     <w:lvl w:ilvl="3">
@@ -8761,7 +6809,7 @@
       <w:lvlText w:val=" "/>
       <w:lvlJc w:val="left"/>
       <w:pPr>
-        <w:ind w:left="2880" w:hanging="480"/>
+        <w:ind w:left="2880" w:hanging="360"/>
       </w:pPr>
     </w:lvl>
     <w:lvl w:ilvl="4">
@@ -8769,7 +6817,7 @@
       <w:lvlText w:val=" "/>
       <w:lvlJc w:val="left"/>
       <w:pPr>
-        <w:ind w:left="3600" w:hanging="480"/>
+        <w:ind w:left="3600" w:hanging="360"/>
       </w:pPr>
     </w:lvl>
     <w:lvl w:ilvl="5">
@@ -8777,7 +6825,7 @@
       <w:lvlText w:val=" "/>
       <w:lvlJc w:val="left"/>
       <w:pPr>
-        <w:ind w:left="4320" w:hanging="480"/>
+        <w:ind w:left="4320" w:hanging="360"/>
       </w:pPr>
     </w:lvl>
     <w:lvl w:ilvl="6">
@@ -8785,7 +6833,7 @@
       <w:lvlText w:val=" "/>
       <w:lvlJc w:val="left"/>
       <w:pPr>
-        <w:ind w:left="5040" w:hanging="480"/>
+        <w:ind w:left="5040" w:hanging="360"/>
       </w:pPr>
     </w:lvl>
     <w:lvl w:ilvl="7">
@@ -8793,7 +6841,7 @@
       <w:lvlText w:val=" "/>
       <w:lvlJc w:val="left"/>
       <w:pPr>
-        <w:ind w:left="5760" w:hanging="480"/>
+        <w:ind w:left="5760" w:hanging="360"/>
       </w:pPr>
     </w:lvl>
     <w:lvl w:ilvl="8">
@@ -8801,7 +6849,7 @@
       <w:lvlText w:val=" "/>
       <w:lvlJc w:val="left"/>
       <w:pPr>
-        <w:ind w:left="6480" w:hanging="480"/>
+        <w:ind w:left="6480" w:hanging="360"/>
       </w:pPr>
     </w:lvl>
   </w:abstractNum>
@@ -8814,7 +6862,7 @@
       <w:lvlText w:val="%1."/>
       <w:lvlJc w:val="left"/>
       <w:pPr>
-        <w:ind w:left="720" w:hanging="480"/>
+        <w:ind w:left="720" w:hanging="360"/>
       </w:pPr>
     </w:lvl>
     <w:lvl w:ilvl="1">
@@ -8823,7 +6871,7 @@
       <w:lvlText w:val="%2."/>
       <w:lvlJc w:val="left"/>
       <w:pPr>
-        <w:ind w:left="1440" w:hanging="480"/>
+        <w:ind w:left="1440" w:hanging="360"/>
       </w:pPr>
     </w:lvl>
     <w:lvl w:ilvl="2">
@@ -8832,7 +6880,7 @@
       <w:lvlText w:val="%3."/>
       <w:lvlJc w:val="left"/>
       <w:pPr>
-        <w:ind w:left="2160" w:hanging="480"/>
+        <w:ind w:left="2160" w:hanging="360"/>
       </w:pPr>
     </w:lvl>
     <w:lvl w:ilvl="3">
@@ -8841,7 +6889,7 @@
       <w:lvlText w:val="%4."/>
       <w:lvlJc w:val="left"/>
       <w:pPr>
-        <w:ind w:left="2880" w:hanging="480"/>
+        <w:ind w:left="2880" w:hanging="360"/>
       </w:pPr>
     </w:lvl>
     <w:lvl w:ilvl="4">
@@ -8850,7 +6898,7 @@
       <w:lvlText w:val="%5."/>
       <w:lvlJc w:val="left"/>
       <w:pPr>
-        <w:ind w:left="3600" w:hanging="480"/>
+        <w:ind w:left="3600" w:hanging="360"/>
       </w:pPr>
     </w:lvl>
     <w:lvl w:ilvl="5">
@@ -8859,7 +6907,7 @@
       <w:lvlText w:val="%6."/>
       <w:lvlJc w:val="left"/>
       <w:pPr>
-        <w:ind w:left="4320" w:hanging="480"/>
+        <w:ind w:left="4320" w:hanging="360"/>
       </w:pPr>
     </w:lvl>
     <w:lvl w:ilvl="6">
@@ -8868,7 +6916,7 @@
       <w:lvlText w:val="%7."/>
       <w:lvlJc w:val="left"/>
       <w:pPr>
-        <w:ind w:left="5040" w:hanging="480"/>
+        <w:ind w:left="5040" w:hanging="360"/>
       </w:pPr>
     </w:lvl>
     <w:lvl w:ilvl="7">
@@ -8877,7 +6925,7 @@
       <w:lvlText w:val="%8."/>
       <w:lvlJc w:val="left"/>
       <w:pPr>
-        <w:ind w:left="5760" w:hanging="480"/>
+        <w:ind w:left="5760" w:hanging="360"/>
       </w:pPr>
     </w:lvl>
     <w:lvl w:ilvl="8">
@@ -8886,7 +6934,7 @@
       <w:lvlText w:val="%9."/>
       <w:lvlJc w:val="left"/>
       <w:pPr>
-        <w:ind w:left="6480" w:hanging="480"/>
+        <w:ind w:left="6480" w:hanging="360"/>
       </w:pPr>
     </w:lvl>
   </w:abstractNum>
@@ -8895,75 +6943,102 @@
     <w:multiLevelType w:val="multilevel"/>
     <w:lvl w:ilvl="0">
       <w:numFmt w:val="bullet"/>
-      <w:lvlText w:val="•"/>
+      <w:lvlText w:val=""/>
       <w:lvlJc w:val="left"/>
       <w:pPr>
-        <w:ind w:left="720" w:hanging="480"/>
-      </w:pPr>
+        <w:ind w:left="720" w:hanging="360"/>
+      </w:pPr>
+      <w:rPr>
+        <w:rFonts w:ascii="Symbol" w:hAnsi="Symbol" w:cs="Symbol" w:hint="default"/>
+      </w:rPr>
     </w:lvl>
     <w:lvl w:ilvl="1">
       <w:numFmt w:val="bullet"/>
-      <w:lvlText w:val="–"/>
+      <w:lvlText w:val="o"/>
       <w:lvlJc w:val="left"/>
       <w:pPr>
-        <w:ind w:left="1440" w:hanging="480"/>
-      </w:pPr>
+        <w:ind w:left="1440" w:hanging="360"/>
+      </w:pPr>
+      <w:rPr>
+        <w:rFonts w:ascii="Courier New" w:hAnsi="Courier New" w:cs="Courier New" w:hint="default"/>
+      </w:rPr>
     </w:lvl>
     <w:lvl w:ilvl="2">
       <w:numFmt w:val="bullet"/>
-      <w:lvlText w:val="•"/>
+      <w:lvlText w:val=""/>
       <w:lvlJc w:val="left"/>
       <w:pPr>
-        <w:ind w:left="2160" w:hanging="480"/>
-      </w:pPr>
+        <w:ind w:left="2160" w:hanging="360"/>
+      </w:pPr>
+      <w:rPr>
+        <w:rFonts w:ascii="Wingdings" w:hAnsi="Wingdings" w:cs="Wingdings" w:hint="default"/>
+      </w:rPr>
     </w:lvl>
     <w:lvl w:ilvl="3">
       <w:numFmt w:val="bullet"/>
-      <w:lvlText w:val="–"/>
+      <w:lvlText w:val=""/>
       <w:lvlJc w:val="left"/>
       <w:pPr>
-        <w:ind w:left="2880" w:hanging="480"/>
-      </w:pPr>
+        <w:ind w:left="2880" w:hanging="360"/>
+      </w:pPr>
+      <w:rPr>
+        <w:rFonts w:ascii="Symbol" w:hAnsi="Symbol" w:cs="Symbol" w:hint="default"/>
+      </w:rPr>
     </w:lvl>
     <w:lvl w:ilvl="4">
       <w:numFmt w:val="bullet"/>
-      <w:lvlText w:val="•"/>
+      <w:lvlText w:val="o"/>
       <w:lvlJc w:val="left"/>
       <w:pPr>
-        <w:ind w:left="3600" w:hanging="480"/>
-      </w:pPr>
+        <w:ind w:left="3600" w:hanging="360"/>
+      </w:pPr>
+      <w:rPr>
+        <w:rFonts w:ascii="Courier New" w:hAnsi="Courier New" w:cs="Courier New" w:hint="default"/>
+      </w:rPr>
     </w:lvl>
     <w:lvl w:ilvl="5">
       <w:numFmt w:val="bullet"/>
-      <w:lvlText w:val="–"/>
+      <w:lvlText w:val=""/>
       <w:lvlJc w:val="left"/>
       <w:pPr>
-        <w:ind w:left="4320" w:hanging="480"/>
-      </w:pPr>
+        <w:ind w:left="4320" w:hanging="360"/>
+      </w:pPr>
+      <w:rPr>
+        <w:rFonts w:ascii="Wingdings" w:hAnsi="Wingdings" w:cs="Wingdings" w:hint="default"/>
+      </w:rPr>
     </w:lvl>
     <w:lvl w:ilvl="6">
       <w:numFmt w:val="bullet"/>
-      <w:lvlText w:val="•"/>
+      <w:lvlText w:val=""/>
       <w:lvlJc w:val="left"/>
       <w:pPr>
-        <w:ind w:left="5040" w:hanging="480"/>
-      </w:pPr>
+        <w:ind w:left="5040" w:hanging="360"/>
+      </w:pPr>
+      <w:rPr>
+        <w:rFonts w:ascii="Symbol" w:hAnsi="Symbol" w:cs="Symbol" w:hint="default"/>
+      </w:rPr>
     </w:lvl>
     <w:lvl w:ilvl="7">
       <w:numFmt w:val="bullet"/>
-      <w:lvlText w:val="–"/>
+      <w:lvlText w:val="o"/>
       <w:lvlJc w:val="left"/>
       <w:pPr>
-        <w:ind w:left="5760" w:hanging="480"/>
-      </w:pPr>
+        <w:ind w:left="5760" w:hanging="360"/>
+      </w:pPr>
+      <w:rPr>
+        <w:rFonts w:ascii="Courier New" w:hAnsi="Courier New" w:cs="Courier New" w:hint="default"/>
+      </w:rPr>
     </w:lvl>
     <w:lvl w:ilvl="8">
       <w:numFmt w:val="bullet"/>
-      <w:lvlText w:val="•"/>
+      <w:lvlText w:val=""/>
       <w:lvlJc w:val="left"/>
       <w:pPr>
-        <w:ind w:left="6480" w:hanging="480"/>
-      </w:pPr>
+        <w:ind w:left="6480" w:hanging="360"/>
+      </w:pPr>
+      <w:rPr>
+        <w:rFonts w:ascii="Wingdings" w:hAnsi="Wingdings" w:cs="Wingdings" w:hint="default"/>
+      </w:rPr>
     </w:lvl>
   </w:abstractNum>
   <w:num w:numId="1000">
@@ -9393,57 +7468,94 @@
     <w:name w:val="Title"/>
     <w:basedOn w:val="Normal"/>
     <w:next w:val="BodyText"/>
+    <w:link w:val="TitleChar"/>
+    <w:uiPriority w:val="10"/>
     <w:qFormat/>
+    <w:rsid w:val="00A10FD9"/>
     <w:pPr>
-      <w:keepNext/>
-      <w:keepLines/>
-      <w:spacing w:after="240" w:before="480"/>
+      <w:spacing w:after="80" w:line="240" w:lineRule="auto"/>
+      <w:contextualSpacing/>
       <w:jc w:val="center"/>
     </w:pPr>
     <w:rPr>
       <w:rFonts w:asciiTheme="majorHAnsi" w:cstheme="majorBidi" w:eastAsiaTheme="majorEastAsia" w:hAnsiTheme="majorHAnsi"/>
-      <w:b/>
-      <w:bCs/>
-      <w:color w:themeColor="accent1" w:themeShade="B5" w:val="345A8A"/>
-      <w:sz w:val="36"/>
-      <w:szCs w:val="36"/>
+      <w:sz w:val="56"/>
+      <w:szCs w:val="56"/>
+    </w:rPr>
+  </w:style>
+  <w:style w:customStyle="1" w:styleId="TitleChar" w:type="character">
+    <w:name w:val="Title Char"/>
+    <w:basedOn w:val="DefaultParagraphFont"/>
+    <w:link w:val="Title"/>
+    <w:uiPriority w:val="10"/>
+    <w:rsid w:val="00A10FD9"/>
+    <w:rPr>
+      <w:rFonts w:asciiTheme="majorHAnsi" w:cstheme="majorBidi" w:eastAsiaTheme="majorEastAsia" w:hAnsiTheme="majorHAnsi"/>
+      <w:sz w:val="56"/>
+      <w:szCs w:val="56"/>
     </w:rPr>
   </w:style>
   <w:style w:styleId="Subtitle" w:type="paragraph">
     <w:name w:val="Subtitle"/>
     <w:basedOn w:val="Title"/>
     <w:next w:val="BodyText"/>
+    <w:link w:val="SubtitleChar"/>
+    <w:uiPriority w:val="11"/>
     <w:qFormat/>
+    <w:rsid w:val="00A10FD9"/>
     <w:pPr>
-      <w:keepNext/>
-      <w:keepLines/>
-      <w:spacing w:after="240" w:before="240"/>
-      <w:jc w:val="center"/>
+      <w:numPr>
+        <w:ilvl w:val="1"/>
+      </w:numPr>
     </w:pPr>
     <w:rPr>
-      <w:sz w:val="30"/>
-      <w:szCs w:val="30"/>
+      <w:rFonts w:cstheme="majorBidi" w:eastAsiaTheme="majorEastAsia"/>
+      <w:spacing w:val="15"/>
+      <w:sz w:val="28"/>
+      <w:szCs w:val="28"/>
+    </w:rPr>
+  </w:style>
+  <w:style w:customStyle="1" w:styleId="SubtitleChar" w:type="character">
+    <w:name w:val="Subtitle Char"/>
+    <w:basedOn w:val="DefaultParagraphFont"/>
+    <w:link w:val="Subtitle"/>
+    <w:uiPriority w:val="11"/>
+    <w:rsid w:val="00A10FD9"/>
+    <w:rPr>
+      <w:rFonts w:cstheme="majorBidi" w:eastAsiaTheme="majorEastAsia"/>
+      <w:color w:themeColor="text1" w:themeTint="A6" w:val="595959"/>
+      <w:spacing w:val="15"/>
+      <w:sz w:val="28"/>
+      <w:szCs w:val="28"/>
     </w:rPr>
   </w:style>
   <w:style w:customStyle="1" w:styleId="Author" w:type="paragraph">
     <w:name w:val="Author"/>
+    <w:basedOn w:val="Title"/>
     <w:next w:val="BodyText"/>
     <w:qFormat/>
     <w:pPr>
       <w:keepNext/>
       <w:keepLines/>
-      <w:jc w:val="center"/>
     </w:pPr>
+    <w:rPr>
+      <w:sz w:val="24"/>
+      <w:szCs w:val="24"/>
+    </w:rPr>
   </w:style>
   <w:style w:styleId="Date" w:type="paragraph">
     <w:name w:val="Date"/>
+    <w:basedOn w:val="Title"/>
     <w:next w:val="BodyText"/>
     <w:qFormat/>
     <w:pPr>
       <w:keepNext/>
       <w:keepLines/>
-      <w:jc w:val="center"/>
     </w:pPr>
+    <w:rPr>
+      <w:sz w:val="24"/>
+      <w:szCs w:val="24"/>
+    </w:rPr>
   </w:style>
   <w:style w:customStyle="1" w:styleId="AbstractTitle" w:type="paragraph">
     <w:name w:val="Abstract Title"/>
@@ -9458,7 +7570,6 @@
     </w:pPr>
     <w:rPr>
       <w:b/>
-      <w:color w:val="345A8A"/>
       <w:sz w:val="20"/>
       <w:szCs w:val="20"/>
     </w:rPr>
@@ -9487,191 +7598,321 @@
     <w:rPr/>
   </w:style>
   <w:style w:styleId="Heading1" w:type="paragraph">
-    <w:name w:val="Heading 1"/>
+    <w:name w:val="heading 1"/>
     <w:basedOn w:val="Normal"/>
     <w:next w:val="BodyText"/>
+    <w:link w:val="Heading1Char"/>
     <w:uiPriority w:val="9"/>
     <w:qFormat/>
+    <w:rsid w:val="00A10FD9"/>
     <w:pPr>
       <w:keepNext/>
       <w:keepLines/>
-      <w:spacing w:after="0" w:before="480"/>
+      <w:spacing w:after="80" w:before="360"/>
       <w:outlineLvl w:val="0"/>
     </w:pPr>
     <w:rPr>
       <w:rFonts w:asciiTheme="majorHAnsi" w:cstheme="majorBidi" w:eastAsiaTheme="majorEastAsia" w:hAnsiTheme="majorHAnsi"/>
-      <w:b/>
-      <w:bCs/>
-      <w:color w:themeColor="accent1" w:val="4F81BD"/>
+      <w:color w:themeColor="accent1" w:themeShade="BF" w:val="0F4761"/>
+      <w:sz w:val="40"/>
+      <w:szCs w:val="40"/>
+    </w:rPr>
+  </w:style>
+  <w:style w:styleId="Heading2" w:type="paragraph">
+    <w:name w:val="heading 2"/>
+    <w:basedOn w:val="Normal"/>
+    <w:next w:val="BodyText"/>
+    <w:link w:val="Heading2Char"/>
+    <w:uiPriority w:val="9"/>
+    <w:semiHidden/>
+    <w:unhideWhenUsed/>
+    <w:qFormat/>
+    <w:rsid w:val="00A10FD9"/>
+    <w:pPr>
+      <w:keepNext/>
+      <w:keepLines/>
+      <w:spacing w:after="80" w:before="160"/>
+      <w:outlineLvl w:val="1"/>
+    </w:pPr>
+    <w:rPr>
+      <w:rFonts w:asciiTheme="majorHAnsi" w:cstheme="majorBidi" w:eastAsiaTheme="majorEastAsia" w:hAnsiTheme="majorHAnsi"/>
+      <w:color w:themeColor="accent1" w:themeShade="BF" w:val="0F4761"/>
       <w:sz w:val="32"/>
       <w:szCs w:val="32"/>
     </w:rPr>
   </w:style>
-  <w:style w:styleId="Heading2" w:type="paragraph">
-    <w:name w:val="Heading 2"/>
+  <w:style w:styleId="Heading3" w:type="paragraph">
+    <w:name w:val="heading 3"/>
     <w:basedOn w:val="Normal"/>
     <w:next w:val="BodyText"/>
+    <w:link w:val="Heading3Char"/>
     <w:uiPriority w:val="9"/>
+    <w:semiHidden/>
     <w:unhideWhenUsed/>
     <w:qFormat/>
+    <w:rsid w:val="00A10FD9"/>
     <w:pPr>
       <w:keepNext/>
       <w:keepLines/>
-      <w:spacing w:after="0" w:before="200"/>
-      <w:outlineLvl w:val="1"/>
+      <w:spacing w:after="80" w:before="160"/>
+      <w:outlineLvl w:val="2"/>
     </w:pPr>
     <w:rPr>
-      <w:rFonts w:asciiTheme="majorHAnsi" w:cstheme="majorBidi" w:eastAsiaTheme="majorEastAsia" w:hAnsiTheme="majorHAnsi"/>
-      <w:b/>
-      <w:bCs/>
-      <w:color w:themeColor="accent1" w:val="4F81BD"/>
+      <w:rFonts w:cstheme="majorBidi" w:eastAsiaTheme="majorEastAsia"/>
+      <w:color w:themeColor="accent1" w:themeShade="BF" w:val="0F4761"/>
       <w:sz w:val="28"/>
       <w:szCs w:val="28"/>
     </w:rPr>
   </w:style>
-  <w:style w:styleId="Heading3" w:type="paragraph">
-    <w:name w:val="Heading 3"/>
+  <w:style w:styleId="Heading4" w:type="paragraph">
+    <w:name w:val="heading 4"/>
     <w:basedOn w:val="Normal"/>
     <w:next w:val="BodyText"/>
+    <w:link w:val="Heading4Char"/>
     <w:uiPriority w:val="9"/>
+    <w:semiHidden/>
     <w:unhideWhenUsed/>
     <w:qFormat/>
+    <w:rsid w:val="00A10FD9"/>
     <w:pPr>
       <w:keepNext/>
       <w:keepLines/>
-      <w:spacing w:after="0" w:before="200"/>
-      <w:outlineLvl w:val="2"/>
+      <w:spacing w:after="40" w:before="80"/>
+      <w:outlineLvl w:val="3"/>
     </w:pPr>
     <w:rPr>
-      <w:rFonts w:asciiTheme="majorHAnsi" w:cstheme="majorBidi" w:eastAsiaTheme="majorEastAsia" w:hAnsiTheme="majorHAnsi"/>
-      <w:b/>
-      <w:bCs/>
-      <w:color w:themeColor="accent1" w:val="4F81BD"/>
-      <w:sz w:val="24"/>
-      <w:szCs w:val="24"/>
+      <w:rFonts w:cstheme="majorBidi" w:eastAsiaTheme="majorEastAsia"/>
+      <w:i/>
+      <w:iCs/>
+      <w:color w:themeColor="accent1" w:themeShade="BF" w:val="0F4761"/>
     </w:rPr>
   </w:style>
-  <w:style w:styleId="Heading4" w:type="paragraph">
-    <w:name w:val="Heading 4"/>
+  <w:style w:styleId="Heading5" w:type="paragraph">
+    <w:name w:val="heading 5"/>
     <w:basedOn w:val="Normal"/>
     <w:next w:val="BodyText"/>
+    <w:link w:val="Heading5Char"/>
     <w:uiPriority w:val="9"/>
+    <w:semiHidden/>
     <w:unhideWhenUsed/>
     <w:qFormat/>
+    <w:rsid w:val="00A10FD9"/>
     <w:pPr>
       <w:keepNext/>
       <w:keepLines/>
-      <w:spacing w:after="0" w:before="200"/>
-      <w:outlineLvl w:val="3"/>
+      <w:spacing w:after="40" w:before="80"/>
+      <w:outlineLvl w:val="4"/>
     </w:pPr>
     <w:rPr>
-      <w:rFonts w:asciiTheme="majorHAnsi" w:cstheme="majorBidi" w:eastAsiaTheme="majorEastAsia" w:hAnsiTheme="majorHAnsi"/>
-      <w:bCs/>
-      <w:i/>
-      <w:color w:themeColor="accent1" w:val="4F81BD"/>
-      <w:sz w:val="24"/>
-      <w:szCs w:val="24"/>
+      <w:rFonts w:cstheme="majorBidi" w:eastAsiaTheme="majorEastAsia"/>
+      <w:color w:themeColor="accent1" w:themeShade="BF" w:val="0F4761"/>
     </w:rPr>
   </w:style>
-  <w:style w:styleId="Heading5" w:type="paragraph">
-    <w:name w:val="Heading 5"/>
+  <w:style w:styleId="Heading6" w:type="paragraph">
+    <w:name w:val="heading 6"/>
     <w:basedOn w:val="Normal"/>
     <w:next w:val="BodyText"/>
+    <w:link w:val="Heading6Char"/>
     <w:uiPriority w:val="9"/>
+    <w:semiHidden/>
     <w:unhideWhenUsed/>
     <w:qFormat/>
+    <w:rsid w:val="00A10FD9"/>
     <w:pPr>
       <w:keepNext/>
       <w:keepLines/>
-      <w:spacing w:after="0" w:before="200"/>
-      <w:outlineLvl w:val="4"/>
+      <w:spacing w:after="0" w:before="40"/>
+      <w:outlineLvl w:val="5"/>
     </w:pPr>
     <w:rPr>
-      <w:rFonts w:asciiTheme="majorHAnsi" w:cstheme="majorBidi" w:eastAsiaTheme="majorEastAsia" w:hAnsiTheme="majorHAnsi"/>
+      <w:rFonts w:cstheme="majorBidi" w:eastAsiaTheme="majorEastAsia"/>
+      <w:i/>
       <w:iCs/>
-      <w:color w:themeColor="accent1" w:val="4F81BD"/>
-      <w:sz w:val="24"/>
-      <w:szCs w:val="24"/>
+      <w:color w:themeColor="text1" w:themeTint="A6" w:val="595959"/>
     </w:rPr>
   </w:style>
-  <w:style w:styleId="Heading6" w:type="paragraph">
-    <w:name w:val="Heading 6"/>
+  <w:style w:styleId="Heading7" w:type="paragraph">
+    <w:name w:val="heading 7"/>
     <w:basedOn w:val="Normal"/>
     <w:next w:val="BodyText"/>
+    <w:link w:val="Heading7Char"/>
     <w:uiPriority w:val="9"/>
+    <w:semiHidden/>
     <w:unhideWhenUsed/>
     <w:qFormat/>
+    <w:rsid w:val="00A10FD9"/>
     <w:pPr>
       <w:keepNext/>
       <w:keepLines/>
-      <w:spacing w:after="0" w:before="200"/>
-      <w:outlineLvl w:val="5"/>
+      <w:spacing w:after="0" w:before="40"/>
+      <w:outlineLvl w:val="6"/>
     </w:pPr>
     <w:rPr>
-      <w:rFonts w:asciiTheme="majorHAnsi" w:cstheme="majorBidi" w:eastAsiaTheme="majorEastAsia" w:hAnsiTheme="majorHAnsi"/>
-      <w:color w:themeColor="accent1" w:val="4F81BD"/>
-      <w:sz w:val="24"/>
-      <w:szCs w:val="24"/>
+      <w:rFonts w:cstheme="majorBidi" w:eastAsiaTheme="majorEastAsia"/>
+      <w:color w:themeColor="text1" w:themeTint="A6" w:val="595959"/>
     </w:rPr>
   </w:style>
-  <w:style w:styleId="Heading7" w:type="paragraph">
-    <w:name w:val="Heading 7"/>
+  <w:style w:styleId="Heading8" w:type="paragraph">
+    <w:name w:val="heading 8"/>
     <w:basedOn w:val="Normal"/>
     <w:next w:val="BodyText"/>
+    <w:link w:val="Heading8Char"/>
     <w:uiPriority w:val="9"/>
+    <w:semiHidden/>
     <w:unhideWhenUsed/>
     <w:qFormat/>
+    <w:rsid w:val="00A10FD9"/>
     <w:pPr>
       <w:keepNext/>
       <w:keepLines/>
-      <w:spacing w:after="0" w:before="200"/>
-      <w:outlineLvl w:val="6"/>
+      <w:spacing w:after="0"/>
+      <w:outlineLvl w:val="7"/>
     </w:pPr>
     <w:rPr>
-      <w:rFonts w:asciiTheme="majorHAnsi" w:cstheme="majorBidi" w:eastAsiaTheme="majorEastAsia" w:hAnsiTheme="majorHAnsi"/>
-      <w:color w:themeColor="accent1" w:val="4F81BD"/>
-      <w:sz w:val="24"/>
-      <w:szCs w:val="24"/>
+      <w:rFonts w:cstheme="majorBidi" w:eastAsiaTheme="majorEastAsia"/>
+      <w:i/>
+      <w:iCs/>
+      <w:color w:themeColor="text1" w:themeTint="D8" w:val="272727"/>
     </w:rPr>
   </w:style>
-  <w:style w:styleId="Heading8" w:type="paragraph">
-    <w:name w:val="Heading 8"/>
+  <w:style w:styleId="Heading9" w:type="paragraph">
+    <w:name w:val="heading 9"/>
     <w:basedOn w:val="Normal"/>
     <w:next w:val="BodyText"/>
+    <w:link w:val="Heading9Char"/>
     <w:uiPriority w:val="9"/>
+    <w:semiHidden/>
     <w:unhideWhenUsed/>
     <w:qFormat/>
+    <w:rsid w:val="00A10FD9"/>
     <w:pPr>
       <w:keepNext/>
       <w:keepLines/>
-      <w:spacing w:after="0" w:before="200"/>
-      <w:outlineLvl w:val="7"/>
-    </w:pPr>
-    <w:rPr>
-      <w:rFonts w:asciiTheme="majorHAnsi" w:cstheme="majorBidi" w:eastAsiaTheme="majorEastAsia" w:hAnsiTheme="majorHAnsi"/>
-      <w:color w:themeColor="accent1" w:val="4F81BD"/>
-      <w:sz w:val="24"/>
-      <w:szCs w:val="24"/>
-    </w:rPr>
-  </w:style>
-  <w:style w:styleId="Heading9" w:type="paragraph">
-    <w:name w:val="Heading 9"/>
-    <w:basedOn w:val="Normal"/>
-    <w:next w:val="BodyText"/>
-    <w:uiPriority w:val="9"/>
-    <w:unhideWhenUsed/>
-    <w:qFormat/>
-    <w:pPr>
-      <w:keepNext/>
-      <w:keepLines/>
-      <w:spacing w:after="0" w:before="200"/>
+      <w:spacing w:after="0"/>
       <w:outlineLvl w:val="8"/>
     </w:pPr>
     <w:rPr>
+      <w:rFonts w:cstheme="majorBidi" w:eastAsiaTheme="majorEastAsia"/>
+      <w:color w:themeColor="text1" w:themeTint="D8" w:val="272727"/>
+    </w:rPr>
+  </w:style>
+  <w:style w:customStyle="1" w:styleId="Heading1Char" w:type="character">
+    <w:name w:val="Heading 1 Char"/>
+    <w:basedOn w:val="DefaultParagraphFont"/>
+    <w:link w:val="Heading1"/>
+    <w:uiPriority w:val="9"/>
+    <w:rsid w:val="00A10FD9"/>
+    <w:rPr>
       <w:rFonts w:asciiTheme="majorHAnsi" w:cstheme="majorBidi" w:eastAsiaTheme="majorEastAsia" w:hAnsiTheme="majorHAnsi"/>
-      <w:color w:themeColor="accent1" w:val="4F81BD"/>
-      <w:sz w:val="24"/>
-      <w:szCs w:val="24"/>
+      <w:color w:themeColor="accent1" w:themeShade="BF" w:val="0F4761"/>
+      <w:sz w:val="40"/>
+      <w:szCs w:val="40"/>
+    </w:rPr>
+  </w:style>
+  <w:style w:customStyle="1" w:styleId="Heading2Char" w:type="character">
+    <w:name w:val="Heading 2 Char"/>
+    <w:basedOn w:val="DefaultParagraphFont"/>
+    <w:link w:val="Heading2"/>
+    <w:uiPriority w:val="9"/>
+    <w:semiHidden/>
+    <w:rsid w:val="00A10FD9"/>
+    <w:rPr>
+      <w:rFonts w:asciiTheme="majorHAnsi" w:cstheme="majorBidi" w:eastAsiaTheme="majorEastAsia" w:hAnsiTheme="majorHAnsi"/>
+      <w:color w:themeColor="accent1" w:themeShade="BF" w:val="0F4761"/>
+      <w:sz w:val="32"/>
+      <w:szCs w:val="32"/>
+    </w:rPr>
+  </w:style>
+  <w:style w:customStyle="1" w:styleId="Heading3Char" w:type="character">
+    <w:name w:val="Heading 3 Char"/>
+    <w:basedOn w:val="DefaultParagraphFont"/>
+    <w:link w:val="Heading3"/>
+    <w:uiPriority w:val="9"/>
+    <w:semiHidden/>
+    <w:rsid w:val="00A10FD9"/>
+    <w:rPr>
+      <w:rFonts w:cstheme="majorBidi" w:eastAsiaTheme="majorEastAsia"/>
+      <w:color w:themeColor="accent1" w:themeShade="BF" w:val="0F4761"/>
+      <w:sz w:val="28"/>
+      <w:szCs w:val="28"/>
+    </w:rPr>
+  </w:style>
+  <w:style w:customStyle="1" w:styleId="Heading4Char" w:type="character">
+    <w:name w:val="Heading 4 Char"/>
+    <w:basedOn w:val="DefaultParagraphFont"/>
+    <w:link w:val="Heading4"/>
+    <w:uiPriority w:val="9"/>
+    <w:semiHidden/>
+    <w:rsid w:val="00A10FD9"/>
+    <w:rPr>
+      <w:rFonts w:cstheme="majorBidi" w:eastAsiaTheme="majorEastAsia"/>
+      <w:i/>
+      <w:iCs/>
+      <w:color w:themeColor="accent1" w:themeShade="BF" w:val="0F4761"/>
+    </w:rPr>
+  </w:style>
+  <w:style w:customStyle="1" w:styleId="Heading5Char" w:type="character">
+    <w:name w:val="Heading 5 Char"/>
+    <w:basedOn w:val="DefaultParagraphFont"/>
+    <w:link w:val="Heading5"/>
+    <w:uiPriority w:val="9"/>
+    <w:semiHidden/>
+    <w:rsid w:val="00A10FD9"/>
+    <w:rPr>
+      <w:rFonts w:cstheme="majorBidi" w:eastAsiaTheme="majorEastAsia"/>
+      <w:color w:themeColor="accent1" w:themeShade="BF" w:val="0F4761"/>
+    </w:rPr>
+  </w:style>
+  <w:style w:customStyle="1" w:styleId="Heading6Char" w:type="character">
+    <w:name w:val="Heading 6 Char"/>
+    <w:basedOn w:val="DefaultParagraphFont"/>
+    <w:link w:val="Heading6"/>
+    <w:uiPriority w:val="9"/>
+    <w:semiHidden/>
+    <w:rsid w:val="00A10FD9"/>
+    <w:rPr>
+      <w:rFonts w:cstheme="majorBidi" w:eastAsiaTheme="majorEastAsia"/>
+      <w:i/>
+      <w:iCs/>
+      <w:color w:themeColor="text1" w:themeTint="A6" w:val="595959"/>
+    </w:rPr>
+  </w:style>
+  <w:style w:customStyle="1" w:styleId="Heading7Char" w:type="character">
+    <w:name w:val="Heading 7 Char"/>
+    <w:basedOn w:val="DefaultParagraphFont"/>
+    <w:link w:val="Heading7"/>
+    <w:uiPriority w:val="9"/>
+    <w:semiHidden/>
+    <w:rsid w:val="00A10FD9"/>
+    <w:rPr>
+      <w:rFonts w:cstheme="majorBidi" w:eastAsiaTheme="majorEastAsia"/>
+      <w:color w:themeColor="text1" w:themeTint="A6" w:val="595959"/>
+    </w:rPr>
+  </w:style>
+  <w:style w:customStyle="1" w:styleId="Heading8Char" w:type="character">
+    <w:name w:val="Heading 8 Char"/>
+    <w:basedOn w:val="DefaultParagraphFont"/>
+    <w:link w:val="Heading8"/>
+    <w:uiPriority w:val="9"/>
+    <w:semiHidden/>
+    <w:rsid w:val="00A10FD9"/>
+    <w:rPr>
+      <w:rFonts w:cstheme="majorBidi" w:eastAsiaTheme="majorEastAsia"/>
+      <w:i/>
+      <w:iCs/>
+      <w:color w:themeColor="text1" w:themeTint="D8" w:val="272727"/>
+    </w:rPr>
+  </w:style>
+  <w:style w:customStyle="1" w:styleId="Heading9Char" w:type="character">
+    <w:name w:val="Heading 9 Char"/>
+    <w:basedOn w:val="DefaultParagraphFont"/>
+    <w:link w:val="Heading9"/>
+    <w:uiPriority w:val="9"/>
+    <w:semiHidden/>
+    <w:rsid w:val="00A10FD9"/>
+    <w:rPr>
+      <w:rFonts w:cstheme="majorBidi" w:eastAsiaTheme="majorEastAsia"/>
+      <w:color w:themeColor="text1" w:themeTint="D8" w:val="272727"/>
     </w:rPr>
   </w:style>
   <w:style w:styleId="BlockText" w:type="paragraph">
@@ -9696,8 +7937,8 @@
   </w:style>
   <w:style w:styleId="FootnoteBlockText" w:type="paragraph">
     <w:name w:val="Footnote Block Text"/>
-    <w:basedOn w:val="Footnote Text"/>
-    <w:next w:val="Footnote Text"/>
+    <w:basedOn w:val="FootnoteText"/>
+    <w:next w:val="FootnoteText"/>
     <w:uiPriority w:val="9"/>
     <w:unhideWhenUsed/>
     <w:qFormat/>
@@ -10089,44 +8330,44 @@
         <a:sysClr val="window" lastClr="FFFFFF"/>
       </a:lt1>
       <a:dk2>
-        <a:srgbClr val="1F497D"/>
+        <a:srgbClr val="0E2841"/>
       </a:dk2>
       <a:lt2>
-        <a:srgbClr val="EEECE1"/>
+        <a:srgbClr val="E8E8E8"/>
       </a:lt2>
       <a:accent1>
-        <a:srgbClr val="4F81BD"/>
+        <a:srgbClr val="156082"/>
       </a:accent1>
       <a:accent2>
-        <a:srgbClr val="C0504D"/>
+        <a:srgbClr val="E97132"/>
       </a:accent2>
       <a:accent3>
-        <a:srgbClr val="9BBB59"/>
+        <a:srgbClr val="196B24"/>
       </a:accent3>
       <a:accent4>
-        <a:srgbClr val="8064A2"/>
+        <a:srgbClr val="0F9ED5"/>
       </a:accent4>
       <a:accent5>
-        <a:srgbClr val="4BACC6"/>
+        <a:srgbClr val="A02B93"/>
       </a:accent5>
       <a:accent6>
-        <a:srgbClr val="F79646"/>
+        <a:srgbClr val="4EA72E"/>
       </a:accent6>
       <a:hlink>
-        <a:srgbClr val="0000FF"/>
+        <a:srgbClr val="467886"/>
       </a:hlink>
       <a:folHlink>
-        <a:srgbClr val="800080"/>
+        <a:srgbClr val="96607D"/>
       </a:folHlink>
     </a:clrScheme>
     <a:fontScheme name="Office">
       <a:majorFont>
-        <a:latin typeface="Calibri"/>
+        <a:latin typeface="Aptos Display" panose="02110004020202020204"/>
         <a:ea typeface=""/>
         <a:cs typeface=""/>
-        <a:font script="Jpan" typeface="ＭＳ ゴシック"/>
+        <a:font script="Jpan" typeface="游ゴシック Light"/>
         <a:font script="Hang" typeface="맑은 고딕"/>
-        <a:font script="Hans" typeface="宋体"/>
+        <a:font script="Hans" typeface="等线 Light"/>
         <a:font script="Hant" typeface="新細明體"/>
         <a:font script="Arab" typeface="Times New Roman"/>
         <a:font script="Hebr" typeface="Times New Roman"/>
@@ -10153,14 +8394,32 @@
         <a:font script="Mong" typeface="Mongolian Baiti"/>
         <a:font script="Viet" typeface="Times New Roman"/>
         <a:font script="Uigh" typeface="Microsoft Uighur"/>
+        <a:font script="Geor" typeface="Sylfaen"/>
+        <a:font script="Armn" typeface="Arial"/>
+        <a:font script="Bugi" typeface="Leelawadee UI"/>
+        <a:font script="Bopo" typeface="Microsoft JhengHei"/>
+        <a:font script="Java" typeface="Javanese Text"/>
+        <a:font script="Lisu" typeface="Segoe UI"/>
+        <a:font script="Mymr" typeface="Myanmar Text"/>
+        <a:font script="Nkoo" typeface="Ebrima"/>
+        <a:font script="Olck" typeface="Nirmala UI"/>
+        <a:font script="Osma" typeface="Ebrima"/>
+        <a:font script="Phag" typeface="Phagspa"/>
+        <a:font script="Syrn" typeface="Estrangelo Edessa"/>
+        <a:font script="Syrj" typeface="Estrangelo Edessa"/>
+        <a:font script="Syre" typeface="Estrangelo Edessa"/>
+        <a:font script="Sora" typeface="Nirmala UI"/>
+        <a:font script="Tale" typeface="Microsoft Tai Le"/>
+        <a:font script="Talu" typeface="Microsoft New Tai Lue"/>
+        <a:font script="Tfng" typeface="Ebrima"/>
       </a:majorFont>
       <a:minorFont>
-        <a:latin typeface="Cambria"/>
+        <a:latin typeface="Aptos" panose="02110004020202020204"/>
         <a:ea typeface=""/>
         <a:cs typeface=""/>
-        <a:font script="Jpan" typeface="ＭＳ 明朝"/>
+        <a:font script="Jpan" typeface="游明朝"/>
         <a:font script="Hang" typeface="맑은 고딕"/>
-        <a:font script="Hans" typeface="宋体"/>
+        <a:font script="Hans" typeface="等线"/>
         <a:font script="Hant" typeface="新細明體"/>
         <a:font script="Arab" typeface="Arial"/>
         <a:font script="Hebr" typeface="Arial"/>
@@ -10187,6 +8446,24 @@
         <a:font script="Mong" typeface="Mongolian Baiti"/>
         <a:font script="Viet" typeface="Arial"/>
         <a:font script="Uigh" typeface="Microsoft Uighur"/>
+        <a:font script="Geor" typeface="Sylfaen"/>
+        <a:font script="Armn" typeface="Arial"/>
+        <a:font script="Bugi" typeface="Leelawadee UI"/>
+        <a:font script="Bopo" typeface="Microsoft JhengHei"/>
+        <a:font script="Java" typeface="Javanese Text"/>
+        <a:font script="Lisu" typeface="Segoe UI"/>
+        <a:font script="Mymr" typeface="Myanmar Text"/>
+        <a:font script="Nkoo" typeface="Ebrima"/>
+        <a:font script="Olck" typeface="Nirmala UI"/>
+        <a:font script="Osma" typeface="Ebrima"/>
+        <a:font script="Phag" typeface="Phagspa"/>
+        <a:font script="Syrn" typeface="Estrangelo Edessa"/>
+        <a:font script="Syrj" typeface="Estrangelo Edessa"/>
+        <a:font script="Syre" typeface="Estrangelo Edessa"/>
+        <a:font script="Sora" typeface="Nirmala UI"/>
+        <a:font script="Tale" typeface="Microsoft Tai Le"/>
+        <a:font script="Talu" typeface="Microsoft New Tai Lue"/>
+        <a:font script="Tfng" typeface="Ebrima"/>
       </a:minorFont>
     </a:fontScheme>
     <a:fmtScheme name="Office">
@@ -10198,200 +8475,141 @@
           <a:gsLst>
             <a:gs pos="0">
               <a:schemeClr val="phClr">
-                <a:tint val="50000"/>
-                <a:satMod val="300000"/>
+                <a:lumMod val="110000"/>
+                <a:satMod val="105000"/>
+                <a:tint val="67000"/>
               </a:schemeClr>
             </a:gs>
-            <a:gs pos="35000">
+            <a:gs pos="50000">
               <a:schemeClr val="phClr">
-                <a:tint val="37000"/>
-                <a:satMod val="300000"/>
+                <a:lumMod val="105000"/>
+                <a:satMod val="103000"/>
+                <a:tint val="73000"/>
               </a:schemeClr>
             </a:gs>
             <a:gs pos="100000">
               <a:schemeClr val="phClr">
-                <a:tint val="15000"/>
-                <a:satMod val="350000"/>
+                <a:lumMod val="105000"/>
+                <a:satMod val="109000"/>
+                <a:tint val="81000"/>
               </a:schemeClr>
             </a:gs>
           </a:gsLst>
-          <a:lin ang="16200000" scaled="1"/>
+          <a:lin ang="5400000" scaled="0"/>
         </a:gradFill>
         <a:gradFill rotWithShape="1">
           <a:gsLst>
             <a:gs pos="0">
               <a:schemeClr val="phClr">
-                <a:tint val="100000"/>
+                <a:satMod val="103000"/>
+                <a:lumMod val="102000"/>
+                <a:tint val="94000"/>
+              </a:schemeClr>
+            </a:gs>
+            <a:gs pos="50000">
+              <a:schemeClr val="phClr">
+                <a:satMod val="110000"/>
+                <a:lumMod val="100000"/>
                 <a:shade val="100000"/>
-                <a:satMod val="130000"/>
               </a:schemeClr>
             </a:gs>
             <a:gs pos="100000">
               <a:schemeClr val="phClr">
-                <a:tint val="50000"/>
-                <a:shade val="100000"/>
-                <a:satMod val="350000"/>
+                <a:lumMod val="99000"/>
+                <a:satMod val="120000"/>
+                <a:shade val="78000"/>
               </a:schemeClr>
             </a:gs>
           </a:gsLst>
-          <a:lin ang="16200000" scaled="0"/>
+          <a:lin ang="5400000" scaled="0"/>
         </a:gradFill>
       </a:fillStyleLst>
       <a:lnStyleLst>
-        <a:ln w="9525" cap="flat" cmpd="sng" algn="ctr">
-          <a:solidFill>
-            <a:schemeClr val="phClr">
-              <a:shade val="95000"/>
-              <a:satMod val="105000"/>
-            </a:schemeClr>
-          </a:solidFill>
-          <a:prstDash val="solid"/>
-        </a:ln>
-        <a:ln w="25400" cap="flat" cmpd="sng" algn="ctr">
+        <a:ln w="6350" cap="flat" cmpd="sng" algn="ctr">
           <a:solidFill>
             <a:schemeClr val="phClr"/>
           </a:solidFill>
           <a:prstDash val="solid"/>
+          <a:miter lim="800000"/>
         </a:ln>
-        <a:ln w="38100" cap="flat" cmpd="sng" algn="ctr">
+        <a:ln w="12700" cap="flat" cmpd="sng" algn="ctr">
           <a:solidFill>
             <a:schemeClr val="phClr"/>
           </a:solidFill>
           <a:prstDash val="solid"/>
+          <a:miter lim="800000"/>
+        </a:ln>
+        <a:ln w="19050" cap="flat" cmpd="sng" algn="ctr">
+          <a:solidFill>
+            <a:schemeClr val="phClr"/>
+          </a:solidFill>
+          <a:prstDash val="solid"/>
+          <a:miter lim="800000"/>
         </a:ln>
       </a:lnStyleLst>
       <a:effectStyleLst>
         <a:effectStyle>
+          <a:effectLst/>
+        </a:effectStyle>
+        <a:effectStyle>
+          <a:effectLst/>
+        </a:effectStyle>
+        <a:effectStyle>
           <a:effectLst>
-            <a:outerShdw blurRad="40000" dist="20000" dir="5400000" rotWithShape="0">
+            <a:outerShdw blurRad="57150" dist="19050" dir="5400000" algn="ctr" rotWithShape="0">
               <a:srgbClr val="000000">
-                <a:alpha val="38000"/>
+                <a:alpha val="63000"/>
               </a:srgbClr>
             </a:outerShdw>
           </a:effectLst>
-        </a:effectStyle>
-        <a:effectStyle>
-          <a:effectLst>
-            <a:outerShdw blurRad="40000" dist="23000" dir="5400000" rotWithShape="0">
-              <a:srgbClr val="000000">
-                <a:alpha val="35000"/>
-              </a:srgbClr>
-            </a:outerShdw>
-          </a:effectLst>
-        </a:effectStyle>
-        <a:effectStyle>
-          <a:effectLst>
-            <a:outerShdw blurRad="40000" dist="23000" dir="5400000" rotWithShape="0">
-              <a:srgbClr val="000000">
-                <a:alpha val="35000"/>
-              </a:srgbClr>
-            </a:outerShdw>
-          </a:effectLst>
-          <a:scene3d>
-            <a:camera prst="orthographicFront">
-              <a:rot lat="0" lon="0" rev="0"/>
-            </a:camera>
-            <a:lightRig rig="threePt" dir="t">
-              <a:rot lat="0" lon="0" rev="1200000"/>
-            </a:lightRig>
-          </a:scene3d>
-          <a:sp3d>
-            <a:bevelT w="63500" h="25400"/>
-          </a:sp3d>
         </a:effectStyle>
       </a:effectStyleLst>
       <a:bgFillStyleLst>
         <a:solidFill>
           <a:schemeClr val="phClr"/>
         </a:solidFill>
+        <a:solidFill>
+          <a:schemeClr val="phClr">
+            <a:tint val="95000"/>
+            <a:satMod val="170000"/>
+          </a:schemeClr>
+        </a:solidFill>
         <a:gradFill rotWithShape="1">
           <a:gsLst>
             <a:gs pos="0">
               <a:schemeClr val="phClr">
-                <a:tint val="40000"/>
-                <a:satMod val="350000"/>
+                <a:tint val="93000"/>
+                <a:satMod val="150000"/>
+                <a:shade val="98000"/>
+                <a:lumMod val="102000"/>
               </a:schemeClr>
             </a:gs>
-            <a:gs pos="40000">
+            <a:gs pos="50000">
               <a:schemeClr val="phClr">
-                <a:tint val="45000"/>
-                <a:shade val="99000"/>
-                <a:satMod val="350000"/>
+                <a:tint val="98000"/>
+                <a:satMod val="130000"/>
+                <a:shade val="90000"/>
+                <a:lumMod val="103000"/>
               </a:schemeClr>
             </a:gs>
             <a:gs pos="100000">
               <a:schemeClr val="phClr">
-                <a:shade val="20000"/>
-                <a:satMod val="255000"/>
+                <a:shade val="63000"/>
+                <a:satMod val="120000"/>
               </a:schemeClr>
             </a:gs>
           </a:gsLst>
-          <a:path path="circle">
-            <a:fillToRect l="50000" t="-80000" r="50000" b="180000"/>
-          </a:path>
-        </a:gradFill>
-        <a:gradFill rotWithShape="1">
-          <a:gsLst>
-            <a:gs pos="0">
-              <a:schemeClr val="phClr">
-                <a:tint val="80000"/>
-                <a:satMod val="300000"/>
-              </a:schemeClr>
-            </a:gs>
-            <a:gs pos="100000">
-              <a:schemeClr val="phClr">
-                <a:shade val="30000"/>
-                <a:satMod val="200000"/>
-              </a:schemeClr>
-            </a:gs>
-          </a:gsLst>
-          <a:path path="circle">
-            <a:fillToRect l="50000" t="50000" r="50000" b="50000"/>
-          </a:path>
+          <a:lin ang="5400000" scaled="0"/>
         </a:gradFill>
       </a:bgFillStyleLst>
     </a:fmtScheme>
   </a:themeElements>
-  <a:objectDefaults>
-    <a:spDef>
-      <a:spPr/>
-      <a:bodyPr/>
-      <a:lstStyle/>
-      <a:style>
-        <a:lnRef idx="1">
-          <a:schemeClr val="accent1"/>
-        </a:lnRef>
-        <a:fillRef idx="3">
-          <a:schemeClr val="accent1"/>
-        </a:fillRef>
-        <a:effectRef idx="2">
-          <a:schemeClr val="accent1"/>
-        </a:effectRef>
-        <a:fontRef idx="minor">
-          <a:schemeClr val="lt1"/>
-        </a:fontRef>
-      </a:style>
-    </a:spDef>
-    <a:lnDef>
-      <a:spPr/>
-      <a:bodyPr/>
-      <a:lstStyle/>
-      <a:style>
-        <a:lnRef idx="2">
-          <a:schemeClr val="accent1"/>
-        </a:lnRef>
-        <a:fillRef idx="0">
-          <a:schemeClr val="accent1"/>
-        </a:fillRef>
-        <a:effectRef idx="1">
-          <a:schemeClr val="accent1"/>
-        </a:effectRef>
-        <a:fontRef idx="minor">
-          <a:schemeClr val="tx1"/>
-        </a:fontRef>
-      </a:style>
-    </a:lnDef>
-  </a:objectDefaults>
+  <a:objectDefaults/>
   <a:extraClrSchemeLst/>
+  <a:extLst>
+    <a:ext uri="{05A4C25C-085E-4340-85A3-A5531E510DB2}">
+      <thm15:themeFamily xmlns:thm15="http://schemas.microsoft.com/office/thememl/2012/main" name="Office Theme" id="{2E142A2C-CD16-42D6-873A-C26D2A0506FA}" vid="{1BDDFF52-6CD6-40A5-AB3C-68EB2F1E4D0A}"/>
+    </a:ext>
+  </a:extLst>
 </a:theme>
 </file>